--- a/assets/matic-due-diligence-template.docx
+++ b/assets/matic-due-diligence-template.docx
@@ -62,7 +62,7 @@
               <w:rPr>
                 <w:rFonts w:ascii="Times New Roman" w:hAnsi="Times New Roman" w:eastAsia="方正仿宋_GBK" w:cs="Times New Roman"/>
                 <w:b/>
-                <w:sz w:val="18"/>
+                <w:sz w:val="21"/>
               </w:rPr>
               <w:t>项目名称</w:t>
             </w:r>
@@ -84,7 +84,7 @@
               <w:rPr>
                 <w:rFonts w:ascii="Times New Roman" w:hAnsi="Times New Roman" w:eastAsia="方正仿宋_GBK" w:cs="Times New Roman"/>
                 <w:b w:val="0"/>
-                <w:sz w:val="18"/>
+                <w:sz w:val="21"/>
               </w:rPr>
               <w:t>[项目名称]</w:t>
             </w:r>
@@ -108,7 +108,7 @@
               <w:rPr>
                 <w:rFonts w:ascii="Times New Roman" w:hAnsi="Times New Roman" w:eastAsia="方正仿宋_GBK" w:cs="Times New Roman"/>
                 <w:b/>
-                <w:sz w:val="18"/>
+                <w:sz w:val="21"/>
               </w:rPr>
               <w:t>报告版本</w:t>
             </w:r>
@@ -130,7 +130,7 @@
               <w:rPr>
                 <w:rFonts w:ascii="Times New Roman" w:hAnsi="Times New Roman" w:eastAsia="方正仿宋_GBK" w:cs="Times New Roman"/>
                 <w:b w:val="0"/>
-                <w:sz w:val="18"/>
+                <w:sz w:val="21"/>
               </w:rPr>
               <w:t>V1.0</w:t>
             </w:r>
@@ -154,7 +154,7 @@
               <w:rPr>
                 <w:rFonts w:ascii="Times New Roman" w:hAnsi="Times New Roman" w:eastAsia="方正仿宋_GBK" w:cs="Times New Roman"/>
                 <w:b/>
-                <w:sz w:val="18"/>
+                <w:sz w:val="21"/>
               </w:rPr>
               <w:t>尽调状态</w:t>
             </w:r>
@@ -176,7 +176,7 @@
               <w:rPr>
                 <w:rFonts w:ascii="Times New Roman" w:hAnsi="Times New Roman" w:eastAsia="方正仿宋_GBK" w:cs="Times New Roman"/>
                 <w:b w:val="0"/>
-                <w:sz w:val="18"/>
+                <w:sz w:val="21"/>
               </w:rPr>
               <w:t>初筛中</w:t>
             </w:r>
@@ -200,7 +200,7 @@
               <w:rPr>
                 <w:rFonts w:ascii="Times New Roman" w:hAnsi="Times New Roman" w:eastAsia="方正仿宋_GBK" w:cs="Times New Roman"/>
                 <w:b/>
-                <w:sz w:val="18"/>
+                <w:sz w:val="21"/>
               </w:rPr>
               <w:t>报告日期</w:t>
             </w:r>
@@ -222,7 +222,7 @@
               <w:rPr>
                 <w:rFonts w:ascii="Times New Roman" w:hAnsi="Times New Roman" w:eastAsia="方正仿宋_GBK" w:cs="Times New Roman"/>
                 <w:b w:val="0"/>
-                <w:sz w:val="18"/>
+                <w:sz w:val="21"/>
               </w:rPr>
               <w:t>[YYYY年MM月DD日]</w:t>
             </w:r>
@@ -297,7 +297,7 @@
               <w:rPr>
                 <w:rFonts w:ascii="Times New Roman" w:hAnsi="Times New Roman" w:eastAsia="方正仿宋_GBK" w:cs="Times New Roman"/>
                 <w:b/>
-                <w:sz w:val="18"/>
+                <w:sz w:val="21"/>
               </w:rPr>
               <w:t>项目定义</w:t>
             </w:r>
@@ -318,7 +318,7 @@
               <w:rPr>
                 <w:rFonts w:ascii="Times New Roman" w:hAnsi="Times New Roman" w:eastAsia="方正仿宋_GBK" w:cs="Times New Roman"/>
                 <w:b/>
-                <w:sz w:val="18"/>
+                <w:sz w:val="21"/>
               </w:rPr>
               <w:t>[一句话说明项目、产品和适应证]</w:t>
             </w:r>
@@ -355,7 +355,7 @@
               <w:rPr>
                 <w:rFonts w:ascii="Times New Roman" w:hAnsi="Times New Roman" w:eastAsia="方正仿宋_GBK" w:cs="Times New Roman"/>
                 <w:b/>
-                <w:sz w:val="18"/>
+                <w:sz w:val="21"/>
               </w:rPr>
               <w:t>尽调建议</w:t>
             </w:r>
@@ -376,7 +376,7 @@
               <w:rPr>
                 <w:rFonts w:ascii="Times New Roman" w:hAnsi="Times New Roman" w:eastAsia="方正仿宋_GBK" w:cs="Times New Roman"/>
                 <w:b/>
-                <w:sz w:val="18"/>
+                <w:sz w:val="21"/>
               </w:rPr>
               <w:t>[建议推进/有条件推进/暂缓推进/不建议推进等，并说明关键前置条件]</w:t>
             </w:r>
@@ -414,7 +414,7 @@
               <w:rPr>
                 <w:rFonts w:ascii="Times New Roman" w:hAnsi="Times New Roman" w:eastAsia="方正仿宋_GBK" w:cs="Times New Roman"/>
                 <w:b/>
-                <w:sz w:val="18"/>
+                <w:sz w:val="21"/>
               </w:rPr>
               <w:t>核心价值</w:t>
             </w:r>
@@ -435,7 +435,7 @@
               <w:rPr>
                 <w:rFonts w:ascii="Times New Roman" w:hAnsi="Times New Roman" w:eastAsia="方正仿宋_GBK" w:cs="Times New Roman"/>
                 <w:b/>
-                <w:sz w:val="18"/>
+                <w:sz w:val="21"/>
               </w:rPr>
               <w:t>临床意义与技术创新性</w:t>
             </w:r>
@@ -456,7 +456,7 @@
               <w:rPr>
                 <w:rFonts w:ascii="Times New Roman" w:hAnsi="Times New Roman" w:eastAsia="方正仿宋_GBK" w:cs="Times New Roman"/>
                 <w:b/>
-                <w:sz w:val="18"/>
+                <w:sz w:val="21"/>
               </w:rPr>
               <w:t>下一步动作</w:t>
             </w:r>
@@ -479,7 +479,7 @@
               <w:rPr>
                 <w:rFonts w:ascii="Times New Roman" w:hAnsi="Times New Roman" w:eastAsia="方正仿宋_GBK" w:cs="Times New Roman"/>
                 <w:b w:val="0"/>
-                <w:sz w:val="18"/>
+                <w:sz w:val="21"/>
               </w:rPr>
               <w:t>[待填写]</w:t>
             </w:r>
@@ -500,7 +500,7 @@
               <w:rPr>
                 <w:rFonts w:ascii="Times New Roman" w:hAnsi="Times New Roman" w:eastAsia="方正仿宋_GBK" w:cs="Times New Roman"/>
                 <w:b w:val="0"/>
-                <w:sz w:val="18"/>
+                <w:sz w:val="21"/>
               </w:rPr>
               <w:t>[待填写]</w:t>
             </w:r>
@@ -521,7 +521,7 @@
               <w:rPr>
                 <w:rFonts w:ascii="Times New Roman" w:hAnsi="Times New Roman" w:eastAsia="方正仿宋_GBK" w:cs="Times New Roman"/>
                 <w:b w:val="0"/>
-                <w:sz w:val="18"/>
+                <w:sz w:val="21"/>
               </w:rPr>
               <w:t>[待填写]</w:t>
             </w:r>
@@ -559,7 +559,7 @@
               <w:rPr>
                 <w:rFonts w:ascii="Times New Roman" w:hAnsi="Times New Roman" w:eastAsia="方正仿宋_GBK" w:cs="Times New Roman"/>
                 <w:b/>
-                <w:sz w:val="18"/>
+                <w:sz w:val="21"/>
               </w:rPr>
               <w:t>核心优势</w:t>
             </w:r>
@@ -580,7 +580,7 @@
               <w:rPr>
                 <w:rFonts w:ascii="Times New Roman" w:hAnsi="Times New Roman" w:eastAsia="方正仿宋_GBK" w:cs="Times New Roman"/>
                 <w:b/>
-                <w:sz w:val="18"/>
+                <w:sz w:val="21"/>
               </w:rPr>
               <w:t>核心风险</w:t>
             </w:r>
@@ -601,7 +601,7 @@
               <w:rPr>
                 <w:rFonts w:ascii="Times New Roman" w:hAnsi="Times New Roman" w:eastAsia="方正仿宋_GBK" w:cs="Times New Roman"/>
                 <w:b/>
-                <w:sz w:val="18"/>
+                <w:sz w:val="21"/>
               </w:rPr>
               <w:t>一票否决状态</w:t>
             </w:r>
@@ -624,7 +624,7 @@
               <w:rPr>
                 <w:rFonts w:ascii="Times New Roman" w:hAnsi="Times New Roman" w:eastAsia="方正仿宋_GBK" w:cs="Times New Roman"/>
                 <w:b w:val="0"/>
-                <w:sz w:val="18"/>
+                <w:sz w:val="21"/>
               </w:rPr>
               <w:t>[待填写]</w:t>
             </w:r>
@@ -645,7 +645,7 @@
               <w:rPr>
                 <w:rFonts w:ascii="Times New Roman" w:hAnsi="Times New Roman" w:eastAsia="方正仿宋_GBK" w:cs="Times New Roman"/>
                 <w:b w:val="0"/>
-                <w:sz w:val="18"/>
+                <w:sz w:val="21"/>
               </w:rPr>
               <w:t>[待填写]</w:t>
             </w:r>
@@ -666,7 +666,7 @@
               <w:rPr>
                 <w:rFonts w:ascii="Times New Roman" w:hAnsi="Times New Roman" w:eastAsia="方正仿宋_GBK" w:cs="Times New Roman"/>
                 <w:b w:val="0"/>
-                <w:sz w:val="18"/>
+                <w:sz w:val="21"/>
               </w:rPr>
               <w:t>[待填写]</w:t>
             </w:r>
@@ -689,7 +689,7 @@
               <w:rPr>
                 <w:rFonts w:ascii="Times New Roman" w:hAnsi="Times New Roman" w:eastAsia="方正仿宋_GBK" w:cs="Times New Roman"/>
                 <w:b w:val="0"/>
-                <w:sz w:val="18"/>
+                <w:sz w:val="21"/>
               </w:rPr>
               <w:t>[待填写]</w:t>
             </w:r>
@@ -710,7 +710,7 @@
               <w:rPr>
                 <w:rFonts w:ascii="Times New Roman" w:hAnsi="Times New Roman" w:eastAsia="方正仿宋_GBK" w:cs="Times New Roman"/>
                 <w:b w:val="0"/>
-                <w:sz w:val="18"/>
+                <w:sz w:val="21"/>
               </w:rPr>
               <w:t>[待填写]</w:t>
             </w:r>
@@ -731,7 +731,7 @@
               <w:rPr>
                 <w:rFonts w:ascii="Times New Roman" w:hAnsi="Times New Roman" w:eastAsia="方正仿宋_GBK" w:cs="Times New Roman"/>
                 <w:b w:val="0"/>
-                <w:sz w:val="18"/>
+                <w:sz w:val="21"/>
               </w:rPr>
               <w:t>[待填写]</w:t>
             </w:r>
@@ -769,7 +769,7 @@
               <w:rPr>
                 <w:rFonts w:ascii="Times New Roman" w:hAnsi="Times New Roman" w:eastAsia="方正仿宋_GBK" w:cs="Times New Roman"/>
                 <w:b/>
-                <w:sz w:val="18"/>
+                <w:sz w:val="21"/>
               </w:rPr>
               <w:t>评价维度</w:t>
             </w:r>
@@ -790,7 +790,7 @@
               <w:rPr>
                 <w:rFonts w:ascii="Times New Roman" w:hAnsi="Times New Roman" w:eastAsia="方正仿宋_GBK" w:cs="Times New Roman"/>
                 <w:b/>
-                <w:sz w:val="18"/>
+                <w:sz w:val="21"/>
               </w:rPr>
               <w:t>星级</w:t>
             </w:r>
@@ -811,7 +811,7 @@
               <w:rPr>
                 <w:rFonts w:ascii="Times New Roman" w:hAnsi="Times New Roman" w:eastAsia="方正仿宋_GBK" w:cs="Times New Roman"/>
                 <w:b/>
-                <w:sz w:val="18"/>
+                <w:sz w:val="21"/>
               </w:rPr>
               <w:t>主要依据</w:t>
             </w:r>
@@ -834,7 +834,7 @@
               <w:rPr>
                 <w:rFonts w:ascii="Times New Roman" w:hAnsi="Times New Roman" w:eastAsia="方正仿宋_GBK" w:cs="Times New Roman"/>
                 <w:b w:val="0"/>
-                <w:sz w:val="18"/>
+                <w:sz w:val="21"/>
               </w:rPr>
               <w:t>[待填写]</w:t>
             </w:r>
@@ -855,7 +855,7 @@
               <w:rPr>
                 <w:rFonts w:ascii="Times New Roman" w:hAnsi="Times New Roman" w:eastAsia="方正仿宋_GBK" w:cs="Times New Roman"/>
                 <w:b w:val="0"/>
-                <w:sz w:val="18"/>
+                <w:sz w:val="21"/>
               </w:rPr>
               <w:t>[待填写]</w:t>
             </w:r>
@@ -876,7 +876,7 @@
               <w:rPr>
                 <w:rFonts w:ascii="Times New Roman" w:hAnsi="Times New Roman" w:eastAsia="方正仿宋_GBK" w:cs="Times New Roman"/>
                 <w:b w:val="0"/>
-                <w:sz w:val="18"/>
+                <w:sz w:val="21"/>
               </w:rPr>
               <w:t>[待填写]</w:t>
             </w:r>
@@ -899,7 +899,7 @@
               <w:rPr>
                 <w:rFonts w:ascii="Times New Roman" w:hAnsi="Times New Roman" w:eastAsia="方正仿宋_GBK" w:cs="Times New Roman"/>
                 <w:b w:val="0"/>
-                <w:sz w:val="18"/>
+                <w:sz w:val="21"/>
               </w:rPr>
               <w:t>[待填写]</w:t>
             </w:r>
@@ -920,7 +920,7 @@
               <w:rPr>
                 <w:rFonts w:ascii="Times New Roman" w:hAnsi="Times New Roman" w:eastAsia="方正仿宋_GBK" w:cs="Times New Roman"/>
                 <w:b w:val="0"/>
-                <w:sz w:val="18"/>
+                <w:sz w:val="21"/>
               </w:rPr>
               <w:t>[待填写]</w:t>
             </w:r>
@@ -941,7 +941,7 @@
               <w:rPr>
                 <w:rFonts w:ascii="Times New Roman" w:hAnsi="Times New Roman" w:eastAsia="方正仿宋_GBK" w:cs="Times New Roman"/>
                 <w:b w:val="0"/>
-                <w:sz w:val="18"/>
+                <w:sz w:val="21"/>
               </w:rPr>
               <w:t>[待填写]</w:t>
             </w:r>
@@ -964,7 +964,7 @@
               <w:rPr>
                 <w:rFonts w:ascii="Times New Roman" w:hAnsi="Times New Roman" w:eastAsia="方正仿宋_GBK" w:cs="Times New Roman"/>
                 <w:b w:val="0"/>
-                <w:sz w:val="18"/>
+                <w:sz w:val="21"/>
               </w:rPr>
               <w:t>[待填写]</w:t>
             </w:r>
@@ -985,7 +985,7 @@
               <w:rPr>
                 <w:rFonts w:ascii="Times New Roman" w:hAnsi="Times New Roman" w:eastAsia="方正仿宋_GBK" w:cs="Times New Roman"/>
                 <w:b w:val="0"/>
-                <w:sz w:val="18"/>
+                <w:sz w:val="21"/>
               </w:rPr>
               <w:t>[待填写]</w:t>
             </w:r>
@@ -1006,7 +1006,7 @@
               <w:rPr>
                 <w:rFonts w:ascii="Times New Roman" w:hAnsi="Times New Roman" w:eastAsia="方正仿宋_GBK" w:cs="Times New Roman"/>
                 <w:b w:val="0"/>
-                <w:sz w:val="18"/>
+                <w:sz w:val="21"/>
               </w:rPr>
               <w:t>[待填写]</w:t>
             </w:r>
@@ -1029,7 +1029,7 @@
               <w:rPr>
                 <w:rFonts w:ascii="Times New Roman" w:hAnsi="Times New Roman" w:eastAsia="方正仿宋_GBK" w:cs="Times New Roman"/>
                 <w:b w:val="0"/>
-                <w:sz w:val="18"/>
+                <w:sz w:val="21"/>
               </w:rPr>
               <w:t>[待填写]</w:t>
             </w:r>
@@ -1050,7 +1050,7 @@
               <w:rPr>
                 <w:rFonts w:ascii="Times New Roman" w:hAnsi="Times New Roman" w:eastAsia="方正仿宋_GBK" w:cs="Times New Roman"/>
                 <w:b w:val="0"/>
-                <w:sz w:val="18"/>
+                <w:sz w:val="21"/>
               </w:rPr>
               <w:t>[待填写]</w:t>
             </w:r>
@@ -1071,7 +1071,7 @@
               <w:rPr>
                 <w:rFonts w:ascii="Times New Roman" w:hAnsi="Times New Roman" w:eastAsia="方正仿宋_GBK" w:cs="Times New Roman"/>
                 <w:b w:val="0"/>
-                <w:sz w:val="18"/>
+                <w:sz w:val="21"/>
               </w:rPr>
               <w:t>[待填写]</w:t>
             </w:r>
@@ -1094,7 +1094,7 @@
               <w:rPr>
                 <w:rFonts w:ascii="Times New Roman" w:hAnsi="Times New Roman" w:eastAsia="方正仿宋_GBK" w:cs="Times New Roman"/>
                 <w:b w:val="0"/>
-                <w:sz w:val="18"/>
+                <w:sz w:val="21"/>
               </w:rPr>
               <w:t>[待填写]</w:t>
             </w:r>
@@ -1115,7 +1115,7 @@
               <w:rPr>
                 <w:rFonts w:ascii="Times New Roman" w:hAnsi="Times New Roman" w:eastAsia="方正仿宋_GBK" w:cs="Times New Roman"/>
                 <w:b w:val="0"/>
-                <w:sz w:val="18"/>
+                <w:sz w:val="21"/>
               </w:rPr>
               <w:t>[待填写]</w:t>
             </w:r>
@@ -1136,7 +1136,7 @@
               <w:rPr>
                 <w:rFonts w:ascii="Times New Roman" w:hAnsi="Times New Roman" w:eastAsia="方正仿宋_GBK" w:cs="Times New Roman"/>
                 <w:b w:val="0"/>
-                <w:sz w:val="18"/>
+                <w:sz w:val="21"/>
               </w:rPr>
               <w:t>[待填写]</w:t>
             </w:r>
@@ -1159,7 +1159,7 @@
               <w:rPr>
                 <w:rFonts w:ascii="Times New Roman" w:hAnsi="Times New Roman" w:eastAsia="方正仿宋_GBK" w:cs="Times New Roman"/>
                 <w:b w:val="0"/>
-                <w:sz w:val="18"/>
+                <w:sz w:val="21"/>
               </w:rPr>
               <w:t>[待填写]</w:t>
             </w:r>
@@ -1180,7 +1180,7 @@
               <w:rPr>
                 <w:rFonts w:ascii="Times New Roman" w:hAnsi="Times New Roman" w:eastAsia="方正仿宋_GBK" w:cs="Times New Roman"/>
                 <w:b w:val="0"/>
-                <w:sz w:val="18"/>
+                <w:sz w:val="21"/>
               </w:rPr>
               <w:t>[待填写]</w:t>
             </w:r>
@@ -1201,7 +1201,7 @@
               <w:rPr>
                 <w:rFonts w:ascii="Times New Roman" w:hAnsi="Times New Roman" w:eastAsia="方正仿宋_GBK" w:cs="Times New Roman"/>
                 <w:b w:val="0"/>
-                <w:sz w:val="18"/>
+                <w:sz w:val="21"/>
               </w:rPr>
               <w:t>[待填写]</w:t>
             </w:r>
@@ -1224,7 +1224,7 @@
               <w:rPr>
                 <w:rFonts w:ascii="Times New Roman" w:hAnsi="Times New Roman" w:eastAsia="方正仿宋_GBK" w:cs="Times New Roman"/>
                 <w:b w:val="0"/>
-                <w:sz w:val="18"/>
+                <w:sz w:val="21"/>
               </w:rPr>
               <w:t>[待填写]</w:t>
             </w:r>
@@ -1245,7 +1245,7 @@
               <w:rPr>
                 <w:rFonts w:ascii="Times New Roman" w:hAnsi="Times New Roman" w:eastAsia="方正仿宋_GBK" w:cs="Times New Roman"/>
                 <w:b w:val="0"/>
-                <w:sz w:val="18"/>
+                <w:sz w:val="21"/>
               </w:rPr>
               <w:t>[待填写]</w:t>
             </w:r>
@@ -1266,7 +1266,7 @@
               <w:rPr>
                 <w:rFonts w:ascii="Times New Roman" w:hAnsi="Times New Roman" w:eastAsia="方正仿宋_GBK" w:cs="Times New Roman"/>
                 <w:b w:val="0"/>
-                <w:sz w:val="18"/>
+                <w:sz w:val="21"/>
               </w:rPr>
               <w:t>[待填写]</w:t>
             </w:r>
@@ -1289,7 +1289,7 @@
               <w:rPr>
                 <w:rFonts w:ascii="Times New Roman" w:hAnsi="Times New Roman" w:eastAsia="方正仿宋_GBK" w:cs="Times New Roman"/>
                 <w:b w:val="0"/>
-                <w:sz w:val="18"/>
+                <w:sz w:val="21"/>
               </w:rPr>
               <w:t>[待填写]</w:t>
             </w:r>
@@ -1310,7 +1310,7 @@
               <w:rPr>
                 <w:rFonts w:ascii="Times New Roman" w:hAnsi="Times New Roman" w:eastAsia="方正仿宋_GBK" w:cs="Times New Roman"/>
                 <w:b w:val="0"/>
-                <w:sz w:val="18"/>
+                <w:sz w:val="21"/>
               </w:rPr>
               <w:t>[待填写]</w:t>
             </w:r>
@@ -1331,7 +1331,7 @@
               <w:rPr>
                 <w:rFonts w:ascii="Times New Roman" w:hAnsi="Times New Roman" w:eastAsia="方正仿宋_GBK" w:cs="Times New Roman"/>
                 <w:b w:val="0"/>
-                <w:sz w:val="18"/>
+                <w:sz w:val="21"/>
               </w:rPr>
               <w:t>[待填写]</w:t>
             </w:r>
@@ -1339,45 +1339,6 @@
         </w:tc>
       </w:tr>
     </w:tbl>
-    <w:p>
-      <w:r>
-        <w:br w:type="page"/>
-      </w:r>
-    </w:p>
-    <w:p>
-      <w:pPr>
-        <w:pStyle w:val="MATICSubtitle"/>
-      </w:pPr>
-      <w:r>
-        <w:t>目录</w:t>
-      </w:r>
-    </w:p>
-    <w:p>
-      <w:pPr>
-        <w:spacing w:line="400" w:lineRule="exact"/>
-        <w:ind w:firstLine="0"/>
-      </w:pPr>
-      <w:r>
-        <w:fldChar w:fldCharType="begin" w:dirty="true"/>
-      </w:r>
-      <w:r>
-        <w:instrText xml:space="preserve"> TOC \o "1-3" \h \z \u </w:instrText>
-      </w:r>
-      <w:r>
-        <w:fldChar w:fldCharType="separate"/>
-      </w:r>
-      <w:r>
-        <w:rPr>
-          <w:rFonts w:ascii="Times New Roman" w:hAnsi="Times New Roman" w:eastAsia="方正仿宋_GBK" w:cs="Times New Roman"/>
-          <w:b w:val="0"/>
-          <w:sz w:val="21"/>
-        </w:rPr>
-        <w:t>打开文档后，如目录未自动刷新，请右键选择“更新域”。</w:t>
-      </w:r>
-      <w:r>
-        <w:fldChar w:fldCharType="end"/>
-      </w:r>
-    </w:p>
     <w:p>
       <w:r>
         <w:br w:type="page"/>
@@ -1437,7 +1398,7 @@
               <w:rPr>
                 <w:rFonts w:ascii="Times New Roman" w:hAnsi="Times New Roman" w:eastAsia="方正仿宋_GBK" w:cs="Times New Roman"/>
                 <w:b/>
-                <w:sz w:val="18"/>
+                <w:sz w:val="21"/>
               </w:rPr>
               <w:t>序号</w:t>
             </w:r>
@@ -1458,7 +1419,7 @@
               <w:rPr>
                 <w:rFonts w:ascii="Times New Roman" w:hAnsi="Times New Roman" w:eastAsia="方正仿宋_GBK" w:cs="Times New Roman"/>
                 <w:b/>
-                <w:sz w:val="18"/>
+                <w:sz w:val="21"/>
               </w:rPr>
               <w:t>BP关键主张</w:t>
             </w:r>
@@ -1479,7 +1440,7 @@
               <w:rPr>
                 <w:rFonts w:ascii="Times New Roman" w:hAnsi="Times New Roman" w:eastAsia="方正仿宋_GBK" w:cs="Times New Roman"/>
                 <w:b/>
-                <w:sz w:val="18"/>
+                <w:sz w:val="21"/>
               </w:rPr>
               <w:t>外部证据</w:t>
             </w:r>
@@ -1500,7 +1461,7 @@
               <w:rPr>
                 <w:rFonts w:ascii="Times New Roman" w:hAnsi="Times New Roman" w:eastAsia="方正仿宋_GBK" w:cs="Times New Roman"/>
                 <w:b/>
-                <w:sz w:val="18"/>
+                <w:sz w:val="21"/>
               </w:rPr>
               <w:t>核验结果</w:t>
             </w:r>
@@ -1521,7 +1482,7 @@
               <w:rPr>
                 <w:rFonts w:ascii="Times New Roman" w:hAnsi="Times New Roman" w:eastAsia="方正仿宋_GBK" w:cs="Times New Roman"/>
                 <w:b/>
-                <w:sz w:val="18"/>
+                <w:sz w:val="21"/>
               </w:rPr>
               <w:t>置信度</w:t>
             </w:r>
@@ -1542,7 +1503,7 @@
               <w:rPr>
                 <w:rFonts w:ascii="Times New Roman" w:hAnsi="Times New Roman" w:eastAsia="方正仿宋_GBK" w:cs="Times New Roman"/>
                 <w:b/>
-                <w:sz w:val="18"/>
+                <w:sz w:val="21"/>
               </w:rPr>
               <w:t>影响</w:t>
             </w:r>
@@ -1565,7 +1526,7 @@
               <w:rPr>
                 <w:rFonts w:ascii="Times New Roman" w:hAnsi="Times New Roman" w:eastAsia="方正仿宋_GBK" w:cs="Times New Roman"/>
                 <w:b w:val="0"/>
-                <w:sz w:val="18"/>
+                <w:sz w:val="21"/>
               </w:rPr>
               <w:t>[待填写]</w:t>
             </w:r>
@@ -1586,7 +1547,7 @@
               <w:rPr>
                 <w:rFonts w:ascii="Times New Roman" w:hAnsi="Times New Roman" w:eastAsia="方正仿宋_GBK" w:cs="Times New Roman"/>
                 <w:b w:val="0"/>
-                <w:sz w:val="18"/>
+                <w:sz w:val="21"/>
               </w:rPr>
               <w:t>[待填写]</w:t>
             </w:r>
@@ -1607,7 +1568,7 @@
               <w:rPr>
                 <w:rFonts w:ascii="Times New Roman" w:hAnsi="Times New Roman" w:eastAsia="方正仿宋_GBK" w:cs="Times New Roman"/>
                 <w:b w:val="0"/>
-                <w:sz w:val="18"/>
+                <w:sz w:val="21"/>
               </w:rPr>
               <w:t>[待填写]</w:t>
             </w:r>
@@ -1628,7 +1589,7 @@
               <w:rPr>
                 <w:rFonts w:ascii="Times New Roman" w:hAnsi="Times New Roman" w:eastAsia="方正仿宋_GBK" w:cs="Times New Roman"/>
                 <w:b w:val="0"/>
-                <w:sz w:val="18"/>
+                <w:sz w:val="21"/>
               </w:rPr>
               <w:t>[待填写]</w:t>
             </w:r>
@@ -1649,7 +1610,7 @@
               <w:rPr>
                 <w:rFonts w:ascii="Times New Roman" w:hAnsi="Times New Roman" w:eastAsia="方正仿宋_GBK" w:cs="Times New Roman"/>
                 <w:b w:val="0"/>
-                <w:sz w:val="18"/>
+                <w:sz w:val="21"/>
               </w:rPr>
               <w:t>[待填写]</w:t>
             </w:r>
@@ -1670,7 +1631,7 @@
               <w:rPr>
                 <w:rFonts w:ascii="Times New Roman" w:hAnsi="Times New Roman" w:eastAsia="方正仿宋_GBK" w:cs="Times New Roman"/>
                 <w:b w:val="0"/>
-                <w:sz w:val="18"/>
+                <w:sz w:val="21"/>
               </w:rPr>
               <w:t>[待填写]</w:t>
             </w:r>
@@ -1693,7 +1654,7 @@
               <w:rPr>
                 <w:rFonts w:ascii="Times New Roman" w:hAnsi="Times New Roman" w:eastAsia="方正仿宋_GBK" w:cs="Times New Roman"/>
                 <w:b w:val="0"/>
-                <w:sz w:val="18"/>
+                <w:sz w:val="21"/>
               </w:rPr>
               <w:t>[待填写]</w:t>
             </w:r>
@@ -1714,7 +1675,7 @@
               <w:rPr>
                 <w:rFonts w:ascii="Times New Roman" w:hAnsi="Times New Roman" w:eastAsia="方正仿宋_GBK" w:cs="Times New Roman"/>
                 <w:b w:val="0"/>
-                <w:sz w:val="18"/>
+                <w:sz w:val="21"/>
               </w:rPr>
               <w:t>[待填写]</w:t>
             </w:r>
@@ -1735,7 +1696,7 @@
               <w:rPr>
                 <w:rFonts w:ascii="Times New Roman" w:hAnsi="Times New Roman" w:eastAsia="方正仿宋_GBK" w:cs="Times New Roman"/>
                 <w:b w:val="0"/>
-                <w:sz w:val="18"/>
+                <w:sz w:val="21"/>
               </w:rPr>
               <w:t>[待填写]</w:t>
             </w:r>
@@ -1756,7 +1717,7 @@
               <w:rPr>
                 <w:rFonts w:ascii="Times New Roman" w:hAnsi="Times New Roman" w:eastAsia="方正仿宋_GBK" w:cs="Times New Roman"/>
                 <w:b w:val="0"/>
-                <w:sz w:val="18"/>
+                <w:sz w:val="21"/>
               </w:rPr>
               <w:t>[待填写]</w:t>
             </w:r>
@@ -1777,7 +1738,7 @@
               <w:rPr>
                 <w:rFonts w:ascii="Times New Roman" w:hAnsi="Times New Roman" w:eastAsia="方正仿宋_GBK" w:cs="Times New Roman"/>
                 <w:b w:val="0"/>
-                <w:sz w:val="18"/>
+                <w:sz w:val="21"/>
               </w:rPr>
               <w:t>[待填写]</w:t>
             </w:r>
@@ -1798,7 +1759,7 @@
               <w:rPr>
                 <w:rFonts w:ascii="Times New Roman" w:hAnsi="Times New Roman" w:eastAsia="方正仿宋_GBK" w:cs="Times New Roman"/>
                 <w:b w:val="0"/>
-                <w:sz w:val="18"/>
+                <w:sz w:val="21"/>
               </w:rPr>
               <w:t>[待填写]</w:t>
             </w:r>
@@ -1821,7 +1782,7 @@
               <w:rPr>
                 <w:rFonts w:ascii="Times New Roman" w:hAnsi="Times New Roman" w:eastAsia="方正仿宋_GBK" w:cs="Times New Roman"/>
                 <w:b w:val="0"/>
-                <w:sz w:val="18"/>
+                <w:sz w:val="21"/>
               </w:rPr>
               <w:t>[待填写]</w:t>
             </w:r>
@@ -1842,7 +1803,7 @@
               <w:rPr>
                 <w:rFonts w:ascii="Times New Roman" w:hAnsi="Times New Roman" w:eastAsia="方正仿宋_GBK" w:cs="Times New Roman"/>
                 <w:b w:val="0"/>
-                <w:sz w:val="18"/>
+                <w:sz w:val="21"/>
               </w:rPr>
               <w:t>[待填写]</w:t>
             </w:r>
@@ -1863,7 +1824,7 @@
               <w:rPr>
                 <w:rFonts w:ascii="Times New Roman" w:hAnsi="Times New Roman" w:eastAsia="方正仿宋_GBK" w:cs="Times New Roman"/>
                 <w:b w:val="0"/>
-                <w:sz w:val="18"/>
+                <w:sz w:val="21"/>
               </w:rPr>
               <w:t>[待填写]</w:t>
             </w:r>
@@ -1884,7 +1845,7 @@
               <w:rPr>
                 <w:rFonts w:ascii="Times New Roman" w:hAnsi="Times New Roman" w:eastAsia="方正仿宋_GBK" w:cs="Times New Roman"/>
                 <w:b w:val="0"/>
-                <w:sz w:val="18"/>
+                <w:sz w:val="21"/>
               </w:rPr>
               <w:t>[待填写]</w:t>
             </w:r>
@@ -1905,7 +1866,7 @@
               <w:rPr>
                 <w:rFonts w:ascii="Times New Roman" w:hAnsi="Times New Roman" w:eastAsia="方正仿宋_GBK" w:cs="Times New Roman"/>
                 <w:b w:val="0"/>
-                <w:sz w:val="18"/>
+                <w:sz w:val="21"/>
               </w:rPr>
               <w:t>[待填写]</w:t>
             </w:r>
@@ -1926,7 +1887,7 @@
               <w:rPr>
                 <w:rFonts w:ascii="Times New Roman" w:hAnsi="Times New Roman" w:eastAsia="方正仿宋_GBK" w:cs="Times New Roman"/>
                 <w:b w:val="0"/>
-                <w:sz w:val="18"/>
+                <w:sz w:val="21"/>
               </w:rPr>
               <w:t>[待填写]</w:t>
             </w:r>
@@ -2052,7 +2013,7 @@
               <w:rPr>
                 <w:rFonts w:ascii="Times New Roman" w:hAnsi="Times New Roman" w:eastAsia="方正仿宋_GBK" w:cs="Times New Roman"/>
                 <w:b/>
-                <w:sz w:val="18"/>
+                <w:sz w:val="21"/>
               </w:rPr>
               <w:t>方案</w:t>
             </w:r>
@@ -2073,7 +2034,7 @@
               <w:rPr>
                 <w:rFonts w:ascii="Times New Roman" w:hAnsi="Times New Roman" w:eastAsia="方正仿宋_GBK" w:cs="Times New Roman"/>
                 <w:b/>
-                <w:sz w:val="18"/>
+                <w:sz w:val="21"/>
               </w:rPr>
               <w:t>类型</w:t>
             </w:r>
@@ -2094,7 +2055,7 @@
               <w:rPr>
                 <w:rFonts w:ascii="Times New Roman" w:hAnsi="Times New Roman" w:eastAsia="方正仿宋_GBK" w:cs="Times New Roman"/>
                 <w:b/>
-                <w:sz w:val="18"/>
+                <w:sz w:val="21"/>
               </w:rPr>
               <w:t>注册/应用状态</w:t>
             </w:r>
@@ -2115,7 +2076,7 @@
               <w:rPr>
                 <w:rFonts w:ascii="Times New Roman" w:hAnsi="Times New Roman" w:eastAsia="方正仿宋_GBK" w:cs="Times New Roman"/>
                 <w:b/>
-                <w:sz w:val="18"/>
+                <w:sz w:val="21"/>
               </w:rPr>
               <w:t>关键差异</w:t>
             </w:r>
@@ -2136,7 +2097,7 @@
               <w:rPr>
                 <w:rFonts w:ascii="Times New Roman" w:hAnsi="Times New Roman" w:eastAsia="方正仿宋_GBK" w:cs="Times New Roman"/>
                 <w:b/>
-                <w:sz w:val="18"/>
+                <w:sz w:val="21"/>
               </w:rPr>
               <w:t>证据来源</w:t>
             </w:r>
@@ -2159,7 +2120,7 @@
               <w:rPr>
                 <w:rFonts w:ascii="Times New Roman" w:hAnsi="Times New Roman" w:eastAsia="方正仿宋_GBK" w:cs="Times New Roman"/>
                 <w:b w:val="0"/>
-                <w:sz w:val="18"/>
+                <w:sz w:val="21"/>
               </w:rPr>
               <w:t>[待填写]</w:t>
             </w:r>
@@ -2180,7 +2141,7 @@
               <w:rPr>
                 <w:rFonts w:ascii="Times New Roman" w:hAnsi="Times New Roman" w:eastAsia="方正仿宋_GBK" w:cs="Times New Roman"/>
                 <w:b w:val="0"/>
-                <w:sz w:val="18"/>
+                <w:sz w:val="21"/>
               </w:rPr>
               <w:t>[待填写]</w:t>
             </w:r>
@@ -2201,7 +2162,7 @@
               <w:rPr>
                 <w:rFonts w:ascii="Times New Roman" w:hAnsi="Times New Roman" w:eastAsia="方正仿宋_GBK" w:cs="Times New Roman"/>
                 <w:b w:val="0"/>
-                <w:sz w:val="18"/>
+                <w:sz w:val="21"/>
               </w:rPr>
               <w:t>[待填写]</w:t>
             </w:r>
@@ -2222,7 +2183,7 @@
               <w:rPr>
                 <w:rFonts w:ascii="Times New Roman" w:hAnsi="Times New Roman" w:eastAsia="方正仿宋_GBK" w:cs="Times New Roman"/>
                 <w:b w:val="0"/>
-                <w:sz w:val="18"/>
+                <w:sz w:val="21"/>
               </w:rPr>
               <w:t>[待填写]</w:t>
             </w:r>
@@ -2243,7 +2204,7 @@
               <w:rPr>
                 <w:rFonts w:ascii="Times New Roman" w:hAnsi="Times New Roman" w:eastAsia="方正仿宋_GBK" w:cs="Times New Roman"/>
                 <w:b w:val="0"/>
-                <w:sz w:val="18"/>
+                <w:sz w:val="21"/>
               </w:rPr>
               <w:t>[待填写]</w:t>
             </w:r>
@@ -2266,7 +2227,7 @@
               <w:rPr>
                 <w:rFonts w:ascii="Times New Roman" w:hAnsi="Times New Roman" w:eastAsia="方正仿宋_GBK" w:cs="Times New Roman"/>
                 <w:b w:val="0"/>
-                <w:sz w:val="18"/>
+                <w:sz w:val="21"/>
               </w:rPr>
               <w:t>[待填写]</w:t>
             </w:r>
@@ -2287,7 +2248,7 @@
               <w:rPr>
                 <w:rFonts w:ascii="Times New Roman" w:hAnsi="Times New Roman" w:eastAsia="方正仿宋_GBK" w:cs="Times New Roman"/>
                 <w:b w:val="0"/>
-                <w:sz w:val="18"/>
+                <w:sz w:val="21"/>
               </w:rPr>
               <w:t>[待填写]</w:t>
             </w:r>
@@ -2308,7 +2269,7 @@
               <w:rPr>
                 <w:rFonts w:ascii="Times New Roman" w:hAnsi="Times New Roman" w:eastAsia="方正仿宋_GBK" w:cs="Times New Roman"/>
                 <w:b w:val="0"/>
-                <w:sz w:val="18"/>
+                <w:sz w:val="21"/>
               </w:rPr>
               <w:t>[待填写]</w:t>
             </w:r>
@@ -2329,7 +2290,7 @@
               <w:rPr>
                 <w:rFonts w:ascii="Times New Roman" w:hAnsi="Times New Roman" w:eastAsia="方正仿宋_GBK" w:cs="Times New Roman"/>
                 <w:b w:val="0"/>
-                <w:sz w:val="18"/>
+                <w:sz w:val="21"/>
               </w:rPr>
               <w:t>[待填写]</w:t>
             </w:r>
@@ -2350,7 +2311,7 @@
               <w:rPr>
                 <w:rFonts w:ascii="Times New Roman" w:hAnsi="Times New Roman" w:eastAsia="方正仿宋_GBK" w:cs="Times New Roman"/>
                 <w:b w:val="0"/>
-                <w:sz w:val="18"/>
+                <w:sz w:val="21"/>
               </w:rPr>
               <w:t>[待填写]</w:t>
             </w:r>
@@ -2373,7 +2334,7 @@
               <w:rPr>
                 <w:rFonts w:ascii="Times New Roman" w:hAnsi="Times New Roman" w:eastAsia="方正仿宋_GBK" w:cs="Times New Roman"/>
                 <w:b w:val="0"/>
-                <w:sz w:val="18"/>
+                <w:sz w:val="21"/>
               </w:rPr>
               <w:t>[待填写]</w:t>
             </w:r>
@@ -2394,7 +2355,7 @@
               <w:rPr>
                 <w:rFonts w:ascii="Times New Roman" w:hAnsi="Times New Roman" w:eastAsia="方正仿宋_GBK" w:cs="Times New Roman"/>
                 <w:b w:val="0"/>
-                <w:sz w:val="18"/>
+                <w:sz w:val="21"/>
               </w:rPr>
               <w:t>[待填写]</w:t>
             </w:r>
@@ -2415,7 +2376,7 @@
               <w:rPr>
                 <w:rFonts w:ascii="Times New Roman" w:hAnsi="Times New Roman" w:eastAsia="方正仿宋_GBK" w:cs="Times New Roman"/>
                 <w:b w:val="0"/>
-                <w:sz w:val="18"/>
+                <w:sz w:val="21"/>
               </w:rPr>
               <w:t>[待填写]</w:t>
             </w:r>
@@ -2436,7 +2397,7 @@
               <w:rPr>
                 <w:rFonts w:ascii="Times New Roman" w:hAnsi="Times New Roman" w:eastAsia="方正仿宋_GBK" w:cs="Times New Roman"/>
                 <w:b w:val="0"/>
-                <w:sz w:val="18"/>
+                <w:sz w:val="21"/>
               </w:rPr>
               <w:t>[待填写]</w:t>
             </w:r>
@@ -2457,7 +2418,7 @@
               <w:rPr>
                 <w:rFonts w:ascii="Times New Roman" w:hAnsi="Times New Roman" w:eastAsia="方正仿宋_GBK" w:cs="Times New Roman"/>
                 <w:b w:val="0"/>
-                <w:sz w:val="18"/>
+                <w:sz w:val="21"/>
               </w:rPr>
               <w:t>[待填写]</w:t>
             </w:r>
@@ -2569,7 +2530,7 @@
               <w:rPr>
                 <w:rFonts w:ascii="Times New Roman" w:hAnsi="Times New Roman" w:eastAsia="方正仿宋_GBK" w:cs="Times New Roman"/>
                 <w:b/>
-                <w:sz w:val="18"/>
+                <w:sz w:val="21"/>
               </w:rPr>
               <w:t>事项</w:t>
             </w:r>
@@ -2590,7 +2551,7 @@
               <w:rPr>
                 <w:rFonts w:ascii="Times New Roman" w:hAnsi="Times New Roman" w:eastAsia="方正仿宋_GBK" w:cs="Times New Roman"/>
                 <w:b/>
-                <w:sz w:val="18"/>
+                <w:sz w:val="21"/>
               </w:rPr>
               <w:t>触发等级</w:t>
             </w:r>
@@ -2611,7 +2572,7 @@
               <w:rPr>
                 <w:rFonts w:ascii="Times New Roman" w:hAnsi="Times New Roman" w:eastAsia="方正仿宋_GBK" w:cs="Times New Roman"/>
                 <w:b/>
-                <w:sz w:val="18"/>
+                <w:sz w:val="21"/>
               </w:rPr>
               <w:t>事实与证据</w:t>
             </w:r>
@@ -2632,7 +2593,7 @@
               <w:rPr>
                 <w:rFonts w:ascii="Times New Roman" w:hAnsi="Times New Roman" w:eastAsia="方正仿宋_GBK" w:cs="Times New Roman"/>
                 <w:b/>
-                <w:sz w:val="18"/>
+                <w:sz w:val="21"/>
               </w:rPr>
               <w:t>影响及解除条件</w:t>
             </w:r>
@@ -2655,7 +2616,7 @@
               <w:rPr>
                 <w:rFonts w:ascii="Times New Roman" w:hAnsi="Times New Roman" w:eastAsia="方正仿宋_GBK" w:cs="Times New Roman"/>
                 <w:b w:val="0"/>
-                <w:sz w:val="18"/>
+                <w:sz w:val="21"/>
               </w:rPr>
               <w:t>[待填写]</w:t>
             </w:r>
@@ -2676,7 +2637,7 @@
               <w:rPr>
                 <w:rFonts w:ascii="Times New Roman" w:hAnsi="Times New Roman" w:eastAsia="方正仿宋_GBK" w:cs="Times New Roman"/>
                 <w:b w:val="0"/>
-                <w:sz w:val="18"/>
+                <w:sz w:val="21"/>
               </w:rPr>
               <w:t>[待填写]</w:t>
             </w:r>
@@ -2697,7 +2658,7 @@
               <w:rPr>
                 <w:rFonts w:ascii="Times New Roman" w:hAnsi="Times New Roman" w:eastAsia="方正仿宋_GBK" w:cs="Times New Roman"/>
                 <w:b w:val="0"/>
-                <w:sz w:val="18"/>
+                <w:sz w:val="21"/>
               </w:rPr>
               <w:t>[待填写]</w:t>
             </w:r>
@@ -2718,7 +2679,7 @@
               <w:rPr>
                 <w:rFonts w:ascii="Times New Roman" w:hAnsi="Times New Roman" w:eastAsia="方正仿宋_GBK" w:cs="Times New Roman"/>
                 <w:b w:val="0"/>
-                <w:sz w:val="18"/>
+                <w:sz w:val="21"/>
               </w:rPr>
               <w:t>[待填写]</w:t>
             </w:r>
@@ -2741,7 +2702,7 @@
               <w:rPr>
                 <w:rFonts w:ascii="Times New Roman" w:hAnsi="Times New Roman" w:eastAsia="方正仿宋_GBK" w:cs="Times New Roman"/>
                 <w:b w:val="0"/>
-                <w:sz w:val="18"/>
+                <w:sz w:val="21"/>
               </w:rPr>
               <w:t>[待填写]</w:t>
             </w:r>
@@ -2762,7 +2723,7 @@
               <w:rPr>
                 <w:rFonts w:ascii="Times New Roman" w:hAnsi="Times New Roman" w:eastAsia="方正仿宋_GBK" w:cs="Times New Roman"/>
                 <w:b w:val="0"/>
-                <w:sz w:val="18"/>
+                <w:sz w:val="21"/>
               </w:rPr>
               <w:t>[待填写]</w:t>
             </w:r>
@@ -2783,7 +2744,7 @@
               <w:rPr>
                 <w:rFonts w:ascii="Times New Roman" w:hAnsi="Times New Roman" w:eastAsia="方正仿宋_GBK" w:cs="Times New Roman"/>
                 <w:b w:val="0"/>
-                <w:sz w:val="18"/>
+                <w:sz w:val="21"/>
               </w:rPr>
               <w:t>[待填写]</w:t>
             </w:r>
@@ -2804,7 +2765,7 @@
               <w:rPr>
                 <w:rFonts w:ascii="Times New Roman" w:hAnsi="Times New Roman" w:eastAsia="方正仿宋_GBK" w:cs="Times New Roman"/>
                 <w:b w:val="0"/>
-                <w:sz w:val="18"/>
+                <w:sz w:val="21"/>
               </w:rPr>
               <w:t>[待填写]</w:t>
             </w:r>
@@ -2877,7 +2838,7 @@
               <w:rPr>
                 <w:rFonts w:ascii="Times New Roman" w:hAnsi="Times New Roman" w:eastAsia="方正仿宋_GBK" w:cs="Times New Roman"/>
                 <w:b/>
-                <w:sz w:val="18"/>
+                <w:sz w:val="21"/>
               </w:rPr>
               <w:t>序号</w:t>
             </w:r>
@@ -2898,7 +2859,7 @@
               <w:rPr>
                 <w:rFonts w:ascii="Times New Roman" w:hAnsi="Times New Roman" w:eastAsia="方正仿宋_GBK" w:cs="Times New Roman"/>
                 <w:b/>
-                <w:sz w:val="18"/>
+                <w:sz w:val="21"/>
               </w:rPr>
               <w:t>待补充材料</w:t>
             </w:r>
@@ -2919,7 +2880,7 @@
               <w:rPr>
                 <w:rFonts w:ascii="Times New Roman" w:hAnsi="Times New Roman" w:eastAsia="方正仿宋_GBK" w:cs="Times New Roman"/>
                 <w:b/>
-                <w:sz w:val="18"/>
+                <w:sz w:val="21"/>
               </w:rPr>
               <w:t>用途</w:t>
             </w:r>
@@ -2940,7 +2901,7 @@
               <w:rPr>
                 <w:rFonts w:ascii="Times New Roman" w:hAnsi="Times New Roman" w:eastAsia="方正仿宋_GBK" w:cs="Times New Roman"/>
                 <w:b/>
-                <w:sz w:val="18"/>
+                <w:sz w:val="21"/>
               </w:rPr>
               <w:t>优先级</w:t>
             </w:r>
@@ -2963,7 +2924,7 @@
               <w:rPr>
                 <w:rFonts w:ascii="Times New Roman" w:hAnsi="Times New Roman" w:eastAsia="方正仿宋_GBK" w:cs="Times New Roman"/>
                 <w:b w:val="0"/>
-                <w:sz w:val="18"/>
+                <w:sz w:val="21"/>
               </w:rPr>
               <w:t>[待填写]</w:t>
             </w:r>
@@ -2984,7 +2945,7 @@
               <w:rPr>
                 <w:rFonts w:ascii="Times New Roman" w:hAnsi="Times New Roman" w:eastAsia="方正仿宋_GBK" w:cs="Times New Roman"/>
                 <w:b w:val="0"/>
-                <w:sz w:val="18"/>
+                <w:sz w:val="21"/>
               </w:rPr>
               <w:t>[待填写]</w:t>
             </w:r>
@@ -3005,7 +2966,7 @@
               <w:rPr>
                 <w:rFonts w:ascii="Times New Roman" w:hAnsi="Times New Roman" w:eastAsia="方正仿宋_GBK" w:cs="Times New Roman"/>
                 <w:b w:val="0"/>
-                <w:sz w:val="18"/>
+                <w:sz w:val="21"/>
               </w:rPr>
               <w:t>[待填写]</w:t>
             </w:r>
@@ -3026,7 +2987,7 @@
               <w:rPr>
                 <w:rFonts w:ascii="Times New Roman" w:hAnsi="Times New Roman" w:eastAsia="方正仿宋_GBK" w:cs="Times New Roman"/>
                 <w:b w:val="0"/>
-                <w:sz w:val="18"/>
+                <w:sz w:val="21"/>
               </w:rPr>
               <w:t>[待填写]</w:t>
             </w:r>
@@ -3049,7 +3010,7 @@
               <w:rPr>
                 <w:rFonts w:ascii="Times New Roman" w:hAnsi="Times New Roman" w:eastAsia="方正仿宋_GBK" w:cs="Times New Roman"/>
                 <w:b w:val="0"/>
-                <w:sz w:val="18"/>
+                <w:sz w:val="21"/>
               </w:rPr>
               <w:t>[待填写]</w:t>
             </w:r>
@@ -3070,7 +3031,7 @@
               <w:rPr>
                 <w:rFonts w:ascii="Times New Roman" w:hAnsi="Times New Roman" w:eastAsia="方正仿宋_GBK" w:cs="Times New Roman"/>
                 <w:b w:val="0"/>
-                <w:sz w:val="18"/>
+                <w:sz w:val="21"/>
               </w:rPr>
               <w:t>[待填写]</w:t>
             </w:r>
@@ -3091,7 +3052,7 @@
               <w:rPr>
                 <w:rFonts w:ascii="Times New Roman" w:hAnsi="Times New Roman" w:eastAsia="方正仿宋_GBK" w:cs="Times New Roman"/>
                 <w:b w:val="0"/>
-                <w:sz w:val="18"/>
+                <w:sz w:val="21"/>
               </w:rPr>
               <w:t>[待填写]</w:t>
             </w:r>
@@ -3112,7 +3073,7 @@
               <w:rPr>
                 <w:rFonts w:ascii="Times New Roman" w:hAnsi="Times New Roman" w:eastAsia="方正仿宋_GBK" w:cs="Times New Roman"/>
                 <w:b w:val="0"/>
-                <w:sz w:val="18"/>
+                <w:sz w:val="21"/>
               </w:rPr>
               <w:t>[待填写]</w:t>
             </w:r>
@@ -3135,7 +3096,7 @@
               <w:rPr>
                 <w:rFonts w:ascii="Times New Roman" w:hAnsi="Times New Roman" w:eastAsia="方正仿宋_GBK" w:cs="Times New Roman"/>
                 <w:b w:val="0"/>
-                <w:sz w:val="18"/>
+                <w:sz w:val="21"/>
               </w:rPr>
               <w:t>[待填写]</w:t>
             </w:r>
@@ -3156,7 +3117,7 @@
               <w:rPr>
                 <w:rFonts w:ascii="Times New Roman" w:hAnsi="Times New Roman" w:eastAsia="方正仿宋_GBK" w:cs="Times New Roman"/>
                 <w:b w:val="0"/>
-                <w:sz w:val="18"/>
+                <w:sz w:val="21"/>
               </w:rPr>
               <w:t>[待填写]</w:t>
             </w:r>
@@ -3177,7 +3138,7 @@
               <w:rPr>
                 <w:rFonts w:ascii="Times New Roman" w:hAnsi="Times New Roman" w:eastAsia="方正仿宋_GBK" w:cs="Times New Roman"/>
                 <w:b w:val="0"/>
-                <w:sz w:val="18"/>
+                <w:sz w:val="21"/>
               </w:rPr>
               <w:t>[待填写]</w:t>
             </w:r>
@@ -3198,7 +3159,7 @@
               <w:rPr>
                 <w:rFonts w:ascii="Times New Roman" w:hAnsi="Times New Roman" w:eastAsia="方正仿宋_GBK" w:cs="Times New Roman"/>
                 <w:b w:val="0"/>
-                <w:sz w:val="18"/>
+                <w:sz w:val="21"/>
               </w:rPr>
               <w:t>[待填写]</w:t>
             </w:r>
@@ -3244,7 +3205,7 @@
               <w:rPr>
                 <w:rFonts w:ascii="Times New Roman" w:hAnsi="Times New Roman" w:eastAsia="方正仿宋_GBK" w:cs="Times New Roman"/>
                 <w:b/>
-                <w:sz w:val="18"/>
+                <w:sz w:val="21"/>
               </w:rPr>
               <w:t>对象</w:t>
             </w:r>
@@ -3265,7 +3226,7 @@
               <w:rPr>
                 <w:rFonts w:ascii="Times New Roman" w:hAnsi="Times New Roman" w:eastAsia="方正仿宋_GBK" w:cs="Times New Roman"/>
                 <w:b/>
-                <w:sz w:val="18"/>
+                <w:sz w:val="21"/>
               </w:rPr>
               <w:t>问题</w:t>
             </w:r>
@@ -3286,7 +3247,7 @@
               <w:rPr>
                 <w:rFonts w:ascii="Times New Roman" w:hAnsi="Times New Roman" w:eastAsia="方正仿宋_GBK" w:cs="Times New Roman"/>
                 <w:b/>
-                <w:sz w:val="18"/>
+                <w:sz w:val="21"/>
               </w:rPr>
               <w:t>拟验证事项</w:t>
             </w:r>
@@ -3309,7 +3270,7 @@
               <w:rPr>
                 <w:rFonts w:ascii="Times New Roman" w:hAnsi="Times New Roman" w:eastAsia="方正仿宋_GBK" w:cs="Times New Roman"/>
                 <w:b w:val="0"/>
-                <w:sz w:val="18"/>
+                <w:sz w:val="21"/>
               </w:rPr>
               <w:t>[待填写]</w:t>
             </w:r>
@@ -3330,7 +3291,7 @@
               <w:rPr>
                 <w:rFonts w:ascii="Times New Roman" w:hAnsi="Times New Roman" w:eastAsia="方正仿宋_GBK" w:cs="Times New Roman"/>
                 <w:b w:val="0"/>
-                <w:sz w:val="18"/>
+                <w:sz w:val="21"/>
               </w:rPr>
               <w:t>[待填写]</w:t>
             </w:r>
@@ -3351,7 +3312,7 @@
               <w:rPr>
                 <w:rFonts w:ascii="Times New Roman" w:hAnsi="Times New Roman" w:eastAsia="方正仿宋_GBK" w:cs="Times New Roman"/>
                 <w:b w:val="0"/>
-                <w:sz w:val="18"/>
+                <w:sz w:val="21"/>
               </w:rPr>
               <w:t>[待填写]</w:t>
             </w:r>
@@ -3374,7 +3335,7 @@
               <w:rPr>
                 <w:rFonts w:ascii="Times New Roman" w:hAnsi="Times New Roman" w:eastAsia="方正仿宋_GBK" w:cs="Times New Roman"/>
                 <w:b w:val="0"/>
-                <w:sz w:val="18"/>
+                <w:sz w:val="21"/>
               </w:rPr>
               <w:t>[待填写]</w:t>
             </w:r>
@@ -3395,7 +3356,7 @@
               <w:rPr>
                 <w:rFonts w:ascii="Times New Roman" w:hAnsi="Times New Roman" w:eastAsia="方正仿宋_GBK" w:cs="Times New Roman"/>
                 <w:b w:val="0"/>
-                <w:sz w:val="18"/>
+                <w:sz w:val="21"/>
               </w:rPr>
               <w:t>[待填写]</w:t>
             </w:r>
@@ -3416,7 +3377,7 @@
               <w:rPr>
                 <w:rFonts w:ascii="Times New Roman" w:hAnsi="Times New Roman" w:eastAsia="方正仿宋_GBK" w:cs="Times New Roman"/>
                 <w:b w:val="0"/>
-                <w:sz w:val="18"/>
+                <w:sz w:val="21"/>
               </w:rPr>
               <w:t>[待填写]</w:t>
             </w:r>
@@ -3439,7 +3400,7 @@
               <w:rPr>
                 <w:rFonts w:ascii="Times New Roman" w:hAnsi="Times New Roman" w:eastAsia="方正仿宋_GBK" w:cs="Times New Roman"/>
                 <w:b w:val="0"/>
-                <w:sz w:val="18"/>
+                <w:sz w:val="21"/>
               </w:rPr>
               <w:t>[待填写]</w:t>
             </w:r>
@@ -3460,7 +3421,7 @@
               <w:rPr>
                 <w:rFonts w:ascii="Times New Roman" w:hAnsi="Times New Roman" w:eastAsia="方正仿宋_GBK" w:cs="Times New Roman"/>
                 <w:b w:val="0"/>
-                <w:sz w:val="18"/>
+                <w:sz w:val="21"/>
               </w:rPr>
               <w:t>[待填写]</w:t>
             </w:r>
@@ -3481,7 +3442,7 @@
               <w:rPr>
                 <w:rFonts w:ascii="Times New Roman" w:hAnsi="Times New Roman" w:eastAsia="方正仿宋_GBK" w:cs="Times New Roman"/>
                 <w:b w:val="0"/>
-                <w:sz w:val="18"/>
+                <w:sz w:val="21"/>
               </w:rPr>
               <w:t>[待填写]</w:t>
             </w:r>

--- a/assets/matic-due-diligence-template.docx
+++ b/assets/matic-due-diligence-template.docx
@@ -156,7 +156,7 @@
                 <w:b/>
                 <w:sz w:val="21"/>
               </w:rPr>
-              <w:t>尽调状态</w:t>
+              <w:t>尽调建议</w:t>
             </w:r>
           </w:p>
         </w:tc>
@@ -265,7 +265,20 @@
         <w:pStyle w:val="MATICHeading1"/>
       </w:pPr>
       <w:r>
-        <w:t>一、一页核心结论</w:t>
+        <w:t>第一部分　项目初步研判</w:t>
+      </w:r>
+    </w:p>
+    <w:p>
+      <w:pPr>
+        <w:pStyle w:val="MATICHeading2"/>
+      </w:pPr>
+      <w:r>
+        <w:t>一、项目概要</w:t>
+      </w:r>
+    </w:p>
+    <w:p>
+      <w:r>
+        <w:t>[用约200—300字说明项目做什么、解决什么问题、拟形成什么产品及实现什么目标。BP主张须使用归因表达。]</w:t>
       </w:r>
     </w:p>
     <w:tbl>
@@ -279,9 +292,6 @@
         <w:gridCol w:w="4422"/>
       </w:tblGrid>
       <w:tr>
-        <w:trPr>
-          <w:tblHeader/>
-        </w:trPr>
         <w:tc>
           <w:tcPr>
             <w:tcW w:type="dxa" w:w="4422"/>
@@ -299,361 +309,13 @@
                 <w:b/>
                 <w:sz w:val="21"/>
               </w:rPr>
-              <w:t>项目定义</w:t>
+              <w:t>项目名称</w:t>
             </w:r>
           </w:p>
         </w:tc>
         <w:tc>
           <w:tcPr>
             <w:tcW w:type="dxa" w:w="4422"/>
-          </w:tcPr>
-          <w:p>
-            <w:pPr>
-              <w:spacing w:before="0" w:after="0" w:line="300" w:lineRule="exact"/>
-              <w:ind w:firstLine="0" w:left="0"/>
-              <w:jc w:val="center"/>
-            </w:pPr>
-            <w:r/>
-            <w:r>
-              <w:rPr>
-                <w:rFonts w:ascii="Times New Roman" w:hAnsi="Times New Roman" w:eastAsia="方正仿宋_GBK" w:cs="Times New Roman"/>
-                <w:b/>
-                <w:sz w:val="21"/>
-              </w:rPr>
-              <w:t>[一句话说明项目、产品和适应证]</w:t>
-            </w:r>
-          </w:p>
-        </w:tc>
-      </w:tr>
-    </w:tbl>
-    <w:tbl>
-      <w:tblPr>
-        <w:tblStyle w:val="TableGrid"/>
-        <w:tblW w:type="auto" w:w="0"/>
-        <w:tblLook w:firstColumn="1" w:firstRow="1" w:lastColumn="0" w:lastRow="0" w:noHBand="0" w:noVBand="1" w:val="04A0"/>
-      </w:tblPr>
-      <w:tblGrid>
-        <w:gridCol w:w="4422"/>
-        <w:gridCol w:w="4422"/>
-      </w:tblGrid>
-      <w:tr>
-        <w:trPr>
-          <w:tblHeader/>
-        </w:trPr>
-        <w:tc>
-          <w:tcPr>
-            <w:tcW w:type="dxa" w:w="4422"/>
-          </w:tcPr>
-          <w:p>
-            <w:pPr>
-              <w:spacing w:before="0" w:after="0" w:line="300" w:lineRule="exact"/>
-              <w:ind w:firstLine="0" w:left="0"/>
-              <w:jc w:val="center"/>
-            </w:pPr>
-            <w:r/>
-            <w:r>
-              <w:rPr>
-                <w:rFonts w:ascii="Times New Roman" w:hAnsi="Times New Roman" w:eastAsia="方正仿宋_GBK" w:cs="Times New Roman"/>
-                <w:b/>
-                <w:sz w:val="21"/>
-              </w:rPr>
-              <w:t>尽调建议</w:t>
-            </w:r>
-          </w:p>
-        </w:tc>
-        <w:tc>
-          <w:tcPr>
-            <w:tcW w:type="dxa" w:w="4422"/>
-          </w:tcPr>
-          <w:p>
-            <w:pPr>
-              <w:spacing w:before="0" w:after="0" w:line="300" w:lineRule="exact"/>
-              <w:ind w:firstLine="0" w:left="0"/>
-              <w:jc w:val="center"/>
-            </w:pPr>
-            <w:r/>
-            <w:r>
-              <w:rPr>
-                <w:rFonts w:ascii="Times New Roman" w:hAnsi="Times New Roman" w:eastAsia="方正仿宋_GBK" w:cs="Times New Roman"/>
-                <w:b/>
-                <w:sz w:val="21"/>
-              </w:rPr>
-              <w:t>[建议推进/有条件推进/暂缓推进/不建议推进等，并说明关键前置条件]</w:t>
-            </w:r>
-          </w:p>
-        </w:tc>
-      </w:tr>
-    </w:tbl>
-    <w:tbl>
-      <w:tblPr>
-        <w:tblStyle w:val="TableGrid"/>
-        <w:tblW w:type="auto" w:w="0"/>
-        <w:tblLook w:firstColumn="1" w:firstRow="1" w:lastColumn="0" w:lastRow="0" w:noHBand="0" w:noVBand="1" w:val="04A0"/>
-      </w:tblPr>
-      <w:tblGrid>
-        <w:gridCol w:w="2948"/>
-        <w:gridCol w:w="2948"/>
-        <w:gridCol w:w="2948"/>
-      </w:tblGrid>
-      <w:tr>
-        <w:trPr>
-          <w:tblHeader/>
-        </w:trPr>
-        <w:tc>
-          <w:tcPr>
-            <w:tcW w:type="dxa" w:w="2948"/>
-          </w:tcPr>
-          <w:p>
-            <w:pPr>
-              <w:spacing w:before="0" w:after="0" w:line="300" w:lineRule="exact"/>
-              <w:ind w:firstLine="0" w:left="0"/>
-              <w:jc w:val="center"/>
-            </w:pPr>
-            <w:r/>
-            <w:r>
-              <w:rPr>
-                <w:rFonts w:ascii="Times New Roman" w:hAnsi="Times New Roman" w:eastAsia="方正仿宋_GBK" w:cs="Times New Roman"/>
-                <w:b/>
-                <w:sz w:val="21"/>
-              </w:rPr>
-              <w:t>核心价值</w:t>
-            </w:r>
-          </w:p>
-        </w:tc>
-        <w:tc>
-          <w:tcPr>
-            <w:tcW w:type="dxa" w:w="2948"/>
-          </w:tcPr>
-          <w:p>
-            <w:pPr>
-              <w:spacing w:before="0" w:after="0" w:line="300" w:lineRule="exact"/>
-              <w:ind w:firstLine="0" w:left="0"/>
-              <w:jc w:val="center"/>
-            </w:pPr>
-            <w:r/>
-            <w:r>
-              <w:rPr>
-                <w:rFonts w:ascii="Times New Roman" w:hAnsi="Times New Roman" w:eastAsia="方正仿宋_GBK" w:cs="Times New Roman"/>
-                <w:b/>
-                <w:sz w:val="21"/>
-              </w:rPr>
-              <w:t>临床意义与技术创新性</w:t>
-            </w:r>
-          </w:p>
-        </w:tc>
-        <w:tc>
-          <w:tcPr>
-            <w:tcW w:type="dxa" w:w="2948"/>
-          </w:tcPr>
-          <w:p>
-            <w:pPr>
-              <w:spacing w:before="0" w:after="0" w:line="300" w:lineRule="exact"/>
-              <w:ind w:firstLine="0" w:left="0"/>
-              <w:jc w:val="center"/>
-            </w:pPr>
-            <w:r/>
-            <w:r>
-              <w:rPr>
-                <w:rFonts w:ascii="Times New Roman" w:hAnsi="Times New Roman" w:eastAsia="方正仿宋_GBK" w:cs="Times New Roman"/>
-                <w:b/>
-                <w:sz w:val="21"/>
-              </w:rPr>
-              <w:t>下一步动作</w:t>
-            </w:r>
-          </w:p>
-        </w:tc>
-      </w:tr>
-      <w:tr>
-        <w:tc>
-          <w:tcPr>
-            <w:tcW w:type="dxa" w:w="2948"/>
-          </w:tcPr>
-          <w:p>
-            <w:pPr>
-              <w:spacing w:before="0" w:after="0" w:line="300" w:lineRule="exact"/>
-              <w:ind w:firstLine="0" w:left="0"/>
-              <w:jc w:val="left"/>
-            </w:pPr>
-            <w:r/>
-            <w:r>
-              <w:rPr>
-                <w:rFonts w:ascii="Times New Roman" w:hAnsi="Times New Roman" w:eastAsia="方正仿宋_GBK" w:cs="Times New Roman"/>
-                <w:b w:val="0"/>
-                <w:sz w:val="21"/>
-              </w:rPr>
-              <w:t>[待填写]</w:t>
-            </w:r>
-          </w:p>
-        </w:tc>
-        <w:tc>
-          <w:tcPr>
-            <w:tcW w:type="dxa" w:w="2948"/>
-          </w:tcPr>
-          <w:p>
-            <w:pPr>
-              <w:spacing w:before="0" w:after="0" w:line="300" w:lineRule="exact"/>
-              <w:ind w:firstLine="0" w:left="0"/>
-              <w:jc w:val="left"/>
-            </w:pPr>
-            <w:r/>
-            <w:r>
-              <w:rPr>
-                <w:rFonts w:ascii="Times New Roman" w:hAnsi="Times New Roman" w:eastAsia="方正仿宋_GBK" w:cs="Times New Roman"/>
-                <w:b w:val="0"/>
-                <w:sz w:val="21"/>
-              </w:rPr>
-              <w:t>[待填写]</w:t>
-            </w:r>
-          </w:p>
-        </w:tc>
-        <w:tc>
-          <w:tcPr>
-            <w:tcW w:type="dxa" w:w="2948"/>
-          </w:tcPr>
-          <w:p>
-            <w:pPr>
-              <w:spacing w:before="0" w:after="0" w:line="300" w:lineRule="exact"/>
-              <w:ind w:firstLine="0" w:left="0"/>
-              <w:jc w:val="left"/>
-            </w:pPr>
-            <w:r/>
-            <w:r>
-              <w:rPr>
-                <w:rFonts w:ascii="Times New Roman" w:hAnsi="Times New Roman" w:eastAsia="方正仿宋_GBK" w:cs="Times New Roman"/>
-                <w:b w:val="0"/>
-                <w:sz w:val="21"/>
-              </w:rPr>
-              <w:t>[待填写]</w:t>
-            </w:r>
-          </w:p>
-        </w:tc>
-      </w:tr>
-    </w:tbl>
-    <w:tbl>
-      <w:tblPr>
-        <w:tblStyle w:val="TableGrid"/>
-        <w:tblW w:type="auto" w:w="0"/>
-        <w:tblLook w:firstColumn="1" w:firstRow="1" w:lastColumn="0" w:lastRow="0" w:noHBand="0" w:noVBand="1" w:val="04A0"/>
-      </w:tblPr>
-      <w:tblGrid>
-        <w:gridCol w:w="2948"/>
-        <w:gridCol w:w="2948"/>
-        <w:gridCol w:w="2948"/>
-      </w:tblGrid>
-      <w:tr>
-        <w:trPr>
-          <w:tblHeader/>
-        </w:trPr>
-        <w:tc>
-          <w:tcPr>
-            <w:tcW w:type="dxa" w:w="2948"/>
-          </w:tcPr>
-          <w:p>
-            <w:pPr>
-              <w:spacing w:before="0" w:after="0" w:line="300" w:lineRule="exact"/>
-              <w:ind w:firstLine="0" w:left="0"/>
-              <w:jc w:val="center"/>
-            </w:pPr>
-            <w:r/>
-            <w:r>
-              <w:rPr>
-                <w:rFonts w:ascii="Times New Roman" w:hAnsi="Times New Roman" w:eastAsia="方正仿宋_GBK" w:cs="Times New Roman"/>
-                <w:b/>
-                <w:sz w:val="21"/>
-              </w:rPr>
-              <w:t>核心优势</w:t>
-            </w:r>
-          </w:p>
-        </w:tc>
-        <w:tc>
-          <w:tcPr>
-            <w:tcW w:type="dxa" w:w="2948"/>
-          </w:tcPr>
-          <w:p>
-            <w:pPr>
-              <w:spacing w:before="0" w:after="0" w:line="300" w:lineRule="exact"/>
-              <w:ind w:firstLine="0" w:left="0"/>
-              <w:jc w:val="center"/>
-            </w:pPr>
-            <w:r/>
-            <w:r>
-              <w:rPr>
-                <w:rFonts w:ascii="Times New Roman" w:hAnsi="Times New Roman" w:eastAsia="方正仿宋_GBK" w:cs="Times New Roman"/>
-                <w:b/>
-                <w:sz w:val="21"/>
-              </w:rPr>
-              <w:t>核心风险</w:t>
-            </w:r>
-          </w:p>
-        </w:tc>
-        <w:tc>
-          <w:tcPr>
-            <w:tcW w:type="dxa" w:w="2948"/>
-          </w:tcPr>
-          <w:p>
-            <w:pPr>
-              <w:spacing w:before="0" w:after="0" w:line="300" w:lineRule="exact"/>
-              <w:ind w:firstLine="0" w:left="0"/>
-              <w:jc w:val="center"/>
-            </w:pPr>
-            <w:r/>
-            <w:r>
-              <w:rPr>
-                <w:rFonts w:ascii="Times New Roman" w:hAnsi="Times New Roman" w:eastAsia="方正仿宋_GBK" w:cs="Times New Roman"/>
-                <w:b/>
-                <w:sz w:val="21"/>
-              </w:rPr>
-              <w:t>一票否决状态</w:t>
-            </w:r>
-          </w:p>
-        </w:tc>
-      </w:tr>
-      <w:tr>
-        <w:tc>
-          <w:tcPr>
-            <w:tcW w:type="dxa" w:w="2948"/>
-          </w:tcPr>
-          <w:p>
-            <w:pPr>
-              <w:spacing w:before="0" w:after="0" w:line="300" w:lineRule="exact"/>
-              <w:ind w:firstLine="0" w:left="0"/>
-              <w:jc w:val="left"/>
-            </w:pPr>
-            <w:r/>
-            <w:r>
-              <w:rPr>
-                <w:rFonts w:ascii="Times New Roman" w:hAnsi="Times New Roman" w:eastAsia="方正仿宋_GBK" w:cs="Times New Roman"/>
-                <w:b w:val="0"/>
-                <w:sz w:val="21"/>
-              </w:rPr>
-              <w:t>[待填写]</w:t>
-            </w:r>
-          </w:p>
-        </w:tc>
-        <w:tc>
-          <w:tcPr>
-            <w:tcW w:type="dxa" w:w="2948"/>
-          </w:tcPr>
-          <w:p>
-            <w:pPr>
-              <w:spacing w:before="0" w:after="0" w:line="300" w:lineRule="exact"/>
-              <w:ind w:firstLine="0" w:left="0"/>
-              <w:jc w:val="left"/>
-            </w:pPr>
-            <w:r/>
-            <w:r>
-              <w:rPr>
-                <w:rFonts w:ascii="Times New Roman" w:hAnsi="Times New Roman" w:eastAsia="方正仿宋_GBK" w:cs="Times New Roman"/>
-                <w:b w:val="0"/>
-                <w:sz w:val="21"/>
-              </w:rPr>
-              <w:t>[待填写]</w:t>
-            </w:r>
-          </w:p>
-        </w:tc>
-        <w:tc>
-          <w:tcPr>
-            <w:tcW w:type="dxa" w:w="2948"/>
           </w:tcPr>
           <w:p>
             <w:pPr>
@@ -676,87 +338,7 @@
       <w:tr>
         <w:tc>
           <w:tcPr>
-            <w:tcW w:type="dxa" w:w="2948"/>
-          </w:tcPr>
-          <w:p>
-            <w:pPr>
-              <w:spacing w:before="0" w:after="0" w:line="300" w:lineRule="exact"/>
-              <w:ind w:firstLine="0" w:left="0"/>
-              <w:jc w:val="left"/>
-            </w:pPr>
-            <w:r/>
-            <w:r>
-              <w:rPr>
-                <w:rFonts w:ascii="Times New Roman" w:hAnsi="Times New Roman" w:eastAsia="方正仿宋_GBK" w:cs="Times New Roman"/>
-                <w:b w:val="0"/>
-                <w:sz w:val="21"/>
-              </w:rPr>
-              <w:t>[待填写]</w:t>
-            </w:r>
-          </w:p>
-        </w:tc>
-        <w:tc>
-          <w:tcPr>
-            <w:tcW w:type="dxa" w:w="2948"/>
-          </w:tcPr>
-          <w:p>
-            <w:pPr>
-              <w:spacing w:before="0" w:after="0" w:line="300" w:lineRule="exact"/>
-              <w:ind w:firstLine="0" w:left="0"/>
-              <w:jc w:val="left"/>
-            </w:pPr>
-            <w:r/>
-            <w:r>
-              <w:rPr>
-                <w:rFonts w:ascii="Times New Roman" w:hAnsi="Times New Roman" w:eastAsia="方正仿宋_GBK" w:cs="Times New Roman"/>
-                <w:b w:val="0"/>
-                <w:sz w:val="21"/>
-              </w:rPr>
-              <w:t>[待填写]</w:t>
-            </w:r>
-          </w:p>
-        </w:tc>
-        <w:tc>
-          <w:tcPr>
-            <w:tcW w:type="dxa" w:w="2948"/>
-          </w:tcPr>
-          <w:p>
-            <w:pPr>
-              <w:spacing w:before="0" w:after="0" w:line="300" w:lineRule="exact"/>
-              <w:ind w:firstLine="0" w:left="0"/>
-              <w:jc w:val="left"/>
-            </w:pPr>
-            <w:r/>
-            <w:r>
-              <w:rPr>
-                <w:rFonts w:ascii="Times New Roman" w:hAnsi="Times New Roman" w:eastAsia="方正仿宋_GBK" w:cs="Times New Roman"/>
-                <w:b w:val="0"/>
-                <w:sz w:val="21"/>
-              </w:rPr>
-              <w:t>[待填写]</w:t>
-            </w:r>
-          </w:p>
-        </w:tc>
-      </w:tr>
-    </w:tbl>
-    <w:tbl>
-      <w:tblPr>
-        <w:tblStyle w:val="TableGrid"/>
-        <w:tblW w:type="auto" w:w="0"/>
-        <w:tblLook w:firstColumn="1" w:firstRow="1" w:lastColumn="0" w:lastRow="0" w:noHBand="0" w:noVBand="1" w:val="04A0"/>
-      </w:tblPr>
-      <w:tblGrid>
-        <w:gridCol w:w="2948"/>
-        <w:gridCol w:w="2948"/>
-        <w:gridCol w:w="2948"/>
-      </w:tblGrid>
-      <w:tr>
-        <w:trPr>
-          <w:tblHeader/>
-        </w:trPr>
-        <w:tc>
-          <w:tcPr>
-            <w:tcW w:type="dxa" w:w="2948"/>
+            <w:tcW w:type="dxa" w:w="4422"/>
           </w:tcPr>
           <w:p>
             <w:pPr>
@@ -771,99 +353,13 @@
                 <w:b/>
                 <w:sz w:val="21"/>
               </w:rPr>
-              <w:t>评价维度</w:t>
+              <w:t>目标产品</w:t>
             </w:r>
           </w:p>
         </w:tc>
         <w:tc>
           <w:tcPr>
-            <w:tcW w:type="dxa" w:w="2948"/>
-          </w:tcPr>
-          <w:p>
-            <w:pPr>
-              <w:spacing w:before="0" w:after="0" w:line="300" w:lineRule="exact"/>
-              <w:ind w:firstLine="0" w:left="0"/>
-              <w:jc w:val="center"/>
-            </w:pPr>
-            <w:r/>
-            <w:r>
-              <w:rPr>
-                <w:rFonts w:ascii="Times New Roman" w:hAnsi="Times New Roman" w:eastAsia="方正仿宋_GBK" w:cs="Times New Roman"/>
-                <w:b/>
-                <w:sz w:val="21"/>
-              </w:rPr>
-              <w:t>星级</w:t>
-            </w:r>
-          </w:p>
-        </w:tc>
-        <w:tc>
-          <w:tcPr>
-            <w:tcW w:type="dxa" w:w="2948"/>
-          </w:tcPr>
-          <w:p>
-            <w:pPr>
-              <w:spacing w:before="0" w:after="0" w:line="300" w:lineRule="exact"/>
-              <w:ind w:firstLine="0" w:left="0"/>
-              <w:jc w:val="center"/>
-            </w:pPr>
-            <w:r/>
-            <w:r>
-              <w:rPr>
-                <w:rFonts w:ascii="Times New Roman" w:hAnsi="Times New Roman" w:eastAsia="方正仿宋_GBK" w:cs="Times New Roman"/>
-                <w:b/>
-                <w:sz w:val="21"/>
-              </w:rPr>
-              <w:t>主要依据</w:t>
-            </w:r>
-          </w:p>
-        </w:tc>
-      </w:tr>
-      <w:tr>
-        <w:tc>
-          <w:tcPr>
-            <w:tcW w:type="dxa" w:w="2948"/>
-          </w:tcPr>
-          <w:p>
-            <w:pPr>
-              <w:spacing w:before="0" w:after="0" w:line="300" w:lineRule="exact"/>
-              <w:ind w:firstLine="0" w:left="0"/>
-              <w:jc w:val="left"/>
-            </w:pPr>
-            <w:r/>
-            <w:r>
-              <w:rPr>
-                <w:rFonts w:ascii="Times New Roman" w:hAnsi="Times New Roman" w:eastAsia="方正仿宋_GBK" w:cs="Times New Roman"/>
-                <w:b w:val="0"/>
-                <w:sz w:val="21"/>
-              </w:rPr>
-              <w:t>[待填写]</w:t>
-            </w:r>
-          </w:p>
-        </w:tc>
-        <w:tc>
-          <w:tcPr>
-            <w:tcW w:type="dxa" w:w="2948"/>
-          </w:tcPr>
-          <w:p>
-            <w:pPr>
-              <w:spacing w:before="0" w:after="0" w:line="300" w:lineRule="exact"/>
-              <w:ind w:firstLine="0" w:left="0"/>
-              <w:jc w:val="left"/>
-            </w:pPr>
-            <w:r/>
-            <w:r>
-              <w:rPr>
-                <w:rFonts w:ascii="Times New Roman" w:hAnsi="Times New Roman" w:eastAsia="方正仿宋_GBK" w:cs="Times New Roman"/>
-                <w:b w:val="0"/>
-                <w:sz w:val="21"/>
-              </w:rPr>
-              <w:t>[待填写]</w:t>
-            </w:r>
-          </w:p>
-        </w:tc>
-        <w:tc>
-          <w:tcPr>
-            <w:tcW w:type="dxa" w:w="2948"/>
+            <w:tcW w:type="dxa" w:w="4422"/>
           </w:tcPr>
           <w:p>
             <w:pPr>
@@ -886,49 +382,28 @@
       <w:tr>
         <w:tc>
           <w:tcPr>
-            <w:tcW w:type="dxa" w:w="2948"/>
+            <w:tcW w:type="dxa" w:w="4422"/>
           </w:tcPr>
           <w:p>
             <w:pPr>
               <w:spacing w:before="0" w:after="0" w:line="300" w:lineRule="exact"/>
               <w:ind w:firstLine="0" w:left="0"/>
-              <w:jc w:val="left"/>
+              <w:jc w:val="center"/>
             </w:pPr>
             <w:r/>
             <w:r>
               <w:rPr>
                 <w:rFonts w:ascii="Times New Roman" w:hAnsi="Times New Roman" w:eastAsia="方正仿宋_GBK" w:cs="Times New Roman"/>
-                <w:b w:val="0"/>
+                <w:b/>
                 <w:sz w:val="21"/>
               </w:rPr>
-              <w:t>[待填写]</w:t>
+              <w:t>目标适应证、临床场景及科室</w:t>
             </w:r>
           </w:p>
         </w:tc>
         <w:tc>
           <w:tcPr>
-            <w:tcW w:type="dxa" w:w="2948"/>
-          </w:tcPr>
-          <w:p>
-            <w:pPr>
-              <w:spacing w:before="0" w:after="0" w:line="300" w:lineRule="exact"/>
-              <w:ind w:firstLine="0" w:left="0"/>
-              <w:jc w:val="left"/>
-            </w:pPr>
-            <w:r/>
-            <w:r>
-              <w:rPr>
-                <w:rFonts w:ascii="Times New Roman" w:hAnsi="Times New Roman" w:eastAsia="方正仿宋_GBK" w:cs="Times New Roman"/>
-                <w:b w:val="0"/>
-                <w:sz w:val="21"/>
-              </w:rPr>
-              <w:t>[待填写]</w:t>
-            </w:r>
-          </w:p>
-        </w:tc>
-        <w:tc>
-          <w:tcPr>
-            <w:tcW w:type="dxa" w:w="2948"/>
+            <w:tcW w:type="dxa" w:w="4422"/>
           </w:tcPr>
           <w:p>
             <w:pPr>
@@ -951,49 +426,28 @@
       <w:tr>
         <w:tc>
           <w:tcPr>
-            <w:tcW w:type="dxa" w:w="2948"/>
+            <w:tcW w:type="dxa" w:w="4422"/>
           </w:tcPr>
           <w:p>
             <w:pPr>
               <w:spacing w:before="0" w:after="0" w:line="300" w:lineRule="exact"/>
               <w:ind w:firstLine="0" w:left="0"/>
-              <w:jc w:val="left"/>
+              <w:jc w:val="center"/>
             </w:pPr>
             <w:r/>
             <w:r>
               <w:rPr>
                 <w:rFonts w:ascii="Times New Roman" w:hAnsi="Times New Roman" w:eastAsia="方正仿宋_GBK" w:cs="Times New Roman"/>
-                <w:b w:val="0"/>
+                <w:b/>
                 <w:sz w:val="21"/>
               </w:rPr>
-              <w:t>[待填写]</w:t>
+              <w:t>核心技术</w:t>
             </w:r>
           </w:p>
         </w:tc>
         <w:tc>
           <w:tcPr>
-            <w:tcW w:type="dxa" w:w="2948"/>
-          </w:tcPr>
-          <w:p>
-            <w:pPr>
-              <w:spacing w:before="0" w:after="0" w:line="300" w:lineRule="exact"/>
-              <w:ind w:firstLine="0" w:left="0"/>
-              <w:jc w:val="left"/>
-            </w:pPr>
-            <w:r/>
-            <w:r>
-              <w:rPr>
-                <w:rFonts w:ascii="Times New Roman" w:hAnsi="Times New Roman" w:eastAsia="方正仿宋_GBK" w:cs="Times New Roman"/>
-                <w:b w:val="0"/>
-                <w:sz w:val="21"/>
-              </w:rPr>
-              <w:t>[待填写]</w:t>
-            </w:r>
-          </w:p>
-        </w:tc>
-        <w:tc>
-          <w:tcPr>
-            <w:tcW w:type="dxa" w:w="2948"/>
+            <w:tcW w:type="dxa" w:w="4422"/>
           </w:tcPr>
           <w:p>
             <w:pPr>
@@ -1016,49 +470,28 @@
       <w:tr>
         <w:tc>
           <w:tcPr>
-            <w:tcW w:type="dxa" w:w="2948"/>
+            <w:tcW w:type="dxa" w:w="4422"/>
           </w:tcPr>
           <w:p>
             <w:pPr>
               <w:spacing w:before="0" w:after="0" w:line="300" w:lineRule="exact"/>
               <w:ind w:firstLine="0" w:left="0"/>
-              <w:jc w:val="left"/>
+              <w:jc w:val="center"/>
             </w:pPr>
             <w:r/>
             <w:r>
               <w:rPr>
                 <w:rFonts w:ascii="Times New Roman" w:hAnsi="Times New Roman" w:eastAsia="方正仿宋_GBK" w:cs="Times New Roman"/>
-                <w:b w:val="0"/>
+                <w:b/>
                 <w:sz w:val="21"/>
               </w:rPr>
-              <w:t>[待填写]</w:t>
+              <w:t>当前研发阶段</w:t>
             </w:r>
           </w:p>
         </w:tc>
         <w:tc>
           <w:tcPr>
-            <w:tcW w:type="dxa" w:w="2948"/>
-          </w:tcPr>
-          <w:p>
-            <w:pPr>
-              <w:spacing w:before="0" w:after="0" w:line="300" w:lineRule="exact"/>
-              <w:ind w:firstLine="0" w:left="0"/>
-              <w:jc w:val="left"/>
-            </w:pPr>
-            <w:r/>
-            <w:r>
-              <w:rPr>
-                <w:rFonts w:ascii="Times New Roman" w:hAnsi="Times New Roman" w:eastAsia="方正仿宋_GBK" w:cs="Times New Roman"/>
-                <w:b w:val="0"/>
-                <w:sz w:val="21"/>
-              </w:rPr>
-              <w:t>[待填写]</w:t>
-            </w:r>
-          </w:p>
-        </w:tc>
-        <w:tc>
-          <w:tcPr>
-            <w:tcW w:type="dxa" w:w="2948"/>
+            <w:tcW w:type="dxa" w:w="4422"/>
           </w:tcPr>
           <w:p>
             <w:pPr>
@@ -1081,49 +514,28 @@
       <w:tr>
         <w:tc>
           <w:tcPr>
-            <w:tcW w:type="dxa" w:w="2948"/>
+            <w:tcW w:type="dxa" w:w="4422"/>
           </w:tcPr>
           <w:p>
             <w:pPr>
               <w:spacing w:before="0" w:after="0" w:line="300" w:lineRule="exact"/>
               <w:ind w:firstLine="0" w:left="0"/>
-              <w:jc w:val="left"/>
+              <w:jc w:val="center"/>
             </w:pPr>
             <w:r/>
             <w:r>
               <w:rPr>
                 <w:rFonts w:ascii="Times New Roman" w:hAnsi="Times New Roman" w:eastAsia="方正仿宋_GBK" w:cs="Times New Roman"/>
-                <w:b w:val="0"/>
+                <w:b/>
                 <w:sz w:val="21"/>
               </w:rPr>
-              <w:t>[待填写]</w:t>
+              <w:t>项目目标</w:t>
             </w:r>
           </w:p>
         </w:tc>
         <w:tc>
           <w:tcPr>
-            <w:tcW w:type="dxa" w:w="2948"/>
-          </w:tcPr>
-          <w:p>
-            <w:pPr>
-              <w:spacing w:before="0" w:after="0" w:line="300" w:lineRule="exact"/>
-              <w:ind w:firstLine="0" w:left="0"/>
-              <w:jc w:val="left"/>
-            </w:pPr>
-            <w:r/>
-            <w:r>
-              <w:rPr>
-                <w:rFonts w:ascii="Times New Roman" w:hAnsi="Times New Roman" w:eastAsia="方正仿宋_GBK" w:cs="Times New Roman"/>
-                <w:b w:val="0"/>
-                <w:sz w:val="21"/>
-              </w:rPr>
-              <w:t>[待填写]</w:t>
-            </w:r>
-          </w:p>
-        </w:tc>
-        <w:tc>
-          <w:tcPr>
-            <w:tcW w:type="dxa" w:w="2948"/>
+            <w:tcW w:type="dxa" w:w="4422"/>
           </w:tcPr>
           <w:p>
             <w:pPr>
@@ -1146,49 +558,28 @@
       <w:tr>
         <w:tc>
           <w:tcPr>
-            <w:tcW w:type="dxa" w:w="2948"/>
+            <w:tcW w:type="dxa" w:w="4422"/>
           </w:tcPr>
           <w:p>
             <w:pPr>
               <w:spacing w:before="0" w:after="0" w:line="300" w:lineRule="exact"/>
               <w:ind w:firstLine="0" w:left="0"/>
-              <w:jc w:val="left"/>
+              <w:jc w:val="center"/>
             </w:pPr>
             <w:r/>
             <w:r>
               <w:rPr>
                 <w:rFonts w:ascii="Times New Roman" w:hAnsi="Times New Roman" w:eastAsia="方正仿宋_GBK" w:cs="Times New Roman"/>
-                <w:b w:val="0"/>
+                <w:b/>
                 <w:sz w:val="21"/>
               </w:rPr>
-              <w:t>[待填写]</w:t>
+              <w:t>项目负责人</w:t>
             </w:r>
           </w:p>
         </w:tc>
         <w:tc>
           <w:tcPr>
-            <w:tcW w:type="dxa" w:w="2948"/>
-          </w:tcPr>
-          <w:p>
-            <w:pPr>
-              <w:spacing w:before="0" w:after="0" w:line="300" w:lineRule="exact"/>
-              <w:ind w:firstLine="0" w:left="0"/>
-              <w:jc w:val="left"/>
-            </w:pPr>
-            <w:r/>
-            <w:r>
-              <w:rPr>
-                <w:rFonts w:ascii="Times New Roman" w:hAnsi="Times New Roman" w:eastAsia="方正仿宋_GBK" w:cs="Times New Roman"/>
-                <w:b w:val="0"/>
-                <w:sz w:val="21"/>
-              </w:rPr>
-              <w:t>[待填写]</w:t>
-            </w:r>
-          </w:p>
-        </w:tc>
-        <w:tc>
-          <w:tcPr>
-            <w:tcW w:type="dxa" w:w="2948"/>
+            <w:tcW w:type="dxa" w:w="4422"/>
           </w:tcPr>
           <w:p>
             <w:pPr>
@@ -1211,49 +602,28 @@
       <w:tr>
         <w:tc>
           <w:tcPr>
-            <w:tcW w:type="dxa" w:w="2948"/>
+            <w:tcW w:type="dxa" w:w="4422"/>
           </w:tcPr>
           <w:p>
             <w:pPr>
               <w:spacing w:before="0" w:after="0" w:line="300" w:lineRule="exact"/>
               <w:ind w:firstLine="0" w:left="0"/>
-              <w:jc w:val="left"/>
+              <w:jc w:val="center"/>
             </w:pPr>
             <w:r/>
             <w:r>
               <w:rPr>
                 <w:rFonts w:ascii="Times New Roman" w:hAnsi="Times New Roman" w:eastAsia="方正仿宋_GBK" w:cs="Times New Roman"/>
-                <w:b w:val="0"/>
+                <w:b/>
                 <w:sz w:val="21"/>
               </w:rPr>
-              <w:t>[待填写]</w:t>
+              <w:t>实施主体或成果依托单位</w:t>
             </w:r>
           </w:p>
         </w:tc>
         <w:tc>
           <w:tcPr>
-            <w:tcW w:type="dxa" w:w="2948"/>
-          </w:tcPr>
-          <w:p>
-            <w:pPr>
-              <w:spacing w:before="0" w:after="0" w:line="300" w:lineRule="exact"/>
-              <w:ind w:firstLine="0" w:left="0"/>
-              <w:jc w:val="left"/>
-            </w:pPr>
-            <w:r/>
-            <w:r>
-              <w:rPr>
-                <w:rFonts w:ascii="Times New Roman" w:hAnsi="Times New Roman" w:eastAsia="方正仿宋_GBK" w:cs="Times New Roman"/>
-                <w:b w:val="0"/>
-                <w:sz w:val="21"/>
-              </w:rPr>
-              <w:t>[待填写]</w:t>
-            </w:r>
-          </w:p>
-        </w:tc>
-        <w:tc>
-          <w:tcPr>
-            <w:tcW w:type="dxa" w:w="2948"/>
+            <w:tcW w:type="dxa" w:w="4422"/>
           </w:tcPr>
           <w:p>
             <w:pPr>
@@ -1276,7 +646,28 @@
       <w:tr>
         <w:tc>
           <w:tcPr>
-            <w:tcW w:type="dxa" w:w="2948"/>
+            <w:tcW w:type="dxa" w:w="4422"/>
+          </w:tcPr>
+          <w:p>
+            <w:pPr>
+              <w:spacing w:before="0" w:after="0" w:line="300" w:lineRule="exact"/>
+              <w:ind w:firstLine="0" w:left="0"/>
+              <w:jc w:val="center"/>
+            </w:pPr>
+            <w:r/>
+            <w:r>
+              <w:rPr>
+                <w:rFonts w:ascii="Times New Roman" w:hAnsi="Times New Roman" w:eastAsia="方正仿宋_GBK" w:cs="Times New Roman"/>
+                <w:b/>
+                <w:sz w:val="21"/>
+              </w:rPr>
+              <w:t>转化、公司化及融资状态</w:t>
+            </w:r>
+          </w:p>
+        </w:tc>
+        <w:tc>
+          <w:tcPr>
+            <w:tcW w:type="dxa" w:w="4422"/>
           </w:tcPr>
           <w:p>
             <w:pPr>
@@ -1295,30 +686,32 @@
             </w:r>
           </w:p>
         </w:tc>
+      </w:tr>
+      <w:tr>
         <w:tc>
           <w:tcPr>
-            <w:tcW w:type="dxa" w:w="2948"/>
+            <w:tcW w:type="dxa" w:w="4422"/>
           </w:tcPr>
           <w:p>
             <w:pPr>
               <w:spacing w:before="0" w:after="0" w:line="300" w:lineRule="exact"/>
               <w:ind w:firstLine="0" w:left="0"/>
-              <w:jc w:val="left"/>
+              <w:jc w:val="center"/>
             </w:pPr>
             <w:r/>
             <w:r>
               <w:rPr>
                 <w:rFonts w:ascii="Times New Roman" w:hAnsi="Times New Roman" w:eastAsia="方正仿宋_GBK" w:cs="Times New Roman"/>
-                <w:b w:val="0"/>
+                <w:b/>
                 <w:sz w:val="21"/>
               </w:rPr>
-              <w:t>[待填写]</w:t>
+              <w:t>材料与报告信息</w:t>
             </w:r>
           </w:p>
         </w:tc>
         <w:tc>
           <w:tcPr>
-            <w:tcW w:type="dxa" w:w="2948"/>
+            <w:tcW w:type="dxa" w:w="4422"/>
           </w:tcPr>
           <w:p>
             <w:pPr>
@@ -1346,10 +739,135 @@
     </w:p>
     <w:p>
       <w:pPr>
+        <w:pStyle w:val="MATICHeading2"/>
+      </w:pPr>
+      <w:r>
+        <w:t>二、战略性　★★★☆☆</w:t>
+      </w:r>
+    </w:p>
+    <w:p>
+      <w:r>
+        <w:t>核心判断：[基于独立检索与核验形成一句话判断。]</w:t>
+      </w:r>
+    </w:p>
+    <w:p>
+      <w:r>
+        <w:t>主要依据：[列出关键事实并紧邻标注引用编号。]</w:t>
+      </w:r>
+    </w:p>
+    <w:p>
+      <w:r>
+        <w:t>关键不确定性：[说明尚缺证据及其对判断的影响。]</w:t>
+      </w:r>
+    </w:p>
+    <w:p>
+      <w:pPr>
+        <w:pStyle w:val="MATICHeading2"/>
+      </w:pPr>
+      <w:r>
+        <w:t>三、先进性　★★★☆☆</w:t>
+      </w:r>
+    </w:p>
+    <w:p>
+      <w:r>
+        <w:t>核心判断：[基于独立检索与核验形成一句话判断。]</w:t>
+      </w:r>
+    </w:p>
+    <w:p>
+      <w:r>
+        <w:t>主要依据：[列出关键事实并紧邻标注引用编号。]</w:t>
+      </w:r>
+    </w:p>
+    <w:p>
+      <w:r>
+        <w:t>关键不确定性：[说明尚缺证据及其对判断的影响。]</w:t>
+      </w:r>
+    </w:p>
+    <w:p>
+      <w:pPr>
+        <w:pStyle w:val="MATICHeading2"/>
+      </w:pPr>
+      <w:r>
+        <w:t>四、可行性　★★★☆☆</w:t>
+      </w:r>
+    </w:p>
+    <w:p>
+      <w:r>
+        <w:t>核心判断：[基于独立检索与核验形成一句话判断。]</w:t>
+      </w:r>
+    </w:p>
+    <w:p>
+      <w:r>
+        <w:t>主要依据：[列出关键事实并紧邻标注引用编号。]</w:t>
+      </w:r>
+    </w:p>
+    <w:p>
+      <w:r>
+        <w:t>关键不确定性：[说明尚缺证据及其对判断的影响。]</w:t>
+      </w:r>
+    </w:p>
+    <w:p>
+      <w:r>
+        <w:br w:type="page"/>
+      </w:r>
+    </w:p>
+    <w:p>
+      <w:pPr>
+        <w:pStyle w:val="MATICHeading2"/>
+      </w:pPr>
+      <w:r>
+        <w:t>五、AI综合研判意见</w:t>
+      </w:r>
+    </w:p>
+    <w:p>
+      <w:r>
+        <w:t>尽调建议：[状态＋拟进入的具体阶段。]</w:t>
+      </w:r>
+    </w:p>
+    <w:p>
+      <w:r>
+        <w:t>1. 核心优势：[列出2—3项经核验的项目优势。]</w:t>
+      </w:r>
+    </w:p>
+    <w:p>
+      <w:r>
+        <w:t>2. 关键风险：[列出3—5项可能影响推进的风险。]</w:t>
+      </w:r>
+    </w:p>
+    <w:p>
+      <w:r>
+        <w:t>3. 一票否决或重大前置条件：[说明确认触发、疑似触发或解除条件。]</w:t>
+      </w:r>
+    </w:p>
+    <w:p>
+      <w:r>
+        <w:t>4. 与医创中心的合作适配性：[与项目本身价值分开判断。]</w:t>
+      </w:r>
+    </w:p>
+    <w:p>
+      <w:r>
+        <w:t>5. 下一阶段及验证事项：[说明下一步动作、验证标准及停止推进条件。]</w:t>
+      </w:r>
+    </w:p>
+    <w:p>
+      <w:r>
+        <w:br w:type="page"/>
+      </w:r>
+    </w:p>
+    <w:p>
+      <w:pPr>
         <w:pStyle w:val="MATICHeading1"/>
       </w:pPr>
       <w:r>
-        <w:t>二、项目基本情况与尽调状态</w:t>
+        <w:t>第二部分　项目尽调分析</w:t>
+      </w:r>
+    </w:p>
+    <w:p>
+      <w:pPr>
+        <w:pStyle w:val="MATICHeading2"/>
+      </w:pPr>
+      <w:r>
+        <w:t>一、项目基本情况与尽调状态</w:t>
       </w:r>
     </w:p>
     <w:p>
@@ -1359,10 +877,10 @@
     </w:p>
     <w:p>
       <w:pPr>
-        <w:pStyle w:val="MATICHeading1"/>
+        <w:pStyle w:val="MATICHeading2"/>
       </w:pPr>
       <w:r>
-        <w:t>三、BP关键主张核验表</w:t>
+        <w:t>二、BP关键主张核验表</w:t>
       </w:r>
     </w:p>
     <w:tbl>
@@ -1897,10 +1415,10 @@
     </w:tbl>
     <w:p>
       <w:pPr>
-        <w:pStyle w:val="MATICHeading1"/>
+        <w:pStyle w:val="MATICHeading2"/>
       </w:pPr>
       <w:r>
-        <w:t>四、临床需求与未满足痛点</w:t>
+        <w:t>三、临床需求与未满足痛点</w:t>
       </w:r>
     </w:p>
     <w:p>
@@ -1910,10 +1428,10 @@
     </w:p>
     <w:p>
       <w:pPr>
-        <w:pStyle w:val="MATICHeading1"/>
+        <w:pStyle w:val="MATICHeading2"/>
       </w:pPr>
       <w:r>
-        <w:t>五、政策环境与战略价值</w:t>
+        <w:t>四、政策环境与战略价值</w:t>
       </w:r>
     </w:p>
     <w:p>
@@ -1923,10 +1441,10 @@
     </w:p>
     <w:p>
       <w:pPr>
-        <w:pStyle w:val="MATICHeading1"/>
+        <w:pStyle w:val="MATICHeading2"/>
       </w:pPr>
       <w:r>
-        <w:t>六、技术创新性分析</w:t>
+        <w:t>五、技术创新性分析</w:t>
       </w:r>
     </w:p>
     <w:p>
@@ -1936,10 +1454,10 @@
     </w:p>
     <w:p>
       <w:pPr>
-        <w:pStyle w:val="MATICHeading1"/>
+        <w:pStyle w:val="MATICHeading2"/>
       </w:pPr>
       <w:r>
-        <w:t>七、知识产权与技术壁垒</w:t>
+        <w:t>六、知识产权与技术壁垒</w:t>
       </w:r>
     </w:p>
     <w:p>
@@ -1949,10 +1467,10 @@
     </w:p>
     <w:p>
       <w:pPr>
-        <w:pStyle w:val="MATICHeading1"/>
+        <w:pStyle w:val="MATICHeading2"/>
       </w:pPr>
       <w:r>
-        <w:t>八、注册路径与临床转化可行性</w:t>
+        <w:t>七、注册路径与临床转化可行性</w:t>
       </w:r>
     </w:p>
     <w:p>
@@ -1962,10 +1480,10 @@
     </w:p>
     <w:p>
       <w:pPr>
-        <w:pStyle w:val="MATICHeading1"/>
+        <w:pStyle w:val="MATICHeading2"/>
       </w:pPr>
       <w:r>
-        <w:t>九、产业链分析</w:t>
+        <w:t>八、产业链分析</w:t>
       </w:r>
     </w:p>
     <w:p>
@@ -1975,10 +1493,10 @@
     </w:p>
     <w:p>
       <w:pPr>
-        <w:pStyle w:val="MATICHeading1"/>
+        <w:pStyle w:val="MATICHeading2"/>
       </w:pPr>
       <w:r>
-        <w:t>十、国内外竞品及替代方案对比</w:t>
+        <w:t>九、国内外竞品及替代方案对比</w:t>
       </w:r>
     </w:p>
     <w:tbl>
@@ -2428,10 +1946,10 @@
     </w:tbl>
     <w:p>
       <w:pPr>
-        <w:pStyle w:val="MATICHeading1"/>
+        <w:pStyle w:val="MATICHeading2"/>
       </w:pPr>
       <w:r>
-        <w:t>十一、市场规模测算</w:t>
+        <w:t>十、市场规模测算</w:t>
       </w:r>
     </w:p>
     <w:p>
@@ -2441,10 +1959,10 @@
     </w:p>
     <w:p>
       <w:pPr>
-        <w:pStyle w:val="MATICHeading1"/>
+        <w:pStyle w:val="MATICHeading2"/>
       </w:pPr>
       <w:r>
-        <w:t>十二、团队构成分析</w:t>
+        <w:t>十一、团队构成分析</w:t>
       </w:r>
     </w:p>
     <w:p>
@@ -2454,10 +1972,10 @@
     </w:p>
     <w:p>
       <w:pPr>
-        <w:pStyle w:val="MATICHeading1"/>
+        <w:pStyle w:val="MATICHeading2"/>
       </w:pPr>
       <w:r>
-        <w:t>十三、产品成熟度与产业化可行性</w:t>
+        <w:t>十二、产品成熟度与产业化可行性</w:t>
       </w:r>
     </w:p>
     <w:p>
@@ -2467,10 +1985,10 @@
     </w:p>
     <w:p>
       <w:pPr>
-        <w:pStyle w:val="MATICHeading1"/>
+        <w:pStyle w:val="MATICHeading2"/>
       </w:pPr>
       <w:r>
-        <w:t>十四、商业模式与股权架构分析</w:t>
+        <w:t>十三、商业模式与股权架构分析</w:t>
       </w:r>
     </w:p>
     <w:p>
@@ -2480,23 +1998,10 @@
     </w:p>
     <w:p>
       <w:pPr>
-        <w:pStyle w:val="MATICHeading1"/>
+        <w:pStyle w:val="MATICHeading2"/>
       </w:pPr>
       <w:r>
-        <w:t>十五、重大风险与一票否决事项</w:t>
-      </w:r>
-    </w:p>
-    <w:p>
-      <w:r>
-        <w:t>[根据BP、公开检索和独立分析填写。区分项目方陈述、公开事实、推断与待核实事项。]</w:t>
-      </w:r>
-    </w:p>
-    <w:p>
-      <w:pPr>
-        <w:pStyle w:val="MATICHeading1"/>
-      </w:pPr>
-      <w:r>
-        <w:t>十六、八维度五星评级及综合判断</w:t>
+        <w:t>十四、重大风险与一票否决事项</w:t>
       </w:r>
     </w:p>
     <w:tbl>
@@ -2775,10 +2280,10 @@
     </w:tbl>
     <w:p>
       <w:pPr>
-        <w:pStyle w:val="MATICHeading1"/>
+        <w:pStyle w:val="MATICHeading2"/>
       </w:pPr>
       <w:r>
-        <w:t>十七、与医创中心合作的参考建议</w:t>
+        <w:t>十五、八维度五星评级及综合判断</w:t>
       </w:r>
     </w:p>
     <w:p>
@@ -2788,10 +2293,10 @@
     </w:p>
     <w:p>
       <w:pPr>
-        <w:pStyle w:val="MATICHeading1"/>
+        <w:pStyle w:val="MATICHeading2"/>
       </w:pPr>
       <w:r>
-        <w:t>十八、项目方待补充材料清单</w:t>
+        <w:t>十六、与医创中心合作的参考建议</w:t>
       </w:r>
     </w:p>
     <w:p>
@@ -2801,10 +2306,10 @@
     </w:p>
     <w:p>
       <w:pPr>
-        <w:pStyle w:val="MATICHeading1"/>
+        <w:pStyle w:val="MATICHeading2"/>
       </w:pPr>
       <w:r>
-        <w:t>十九、进一步调研问题清单</w:t>
+        <w:t>十七、项目方待补充材料清单</w:t>
       </w:r>
     </w:p>
     <w:tbl>
@@ -3169,10 +2674,10 @@
     </w:tbl>
     <w:p>
       <w:pPr>
-        <w:pStyle w:val="MATICHeading1"/>
+        <w:pStyle w:val="MATICHeading2"/>
       </w:pPr>
       <w:r>
-        <w:t>二十、参考来源及附录</w:t>
+        <w:t>十八、进一步调研问题清单</w:t>
       </w:r>
     </w:p>
     <w:tbl>
@@ -3430,6 +2935,459 @@
         <w:tc>
           <w:tcPr>
             <w:tcW w:type="dxa" w:w="2948"/>
+          </w:tcPr>
+          <w:p>
+            <w:pPr>
+              <w:spacing w:before="0" w:after="0" w:line="300" w:lineRule="exact"/>
+              <w:ind w:firstLine="0" w:left="0"/>
+              <w:jc w:val="left"/>
+            </w:pPr>
+            <w:r/>
+            <w:r>
+              <w:rPr>
+                <w:rFonts w:ascii="Times New Roman" w:hAnsi="Times New Roman" w:eastAsia="方正仿宋_GBK" w:cs="Times New Roman"/>
+                <w:b w:val="0"/>
+                <w:sz w:val="21"/>
+              </w:rPr>
+              <w:t>[待填写]</w:t>
+            </w:r>
+          </w:p>
+        </w:tc>
+      </w:tr>
+    </w:tbl>
+    <w:p>
+      <w:pPr>
+        <w:pStyle w:val="MATICHeading2"/>
+      </w:pPr>
+      <w:r>
+        <w:t>十九、参考来源及附录</w:t>
+      </w:r>
+    </w:p>
+    <w:tbl>
+      <w:tblPr>
+        <w:tblStyle w:val="TableGrid"/>
+        <w:tblW w:type="auto" w:w="0"/>
+        <w:tblLook w:firstColumn="1" w:firstRow="1" w:lastColumn="0" w:lastRow="0" w:noHBand="0" w:noVBand="1" w:val="04A0"/>
+      </w:tblPr>
+      <w:tblGrid>
+        <w:gridCol w:w="1769"/>
+        <w:gridCol w:w="1769"/>
+        <w:gridCol w:w="1769"/>
+        <w:gridCol w:w="1769"/>
+        <w:gridCol w:w="1769"/>
+      </w:tblGrid>
+      <w:tr>
+        <w:trPr>
+          <w:tblHeader/>
+        </w:trPr>
+        <w:tc>
+          <w:tcPr>
+            <w:tcW w:type="dxa" w:w="1769"/>
+          </w:tcPr>
+          <w:p>
+            <w:pPr>
+              <w:spacing w:before="0" w:after="0" w:line="300" w:lineRule="exact"/>
+              <w:ind w:firstLine="0" w:left="0"/>
+              <w:jc w:val="center"/>
+            </w:pPr>
+            <w:r/>
+            <w:r>
+              <w:rPr>
+                <w:rFonts w:ascii="Times New Roman" w:hAnsi="Times New Roman" w:eastAsia="方正仿宋_GBK" w:cs="Times New Roman"/>
+                <w:b/>
+                <w:sz w:val="21"/>
+              </w:rPr>
+              <w:t>序号</w:t>
+            </w:r>
+          </w:p>
+        </w:tc>
+        <w:tc>
+          <w:tcPr>
+            <w:tcW w:type="dxa" w:w="1769"/>
+          </w:tcPr>
+          <w:p>
+            <w:pPr>
+              <w:spacing w:before="0" w:after="0" w:line="300" w:lineRule="exact"/>
+              <w:ind w:firstLine="0" w:left="0"/>
+              <w:jc w:val="center"/>
+            </w:pPr>
+            <w:r/>
+            <w:r>
+              <w:rPr>
+                <w:rFonts w:ascii="Times New Roman" w:hAnsi="Times New Roman" w:eastAsia="方正仿宋_GBK" w:cs="Times New Roman"/>
+                <w:b/>
+                <w:sz w:val="21"/>
+              </w:rPr>
+              <w:t>来源</w:t>
+            </w:r>
+          </w:p>
+        </w:tc>
+        <w:tc>
+          <w:tcPr>
+            <w:tcW w:type="dxa" w:w="1769"/>
+          </w:tcPr>
+          <w:p>
+            <w:pPr>
+              <w:spacing w:before="0" w:after="0" w:line="300" w:lineRule="exact"/>
+              <w:ind w:firstLine="0" w:left="0"/>
+              <w:jc w:val="center"/>
+            </w:pPr>
+            <w:r/>
+            <w:r>
+              <w:rPr>
+                <w:rFonts w:ascii="Times New Roman" w:hAnsi="Times New Roman" w:eastAsia="方正仿宋_GBK" w:cs="Times New Roman"/>
+                <w:b/>
+                <w:sz w:val="21"/>
+              </w:rPr>
+              <w:t>标题</w:t>
+            </w:r>
+          </w:p>
+        </w:tc>
+        <w:tc>
+          <w:tcPr>
+            <w:tcW w:type="dxa" w:w="1769"/>
+          </w:tcPr>
+          <w:p>
+            <w:pPr>
+              <w:spacing w:before="0" w:after="0" w:line="300" w:lineRule="exact"/>
+              <w:ind w:firstLine="0" w:left="0"/>
+              <w:jc w:val="center"/>
+            </w:pPr>
+            <w:r/>
+            <w:r>
+              <w:rPr>
+                <w:rFonts w:ascii="Times New Roman" w:hAnsi="Times New Roman" w:eastAsia="方正仿宋_GBK" w:cs="Times New Roman"/>
+                <w:b/>
+                <w:sz w:val="21"/>
+              </w:rPr>
+              <w:t>日期</w:t>
+            </w:r>
+          </w:p>
+        </w:tc>
+        <w:tc>
+          <w:tcPr>
+            <w:tcW w:type="dxa" w:w="1769"/>
+          </w:tcPr>
+          <w:p>
+            <w:pPr>
+              <w:spacing w:before="0" w:after="0" w:line="300" w:lineRule="exact"/>
+              <w:ind w:firstLine="0" w:left="0"/>
+              <w:jc w:val="center"/>
+            </w:pPr>
+            <w:r/>
+            <w:r>
+              <w:rPr>
+                <w:rFonts w:ascii="Times New Roman" w:hAnsi="Times New Roman" w:eastAsia="方正仿宋_GBK" w:cs="Times New Roman"/>
+                <w:b/>
+                <w:sz w:val="21"/>
+              </w:rPr>
+              <w:t>链接</w:t>
+            </w:r>
+          </w:p>
+        </w:tc>
+      </w:tr>
+      <w:tr>
+        <w:tc>
+          <w:tcPr>
+            <w:tcW w:type="dxa" w:w="1769"/>
+          </w:tcPr>
+          <w:p>
+            <w:pPr>
+              <w:spacing w:before="0" w:after="0" w:line="300" w:lineRule="exact"/>
+              <w:ind w:firstLine="0" w:left="0"/>
+              <w:jc w:val="left"/>
+            </w:pPr>
+            <w:r/>
+            <w:r>
+              <w:rPr>
+                <w:rFonts w:ascii="Times New Roman" w:hAnsi="Times New Roman" w:eastAsia="方正仿宋_GBK" w:cs="Times New Roman"/>
+                <w:b w:val="0"/>
+                <w:sz w:val="21"/>
+              </w:rPr>
+              <w:t>[待填写]</w:t>
+            </w:r>
+          </w:p>
+        </w:tc>
+        <w:tc>
+          <w:tcPr>
+            <w:tcW w:type="dxa" w:w="1769"/>
+          </w:tcPr>
+          <w:p>
+            <w:pPr>
+              <w:spacing w:before="0" w:after="0" w:line="300" w:lineRule="exact"/>
+              <w:ind w:firstLine="0" w:left="0"/>
+              <w:jc w:val="left"/>
+            </w:pPr>
+            <w:r/>
+            <w:r>
+              <w:rPr>
+                <w:rFonts w:ascii="Times New Roman" w:hAnsi="Times New Roman" w:eastAsia="方正仿宋_GBK" w:cs="Times New Roman"/>
+                <w:b w:val="0"/>
+                <w:sz w:val="21"/>
+              </w:rPr>
+              <w:t>[待填写]</w:t>
+            </w:r>
+          </w:p>
+        </w:tc>
+        <w:tc>
+          <w:tcPr>
+            <w:tcW w:type="dxa" w:w="1769"/>
+          </w:tcPr>
+          <w:p>
+            <w:pPr>
+              <w:spacing w:before="0" w:after="0" w:line="300" w:lineRule="exact"/>
+              <w:ind w:firstLine="0" w:left="0"/>
+              <w:jc w:val="left"/>
+            </w:pPr>
+            <w:r/>
+            <w:r>
+              <w:rPr>
+                <w:rFonts w:ascii="Times New Roman" w:hAnsi="Times New Roman" w:eastAsia="方正仿宋_GBK" w:cs="Times New Roman"/>
+                <w:b w:val="0"/>
+                <w:sz w:val="21"/>
+              </w:rPr>
+              <w:t>[待填写]</w:t>
+            </w:r>
+          </w:p>
+        </w:tc>
+        <w:tc>
+          <w:tcPr>
+            <w:tcW w:type="dxa" w:w="1769"/>
+          </w:tcPr>
+          <w:p>
+            <w:pPr>
+              <w:spacing w:before="0" w:after="0" w:line="300" w:lineRule="exact"/>
+              <w:ind w:firstLine="0" w:left="0"/>
+              <w:jc w:val="left"/>
+            </w:pPr>
+            <w:r/>
+            <w:r>
+              <w:rPr>
+                <w:rFonts w:ascii="Times New Roman" w:hAnsi="Times New Roman" w:eastAsia="方正仿宋_GBK" w:cs="Times New Roman"/>
+                <w:b w:val="0"/>
+                <w:sz w:val="21"/>
+              </w:rPr>
+              <w:t>[待填写]</w:t>
+            </w:r>
+          </w:p>
+        </w:tc>
+        <w:tc>
+          <w:tcPr>
+            <w:tcW w:type="dxa" w:w="1769"/>
+          </w:tcPr>
+          <w:p>
+            <w:pPr>
+              <w:spacing w:before="0" w:after="0" w:line="300" w:lineRule="exact"/>
+              <w:ind w:firstLine="0" w:left="0"/>
+              <w:jc w:val="left"/>
+            </w:pPr>
+            <w:r/>
+            <w:r>
+              <w:rPr>
+                <w:rFonts w:ascii="Times New Roman" w:hAnsi="Times New Roman" w:eastAsia="方正仿宋_GBK" w:cs="Times New Roman"/>
+                <w:b w:val="0"/>
+                <w:sz w:val="21"/>
+              </w:rPr>
+              <w:t>[待填写]</w:t>
+            </w:r>
+          </w:p>
+        </w:tc>
+      </w:tr>
+      <w:tr>
+        <w:tc>
+          <w:tcPr>
+            <w:tcW w:type="dxa" w:w="1769"/>
+          </w:tcPr>
+          <w:p>
+            <w:pPr>
+              <w:spacing w:before="0" w:after="0" w:line="300" w:lineRule="exact"/>
+              <w:ind w:firstLine="0" w:left="0"/>
+              <w:jc w:val="left"/>
+            </w:pPr>
+            <w:r/>
+            <w:r>
+              <w:rPr>
+                <w:rFonts w:ascii="Times New Roman" w:hAnsi="Times New Roman" w:eastAsia="方正仿宋_GBK" w:cs="Times New Roman"/>
+                <w:b w:val="0"/>
+                <w:sz w:val="21"/>
+              </w:rPr>
+              <w:t>[待填写]</w:t>
+            </w:r>
+          </w:p>
+        </w:tc>
+        <w:tc>
+          <w:tcPr>
+            <w:tcW w:type="dxa" w:w="1769"/>
+          </w:tcPr>
+          <w:p>
+            <w:pPr>
+              <w:spacing w:before="0" w:after="0" w:line="300" w:lineRule="exact"/>
+              <w:ind w:firstLine="0" w:left="0"/>
+              <w:jc w:val="left"/>
+            </w:pPr>
+            <w:r/>
+            <w:r>
+              <w:rPr>
+                <w:rFonts w:ascii="Times New Roman" w:hAnsi="Times New Roman" w:eastAsia="方正仿宋_GBK" w:cs="Times New Roman"/>
+                <w:b w:val="0"/>
+                <w:sz w:val="21"/>
+              </w:rPr>
+              <w:t>[待填写]</w:t>
+            </w:r>
+          </w:p>
+        </w:tc>
+        <w:tc>
+          <w:tcPr>
+            <w:tcW w:type="dxa" w:w="1769"/>
+          </w:tcPr>
+          <w:p>
+            <w:pPr>
+              <w:spacing w:before="0" w:after="0" w:line="300" w:lineRule="exact"/>
+              <w:ind w:firstLine="0" w:left="0"/>
+              <w:jc w:val="left"/>
+            </w:pPr>
+            <w:r/>
+            <w:r>
+              <w:rPr>
+                <w:rFonts w:ascii="Times New Roman" w:hAnsi="Times New Roman" w:eastAsia="方正仿宋_GBK" w:cs="Times New Roman"/>
+                <w:b w:val="0"/>
+                <w:sz w:val="21"/>
+              </w:rPr>
+              <w:t>[待填写]</w:t>
+            </w:r>
+          </w:p>
+        </w:tc>
+        <w:tc>
+          <w:tcPr>
+            <w:tcW w:type="dxa" w:w="1769"/>
+          </w:tcPr>
+          <w:p>
+            <w:pPr>
+              <w:spacing w:before="0" w:after="0" w:line="300" w:lineRule="exact"/>
+              <w:ind w:firstLine="0" w:left="0"/>
+              <w:jc w:val="left"/>
+            </w:pPr>
+            <w:r/>
+            <w:r>
+              <w:rPr>
+                <w:rFonts w:ascii="Times New Roman" w:hAnsi="Times New Roman" w:eastAsia="方正仿宋_GBK" w:cs="Times New Roman"/>
+                <w:b w:val="0"/>
+                <w:sz w:val="21"/>
+              </w:rPr>
+              <w:t>[待填写]</w:t>
+            </w:r>
+          </w:p>
+        </w:tc>
+        <w:tc>
+          <w:tcPr>
+            <w:tcW w:type="dxa" w:w="1769"/>
+          </w:tcPr>
+          <w:p>
+            <w:pPr>
+              <w:spacing w:before="0" w:after="0" w:line="300" w:lineRule="exact"/>
+              <w:ind w:firstLine="0" w:left="0"/>
+              <w:jc w:val="left"/>
+            </w:pPr>
+            <w:r/>
+            <w:r>
+              <w:rPr>
+                <w:rFonts w:ascii="Times New Roman" w:hAnsi="Times New Roman" w:eastAsia="方正仿宋_GBK" w:cs="Times New Roman"/>
+                <w:b w:val="0"/>
+                <w:sz w:val="21"/>
+              </w:rPr>
+              <w:t>[待填写]</w:t>
+            </w:r>
+          </w:p>
+        </w:tc>
+      </w:tr>
+      <w:tr>
+        <w:tc>
+          <w:tcPr>
+            <w:tcW w:type="dxa" w:w="1769"/>
+          </w:tcPr>
+          <w:p>
+            <w:pPr>
+              <w:spacing w:before="0" w:after="0" w:line="300" w:lineRule="exact"/>
+              <w:ind w:firstLine="0" w:left="0"/>
+              <w:jc w:val="left"/>
+            </w:pPr>
+            <w:r/>
+            <w:r>
+              <w:rPr>
+                <w:rFonts w:ascii="Times New Roman" w:hAnsi="Times New Roman" w:eastAsia="方正仿宋_GBK" w:cs="Times New Roman"/>
+                <w:b w:val="0"/>
+                <w:sz w:val="21"/>
+              </w:rPr>
+              <w:t>[待填写]</w:t>
+            </w:r>
+          </w:p>
+        </w:tc>
+        <w:tc>
+          <w:tcPr>
+            <w:tcW w:type="dxa" w:w="1769"/>
+          </w:tcPr>
+          <w:p>
+            <w:pPr>
+              <w:spacing w:before="0" w:after="0" w:line="300" w:lineRule="exact"/>
+              <w:ind w:firstLine="0" w:left="0"/>
+              <w:jc w:val="left"/>
+            </w:pPr>
+            <w:r/>
+            <w:r>
+              <w:rPr>
+                <w:rFonts w:ascii="Times New Roman" w:hAnsi="Times New Roman" w:eastAsia="方正仿宋_GBK" w:cs="Times New Roman"/>
+                <w:b w:val="0"/>
+                <w:sz w:val="21"/>
+              </w:rPr>
+              <w:t>[待填写]</w:t>
+            </w:r>
+          </w:p>
+        </w:tc>
+        <w:tc>
+          <w:tcPr>
+            <w:tcW w:type="dxa" w:w="1769"/>
+          </w:tcPr>
+          <w:p>
+            <w:pPr>
+              <w:spacing w:before="0" w:after="0" w:line="300" w:lineRule="exact"/>
+              <w:ind w:firstLine="0" w:left="0"/>
+              <w:jc w:val="left"/>
+            </w:pPr>
+            <w:r/>
+            <w:r>
+              <w:rPr>
+                <w:rFonts w:ascii="Times New Roman" w:hAnsi="Times New Roman" w:eastAsia="方正仿宋_GBK" w:cs="Times New Roman"/>
+                <w:b w:val="0"/>
+                <w:sz w:val="21"/>
+              </w:rPr>
+              <w:t>[待填写]</w:t>
+            </w:r>
+          </w:p>
+        </w:tc>
+        <w:tc>
+          <w:tcPr>
+            <w:tcW w:type="dxa" w:w="1769"/>
+          </w:tcPr>
+          <w:p>
+            <w:pPr>
+              <w:spacing w:before="0" w:after="0" w:line="300" w:lineRule="exact"/>
+              <w:ind w:firstLine="0" w:left="0"/>
+              <w:jc w:val="left"/>
+            </w:pPr>
+            <w:r/>
+            <w:r>
+              <w:rPr>
+                <w:rFonts w:ascii="Times New Roman" w:hAnsi="Times New Roman" w:eastAsia="方正仿宋_GBK" w:cs="Times New Roman"/>
+                <w:b w:val="0"/>
+                <w:sz w:val="21"/>
+              </w:rPr>
+              <w:t>[待填写]</w:t>
+            </w:r>
+          </w:p>
+        </w:tc>
+        <w:tc>
+          <w:tcPr>
+            <w:tcW w:type="dxa" w:w="1769"/>
           </w:tcPr>
           <w:p>
             <w:pPr>

--- a/assets/matic-due-diligence-template.docx
+++ b/assets/matic-due-diligence-template.docx
@@ -54,7 +54,7 @@
           <w:p>
             <w:pPr>
               <w:spacing w:before="0" w:after="0" w:line="300" w:lineRule="exact"/>
-              <w:ind w:firstLine="0" w:left="0"/>
+              <w:ind w:firstLineChars="0" w:left="0" w:firstLine="0"/>
               <w:jc w:val="center"/>
             </w:pPr>
             <w:r/>
@@ -76,7 +76,7 @@
           <w:p>
             <w:pPr>
               <w:spacing w:before="0" w:after="0" w:line="300" w:lineRule="exact"/>
-              <w:ind w:firstLine="0" w:left="0"/>
+              <w:ind w:firstLineChars="0" w:left="0" w:firstLine="0"/>
               <w:jc w:val="left"/>
             </w:pPr>
             <w:r/>
@@ -100,7 +100,7 @@
           <w:p>
             <w:pPr>
               <w:spacing w:before="0" w:after="0" w:line="300" w:lineRule="exact"/>
-              <w:ind w:firstLine="0" w:left="0"/>
+              <w:ind w:firstLine="0" w:firstLineChars="0" w:left="0"/>
               <w:jc w:val="center"/>
             </w:pPr>
             <w:r/>
@@ -122,7 +122,7 @@
           <w:p>
             <w:pPr>
               <w:spacing w:before="0" w:after="0" w:line="300" w:lineRule="exact"/>
-              <w:ind w:firstLine="0" w:left="0"/>
+              <w:ind w:firstLineChars="0" w:left="0" w:firstLine="0"/>
               <w:jc w:val="left"/>
             </w:pPr>
             <w:r/>
@@ -146,7 +146,7 @@
           <w:p>
             <w:pPr>
               <w:spacing w:before="0" w:after="0" w:line="300" w:lineRule="exact"/>
-              <w:ind w:firstLine="0" w:left="0"/>
+              <w:ind w:firstLine="0" w:firstLineChars="0" w:left="0"/>
               <w:jc w:val="center"/>
             </w:pPr>
             <w:r/>
@@ -168,7 +168,7 @@
           <w:p>
             <w:pPr>
               <w:spacing w:before="0" w:after="0" w:line="300" w:lineRule="exact"/>
-              <w:ind w:firstLine="0" w:left="0"/>
+              <w:ind w:firstLine="0" w:firstLineChars="0" w:left="0"/>
               <w:jc w:val="left"/>
             </w:pPr>
             <w:r/>
@@ -192,7 +192,7 @@
           <w:p>
             <w:pPr>
               <w:spacing w:before="0" w:after="0" w:line="300" w:lineRule="exact"/>
-              <w:ind w:firstLine="0" w:left="0"/>
+              <w:ind w:firstLine="0" w:firstLineChars="0" w:left="0"/>
               <w:jc w:val="center"/>
             </w:pPr>
             <w:r/>
@@ -214,7 +214,7 @@
           <w:p>
             <w:pPr>
               <w:spacing w:before="0" w:after="0" w:line="300" w:lineRule="exact"/>
-              <w:ind w:firstLine="0" w:left="0"/>
+              <w:ind w:firstLineChars="0" w:left="0" w:firstLine="0"/>
               <w:jc w:val="left"/>
             </w:pPr>
             <w:r/>
@@ -299,7 +299,7 @@
           <w:p>
             <w:pPr>
               <w:spacing w:before="0" w:after="0" w:line="300" w:lineRule="exact"/>
-              <w:ind w:firstLine="0" w:left="0"/>
+              <w:ind w:firstLineChars="0" w:left="0" w:firstLine="0"/>
               <w:jc w:val="center"/>
             </w:pPr>
             <w:r/>
@@ -320,7 +320,7 @@
           <w:p>
             <w:pPr>
               <w:spacing w:before="0" w:after="0" w:line="300" w:lineRule="exact"/>
-              <w:ind w:firstLine="0" w:left="0"/>
+              <w:ind w:firstLineChars="0" w:left="0" w:firstLine="0"/>
               <w:jc w:val="left"/>
             </w:pPr>
             <w:r/>
@@ -343,7 +343,7 @@
           <w:p>
             <w:pPr>
               <w:spacing w:before="0" w:after="0" w:line="300" w:lineRule="exact"/>
-              <w:ind w:firstLine="0" w:left="0"/>
+              <w:ind w:firstLine="0" w:firstLineChars="0" w:left="0"/>
               <w:jc w:val="center"/>
             </w:pPr>
             <w:r/>
@@ -364,7 +364,7 @@
           <w:p>
             <w:pPr>
               <w:spacing w:before="0" w:after="0" w:line="300" w:lineRule="exact"/>
-              <w:ind w:firstLine="0" w:left="0"/>
+              <w:ind w:firstLine="0" w:firstLineChars="0" w:left="0"/>
               <w:jc w:val="left"/>
             </w:pPr>
             <w:r/>
@@ -387,7 +387,7 @@
           <w:p>
             <w:pPr>
               <w:spacing w:before="0" w:after="0" w:line="300" w:lineRule="exact"/>
-              <w:ind w:firstLine="0" w:left="0"/>
+              <w:ind w:firstLine="0" w:firstLineChars="0" w:left="0"/>
               <w:jc w:val="center"/>
             </w:pPr>
             <w:r/>
@@ -408,7 +408,7 @@
           <w:p>
             <w:pPr>
               <w:spacing w:before="0" w:after="0" w:line="300" w:lineRule="exact"/>
-              <w:ind w:firstLine="0" w:left="0"/>
+              <w:ind w:firstLineChars="0" w:left="0" w:firstLine="0"/>
               <w:jc w:val="left"/>
             </w:pPr>
             <w:r/>
@@ -431,7 +431,7 @@
           <w:p>
             <w:pPr>
               <w:spacing w:before="0" w:after="0" w:line="300" w:lineRule="exact"/>
-              <w:ind w:firstLine="0" w:left="0"/>
+              <w:ind w:firstLine="0" w:firstLineChars="0" w:left="0"/>
               <w:jc w:val="center"/>
             </w:pPr>
             <w:r/>
@@ -452,7 +452,7 @@
           <w:p>
             <w:pPr>
               <w:spacing w:before="0" w:after="0" w:line="300" w:lineRule="exact"/>
-              <w:ind w:firstLine="0" w:left="0"/>
+              <w:ind w:firstLine="0" w:firstLineChars="0" w:left="0"/>
               <w:jc w:val="left"/>
             </w:pPr>
             <w:r/>
@@ -475,7 +475,7 @@
           <w:p>
             <w:pPr>
               <w:spacing w:before="0" w:after="0" w:line="300" w:lineRule="exact"/>
-              <w:ind w:firstLine="0" w:left="0"/>
+              <w:ind w:firstLine="0" w:firstLineChars="0" w:left="0"/>
               <w:jc w:val="center"/>
             </w:pPr>
             <w:r/>
@@ -496,7 +496,7 @@
           <w:p>
             <w:pPr>
               <w:spacing w:before="0" w:after="0" w:line="300" w:lineRule="exact"/>
-              <w:ind w:firstLine="0" w:left="0"/>
+              <w:ind w:firstLine="0" w:firstLineChars="0" w:left="0"/>
               <w:jc w:val="left"/>
             </w:pPr>
             <w:r/>
@@ -519,7 +519,7 @@
           <w:p>
             <w:pPr>
               <w:spacing w:before="0" w:after="0" w:line="300" w:lineRule="exact"/>
-              <w:ind w:firstLine="0" w:left="0"/>
+              <w:ind w:firstLine="0" w:firstLineChars="0" w:left="0"/>
               <w:jc w:val="center"/>
             </w:pPr>
             <w:r/>
@@ -540,7 +540,7 @@
           <w:p>
             <w:pPr>
               <w:spacing w:before="0" w:after="0" w:line="300" w:lineRule="exact"/>
-              <w:ind w:firstLine="0" w:left="0"/>
+              <w:ind w:firstLine="0" w:firstLineChars="0" w:left="0"/>
               <w:jc w:val="left"/>
             </w:pPr>
             <w:r/>
@@ -563,7 +563,7 @@
           <w:p>
             <w:pPr>
               <w:spacing w:before="0" w:after="0" w:line="300" w:lineRule="exact"/>
-              <w:ind w:firstLine="0" w:left="0"/>
+              <w:ind w:firstLine="0" w:firstLineChars="0" w:left="0"/>
               <w:jc w:val="center"/>
             </w:pPr>
             <w:r/>
@@ -584,7 +584,7 @@
           <w:p>
             <w:pPr>
               <w:spacing w:before="0" w:after="0" w:line="300" w:lineRule="exact"/>
-              <w:ind w:firstLine="0" w:left="0"/>
+              <w:ind w:firstLine="0" w:firstLineChars="0" w:left="0"/>
               <w:jc w:val="left"/>
             </w:pPr>
             <w:r/>
@@ -607,7 +607,7 @@
           <w:p>
             <w:pPr>
               <w:spacing w:before="0" w:after="0" w:line="300" w:lineRule="exact"/>
-              <w:ind w:firstLine="0" w:left="0"/>
+              <w:ind w:firstLine="0" w:firstLineChars="0" w:left="0"/>
               <w:jc w:val="center"/>
             </w:pPr>
             <w:r/>
@@ -628,7 +628,7 @@
           <w:p>
             <w:pPr>
               <w:spacing w:before="0" w:after="0" w:line="300" w:lineRule="exact"/>
-              <w:ind w:firstLine="0" w:left="0"/>
+              <w:ind w:firstLine="0" w:firstLineChars="0" w:left="0"/>
               <w:jc w:val="left"/>
             </w:pPr>
             <w:r/>
@@ -651,7 +651,7 @@
           <w:p>
             <w:pPr>
               <w:spacing w:before="0" w:after="0" w:line="300" w:lineRule="exact"/>
-              <w:ind w:firstLine="0" w:left="0"/>
+              <w:ind w:firstLine="0" w:firstLineChars="0" w:left="0"/>
               <w:jc w:val="center"/>
             </w:pPr>
             <w:r/>
@@ -672,7 +672,7 @@
           <w:p>
             <w:pPr>
               <w:spacing w:before="0" w:after="0" w:line="300" w:lineRule="exact"/>
-              <w:ind w:firstLine="0" w:left="0"/>
+              <w:ind w:firstLine="0" w:firstLineChars="0" w:left="0"/>
               <w:jc w:val="left"/>
             </w:pPr>
             <w:r/>
@@ -695,7 +695,7 @@
           <w:p>
             <w:pPr>
               <w:spacing w:before="0" w:after="0" w:line="300" w:lineRule="exact"/>
-              <w:ind w:firstLine="0" w:left="0"/>
+              <w:ind w:firstLine="0" w:firstLineChars="0" w:left="0"/>
               <w:jc w:val="center"/>
             </w:pPr>
             <w:r/>
@@ -716,7 +716,7 @@
           <w:p>
             <w:pPr>
               <w:spacing w:before="0" w:after="0" w:line="300" w:lineRule="exact"/>
-              <w:ind w:firstLine="0" w:left="0"/>
+              <w:ind w:firstLine="0" w:firstLineChars="0" w:left="0"/>
               <w:jc w:val="left"/>
             </w:pPr>
             <w:r/>
@@ -908,7 +908,7 @@
           <w:p>
             <w:pPr>
               <w:spacing w:before="0" w:after="0" w:line="300" w:lineRule="exact"/>
-              <w:ind w:firstLine="0" w:left="0"/>
+              <w:ind w:firstLineChars="0" w:left="0" w:firstLine="0"/>
               <w:jc w:val="center"/>
             </w:pPr>
             <w:r/>
@@ -929,7 +929,7 @@
           <w:p>
             <w:pPr>
               <w:spacing w:before="0" w:after="0" w:line="300" w:lineRule="exact"/>
-              <w:ind w:firstLine="0" w:left="0"/>
+              <w:ind w:firstLineChars="0" w:left="0" w:firstLine="0"/>
               <w:jc w:val="center"/>
             </w:pPr>
             <w:r/>
@@ -950,7 +950,7 @@
           <w:p>
             <w:pPr>
               <w:spacing w:before="0" w:after="0" w:line="300" w:lineRule="exact"/>
-              <w:ind w:firstLine="0" w:left="0"/>
+              <w:ind w:firstLineChars="0" w:left="0" w:firstLine="0"/>
               <w:jc w:val="center"/>
             </w:pPr>
             <w:r/>
@@ -971,7 +971,7 @@
           <w:p>
             <w:pPr>
               <w:spacing w:before="0" w:after="0" w:line="300" w:lineRule="exact"/>
-              <w:ind w:firstLine="0" w:left="0"/>
+              <w:ind w:firstLineChars="0" w:left="0" w:firstLine="0"/>
               <w:jc w:val="center"/>
             </w:pPr>
             <w:r/>
@@ -992,7 +992,7 @@
           <w:p>
             <w:pPr>
               <w:spacing w:before="0" w:after="0" w:line="300" w:lineRule="exact"/>
-              <w:ind w:firstLine="0" w:left="0"/>
+              <w:ind w:firstLineChars="0" w:left="0" w:firstLine="0"/>
               <w:jc w:val="center"/>
             </w:pPr>
             <w:r/>
@@ -1013,7 +1013,7 @@
           <w:p>
             <w:pPr>
               <w:spacing w:before="0" w:after="0" w:line="300" w:lineRule="exact"/>
-              <w:ind w:firstLine="0" w:left="0"/>
+              <w:ind w:firstLineChars="0" w:left="0" w:firstLine="0"/>
               <w:jc w:val="center"/>
             </w:pPr>
             <w:r/>
@@ -1036,7 +1036,7 @@
           <w:p>
             <w:pPr>
               <w:spacing w:before="0" w:after="0" w:line="300" w:lineRule="exact"/>
-              <w:ind w:firstLine="0" w:left="0"/>
+              <w:ind w:firstLine="0" w:firstLineChars="0" w:left="0"/>
               <w:jc w:val="left"/>
             </w:pPr>
             <w:r/>
@@ -1057,7 +1057,7 @@
           <w:p>
             <w:pPr>
               <w:spacing w:before="0" w:after="0" w:line="300" w:lineRule="exact"/>
-              <w:ind w:firstLine="0" w:left="0"/>
+              <w:ind w:firstLine="0" w:firstLineChars="0" w:left="0"/>
               <w:jc w:val="left"/>
             </w:pPr>
             <w:r/>
@@ -1078,7 +1078,7 @@
           <w:p>
             <w:pPr>
               <w:spacing w:before="0" w:after="0" w:line="300" w:lineRule="exact"/>
-              <w:ind w:firstLine="0" w:left="0"/>
+              <w:ind w:firstLine="0" w:firstLineChars="0" w:left="0"/>
               <w:jc w:val="left"/>
             </w:pPr>
             <w:r/>
@@ -1099,7 +1099,7 @@
           <w:p>
             <w:pPr>
               <w:spacing w:before="0" w:after="0" w:line="300" w:lineRule="exact"/>
-              <w:ind w:firstLine="0" w:left="0"/>
+              <w:ind w:firstLine="0" w:firstLineChars="0" w:left="0"/>
               <w:jc w:val="left"/>
             </w:pPr>
             <w:r/>
@@ -1120,7 +1120,7 @@
           <w:p>
             <w:pPr>
               <w:spacing w:before="0" w:after="0" w:line="300" w:lineRule="exact"/>
-              <w:ind w:firstLine="0" w:left="0"/>
+              <w:ind w:firstLine="0" w:firstLineChars="0" w:left="0"/>
               <w:jc w:val="left"/>
             </w:pPr>
             <w:r/>
@@ -1141,7 +1141,7 @@
           <w:p>
             <w:pPr>
               <w:spacing w:before="0" w:after="0" w:line="300" w:lineRule="exact"/>
-              <w:ind w:firstLine="0" w:left="0"/>
+              <w:ind w:firstLine="0" w:firstLineChars="0" w:left="0"/>
               <w:jc w:val="left"/>
             </w:pPr>
             <w:r/>
@@ -1164,7 +1164,7 @@
           <w:p>
             <w:pPr>
               <w:spacing w:before="0" w:after="0" w:line="300" w:lineRule="exact"/>
-              <w:ind w:firstLine="0" w:left="0"/>
+              <w:ind w:firstLine="0" w:firstLineChars="0" w:left="0"/>
               <w:jc w:val="left"/>
             </w:pPr>
             <w:r/>
@@ -1185,7 +1185,7 @@
           <w:p>
             <w:pPr>
               <w:spacing w:before="0" w:after="0" w:line="300" w:lineRule="exact"/>
-              <w:ind w:firstLine="0" w:left="0"/>
+              <w:ind w:firstLine="0" w:firstLineChars="0" w:left="0"/>
               <w:jc w:val="left"/>
             </w:pPr>
             <w:r/>
@@ -1206,7 +1206,7 @@
           <w:p>
             <w:pPr>
               <w:spacing w:before="0" w:after="0" w:line="300" w:lineRule="exact"/>
-              <w:ind w:firstLine="0" w:left="0"/>
+              <w:ind w:firstLine="0" w:firstLineChars="0" w:left="0"/>
               <w:jc w:val="left"/>
             </w:pPr>
             <w:r/>
@@ -1227,7 +1227,7 @@
           <w:p>
             <w:pPr>
               <w:spacing w:before="0" w:after="0" w:line="300" w:lineRule="exact"/>
-              <w:ind w:firstLine="0" w:left="0"/>
+              <w:ind w:firstLine="0" w:firstLineChars="0" w:left="0"/>
               <w:jc w:val="left"/>
             </w:pPr>
             <w:r/>
@@ -1248,7 +1248,7 @@
           <w:p>
             <w:pPr>
               <w:spacing w:before="0" w:after="0" w:line="300" w:lineRule="exact"/>
-              <w:ind w:firstLine="0" w:left="0"/>
+              <w:ind w:firstLine="0" w:firstLineChars="0" w:left="0"/>
               <w:jc w:val="left"/>
             </w:pPr>
             <w:r/>
@@ -1269,7 +1269,7 @@
           <w:p>
             <w:pPr>
               <w:spacing w:before="0" w:after="0" w:line="300" w:lineRule="exact"/>
-              <w:ind w:firstLine="0" w:left="0"/>
+              <w:ind w:firstLine="0" w:firstLineChars="0" w:left="0"/>
               <w:jc w:val="left"/>
             </w:pPr>
             <w:r/>
@@ -1292,7 +1292,7 @@
           <w:p>
             <w:pPr>
               <w:spacing w:before="0" w:after="0" w:line="300" w:lineRule="exact"/>
-              <w:ind w:firstLine="0" w:left="0"/>
+              <w:ind w:firstLine="0" w:firstLineChars="0" w:left="0"/>
               <w:jc w:val="left"/>
             </w:pPr>
             <w:r/>
@@ -1313,7 +1313,7 @@
           <w:p>
             <w:pPr>
               <w:spacing w:before="0" w:after="0" w:line="300" w:lineRule="exact"/>
-              <w:ind w:firstLine="0" w:left="0"/>
+              <w:ind w:firstLine="0" w:firstLineChars="0" w:left="0"/>
               <w:jc w:val="left"/>
             </w:pPr>
             <w:r/>
@@ -1334,7 +1334,7 @@
           <w:p>
             <w:pPr>
               <w:spacing w:before="0" w:after="0" w:line="300" w:lineRule="exact"/>
-              <w:ind w:firstLine="0" w:left="0"/>
+              <w:ind w:firstLine="0" w:firstLineChars="0" w:left="0"/>
               <w:jc w:val="left"/>
             </w:pPr>
             <w:r/>
@@ -1355,7 +1355,7 @@
           <w:p>
             <w:pPr>
               <w:spacing w:before="0" w:after="0" w:line="300" w:lineRule="exact"/>
-              <w:ind w:firstLine="0" w:left="0"/>
+              <w:ind w:firstLine="0" w:firstLineChars="0" w:left="0"/>
               <w:jc w:val="left"/>
             </w:pPr>
             <w:r/>
@@ -1376,7 +1376,7 @@
           <w:p>
             <w:pPr>
               <w:spacing w:before="0" w:after="0" w:line="300" w:lineRule="exact"/>
-              <w:ind w:firstLine="0" w:left="0"/>
+              <w:ind w:firstLine="0" w:firstLineChars="0" w:left="0"/>
               <w:jc w:val="left"/>
             </w:pPr>
             <w:r/>
@@ -1397,7 +1397,7 @@
           <w:p>
             <w:pPr>
               <w:spacing w:before="0" w:after="0" w:line="300" w:lineRule="exact"/>
-              <w:ind w:firstLine="0" w:left="0"/>
+              <w:ind w:firstLine="0" w:firstLineChars="0" w:left="0"/>
               <w:jc w:val="left"/>
             </w:pPr>
             <w:r/>
@@ -1523,7 +1523,7 @@
           <w:p>
             <w:pPr>
               <w:spacing w:before="0" w:after="0" w:line="300" w:lineRule="exact"/>
-              <w:ind w:firstLine="0" w:left="0"/>
+              <w:ind w:firstLine="0" w:firstLineChars="0" w:left="0"/>
               <w:jc w:val="center"/>
             </w:pPr>
             <w:r/>
@@ -1544,7 +1544,7 @@
           <w:p>
             <w:pPr>
               <w:spacing w:before="0" w:after="0" w:line="300" w:lineRule="exact"/>
-              <w:ind w:firstLine="0" w:left="0"/>
+              <w:ind w:firstLine="0" w:firstLineChars="0" w:left="0"/>
               <w:jc w:val="center"/>
             </w:pPr>
             <w:r/>
@@ -1565,7 +1565,7 @@
           <w:p>
             <w:pPr>
               <w:spacing w:before="0" w:after="0" w:line="300" w:lineRule="exact"/>
-              <w:ind w:firstLine="0" w:left="0"/>
+              <w:ind w:firstLineChars="0" w:left="0" w:firstLine="0"/>
               <w:jc w:val="center"/>
             </w:pPr>
             <w:r/>
@@ -1586,7 +1586,7 @@
           <w:p>
             <w:pPr>
               <w:spacing w:before="0" w:after="0" w:line="300" w:lineRule="exact"/>
-              <w:ind w:firstLine="0" w:left="0"/>
+              <w:ind w:firstLineChars="0" w:left="0" w:firstLine="0"/>
               <w:jc w:val="center"/>
             </w:pPr>
             <w:r/>
@@ -1607,7 +1607,7 @@
           <w:p>
             <w:pPr>
               <w:spacing w:before="0" w:after="0" w:line="300" w:lineRule="exact"/>
-              <w:ind w:firstLine="0" w:left="0"/>
+              <w:ind w:firstLineChars="0" w:left="0" w:firstLine="0"/>
               <w:jc w:val="center"/>
             </w:pPr>
             <w:r/>
@@ -1630,7 +1630,7 @@
           <w:p>
             <w:pPr>
               <w:spacing w:before="0" w:after="0" w:line="300" w:lineRule="exact"/>
-              <w:ind w:firstLine="0" w:left="0"/>
+              <w:ind w:firstLine="0" w:firstLineChars="0" w:left="0"/>
               <w:jc w:val="left"/>
             </w:pPr>
             <w:r/>
@@ -1651,7 +1651,7 @@
           <w:p>
             <w:pPr>
               <w:spacing w:before="0" w:after="0" w:line="300" w:lineRule="exact"/>
-              <w:ind w:firstLine="0" w:left="0"/>
+              <w:ind w:firstLine="0" w:firstLineChars="0" w:left="0"/>
               <w:jc w:val="left"/>
             </w:pPr>
             <w:r/>
@@ -1672,7 +1672,7 @@
           <w:p>
             <w:pPr>
               <w:spacing w:before="0" w:after="0" w:line="300" w:lineRule="exact"/>
-              <w:ind w:firstLine="0" w:left="0"/>
+              <w:ind w:firstLine="0" w:firstLineChars="0" w:left="0"/>
               <w:jc w:val="left"/>
             </w:pPr>
             <w:r/>
@@ -1693,7 +1693,7 @@
           <w:p>
             <w:pPr>
               <w:spacing w:before="0" w:after="0" w:line="300" w:lineRule="exact"/>
-              <w:ind w:firstLine="0" w:left="0"/>
+              <w:ind w:firstLine="0" w:firstLineChars="0" w:left="0"/>
               <w:jc w:val="left"/>
             </w:pPr>
             <w:r/>
@@ -1714,7 +1714,7 @@
           <w:p>
             <w:pPr>
               <w:spacing w:before="0" w:after="0" w:line="300" w:lineRule="exact"/>
-              <w:ind w:firstLine="0" w:left="0"/>
+              <w:ind w:firstLine="0" w:firstLineChars="0" w:left="0"/>
               <w:jc w:val="left"/>
             </w:pPr>
             <w:r/>
@@ -1737,7 +1737,7 @@
           <w:p>
             <w:pPr>
               <w:spacing w:before="0" w:after="0" w:line="300" w:lineRule="exact"/>
-              <w:ind w:firstLine="0" w:left="0"/>
+              <w:ind w:firstLine="0" w:firstLineChars="0" w:left="0"/>
               <w:jc w:val="left"/>
             </w:pPr>
             <w:r/>
@@ -1758,7 +1758,7 @@
           <w:p>
             <w:pPr>
               <w:spacing w:before="0" w:after="0" w:line="300" w:lineRule="exact"/>
-              <w:ind w:firstLine="0" w:left="0"/>
+              <w:ind w:firstLine="0" w:firstLineChars="0" w:left="0"/>
               <w:jc w:val="left"/>
             </w:pPr>
             <w:r/>
@@ -1779,7 +1779,7 @@
           <w:p>
             <w:pPr>
               <w:spacing w:before="0" w:after="0" w:line="300" w:lineRule="exact"/>
-              <w:ind w:firstLine="0" w:left="0"/>
+              <w:ind w:firstLine="0" w:firstLineChars="0" w:left="0"/>
               <w:jc w:val="left"/>
             </w:pPr>
             <w:r/>
@@ -1800,7 +1800,7 @@
           <w:p>
             <w:pPr>
               <w:spacing w:before="0" w:after="0" w:line="300" w:lineRule="exact"/>
-              <w:ind w:firstLine="0" w:left="0"/>
+              <w:ind w:firstLine="0" w:firstLineChars="0" w:left="0"/>
               <w:jc w:val="left"/>
             </w:pPr>
             <w:r/>
@@ -1821,7 +1821,7 @@
           <w:p>
             <w:pPr>
               <w:spacing w:before="0" w:after="0" w:line="300" w:lineRule="exact"/>
-              <w:ind w:firstLine="0" w:left="0"/>
+              <w:ind w:firstLineChars="0" w:left="0" w:firstLine="0"/>
               <w:jc w:val="left"/>
             </w:pPr>
             <w:r/>
@@ -1844,7 +1844,7 @@
           <w:p>
             <w:pPr>
               <w:spacing w:before="0" w:after="0" w:line="300" w:lineRule="exact"/>
-              <w:ind w:firstLine="0" w:left="0"/>
+              <w:ind w:firstLine="0" w:firstLineChars="0" w:left="0"/>
               <w:jc w:val="left"/>
             </w:pPr>
             <w:r/>
@@ -1865,7 +1865,7 @@
           <w:p>
             <w:pPr>
               <w:spacing w:before="0" w:after="0" w:line="300" w:lineRule="exact"/>
-              <w:ind w:firstLine="0" w:left="0"/>
+              <w:ind w:firstLine="0" w:firstLineChars="0" w:left="0"/>
               <w:jc w:val="left"/>
             </w:pPr>
             <w:r/>
@@ -1886,7 +1886,7 @@
           <w:p>
             <w:pPr>
               <w:spacing w:before="0" w:after="0" w:line="300" w:lineRule="exact"/>
-              <w:ind w:firstLine="0" w:left="0"/>
+              <w:ind w:firstLine="0" w:firstLineChars="0" w:left="0"/>
               <w:jc w:val="left"/>
             </w:pPr>
             <w:r/>
@@ -1907,7 +1907,7 @@
           <w:p>
             <w:pPr>
               <w:spacing w:before="0" w:after="0" w:line="300" w:lineRule="exact"/>
-              <w:ind w:firstLine="0" w:left="0"/>
+              <w:ind w:firstLine="0" w:firstLineChars="0" w:left="0"/>
               <w:jc w:val="left"/>
             </w:pPr>
             <w:r/>
@@ -1928,7 +1928,7 @@
           <w:p>
             <w:pPr>
               <w:spacing w:before="0" w:after="0" w:line="300" w:lineRule="exact"/>
-              <w:ind w:firstLine="0" w:left="0"/>
+              <w:ind w:firstLine="0" w:firstLineChars="0" w:left="0"/>
               <w:jc w:val="left"/>
             </w:pPr>
             <w:r/>
@@ -2027,7 +2027,7 @@
           <w:p>
             <w:pPr>
               <w:spacing w:before="0" w:after="0" w:line="300" w:lineRule="exact"/>
-              <w:ind w:firstLine="0" w:left="0"/>
+              <w:ind w:firstLine="0" w:firstLineChars="0" w:left="0"/>
               <w:jc w:val="center"/>
             </w:pPr>
             <w:r/>
@@ -2048,7 +2048,7 @@
           <w:p>
             <w:pPr>
               <w:spacing w:before="0" w:after="0" w:line="300" w:lineRule="exact"/>
-              <w:ind w:firstLine="0" w:left="0"/>
+              <w:ind w:firstLineChars="0" w:left="0" w:firstLine="0"/>
               <w:jc w:val="center"/>
             </w:pPr>
             <w:r/>
@@ -2069,7 +2069,7 @@
           <w:p>
             <w:pPr>
               <w:spacing w:before="0" w:after="0" w:line="300" w:lineRule="exact"/>
-              <w:ind w:firstLine="0" w:left="0"/>
+              <w:ind w:firstLineChars="0" w:left="0" w:firstLine="0"/>
               <w:jc w:val="center"/>
             </w:pPr>
             <w:r/>
@@ -2090,7 +2090,7 @@
           <w:p>
             <w:pPr>
               <w:spacing w:before="0" w:after="0" w:line="300" w:lineRule="exact"/>
-              <w:ind w:firstLine="0" w:left="0"/>
+              <w:ind w:firstLineChars="0" w:left="0" w:firstLine="0"/>
               <w:jc w:val="center"/>
             </w:pPr>
             <w:r/>
@@ -2113,7 +2113,7 @@
           <w:p>
             <w:pPr>
               <w:spacing w:before="0" w:after="0" w:line="300" w:lineRule="exact"/>
-              <w:ind w:firstLine="0" w:left="0"/>
+              <w:ind w:firstLine="0" w:firstLineChars="0" w:left="0"/>
               <w:jc w:val="left"/>
             </w:pPr>
             <w:r/>
@@ -2134,7 +2134,7 @@
           <w:p>
             <w:pPr>
               <w:spacing w:before="0" w:after="0" w:line="300" w:lineRule="exact"/>
-              <w:ind w:firstLine="0" w:left="0"/>
+              <w:ind w:firstLine="0" w:firstLineChars="0" w:left="0"/>
               <w:jc w:val="left"/>
             </w:pPr>
             <w:r/>
@@ -2155,7 +2155,7 @@
           <w:p>
             <w:pPr>
               <w:spacing w:before="0" w:after="0" w:line="300" w:lineRule="exact"/>
-              <w:ind w:firstLine="0" w:left="0"/>
+              <w:ind w:firstLine="0" w:firstLineChars="0" w:left="0"/>
               <w:jc w:val="left"/>
             </w:pPr>
             <w:r/>
@@ -2176,7 +2176,7 @@
           <w:p>
             <w:pPr>
               <w:spacing w:before="0" w:after="0" w:line="300" w:lineRule="exact"/>
-              <w:ind w:firstLine="0" w:left="0"/>
+              <w:ind w:firstLine="0" w:firstLineChars="0" w:left="0"/>
               <w:jc w:val="left"/>
             </w:pPr>
             <w:r/>
@@ -2199,7 +2199,7 @@
           <w:p>
             <w:pPr>
               <w:spacing w:before="0" w:after="0" w:line="300" w:lineRule="exact"/>
-              <w:ind w:firstLine="0" w:left="0"/>
+              <w:ind w:firstLine="0" w:firstLineChars="0" w:left="0"/>
               <w:jc w:val="left"/>
             </w:pPr>
             <w:r/>
@@ -2220,7 +2220,7 @@
           <w:p>
             <w:pPr>
               <w:spacing w:before="0" w:after="0" w:line="300" w:lineRule="exact"/>
-              <w:ind w:firstLine="0" w:left="0"/>
+              <w:ind w:firstLine="0" w:firstLineChars="0" w:left="0"/>
               <w:jc w:val="left"/>
             </w:pPr>
             <w:r/>
@@ -2241,7 +2241,7 @@
           <w:p>
             <w:pPr>
               <w:spacing w:before="0" w:after="0" w:line="300" w:lineRule="exact"/>
-              <w:ind w:firstLine="0" w:left="0"/>
+              <w:ind w:firstLine="0" w:firstLineChars="0" w:left="0"/>
               <w:jc w:val="left"/>
             </w:pPr>
             <w:r/>
@@ -2262,7 +2262,7 @@
           <w:p>
             <w:pPr>
               <w:spacing w:before="0" w:after="0" w:line="300" w:lineRule="exact"/>
-              <w:ind w:firstLine="0" w:left="0"/>
+              <w:ind w:firstLineChars="0" w:left="0" w:firstLine="0"/>
               <w:jc w:val="left"/>
             </w:pPr>
             <w:r/>
@@ -2335,7 +2335,7 @@
           <w:p>
             <w:pPr>
               <w:spacing w:before="0" w:after="0" w:line="300" w:lineRule="exact"/>
-              <w:ind w:firstLine="0" w:left="0"/>
+              <w:ind w:firstLine="0" w:firstLineChars="0" w:left="0"/>
               <w:jc w:val="center"/>
             </w:pPr>
             <w:r/>
@@ -2356,7 +2356,7 @@
           <w:p>
             <w:pPr>
               <w:spacing w:before="0" w:after="0" w:line="300" w:lineRule="exact"/>
-              <w:ind w:firstLine="0" w:left="0"/>
+              <w:ind w:firstLine="0" w:firstLineChars="0" w:left="0"/>
               <w:jc w:val="center"/>
             </w:pPr>
             <w:r/>
@@ -2377,7 +2377,7 @@
           <w:p>
             <w:pPr>
               <w:spacing w:before="0" w:after="0" w:line="300" w:lineRule="exact"/>
-              <w:ind w:firstLine="0" w:left="0"/>
+              <w:ind w:firstLine="0" w:firstLineChars="0" w:left="0"/>
               <w:jc w:val="center"/>
             </w:pPr>
             <w:r/>
@@ -2398,7 +2398,7 @@
           <w:p>
             <w:pPr>
               <w:spacing w:before="0" w:after="0" w:line="300" w:lineRule="exact"/>
-              <w:ind w:firstLine="0" w:left="0"/>
+              <w:ind w:firstLine="0" w:firstLineChars="0" w:left="0"/>
               <w:jc w:val="center"/>
             </w:pPr>
             <w:r/>
@@ -2421,7 +2421,7 @@
           <w:p>
             <w:pPr>
               <w:spacing w:before="0" w:after="0" w:line="300" w:lineRule="exact"/>
-              <w:ind w:firstLine="0" w:left="0"/>
+              <w:ind w:firstLine="0" w:firstLineChars="0" w:left="0"/>
               <w:jc w:val="left"/>
             </w:pPr>
             <w:r/>
@@ -2442,7 +2442,7 @@
           <w:p>
             <w:pPr>
               <w:spacing w:before="0" w:after="0" w:line="300" w:lineRule="exact"/>
-              <w:ind w:firstLine="0" w:left="0"/>
+              <w:ind w:firstLine="0" w:firstLineChars="0" w:left="0"/>
               <w:jc w:val="left"/>
             </w:pPr>
             <w:r/>
@@ -2463,7 +2463,7 @@
           <w:p>
             <w:pPr>
               <w:spacing w:before="0" w:after="0" w:line="300" w:lineRule="exact"/>
-              <w:ind w:firstLine="0" w:left="0"/>
+              <w:ind w:firstLine="0" w:firstLineChars="0" w:left="0"/>
               <w:jc w:val="left"/>
             </w:pPr>
             <w:r/>
@@ -2484,7 +2484,7 @@
           <w:p>
             <w:pPr>
               <w:spacing w:before="0" w:after="0" w:line="300" w:lineRule="exact"/>
-              <w:ind w:firstLine="0" w:left="0"/>
+              <w:ind w:firstLineChars="0" w:left="0" w:firstLine="0"/>
               <w:jc w:val="left"/>
             </w:pPr>
             <w:r/>
@@ -2507,7 +2507,7 @@
           <w:p>
             <w:pPr>
               <w:spacing w:before="0" w:after="0" w:line="300" w:lineRule="exact"/>
-              <w:ind w:firstLine="0" w:left="0"/>
+              <w:ind w:firstLine="0" w:firstLineChars="0" w:left="0"/>
               <w:jc w:val="left"/>
             </w:pPr>
             <w:r/>
@@ -2528,7 +2528,7 @@
           <w:p>
             <w:pPr>
               <w:spacing w:before="0" w:after="0" w:line="300" w:lineRule="exact"/>
-              <w:ind w:firstLine="0" w:left="0"/>
+              <w:ind w:firstLine="0" w:firstLineChars="0" w:left="0"/>
               <w:jc w:val="left"/>
             </w:pPr>
             <w:r/>
@@ -2549,7 +2549,7 @@
           <w:p>
             <w:pPr>
               <w:spacing w:before="0" w:after="0" w:line="300" w:lineRule="exact"/>
-              <w:ind w:firstLine="0" w:left="0"/>
+              <w:ind w:firstLine="0" w:firstLineChars="0" w:left="0"/>
               <w:jc w:val="left"/>
             </w:pPr>
             <w:r/>
@@ -2570,7 +2570,7 @@
           <w:p>
             <w:pPr>
               <w:spacing w:before="0" w:after="0" w:line="300" w:lineRule="exact"/>
-              <w:ind w:firstLine="0" w:left="0"/>
+              <w:ind w:firstLine="0" w:firstLineChars="0" w:left="0"/>
               <w:jc w:val="left"/>
             </w:pPr>
             <w:r/>
@@ -2593,7 +2593,7 @@
           <w:p>
             <w:pPr>
               <w:spacing w:before="0" w:after="0" w:line="300" w:lineRule="exact"/>
-              <w:ind w:firstLine="0" w:left="0"/>
+              <w:ind w:firstLine="0" w:firstLineChars="0" w:left="0"/>
               <w:jc w:val="left"/>
             </w:pPr>
             <w:r/>
@@ -2614,7 +2614,7 @@
           <w:p>
             <w:pPr>
               <w:spacing w:before="0" w:after="0" w:line="300" w:lineRule="exact"/>
-              <w:ind w:firstLine="0" w:left="0"/>
+              <w:ind w:firstLine="0" w:firstLineChars="0" w:left="0"/>
               <w:jc w:val="left"/>
             </w:pPr>
             <w:r/>
@@ -2635,7 +2635,7 @@
           <w:p>
             <w:pPr>
               <w:spacing w:before="0" w:after="0" w:line="300" w:lineRule="exact"/>
-              <w:ind w:firstLine="0" w:left="0"/>
+              <w:ind w:firstLine="0" w:firstLineChars="0" w:left="0"/>
               <w:jc w:val="left"/>
             </w:pPr>
             <w:r/>
@@ -2656,7 +2656,7 @@
           <w:p>
             <w:pPr>
               <w:spacing w:before="0" w:after="0" w:line="300" w:lineRule="exact"/>
-              <w:ind w:firstLine="0" w:left="0"/>
+              <w:ind w:firstLineChars="0" w:left="0" w:firstLine="0"/>
               <w:jc w:val="left"/>
             </w:pPr>
             <w:r/>
@@ -2702,7 +2702,7 @@
           <w:p>
             <w:pPr>
               <w:spacing w:before="0" w:after="0" w:line="300" w:lineRule="exact"/>
-              <w:ind w:firstLine="0" w:left="0"/>
+              <w:ind w:firstLine="0" w:firstLineChars="0" w:left="0"/>
               <w:jc w:val="center"/>
             </w:pPr>
             <w:r/>
@@ -2723,7 +2723,7 @@
           <w:p>
             <w:pPr>
               <w:spacing w:before="0" w:after="0" w:line="300" w:lineRule="exact"/>
-              <w:ind w:firstLine="0" w:left="0"/>
+              <w:ind w:firstLine="0" w:firstLineChars="0" w:left="0"/>
               <w:jc w:val="center"/>
             </w:pPr>
             <w:r/>
@@ -2744,7 +2744,7 @@
           <w:p>
             <w:pPr>
               <w:spacing w:before="0" w:after="0" w:line="300" w:lineRule="exact"/>
-              <w:ind w:firstLine="0" w:left="0"/>
+              <w:ind w:firstLine="0" w:firstLineChars="0" w:left="0"/>
               <w:jc w:val="center"/>
             </w:pPr>
             <w:r/>
@@ -2767,7 +2767,7 @@
           <w:p>
             <w:pPr>
               <w:spacing w:before="0" w:after="0" w:line="300" w:lineRule="exact"/>
-              <w:ind w:firstLine="0" w:left="0"/>
+              <w:ind w:firstLine="0" w:firstLineChars="0" w:left="0"/>
               <w:jc w:val="left"/>
             </w:pPr>
             <w:r/>
@@ -2788,7 +2788,7 @@
           <w:p>
             <w:pPr>
               <w:spacing w:before="0" w:after="0" w:line="300" w:lineRule="exact"/>
-              <w:ind w:firstLine="0" w:left="0"/>
+              <w:ind w:firstLine="0" w:firstLineChars="0" w:left="0"/>
               <w:jc w:val="left"/>
             </w:pPr>
             <w:r/>
@@ -2809,7 +2809,7 @@
           <w:p>
             <w:pPr>
               <w:spacing w:before="0" w:after="0" w:line="300" w:lineRule="exact"/>
-              <w:ind w:firstLine="0" w:left="0"/>
+              <w:ind w:firstLine="0" w:firstLineChars="0" w:left="0"/>
               <w:jc w:val="left"/>
             </w:pPr>
             <w:r/>
@@ -2832,7 +2832,7 @@
           <w:p>
             <w:pPr>
               <w:spacing w:before="0" w:after="0" w:line="300" w:lineRule="exact"/>
-              <w:ind w:firstLine="0" w:left="0"/>
+              <w:ind w:firstLine="0" w:firstLineChars="0" w:left="0"/>
               <w:jc w:val="left"/>
             </w:pPr>
             <w:r/>
@@ -2853,7 +2853,7 @@
           <w:p>
             <w:pPr>
               <w:spacing w:before="0" w:after="0" w:line="300" w:lineRule="exact"/>
-              <w:ind w:firstLine="0" w:left="0"/>
+              <w:ind w:firstLine="0" w:firstLineChars="0" w:left="0"/>
               <w:jc w:val="left"/>
             </w:pPr>
             <w:r/>
@@ -2874,7 +2874,7 @@
           <w:p>
             <w:pPr>
               <w:spacing w:before="0" w:after="0" w:line="300" w:lineRule="exact"/>
-              <w:ind w:firstLine="0" w:left="0"/>
+              <w:ind w:firstLine="0" w:firstLineChars="0" w:left="0"/>
               <w:jc w:val="left"/>
             </w:pPr>
             <w:r/>
@@ -2897,7 +2897,7 @@
           <w:p>
             <w:pPr>
               <w:spacing w:before="0" w:after="0" w:line="300" w:lineRule="exact"/>
-              <w:ind w:firstLine="0" w:left="0"/>
+              <w:ind w:firstLine="0" w:firstLineChars="0" w:left="0"/>
               <w:jc w:val="left"/>
             </w:pPr>
             <w:r/>
@@ -2918,7 +2918,7 @@
           <w:p>
             <w:pPr>
               <w:spacing w:before="0" w:after="0" w:line="300" w:lineRule="exact"/>
-              <w:ind w:firstLine="0" w:left="0"/>
+              <w:ind w:firstLine="0" w:firstLineChars="0" w:left="0"/>
               <w:jc w:val="left"/>
             </w:pPr>
             <w:r/>
@@ -2939,7 +2939,7 @@
           <w:p>
             <w:pPr>
               <w:spacing w:before="0" w:after="0" w:line="300" w:lineRule="exact"/>
-              <w:ind w:firstLine="0" w:left="0"/>
+              <w:ind w:firstLine="0" w:firstLineChars="0" w:left="0"/>
               <w:jc w:val="left"/>
             </w:pPr>
             <w:r/>
@@ -2987,7 +2987,7 @@
           <w:p>
             <w:pPr>
               <w:spacing w:before="0" w:after="0" w:line="300" w:lineRule="exact"/>
-              <w:ind w:firstLine="0" w:left="0"/>
+              <w:ind w:firstLine="0" w:firstLineChars="0" w:left="0"/>
               <w:jc w:val="center"/>
             </w:pPr>
             <w:r/>
@@ -3008,7 +3008,7 @@
           <w:p>
             <w:pPr>
               <w:spacing w:before="0" w:after="0" w:line="300" w:lineRule="exact"/>
-              <w:ind w:firstLine="0" w:left="0"/>
+              <w:ind w:firstLine="0" w:firstLineChars="0" w:left="0"/>
               <w:jc w:val="center"/>
             </w:pPr>
             <w:r/>
@@ -3029,7 +3029,7 @@
           <w:p>
             <w:pPr>
               <w:spacing w:before="0" w:after="0" w:line="300" w:lineRule="exact"/>
-              <w:ind w:firstLine="0" w:left="0"/>
+              <w:ind w:firstLine="0" w:firstLineChars="0" w:left="0"/>
               <w:jc w:val="center"/>
             </w:pPr>
             <w:r/>
@@ -3050,7 +3050,7 @@
           <w:p>
             <w:pPr>
               <w:spacing w:before="0" w:after="0" w:line="300" w:lineRule="exact"/>
-              <w:ind w:firstLine="0" w:left="0"/>
+              <w:ind w:firstLine="0" w:firstLineChars="0" w:left="0"/>
               <w:jc w:val="center"/>
             </w:pPr>
             <w:r/>
@@ -3071,7 +3071,7 @@
           <w:p>
             <w:pPr>
               <w:spacing w:before="0" w:after="0" w:line="300" w:lineRule="exact"/>
-              <w:ind w:firstLine="0" w:left="0"/>
+              <w:ind w:firstLineChars="0" w:left="0" w:firstLine="0"/>
               <w:jc w:val="center"/>
             </w:pPr>
             <w:r/>
@@ -3094,7 +3094,7 @@
           <w:p>
             <w:pPr>
               <w:spacing w:before="0" w:after="0" w:line="300" w:lineRule="exact"/>
-              <w:ind w:firstLine="0" w:left="0"/>
+              <w:ind w:firstLine="0" w:firstLineChars="0" w:left="0"/>
               <w:jc w:val="left"/>
             </w:pPr>
             <w:r/>
@@ -3115,7 +3115,7 @@
           <w:p>
             <w:pPr>
               <w:spacing w:before="0" w:after="0" w:line="300" w:lineRule="exact"/>
-              <w:ind w:firstLine="0" w:left="0"/>
+              <w:ind w:firstLine="0" w:firstLineChars="0" w:left="0"/>
               <w:jc w:val="left"/>
             </w:pPr>
             <w:r/>
@@ -3136,7 +3136,7 @@
           <w:p>
             <w:pPr>
               <w:spacing w:before="0" w:after="0" w:line="300" w:lineRule="exact"/>
-              <w:ind w:firstLine="0" w:left="0"/>
+              <w:ind w:firstLine="0" w:firstLineChars="0" w:left="0"/>
               <w:jc w:val="left"/>
             </w:pPr>
             <w:r/>
@@ -3157,7 +3157,7 @@
           <w:p>
             <w:pPr>
               <w:spacing w:before="0" w:after="0" w:line="300" w:lineRule="exact"/>
-              <w:ind w:firstLine="0" w:left="0"/>
+              <w:ind w:firstLine="0" w:firstLineChars="0" w:left="0"/>
               <w:jc w:val="left"/>
             </w:pPr>
             <w:r/>
@@ -3178,7 +3178,7 @@
           <w:p>
             <w:pPr>
               <w:spacing w:before="0" w:after="0" w:line="300" w:lineRule="exact"/>
-              <w:ind w:firstLine="0" w:left="0"/>
+              <w:ind w:firstLine="0" w:firstLineChars="0" w:left="0"/>
               <w:jc w:val="left"/>
             </w:pPr>
             <w:r/>
@@ -3201,7 +3201,7 @@
           <w:p>
             <w:pPr>
               <w:spacing w:before="0" w:after="0" w:line="300" w:lineRule="exact"/>
-              <w:ind w:firstLine="0" w:left="0"/>
+              <w:ind w:firstLine="0" w:firstLineChars="0" w:left="0"/>
               <w:jc w:val="left"/>
             </w:pPr>
             <w:r/>
@@ -3222,7 +3222,7 @@
           <w:p>
             <w:pPr>
               <w:spacing w:before="0" w:after="0" w:line="300" w:lineRule="exact"/>
-              <w:ind w:firstLine="0" w:left="0"/>
+              <w:ind w:firstLine="0" w:firstLineChars="0" w:left="0"/>
               <w:jc w:val="left"/>
             </w:pPr>
             <w:r/>
@@ -3243,7 +3243,7 @@
           <w:p>
             <w:pPr>
               <w:spacing w:before="0" w:after="0" w:line="300" w:lineRule="exact"/>
-              <w:ind w:firstLine="0" w:left="0"/>
+              <w:ind w:firstLine="0" w:firstLineChars="0" w:left="0"/>
               <w:jc w:val="left"/>
             </w:pPr>
             <w:r/>
@@ -3264,7 +3264,7 @@
           <w:p>
             <w:pPr>
               <w:spacing w:before="0" w:after="0" w:line="300" w:lineRule="exact"/>
-              <w:ind w:firstLine="0" w:left="0"/>
+              <w:ind w:firstLine="0" w:firstLineChars="0" w:left="0"/>
               <w:jc w:val="left"/>
             </w:pPr>
             <w:r/>
@@ -3285,7 +3285,7 @@
           <w:p>
             <w:pPr>
               <w:spacing w:before="0" w:after="0" w:line="300" w:lineRule="exact"/>
-              <w:ind w:firstLine="0" w:left="0"/>
+              <w:ind w:firstLineChars="0" w:left="0" w:firstLine="0"/>
               <w:jc w:val="left"/>
             </w:pPr>
             <w:r/>
@@ -3308,7 +3308,7 @@
           <w:p>
             <w:pPr>
               <w:spacing w:before="0" w:after="0" w:line="300" w:lineRule="exact"/>
-              <w:ind w:firstLine="0" w:left="0"/>
+              <w:ind w:firstLine="0" w:firstLineChars="0" w:left="0"/>
               <w:jc w:val="left"/>
             </w:pPr>
             <w:r/>
@@ -3329,7 +3329,7 @@
           <w:p>
             <w:pPr>
               <w:spacing w:before="0" w:after="0" w:line="300" w:lineRule="exact"/>
-              <w:ind w:firstLine="0" w:left="0"/>
+              <w:ind w:firstLine="0" w:firstLineChars="0" w:left="0"/>
               <w:jc w:val="left"/>
             </w:pPr>
             <w:r/>
@@ -3350,7 +3350,7 @@
           <w:p>
             <w:pPr>
               <w:spacing w:before="0" w:after="0" w:line="300" w:lineRule="exact"/>
-              <w:ind w:firstLine="0" w:left="0"/>
+              <w:ind w:firstLine="0" w:firstLineChars="0" w:left="0"/>
               <w:jc w:val="left"/>
             </w:pPr>
             <w:r/>
@@ -3371,7 +3371,7 @@
           <w:p>
             <w:pPr>
               <w:spacing w:before="0" w:after="0" w:line="300" w:lineRule="exact"/>
-              <w:ind w:firstLine="0" w:left="0"/>
+              <w:ind w:firstLine="0" w:firstLineChars="0" w:left="0"/>
               <w:jc w:val="left"/>
             </w:pPr>
             <w:r/>
@@ -3392,7 +3392,7 @@
           <w:p>
             <w:pPr>
               <w:spacing w:before="0" w:after="0" w:line="300" w:lineRule="exact"/>
-              <w:ind w:firstLine="0" w:left="0"/>
+              <w:ind w:firstLine="0" w:firstLineChars="0" w:left="0"/>
               <w:jc w:val="left"/>
             </w:pPr>
             <w:r/>
@@ -3410,6 +3410,11 @@
     </w:tbl>
     <w:sectPr>
       <w:footerReference w:type="default" r:id="rId9"/>
+      <w:headerReference w:type="default" r:id="rId10"/>
+      <w:headerReference w:type="first" r:id="rId11"/>
+      <w:headerReference w:type="even" r:id="rId12"/>
+      <w:footerReference w:type="first" r:id="rId13"/>
+      <w:footerReference w:type="even" r:id="rId14"/>
       <w:pgSz w:w="11906" w:h="16838"/>
       <w:pgMar w:top="1814" w:right="1531" w:bottom="1984" w:left="1531" w:header="720" w:footer="720" w:gutter="0"/>
       <w:cols w:space="720"/>
@@ -3445,6 +3450,56 @@
     </w:r>
   </w:p>
 </w:ftr>
+</file>
+
+<file path=word/footer2.xml><?xml version="1.0" encoding="utf-8"?>
+<w:ftr xmlns:m="http://schemas.openxmlformats.org/officeDocument/2006/math" xmlns:mc="http://schemas.openxmlformats.org/markup-compatibility/2006" xmlns:mo="http://schemas.microsoft.com/office/mac/office/2008/main" xmlns:mv="urn:schemas-microsoft-com:mac:vml" xmlns:o="urn:schemas-microsoft-com:office:office" xmlns:r="http://schemas.openxmlformats.org/officeDocument/2006/relationships" xmlns:v="urn:schemas-microsoft-com:vml" xmlns:w10="urn:schemas-microsoft-com:office:word" xmlns:w14="http://schemas.microsoft.com/office/word/2010/wordml" xmlns:w="http://schemas.openxmlformats.org/wordprocessingml/2006/main" xmlns:wne="http://schemas.microsoft.com/office/word/2006/wordml" xmlns:wp14="http://schemas.microsoft.com/office/word/2010/wordprocessingDrawing" xmlns:wp="http://schemas.openxmlformats.org/drawingml/2006/wordprocessingDrawing" xmlns:wpc="http://schemas.microsoft.com/office/word/2010/wordprocessingCanvas" xmlns:wpg="http://schemas.microsoft.com/office/word/2010/wordprocessingGroup" xmlns:wpi="http://schemas.microsoft.com/office/word/2010/wordprocessingInk" xmlns:wps="http://schemas.microsoft.com/office/word/2010/wordprocessingShape" mc:Ignorable="w14 wp14">
+  <w:p>
+    <w:pPr>
+      <w:pStyle w:val="Footer"/>
+    </w:pPr>
+  </w:p>
+</w:ftr>
+</file>
+
+<file path=word/footer3.xml><?xml version="1.0" encoding="utf-8"?>
+<w:ftr xmlns:m="http://schemas.openxmlformats.org/officeDocument/2006/math" xmlns:mc="http://schemas.openxmlformats.org/markup-compatibility/2006" xmlns:mo="http://schemas.microsoft.com/office/mac/office/2008/main" xmlns:mv="urn:schemas-microsoft-com:mac:vml" xmlns:o="urn:schemas-microsoft-com:office:office" xmlns:r="http://schemas.openxmlformats.org/officeDocument/2006/relationships" xmlns:v="urn:schemas-microsoft-com:vml" xmlns:w10="urn:schemas-microsoft-com:office:word" xmlns:w14="http://schemas.microsoft.com/office/word/2010/wordml" xmlns:w="http://schemas.openxmlformats.org/wordprocessingml/2006/main" xmlns:wne="http://schemas.microsoft.com/office/word/2006/wordml" xmlns:wp14="http://schemas.microsoft.com/office/word/2010/wordprocessingDrawing" xmlns:wp="http://schemas.openxmlformats.org/drawingml/2006/wordprocessingDrawing" xmlns:wpc="http://schemas.microsoft.com/office/word/2010/wordprocessingCanvas" xmlns:wpg="http://schemas.microsoft.com/office/word/2010/wordprocessingGroup" xmlns:wpi="http://schemas.microsoft.com/office/word/2010/wordprocessingInk" xmlns:wps="http://schemas.microsoft.com/office/word/2010/wordprocessingShape" mc:Ignorable="w14 wp14">
+  <w:p>
+    <w:pPr>
+      <w:pStyle w:val="Footer"/>
+    </w:pPr>
+  </w:p>
+</w:ftr>
+</file>
+
+<file path=word/header1.xml><?xml version="1.0" encoding="utf-8"?>
+<w:hdr xmlns:m="http://schemas.openxmlformats.org/officeDocument/2006/math" xmlns:mc="http://schemas.openxmlformats.org/markup-compatibility/2006" xmlns:mo="http://schemas.microsoft.com/office/mac/office/2008/main" xmlns:mv="urn:schemas-microsoft-com:mac:vml" xmlns:o="urn:schemas-microsoft-com:office:office" xmlns:r="http://schemas.openxmlformats.org/officeDocument/2006/relationships" xmlns:v="urn:schemas-microsoft-com:vml" xmlns:w10="urn:schemas-microsoft-com:office:word" xmlns:w14="http://schemas.microsoft.com/office/word/2010/wordml" xmlns:w="http://schemas.openxmlformats.org/wordprocessingml/2006/main" xmlns:wne="http://schemas.microsoft.com/office/word/2006/wordml" xmlns:wp14="http://schemas.microsoft.com/office/word/2010/wordprocessingDrawing" xmlns:wp="http://schemas.openxmlformats.org/drawingml/2006/wordprocessingDrawing" xmlns:wpc="http://schemas.microsoft.com/office/word/2010/wordprocessingCanvas" xmlns:wpg="http://schemas.microsoft.com/office/word/2010/wordprocessingGroup" xmlns:wpi="http://schemas.microsoft.com/office/word/2010/wordprocessingInk" xmlns:wps="http://schemas.microsoft.com/office/word/2010/wordprocessingShape" mc:Ignorable="w14 wp14">
+  <w:p>
+    <w:pPr>
+      <w:pStyle w:val="Header"/>
+    </w:pPr>
+  </w:p>
+</w:hdr>
+</file>
+
+<file path=word/header2.xml><?xml version="1.0" encoding="utf-8"?>
+<w:hdr xmlns:m="http://schemas.openxmlformats.org/officeDocument/2006/math" xmlns:mc="http://schemas.openxmlformats.org/markup-compatibility/2006" xmlns:mo="http://schemas.microsoft.com/office/mac/office/2008/main" xmlns:mv="urn:schemas-microsoft-com:mac:vml" xmlns:o="urn:schemas-microsoft-com:office:office" xmlns:r="http://schemas.openxmlformats.org/officeDocument/2006/relationships" xmlns:v="urn:schemas-microsoft-com:vml" xmlns:w10="urn:schemas-microsoft-com:office:word" xmlns:w14="http://schemas.microsoft.com/office/word/2010/wordml" xmlns:w="http://schemas.openxmlformats.org/wordprocessingml/2006/main" xmlns:wne="http://schemas.microsoft.com/office/word/2006/wordml" xmlns:wp14="http://schemas.microsoft.com/office/word/2010/wordprocessingDrawing" xmlns:wp="http://schemas.openxmlformats.org/drawingml/2006/wordprocessingDrawing" xmlns:wpc="http://schemas.microsoft.com/office/word/2010/wordprocessingCanvas" xmlns:wpg="http://schemas.microsoft.com/office/word/2010/wordprocessingGroup" xmlns:wpi="http://schemas.microsoft.com/office/word/2010/wordprocessingInk" xmlns:wps="http://schemas.microsoft.com/office/word/2010/wordprocessingShape" mc:Ignorable="w14 wp14">
+  <w:p>
+    <w:pPr>
+      <w:pStyle w:val="Header"/>
+    </w:pPr>
+  </w:p>
+</w:hdr>
+</file>
+
+<file path=word/header3.xml><?xml version="1.0" encoding="utf-8"?>
+<w:hdr xmlns:m="http://schemas.openxmlformats.org/officeDocument/2006/math" xmlns:mc="http://schemas.openxmlformats.org/markup-compatibility/2006" xmlns:mo="http://schemas.microsoft.com/office/mac/office/2008/main" xmlns:mv="urn:schemas-microsoft-com:mac:vml" xmlns:o="urn:schemas-microsoft-com:office:office" xmlns:r="http://schemas.openxmlformats.org/officeDocument/2006/relationships" xmlns:v="urn:schemas-microsoft-com:vml" xmlns:w10="urn:schemas-microsoft-com:office:word" xmlns:w14="http://schemas.microsoft.com/office/word/2010/wordml" xmlns:w="http://schemas.openxmlformats.org/wordprocessingml/2006/main" xmlns:wne="http://schemas.microsoft.com/office/word/2006/wordml" xmlns:wp14="http://schemas.microsoft.com/office/word/2010/wordprocessingDrawing" xmlns:wp="http://schemas.openxmlformats.org/drawingml/2006/wordprocessingDrawing" xmlns:wpc="http://schemas.microsoft.com/office/word/2010/wordprocessingCanvas" xmlns:wpg="http://schemas.microsoft.com/office/word/2010/wordprocessingGroup" xmlns:wpi="http://schemas.microsoft.com/office/word/2010/wordprocessingInk" xmlns:wps="http://schemas.microsoft.com/office/word/2010/wordprocessingShape" mc:Ignorable="w14 wp14">
+  <w:p>
+    <w:pPr>
+      <w:pStyle w:val="Header"/>
+    </w:pPr>
+  </w:p>
+</w:hdr>
 </file>
 
 <file path=word/numbering.xml><?xml version="1.0" encoding="utf-8"?>

--- a/assets/matic-due-diligence-template.docx
+++ b/assets/matic-due-diligence-template.docx
@@ -1506,6 +1506,1061 @@
         <w:tblLook w:firstColumn="1" w:firstRow="1" w:lastColumn="0" w:lastRow="0" w:noHBand="0" w:noVBand="1" w:val="04A0"/>
       </w:tblPr>
       <w:tblGrid>
+        <w:gridCol w:w="1474"/>
+        <w:gridCol w:w="1474"/>
+        <w:gridCol w:w="1474"/>
+        <w:gridCol w:w="1474"/>
+        <w:gridCol w:w="1474"/>
+        <w:gridCol w:w="1474"/>
+      </w:tblGrid>
+      <w:tr>
+        <w:trPr>
+          <w:tblHeader/>
+        </w:trPr>
+        <w:tc>
+          <w:tcPr>
+            <w:tcW w:type="dxa" w:w="1474"/>
+          </w:tcPr>
+          <w:p>
+            <w:pPr>
+              <w:spacing w:before="0" w:after="0" w:line="300" w:lineRule="exact"/>
+              <w:ind w:firstLineChars="0" w:left="0" w:firstLine="0"/>
+              <w:jc w:val="center"/>
+            </w:pPr>
+            <w:r/>
+            <w:r>
+              <w:rPr>
+                <w:rFonts w:ascii="Times New Roman" w:hAnsi="Times New Roman" w:eastAsia="方正仿宋_GBK" w:cs="Times New Roman"/>
+                <w:b/>
+                <w:sz w:val="21"/>
+              </w:rPr>
+              <w:t>对比对象</w:t>
+            </w:r>
+          </w:p>
+        </w:tc>
+        <w:tc>
+          <w:tcPr>
+            <w:tcW w:type="dxa" w:w="1474"/>
+          </w:tcPr>
+          <w:p>
+            <w:pPr>
+              <w:spacing w:before="0" w:after="0" w:line="300" w:lineRule="exact"/>
+              <w:ind w:firstLineChars="0" w:left="0" w:firstLine="0"/>
+              <w:jc w:val="center"/>
+            </w:pPr>
+            <w:r/>
+            <w:r>
+              <w:rPr>
+                <w:rFonts w:ascii="Times New Roman" w:hAnsi="Times New Roman" w:eastAsia="方正仿宋_GBK" w:cs="Times New Roman"/>
+                <w:b/>
+                <w:sz w:val="21"/>
+              </w:rPr>
+              <w:t>类别/阶段</w:t>
+            </w:r>
+          </w:p>
+        </w:tc>
+        <w:tc>
+          <w:tcPr>
+            <w:tcW w:type="dxa" w:w="1474"/>
+          </w:tcPr>
+          <w:p>
+            <w:pPr>
+              <w:spacing w:before="0" w:after="0" w:line="300" w:lineRule="exact"/>
+              <w:ind w:firstLineChars="0" w:left="0" w:firstLine="0"/>
+              <w:jc w:val="center"/>
+            </w:pPr>
+            <w:r/>
+            <w:r>
+              <w:rPr>
+                <w:rFonts w:ascii="Times New Roman" w:hAnsi="Times New Roman" w:eastAsia="方正仿宋_GBK" w:cs="Times New Roman"/>
+                <w:b/>
+                <w:sz w:val="21"/>
+              </w:rPr>
+              <w:t>本项目相对优势</w:t>
+            </w:r>
+          </w:p>
+        </w:tc>
+        <w:tc>
+          <w:tcPr>
+            <w:tcW w:type="dxa" w:w="1474"/>
+          </w:tcPr>
+          <w:p>
+            <w:pPr>
+              <w:spacing w:before="0" w:after="0" w:line="300" w:lineRule="exact"/>
+              <w:ind w:firstLineChars="0" w:left="0" w:firstLine="0"/>
+              <w:jc w:val="center"/>
+            </w:pPr>
+            <w:r/>
+            <w:r>
+              <w:rPr>
+                <w:rFonts w:ascii="Times New Roman" w:hAnsi="Times New Roman" w:eastAsia="方正仿宋_GBK" w:cs="Times New Roman"/>
+                <w:b/>
+                <w:sz w:val="21"/>
+              </w:rPr>
+              <w:t>本项目相对劣势</w:t>
+            </w:r>
+          </w:p>
+        </w:tc>
+        <w:tc>
+          <w:tcPr>
+            <w:tcW w:type="dxa" w:w="1474"/>
+          </w:tcPr>
+          <w:p>
+            <w:pPr>
+              <w:spacing w:before="0" w:after="0" w:line="300" w:lineRule="exact"/>
+              <w:ind w:firstLineChars="0" w:left="0" w:firstLine="0"/>
+              <w:jc w:val="center"/>
+            </w:pPr>
+            <w:r/>
+            <w:r>
+              <w:rPr>
+                <w:rFonts w:ascii="Times New Roman" w:hAnsi="Times New Roman" w:eastAsia="方正仿宋_GBK" w:cs="Times New Roman"/>
+                <w:b/>
+                <w:sz w:val="21"/>
+              </w:rPr>
+              <w:t>证据与可比性</w:t>
+            </w:r>
+          </w:p>
+        </w:tc>
+        <w:tc>
+          <w:tcPr>
+            <w:tcW w:type="dxa" w:w="1474"/>
+          </w:tcPr>
+          <w:p>
+            <w:pPr>
+              <w:spacing w:before="0" w:after="0" w:line="300" w:lineRule="exact"/>
+              <w:ind w:firstLineChars="0" w:left="0" w:firstLine="0"/>
+              <w:jc w:val="center"/>
+            </w:pPr>
+            <w:r/>
+            <w:r>
+              <w:rPr>
+                <w:rFonts w:ascii="Times New Roman" w:hAnsi="Times New Roman" w:eastAsia="方正仿宋_GBK" w:cs="Times New Roman"/>
+                <w:b/>
+                <w:sz w:val="21"/>
+              </w:rPr>
+              <w:t>竞争影响及验证事项</w:t>
+            </w:r>
+          </w:p>
+        </w:tc>
+      </w:tr>
+      <w:tr>
+        <w:tc>
+          <w:tcPr>
+            <w:tcW w:type="dxa" w:w="1474"/>
+          </w:tcPr>
+          <w:p>
+            <w:pPr>
+              <w:spacing w:before="0" w:after="0" w:line="300" w:lineRule="exact"/>
+              <w:ind w:firstLine="0" w:firstLineChars="0" w:left="0"/>
+              <w:jc w:val="left"/>
+            </w:pPr>
+            <w:r/>
+            <w:r>
+              <w:rPr>
+                <w:rFonts w:ascii="Times New Roman" w:hAnsi="Times New Roman" w:eastAsia="方正仿宋_GBK" w:cs="Times New Roman"/>
+                <w:b w:val="0"/>
+                <w:sz w:val="21"/>
+              </w:rPr>
+              <w:t>[待填写]</w:t>
+            </w:r>
+          </w:p>
+        </w:tc>
+        <w:tc>
+          <w:tcPr>
+            <w:tcW w:type="dxa" w:w="1474"/>
+          </w:tcPr>
+          <w:p>
+            <w:pPr>
+              <w:spacing w:before="0" w:after="0" w:line="300" w:lineRule="exact"/>
+              <w:ind w:firstLine="0" w:firstLineChars="0" w:left="0"/>
+              <w:jc w:val="left"/>
+            </w:pPr>
+            <w:r/>
+            <w:r>
+              <w:rPr>
+                <w:rFonts w:ascii="Times New Roman" w:hAnsi="Times New Roman" w:eastAsia="方正仿宋_GBK" w:cs="Times New Roman"/>
+                <w:b w:val="0"/>
+                <w:sz w:val="21"/>
+              </w:rPr>
+              <w:t>[待填写]</w:t>
+            </w:r>
+          </w:p>
+        </w:tc>
+        <w:tc>
+          <w:tcPr>
+            <w:tcW w:type="dxa" w:w="1474"/>
+          </w:tcPr>
+          <w:p>
+            <w:pPr>
+              <w:spacing w:before="0" w:after="0" w:line="300" w:lineRule="exact"/>
+              <w:ind w:firstLine="0" w:firstLineChars="0" w:left="0"/>
+              <w:jc w:val="left"/>
+            </w:pPr>
+            <w:r/>
+            <w:r>
+              <w:rPr>
+                <w:rFonts w:ascii="Times New Roman" w:hAnsi="Times New Roman" w:eastAsia="方正仿宋_GBK" w:cs="Times New Roman"/>
+                <w:b w:val="0"/>
+                <w:sz w:val="21"/>
+              </w:rPr>
+              <w:t>[待填写]</w:t>
+            </w:r>
+          </w:p>
+        </w:tc>
+        <w:tc>
+          <w:tcPr>
+            <w:tcW w:type="dxa" w:w="1474"/>
+          </w:tcPr>
+          <w:p>
+            <w:pPr>
+              <w:spacing w:before="0" w:after="0" w:line="300" w:lineRule="exact"/>
+              <w:ind w:firstLine="0" w:firstLineChars="0" w:left="0"/>
+              <w:jc w:val="left"/>
+            </w:pPr>
+            <w:r/>
+            <w:r>
+              <w:rPr>
+                <w:rFonts w:ascii="Times New Roman" w:hAnsi="Times New Roman" w:eastAsia="方正仿宋_GBK" w:cs="Times New Roman"/>
+                <w:b w:val="0"/>
+                <w:sz w:val="21"/>
+              </w:rPr>
+              <w:t>[待填写]</w:t>
+            </w:r>
+          </w:p>
+        </w:tc>
+        <w:tc>
+          <w:tcPr>
+            <w:tcW w:type="dxa" w:w="1474"/>
+          </w:tcPr>
+          <w:p>
+            <w:pPr>
+              <w:spacing w:before="0" w:after="0" w:line="300" w:lineRule="exact"/>
+              <w:ind w:firstLine="0" w:firstLineChars="0" w:left="0"/>
+              <w:jc w:val="left"/>
+            </w:pPr>
+            <w:r/>
+            <w:r>
+              <w:rPr>
+                <w:rFonts w:ascii="Times New Roman" w:hAnsi="Times New Roman" w:eastAsia="方正仿宋_GBK" w:cs="Times New Roman"/>
+                <w:b w:val="0"/>
+                <w:sz w:val="21"/>
+              </w:rPr>
+              <w:t>[待填写]</w:t>
+            </w:r>
+          </w:p>
+        </w:tc>
+        <w:tc>
+          <w:tcPr>
+            <w:tcW w:type="dxa" w:w="1474"/>
+          </w:tcPr>
+          <w:p>
+            <w:pPr>
+              <w:spacing w:before="0" w:after="0" w:line="300" w:lineRule="exact"/>
+              <w:ind w:firstLine="0" w:firstLineChars="0" w:left="0"/>
+              <w:jc w:val="left"/>
+            </w:pPr>
+            <w:r/>
+            <w:r>
+              <w:rPr>
+                <w:rFonts w:ascii="Times New Roman" w:hAnsi="Times New Roman" w:eastAsia="方正仿宋_GBK" w:cs="Times New Roman"/>
+                <w:b w:val="0"/>
+                <w:sz w:val="21"/>
+              </w:rPr>
+              <w:t>[待填写]</w:t>
+            </w:r>
+          </w:p>
+        </w:tc>
+      </w:tr>
+      <w:tr>
+        <w:tc>
+          <w:tcPr>
+            <w:tcW w:type="dxa" w:w="1474"/>
+          </w:tcPr>
+          <w:p>
+            <w:pPr>
+              <w:spacing w:before="0" w:after="0" w:line="300" w:lineRule="exact"/>
+              <w:ind w:firstLine="0" w:firstLineChars="0" w:left="0"/>
+              <w:jc w:val="left"/>
+            </w:pPr>
+            <w:r/>
+            <w:r>
+              <w:rPr>
+                <w:rFonts w:ascii="Times New Roman" w:hAnsi="Times New Roman" w:eastAsia="方正仿宋_GBK" w:cs="Times New Roman"/>
+                <w:b w:val="0"/>
+                <w:sz w:val="21"/>
+              </w:rPr>
+              <w:t>[待填写]</w:t>
+            </w:r>
+          </w:p>
+        </w:tc>
+        <w:tc>
+          <w:tcPr>
+            <w:tcW w:type="dxa" w:w="1474"/>
+          </w:tcPr>
+          <w:p>
+            <w:pPr>
+              <w:spacing w:before="0" w:after="0" w:line="300" w:lineRule="exact"/>
+              <w:ind w:firstLine="0" w:firstLineChars="0" w:left="0"/>
+              <w:jc w:val="left"/>
+            </w:pPr>
+            <w:r/>
+            <w:r>
+              <w:rPr>
+                <w:rFonts w:ascii="Times New Roman" w:hAnsi="Times New Roman" w:eastAsia="方正仿宋_GBK" w:cs="Times New Roman"/>
+                <w:b w:val="0"/>
+                <w:sz w:val="21"/>
+              </w:rPr>
+              <w:t>[待填写]</w:t>
+            </w:r>
+          </w:p>
+        </w:tc>
+        <w:tc>
+          <w:tcPr>
+            <w:tcW w:type="dxa" w:w="1474"/>
+          </w:tcPr>
+          <w:p>
+            <w:pPr>
+              <w:spacing w:before="0" w:after="0" w:line="300" w:lineRule="exact"/>
+              <w:ind w:firstLine="0" w:firstLineChars="0" w:left="0"/>
+              <w:jc w:val="left"/>
+            </w:pPr>
+            <w:r/>
+            <w:r>
+              <w:rPr>
+                <w:rFonts w:ascii="Times New Roman" w:hAnsi="Times New Roman" w:eastAsia="方正仿宋_GBK" w:cs="Times New Roman"/>
+                <w:b w:val="0"/>
+                <w:sz w:val="21"/>
+              </w:rPr>
+              <w:t>[待填写]</w:t>
+            </w:r>
+          </w:p>
+        </w:tc>
+        <w:tc>
+          <w:tcPr>
+            <w:tcW w:type="dxa" w:w="1474"/>
+          </w:tcPr>
+          <w:p>
+            <w:pPr>
+              <w:spacing w:before="0" w:after="0" w:line="300" w:lineRule="exact"/>
+              <w:ind w:firstLine="0" w:firstLineChars="0" w:left="0"/>
+              <w:jc w:val="left"/>
+            </w:pPr>
+            <w:r/>
+            <w:r>
+              <w:rPr>
+                <w:rFonts w:ascii="Times New Roman" w:hAnsi="Times New Roman" w:eastAsia="方正仿宋_GBK" w:cs="Times New Roman"/>
+                <w:b w:val="0"/>
+                <w:sz w:val="21"/>
+              </w:rPr>
+              <w:t>[待填写]</w:t>
+            </w:r>
+          </w:p>
+        </w:tc>
+        <w:tc>
+          <w:tcPr>
+            <w:tcW w:type="dxa" w:w="1474"/>
+          </w:tcPr>
+          <w:p>
+            <w:pPr>
+              <w:spacing w:before="0" w:after="0" w:line="300" w:lineRule="exact"/>
+              <w:ind w:firstLine="0" w:firstLineChars="0" w:left="0"/>
+              <w:jc w:val="left"/>
+            </w:pPr>
+            <w:r/>
+            <w:r>
+              <w:rPr>
+                <w:rFonts w:ascii="Times New Roman" w:hAnsi="Times New Roman" w:eastAsia="方正仿宋_GBK" w:cs="Times New Roman"/>
+                <w:b w:val="0"/>
+                <w:sz w:val="21"/>
+              </w:rPr>
+              <w:t>[待填写]</w:t>
+            </w:r>
+          </w:p>
+        </w:tc>
+        <w:tc>
+          <w:tcPr>
+            <w:tcW w:type="dxa" w:w="1474"/>
+          </w:tcPr>
+          <w:p>
+            <w:pPr>
+              <w:spacing w:before="0" w:after="0" w:line="300" w:lineRule="exact"/>
+              <w:ind w:firstLine="0" w:firstLineChars="0" w:left="0"/>
+              <w:jc w:val="left"/>
+            </w:pPr>
+            <w:r/>
+            <w:r>
+              <w:rPr>
+                <w:rFonts w:ascii="Times New Roman" w:hAnsi="Times New Roman" w:eastAsia="方正仿宋_GBK" w:cs="Times New Roman"/>
+                <w:b w:val="0"/>
+                <w:sz w:val="21"/>
+              </w:rPr>
+              <w:t>[待填写]</w:t>
+            </w:r>
+          </w:p>
+        </w:tc>
+      </w:tr>
+      <w:tr>
+        <w:tc>
+          <w:tcPr>
+            <w:tcW w:type="dxa" w:w="1474"/>
+          </w:tcPr>
+          <w:p>
+            <w:pPr>
+              <w:spacing w:before="0" w:after="0" w:line="300" w:lineRule="exact"/>
+              <w:ind w:firstLine="0" w:firstLineChars="0" w:left="0"/>
+              <w:jc w:val="left"/>
+            </w:pPr>
+            <w:r/>
+            <w:r>
+              <w:rPr>
+                <w:rFonts w:ascii="Times New Roman" w:hAnsi="Times New Roman" w:eastAsia="方正仿宋_GBK" w:cs="Times New Roman"/>
+                <w:b w:val="0"/>
+                <w:sz w:val="21"/>
+              </w:rPr>
+              <w:t>[待填写]</w:t>
+            </w:r>
+          </w:p>
+        </w:tc>
+        <w:tc>
+          <w:tcPr>
+            <w:tcW w:type="dxa" w:w="1474"/>
+          </w:tcPr>
+          <w:p>
+            <w:pPr>
+              <w:spacing w:before="0" w:after="0" w:line="300" w:lineRule="exact"/>
+              <w:ind w:firstLine="0" w:firstLineChars="0" w:left="0"/>
+              <w:jc w:val="left"/>
+            </w:pPr>
+            <w:r/>
+            <w:r>
+              <w:rPr>
+                <w:rFonts w:ascii="Times New Roman" w:hAnsi="Times New Roman" w:eastAsia="方正仿宋_GBK" w:cs="Times New Roman"/>
+                <w:b w:val="0"/>
+                <w:sz w:val="21"/>
+              </w:rPr>
+              <w:t>[待填写]</w:t>
+            </w:r>
+          </w:p>
+        </w:tc>
+        <w:tc>
+          <w:tcPr>
+            <w:tcW w:type="dxa" w:w="1474"/>
+          </w:tcPr>
+          <w:p>
+            <w:pPr>
+              <w:spacing w:before="0" w:after="0" w:line="300" w:lineRule="exact"/>
+              <w:ind w:firstLine="0" w:firstLineChars="0" w:left="0"/>
+              <w:jc w:val="left"/>
+            </w:pPr>
+            <w:r/>
+            <w:r>
+              <w:rPr>
+                <w:rFonts w:ascii="Times New Roman" w:hAnsi="Times New Roman" w:eastAsia="方正仿宋_GBK" w:cs="Times New Roman"/>
+                <w:b w:val="0"/>
+                <w:sz w:val="21"/>
+              </w:rPr>
+              <w:t>[待填写]</w:t>
+            </w:r>
+          </w:p>
+        </w:tc>
+        <w:tc>
+          <w:tcPr>
+            <w:tcW w:type="dxa" w:w="1474"/>
+          </w:tcPr>
+          <w:p>
+            <w:pPr>
+              <w:spacing w:before="0" w:after="0" w:line="300" w:lineRule="exact"/>
+              <w:ind w:firstLine="0" w:firstLineChars="0" w:left="0"/>
+              <w:jc w:val="left"/>
+            </w:pPr>
+            <w:r/>
+            <w:r>
+              <w:rPr>
+                <w:rFonts w:ascii="Times New Roman" w:hAnsi="Times New Roman" w:eastAsia="方正仿宋_GBK" w:cs="Times New Roman"/>
+                <w:b w:val="0"/>
+                <w:sz w:val="21"/>
+              </w:rPr>
+              <w:t>[待填写]</w:t>
+            </w:r>
+          </w:p>
+        </w:tc>
+        <w:tc>
+          <w:tcPr>
+            <w:tcW w:type="dxa" w:w="1474"/>
+          </w:tcPr>
+          <w:p>
+            <w:pPr>
+              <w:spacing w:before="0" w:after="0" w:line="300" w:lineRule="exact"/>
+              <w:ind w:firstLine="0" w:firstLineChars="0" w:left="0"/>
+              <w:jc w:val="left"/>
+            </w:pPr>
+            <w:r/>
+            <w:r>
+              <w:rPr>
+                <w:rFonts w:ascii="Times New Roman" w:hAnsi="Times New Roman" w:eastAsia="方正仿宋_GBK" w:cs="Times New Roman"/>
+                <w:b w:val="0"/>
+                <w:sz w:val="21"/>
+              </w:rPr>
+              <w:t>[待填写]</w:t>
+            </w:r>
+          </w:p>
+        </w:tc>
+        <w:tc>
+          <w:tcPr>
+            <w:tcW w:type="dxa" w:w="1474"/>
+          </w:tcPr>
+          <w:p>
+            <w:pPr>
+              <w:spacing w:before="0" w:after="0" w:line="300" w:lineRule="exact"/>
+              <w:ind w:firstLine="0" w:firstLineChars="0" w:left="0"/>
+              <w:jc w:val="left"/>
+            </w:pPr>
+            <w:r/>
+            <w:r>
+              <w:rPr>
+                <w:rFonts w:ascii="Times New Roman" w:hAnsi="Times New Roman" w:eastAsia="方正仿宋_GBK" w:cs="Times New Roman"/>
+                <w:b w:val="0"/>
+                <w:sz w:val="21"/>
+              </w:rPr>
+              <w:t>[待填写]</w:t>
+            </w:r>
+          </w:p>
+        </w:tc>
+      </w:tr>
+      <w:tr>
+        <w:tc>
+          <w:tcPr>
+            <w:tcW w:type="dxa" w:w="1474"/>
+          </w:tcPr>
+          <w:p>
+            <w:pPr>
+              <w:spacing w:before="0" w:after="0" w:line="300" w:lineRule="exact"/>
+              <w:ind w:firstLine="0" w:firstLineChars="0" w:left="0"/>
+              <w:jc w:val="left"/>
+            </w:pPr>
+            <w:r/>
+            <w:r>
+              <w:rPr>
+                <w:rFonts w:ascii="Times New Roman" w:hAnsi="Times New Roman" w:eastAsia="方正仿宋_GBK" w:cs="Times New Roman"/>
+                <w:b w:val="0"/>
+                <w:sz w:val="21"/>
+              </w:rPr>
+              <w:t>[待填写]</w:t>
+            </w:r>
+          </w:p>
+        </w:tc>
+        <w:tc>
+          <w:tcPr>
+            <w:tcW w:type="dxa" w:w="1474"/>
+          </w:tcPr>
+          <w:p>
+            <w:pPr>
+              <w:spacing w:before="0" w:after="0" w:line="300" w:lineRule="exact"/>
+              <w:ind w:firstLine="0" w:firstLineChars="0" w:left="0"/>
+              <w:jc w:val="left"/>
+            </w:pPr>
+            <w:r/>
+            <w:r>
+              <w:rPr>
+                <w:rFonts w:ascii="Times New Roman" w:hAnsi="Times New Roman" w:eastAsia="方正仿宋_GBK" w:cs="Times New Roman"/>
+                <w:b w:val="0"/>
+                <w:sz w:val="21"/>
+              </w:rPr>
+              <w:t>[待填写]</w:t>
+            </w:r>
+          </w:p>
+        </w:tc>
+        <w:tc>
+          <w:tcPr>
+            <w:tcW w:type="dxa" w:w="1474"/>
+          </w:tcPr>
+          <w:p>
+            <w:pPr>
+              <w:spacing w:before="0" w:after="0" w:line="300" w:lineRule="exact"/>
+              <w:ind w:firstLine="0" w:firstLineChars="0" w:left="0"/>
+              <w:jc w:val="left"/>
+            </w:pPr>
+            <w:r/>
+            <w:r>
+              <w:rPr>
+                <w:rFonts w:ascii="Times New Roman" w:hAnsi="Times New Roman" w:eastAsia="方正仿宋_GBK" w:cs="Times New Roman"/>
+                <w:b w:val="0"/>
+                <w:sz w:val="21"/>
+              </w:rPr>
+              <w:t>[待填写]</w:t>
+            </w:r>
+          </w:p>
+        </w:tc>
+        <w:tc>
+          <w:tcPr>
+            <w:tcW w:type="dxa" w:w="1474"/>
+          </w:tcPr>
+          <w:p>
+            <w:pPr>
+              <w:spacing w:before="0" w:after="0" w:line="300" w:lineRule="exact"/>
+              <w:ind w:firstLine="0" w:firstLineChars="0" w:left="0"/>
+              <w:jc w:val="left"/>
+            </w:pPr>
+            <w:r/>
+            <w:r>
+              <w:rPr>
+                <w:rFonts w:ascii="Times New Roman" w:hAnsi="Times New Roman" w:eastAsia="方正仿宋_GBK" w:cs="Times New Roman"/>
+                <w:b w:val="0"/>
+                <w:sz w:val="21"/>
+              </w:rPr>
+              <w:t>[待填写]</w:t>
+            </w:r>
+          </w:p>
+        </w:tc>
+        <w:tc>
+          <w:tcPr>
+            <w:tcW w:type="dxa" w:w="1474"/>
+          </w:tcPr>
+          <w:p>
+            <w:pPr>
+              <w:spacing w:before="0" w:after="0" w:line="300" w:lineRule="exact"/>
+              <w:ind w:firstLine="0" w:firstLineChars="0" w:left="0"/>
+              <w:jc w:val="left"/>
+            </w:pPr>
+            <w:r/>
+            <w:r>
+              <w:rPr>
+                <w:rFonts w:ascii="Times New Roman" w:hAnsi="Times New Roman" w:eastAsia="方正仿宋_GBK" w:cs="Times New Roman"/>
+                <w:b w:val="0"/>
+                <w:sz w:val="21"/>
+              </w:rPr>
+              <w:t>[待填写]</w:t>
+            </w:r>
+          </w:p>
+        </w:tc>
+        <w:tc>
+          <w:tcPr>
+            <w:tcW w:type="dxa" w:w="1474"/>
+          </w:tcPr>
+          <w:p>
+            <w:pPr>
+              <w:spacing w:before="0" w:after="0" w:line="300" w:lineRule="exact"/>
+              <w:ind w:firstLine="0" w:firstLineChars="0" w:left="0"/>
+              <w:jc w:val="left"/>
+            </w:pPr>
+            <w:r/>
+            <w:r>
+              <w:rPr>
+                <w:rFonts w:ascii="Times New Roman" w:hAnsi="Times New Roman" w:eastAsia="方正仿宋_GBK" w:cs="Times New Roman"/>
+                <w:b w:val="0"/>
+                <w:sz w:val="21"/>
+              </w:rPr>
+              <w:t>[待填写]</w:t>
+            </w:r>
+          </w:p>
+        </w:tc>
+      </w:tr>
+      <w:tr>
+        <w:tc>
+          <w:tcPr>
+            <w:tcW w:type="dxa" w:w="1474"/>
+          </w:tcPr>
+          <w:p>
+            <w:pPr>
+              <w:spacing w:before="0" w:after="0" w:line="300" w:lineRule="exact"/>
+              <w:ind w:firstLine="0" w:firstLineChars="0" w:left="0"/>
+              <w:jc w:val="left"/>
+            </w:pPr>
+            <w:r/>
+            <w:r>
+              <w:rPr>
+                <w:rFonts w:ascii="Times New Roman" w:hAnsi="Times New Roman" w:eastAsia="方正仿宋_GBK" w:cs="Times New Roman"/>
+                <w:b w:val="0"/>
+                <w:sz w:val="21"/>
+              </w:rPr>
+              <w:t>[待填写]</w:t>
+            </w:r>
+          </w:p>
+        </w:tc>
+        <w:tc>
+          <w:tcPr>
+            <w:tcW w:type="dxa" w:w="1474"/>
+          </w:tcPr>
+          <w:p>
+            <w:pPr>
+              <w:spacing w:before="0" w:after="0" w:line="300" w:lineRule="exact"/>
+              <w:ind w:firstLine="0" w:firstLineChars="0" w:left="0"/>
+              <w:jc w:val="left"/>
+            </w:pPr>
+            <w:r/>
+            <w:r>
+              <w:rPr>
+                <w:rFonts w:ascii="Times New Roman" w:hAnsi="Times New Roman" w:eastAsia="方正仿宋_GBK" w:cs="Times New Roman"/>
+                <w:b w:val="0"/>
+                <w:sz w:val="21"/>
+              </w:rPr>
+              <w:t>[待填写]</w:t>
+            </w:r>
+          </w:p>
+        </w:tc>
+        <w:tc>
+          <w:tcPr>
+            <w:tcW w:type="dxa" w:w="1474"/>
+          </w:tcPr>
+          <w:p>
+            <w:pPr>
+              <w:spacing w:before="0" w:after="0" w:line="300" w:lineRule="exact"/>
+              <w:ind w:firstLine="0" w:firstLineChars="0" w:left="0"/>
+              <w:jc w:val="left"/>
+            </w:pPr>
+            <w:r/>
+            <w:r>
+              <w:rPr>
+                <w:rFonts w:ascii="Times New Roman" w:hAnsi="Times New Roman" w:eastAsia="方正仿宋_GBK" w:cs="Times New Roman"/>
+                <w:b w:val="0"/>
+                <w:sz w:val="21"/>
+              </w:rPr>
+              <w:t>[待填写]</w:t>
+            </w:r>
+          </w:p>
+        </w:tc>
+        <w:tc>
+          <w:tcPr>
+            <w:tcW w:type="dxa" w:w="1474"/>
+          </w:tcPr>
+          <w:p>
+            <w:pPr>
+              <w:spacing w:before="0" w:after="0" w:line="300" w:lineRule="exact"/>
+              <w:ind w:firstLine="0" w:firstLineChars="0" w:left="0"/>
+              <w:jc w:val="left"/>
+            </w:pPr>
+            <w:r/>
+            <w:r>
+              <w:rPr>
+                <w:rFonts w:ascii="Times New Roman" w:hAnsi="Times New Roman" w:eastAsia="方正仿宋_GBK" w:cs="Times New Roman"/>
+                <w:b w:val="0"/>
+                <w:sz w:val="21"/>
+              </w:rPr>
+              <w:t>[待填写]</w:t>
+            </w:r>
+          </w:p>
+        </w:tc>
+        <w:tc>
+          <w:tcPr>
+            <w:tcW w:type="dxa" w:w="1474"/>
+          </w:tcPr>
+          <w:p>
+            <w:pPr>
+              <w:spacing w:before="0" w:after="0" w:line="300" w:lineRule="exact"/>
+              <w:ind w:firstLine="0" w:firstLineChars="0" w:left="0"/>
+              <w:jc w:val="left"/>
+            </w:pPr>
+            <w:r/>
+            <w:r>
+              <w:rPr>
+                <w:rFonts w:ascii="Times New Roman" w:hAnsi="Times New Roman" w:eastAsia="方正仿宋_GBK" w:cs="Times New Roman"/>
+                <w:b w:val="0"/>
+                <w:sz w:val="21"/>
+              </w:rPr>
+              <w:t>[待填写]</w:t>
+            </w:r>
+          </w:p>
+        </w:tc>
+        <w:tc>
+          <w:tcPr>
+            <w:tcW w:type="dxa" w:w="1474"/>
+          </w:tcPr>
+          <w:p>
+            <w:pPr>
+              <w:spacing w:before="0" w:after="0" w:line="300" w:lineRule="exact"/>
+              <w:ind w:firstLine="0" w:firstLineChars="0" w:left="0"/>
+              <w:jc w:val="left"/>
+            </w:pPr>
+            <w:r/>
+            <w:r>
+              <w:rPr>
+                <w:rFonts w:ascii="Times New Roman" w:hAnsi="Times New Roman" w:eastAsia="方正仿宋_GBK" w:cs="Times New Roman"/>
+                <w:b w:val="0"/>
+                <w:sz w:val="21"/>
+              </w:rPr>
+              <w:t>[待填写]</w:t>
+            </w:r>
+          </w:p>
+        </w:tc>
+      </w:tr>
+      <w:tr>
+        <w:tc>
+          <w:tcPr>
+            <w:tcW w:type="dxa" w:w="1474"/>
+          </w:tcPr>
+          <w:p>
+            <w:pPr>
+              <w:spacing w:before="0" w:after="0" w:line="300" w:lineRule="exact"/>
+              <w:ind w:firstLine="0" w:firstLineChars="0" w:left="0"/>
+              <w:jc w:val="left"/>
+            </w:pPr>
+            <w:r/>
+            <w:r>
+              <w:rPr>
+                <w:rFonts w:ascii="Times New Roman" w:hAnsi="Times New Roman" w:eastAsia="方正仿宋_GBK" w:cs="Times New Roman"/>
+                <w:b w:val="0"/>
+                <w:sz w:val="21"/>
+              </w:rPr>
+              <w:t>[待填写]</w:t>
+            </w:r>
+          </w:p>
+        </w:tc>
+        <w:tc>
+          <w:tcPr>
+            <w:tcW w:type="dxa" w:w="1474"/>
+          </w:tcPr>
+          <w:p>
+            <w:pPr>
+              <w:spacing w:before="0" w:after="0" w:line="300" w:lineRule="exact"/>
+              <w:ind w:firstLine="0" w:firstLineChars="0" w:left="0"/>
+              <w:jc w:val="left"/>
+            </w:pPr>
+            <w:r/>
+            <w:r>
+              <w:rPr>
+                <w:rFonts w:ascii="Times New Roman" w:hAnsi="Times New Roman" w:eastAsia="方正仿宋_GBK" w:cs="Times New Roman"/>
+                <w:b w:val="0"/>
+                <w:sz w:val="21"/>
+              </w:rPr>
+              <w:t>[待填写]</w:t>
+            </w:r>
+          </w:p>
+        </w:tc>
+        <w:tc>
+          <w:tcPr>
+            <w:tcW w:type="dxa" w:w="1474"/>
+          </w:tcPr>
+          <w:p>
+            <w:pPr>
+              <w:spacing w:before="0" w:after="0" w:line="300" w:lineRule="exact"/>
+              <w:ind w:firstLine="0" w:firstLineChars="0" w:left="0"/>
+              <w:jc w:val="left"/>
+            </w:pPr>
+            <w:r/>
+            <w:r>
+              <w:rPr>
+                <w:rFonts w:ascii="Times New Roman" w:hAnsi="Times New Roman" w:eastAsia="方正仿宋_GBK" w:cs="Times New Roman"/>
+                <w:b w:val="0"/>
+                <w:sz w:val="21"/>
+              </w:rPr>
+              <w:t>[待填写]</w:t>
+            </w:r>
+          </w:p>
+        </w:tc>
+        <w:tc>
+          <w:tcPr>
+            <w:tcW w:type="dxa" w:w="1474"/>
+          </w:tcPr>
+          <w:p>
+            <w:pPr>
+              <w:spacing w:before="0" w:after="0" w:line="300" w:lineRule="exact"/>
+              <w:ind w:firstLine="0" w:firstLineChars="0" w:left="0"/>
+              <w:jc w:val="left"/>
+            </w:pPr>
+            <w:r/>
+            <w:r>
+              <w:rPr>
+                <w:rFonts w:ascii="Times New Roman" w:hAnsi="Times New Roman" w:eastAsia="方正仿宋_GBK" w:cs="Times New Roman"/>
+                <w:b w:val="0"/>
+                <w:sz w:val="21"/>
+              </w:rPr>
+              <w:t>[待填写]</w:t>
+            </w:r>
+          </w:p>
+        </w:tc>
+        <w:tc>
+          <w:tcPr>
+            <w:tcW w:type="dxa" w:w="1474"/>
+          </w:tcPr>
+          <w:p>
+            <w:pPr>
+              <w:spacing w:before="0" w:after="0" w:line="300" w:lineRule="exact"/>
+              <w:ind w:firstLine="0" w:firstLineChars="0" w:left="0"/>
+              <w:jc w:val="left"/>
+            </w:pPr>
+            <w:r/>
+            <w:r>
+              <w:rPr>
+                <w:rFonts w:ascii="Times New Roman" w:hAnsi="Times New Roman" w:eastAsia="方正仿宋_GBK" w:cs="Times New Roman"/>
+                <w:b w:val="0"/>
+                <w:sz w:val="21"/>
+              </w:rPr>
+              <w:t>[待填写]</w:t>
+            </w:r>
+          </w:p>
+        </w:tc>
+        <w:tc>
+          <w:tcPr>
+            <w:tcW w:type="dxa" w:w="1474"/>
+          </w:tcPr>
+          <w:p>
+            <w:pPr>
+              <w:spacing w:before="0" w:after="0" w:line="300" w:lineRule="exact"/>
+              <w:ind w:firstLine="0" w:firstLineChars="0" w:left="0"/>
+              <w:jc w:val="left"/>
+            </w:pPr>
+            <w:r/>
+            <w:r>
+              <w:rPr>
+                <w:rFonts w:ascii="Times New Roman" w:hAnsi="Times New Roman" w:eastAsia="方正仿宋_GBK" w:cs="Times New Roman"/>
+                <w:b w:val="0"/>
+                <w:sz w:val="21"/>
+              </w:rPr>
+              <w:t>[待填写]</w:t>
+            </w:r>
+          </w:p>
+        </w:tc>
+      </w:tr>
+      <w:tr>
+        <w:tc>
+          <w:tcPr>
+            <w:tcW w:type="dxa" w:w="1474"/>
+          </w:tcPr>
+          <w:p>
+            <w:pPr>
+              <w:spacing w:before="0" w:after="0" w:line="300" w:lineRule="exact"/>
+              <w:ind w:firstLine="0" w:firstLineChars="0" w:left="0"/>
+              <w:jc w:val="left"/>
+            </w:pPr>
+            <w:r/>
+            <w:r>
+              <w:rPr>
+                <w:rFonts w:ascii="Times New Roman" w:hAnsi="Times New Roman" w:eastAsia="方正仿宋_GBK" w:cs="Times New Roman"/>
+                <w:b w:val="0"/>
+                <w:sz w:val="21"/>
+              </w:rPr>
+              <w:t>[待填写]</w:t>
+            </w:r>
+          </w:p>
+        </w:tc>
+        <w:tc>
+          <w:tcPr>
+            <w:tcW w:type="dxa" w:w="1474"/>
+          </w:tcPr>
+          <w:p>
+            <w:pPr>
+              <w:spacing w:before="0" w:after="0" w:line="300" w:lineRule="exact"/>
+              <w:ind w:firstLine="0" w:firstLineChars="0" w:left="0"/>
+              <w:jc w:val="left"/>
+            </w:pPr>
+            <w:r/>
+            <w:r>
+              <w:rPr>
+                <w:rFonts w:ascii="Times New Roman" w:hAnsi="Times New Roman" w:eastAsia="方正仿宋_GBK" w:cs="Times New Roman"/>
+                <w:b w:val="0"/>
+                <w:sz w:val="21"/>
+              </w:rPr>
+              <w:t>[待填写]</w:t>
+            </w:r>
+          </w:p>
+        </w:tc>
+        <w:tc>
+          <w:tcPr>
+            <w:tcW w:type="dxa" w:w="1474"/>
+          </w:tcPr>
+          <w:p>
+            <w:pPr>
+              <w:spacing w:before="0" w:after="0" w:line="300" w:lineRule="exact"/>
+              <w:ind w:firstLine="0" w:firstLineChars="0" w:left="0"/>
+              <w:jc w:val="left"/>
+            </w:pPr>
+            <w:r/>
+            <w:r>
+              <w:rPr>
+                <w:rFonts w:ascii="Times New Roman" w:hAnsi="Times New Roman" w:eastAsia="方正仿宋_GBK" w:cs="Times New Roman"/>
+                <w:b w:val="0"/>
+                <w:sz w:val="21"/>
+              </w:rPr>
+              <w:t>[待填写]</w:t>
+            </w:r>
+          </w:p>
+        </w:tc>
+        <w:tc>
+          <w:tcPr>
+            <w:tcW w:type="dxa" w:w="1474"/>
+          </w:tcPr>
+          <w:p>
+            <w:pPr>
+              <w:spacing w:before="0" w:after="0" w:line="300" w:lineRule="exact"/>
+              <w:ind w:firstLine="0" w:firstLineChars="0" w:left="0"/>
+              <w:jc w:val="left"/>
+            </w:pPr>
+            <w:r/>
+            <w:r>
+              <w:rPr>
+                <w:rFonts w:ascii="Times New Roman" w:hAnsi="Times New Roman" w:eastAsia="方正仿宋_GBK" w:cs="Times New Roman"/>
+                <w:b w:val="0"/>
+                <w:sz w:val="21"/>
+              </w:rPr>
+              <w:t>[待填写]</w:t>
+            </w:r>
+          </w:p>
+        </w:tc>
+        <w:tc>
+          <w:tcPr>
+            <w:tcW w:type="dxa" w:w="1474"/>
+          </w:tcPr>
+          <w:p>
+            <w:pPr>
+              <w:spacing w:before="0" w:after="0" w:line="300" w:lineRule="exact"/>
+              <w:ind w:firstLine="0" w:firstLineChars="0" w:left="0"/>
+              <w:jc w:val="left"/>
+            </w:pPr>
+            <w:r/>
+            <w:r>
+              <w:rPr>
+                <w:rFonts w:ascii="Times New Roman" w:hAnsi="Times New Roman" w:eastAsia="方正仿宋_GBK" w:cs="Times New Roman"/>
+                <w:b w:val="0"/>
+                <w:sz w:val="21"/>
+              </w:rPr>
+              <w:t>[待填写]</w:t>
+            </w:r>
+          </w:p>
+        </w:tc>
+        <w:tc>
+          <w:tcPr>
+            <w:tcW w:type="dxa" w:w="1474"/>
+          </w:tcPr>
+          <w:p>
+            <w:pPr>
+              <w:spacing w:before="0" w:after="0" w:line="300" w:lineRule="exact"/>
+              <w:ind w:firstLine="0" w:firstLineChars="0" w:left="0"/>
+              <w:jc w:val="left"/>
+            </w:pPr>
+            <w:r/>
+            <w:r>
+              <w:rPr>
+                <w:rFonts w:ascii="Times New Roman" w:hAnsi="Times New Roman" w:eastAsia="方正仿宋_GBK" w:cs="Times New Roman"/>
+                <w:b w:val="0"/>
+                <w:sz w:val="21"/>
+              </w:rPr>
+              <w:t>[待填写]</w:t>
+            </w:r>
+          </w:p>
+        </w:tc>
+      </w:tr>
+    </w:tbl>
+    <w:p>
+      <w:r>
+        <w:t>结论归纳：[分别总结可靠证据支持的优势、BP主张待验证的优势、结构性劣势和决定性验证任务。]</w:t>
+      </w:r>
+    </w:p>
+    <w:p>
+      <w:pPr>
+        <w:pStyle w:val="MATICHeading2"/>
+      </w:pPr>
+      <w:r>
+        <w:t>十、市场规模测算</w:t>
+      </w:r>
+    </w:p>
+    <w:tbl>
+      <w:tblPr>
+        <w:tblStyle w:val="TableGrid"/>
+        <w:tblW w:type="auto" w:w="0"/>
+        <w:tblLook w:firstColumn="1" w:firstRow="1" w:lastColumn="0" w:lastRow="0" w:noHBand="0" w:noVBand="1" w:val="04A0"/>
+      </w:tblPr>
+      <w:tblGrid>
         <w:gridCol w:w="1769"/>
         <w:gridCol w:w="1769"/>
         <w:gridCol w:w="1769"/>
@@ -1533,7 +2588,7 @@
                 <w:b/>
                 <w:sz w:val="21"/>
               </w:rPr>
-              <w:t>方案</w:t>
+              <w:t>市场层级</w:t>
             </w:r>
           </w:p>
         </w:tc>
@@ -1554,7 +2609,7 @@
                 <w:b/>
                 <w:sz w:val="21"/>
               </w:rPr>
-              <w:t>类型</w:t>
+              <w:t>边界与公式</w:t>
             </w:r>
           </w:p>
         </w:tc>
@@ -1565,7 +2620,7 @@
           <w:p>
             <w:pPr>
               <w:spacing w:before="0" w:after="0" w:line="300" w:lineRule="exact"/>
-              <w:ind w:firstLineChars="0" w:left="0" w:firstLine="0"/>
+              <w:ind w:firstLine="0" w:firstLineChars="0" w:left="0"/>
               <w:jc w:val="center"/>
             </w:pPr>
             <w:r/>
@@ -1575,7 +2630,7 @@
                 <w:b/>
                 <w:sz w:val="21"/>
               </w:rPr>
-              <w:t>注册/应用状态</w:t>
+              <w:t>测算区间</w:t>
             </w:r>
           </w:p>
         </w:tc>
@@ -1586,7 +2641,7 @@
           <w:p>
             <w:pPr>
               <w:spacing w:before="0" w:after="0" w:line="300" w:lineRule="exact"/>
-              <w:ind w:firstLineChars="0" w:left="0" w:firstLine="0"/>
+              <w:ind w:firstLine="0" w:firstLineChars="0" w:left="0"/>
               <w:jc w:val="center"/>
             </w:pPr>
             <w:r/>
@@ -1596,7 +2651,7 @@
                 <w:b/>
                 <w:sz w:val="21"/>
               </w:rPr>
-              <w:t>关键差异</w:t>
+              <w:t>数据或代理依据</w:t>
             </w:r>
           </w:p>
         </w:tc>
@@ -1607,7 +2662,7 @@
           <w:p>
             <w:pPr>
               <w:spacing w:before="0" w:after="0" w:line="300" w:lineRule="exact"/>
-              <w:ind w:firstLineChars="0" w:left="0" w:firstLine="0"/>
+              <w:ind w:firstLine="0" w:firstLineChars="0" w:left="0"/>
               <w:jc w:val="center"/>
             </w:pPr>
             <w:r/>
@@ -1617,7 +2672,7 @@
                 <w:b/>
                 <w:sz w:val="21"/>
               </w:rPr>
-              <w:t>证据来源</w:t>
+              <w:t>可靠性与关键假设</w:t>
             </w:r>
           </w:p>
         </w:tc>
@@ -1821,7 +2876,221 @@
           <w:p>
             <w:pPr>
               <w:spacing w:before="0" w:after="0" w:line="300" w:lineRule="exact"/>
-              <w:ind w:firstLineChars="0" w:left="0" w:firstLine="0"/>
+              <w:ind w:firstLine="0" w:firstLineChars="0" w:left="0"/>
+              <w:jc w:val="left"/>
+            </w:pPr>
+            <w:r/>
+            <w:r>
+              <w:rPr>
+                <w:rFonts w:ascii="Times New Roman" w:hAnsi="Times New Roman" w:eastAsia="方正仿宋_GBK" w:cs="Times New Roman"/>
+                <w:b w:val="0"/>
+                <w:sz w:val="21"/>
+              </w:rPr>
+              <w:t>[待填写]</w:t>
+            </w:r>
+          </w:p>
+        </w:tc>
+      </w:tr>
+      <w:tr>
+        <w:tc>
+          <w:tcPr>
+            <w:tcW w:type="dxa" w:w="1769"/>
+          </w:tcPr>
+          <w:p>
+            <w:pPr>
+              <w:spacing w:before="0" w:after="0" w:line="300" w:lineRule="exact"/>
+              <w:ind w:firstLine="0" w:firstLineChars="0" w:left="0"/>
+              <w:jc w:val="left"/>
+            </w:pPr>
+            <w:r/>
+            <w:r>
+              <w:rPr>
+                <w:rFonts w:ascii="Times New Roman" w:hAnsi="Times New Roman" w:eastAsia="方正仿宋_GBK" w:cs="Times New Roman"/>
+                <w:b w:val="0"/>
+                <w:sz w:val="21"/>
+              </w:rPr>
+              <w:t>[待填写]</w:t>
+            </w:r>
+          </w:p>
+        </w:tc>
+        <w:tc>
+          <w:tcPr>
+            <w:tcW w:type="dxa" w:w="1769"/>
+          </w:tcPr>
+          <w:p>
+            <w:pPr>
+              <w:spacing w:before="0" w:after="0" w:line="300" w:lineRule="exact"/>
+              <w:ind w:firstLine="0" w:firstLineChars="0" w:left="0"/>
+              <w:jc w:val="left"/>
+            </w:pPr>
+            <w:r/>
+            <w:r>
+              <w:rPr>
+                <w:rFonts w:ascii="Times New Roman" w:hAnsi="Times New Roman" w:eastAsia="方正仿宋_GBK" w:cs="Times New Roman"/>
+                <w:b w:val="0"/>
+                <w:sz w:val="21"/>
+              </w:rPr>
+              <w:t>[待填写]</w:t>
+            </w:r>
+          </w:p>
+        </w:tc>
+        <w:tc>
+          <w:tcPr>
+            <w:tcW w:type="dxa" w:w="1769"/>
+          </w:tcPr>
+          <w:p>
+            <w:pPr>
+              <w:spacing w:before="0" w:after="0" w:line="300" w:lineRule="exact"/>
+              <w:ind w:firstLine="0" w:firstLineChars="0" w:left="0"/>
+              <w:jc w:val="left"/>
+            </w:pPr>
+            <w:r/>
+            <w:r>
+              <w:rPr>
+                <w:rFonts w:ascii="Times New Roman" w:hAnsi="Times New Roman" w:eastAsia="方正仿宋_GBK" w:cs="Times New Roman"/>
+                <w:b w:val="0"/>
+                <w:sz w:val="21"/>
+              </w:rPr>
+              <w:t>[待填写]</w:t>
+            </w:r>
+          </w:p>
+        </w:tc>
+        <w:tc>
+          <w:tcPr>
+            <w:tcW w:type="dxa" w:w="1769"/>
+          </w:tcPr>
+          <w:p>
+            <w:pPr>
+              <w:spacing w:before="0" w:after="0" w:line="300" w:lineRule="exact"/>
+              <w:ind w:firstLine="0" w:firstLineChars="0" w:left="0"/>
+              <w:jc w:val="left"/>
+            </w:pPr>
+            <w:r/>
+            <w:r>
+              <w:rPr>
+                <w:rFonts w:ascii="Times New Roman" w:hAnsi="Times New Roman" w:eastAsia="方正仿宋_GBK" w:cs="Times New Roman"/>
+                <w:b w:val="0"/>
+                <w:sz w:val="21"/>
+              </w:rPr>
+              <w:t>[待填写]</w:t>
+            </w:r>
+          </w:p>
+        </w:tc>
+        <w:tc>
+          <w:tcPr>
+            <w:tcW w:type="dxa" w:w="1769"/>
+          </w:tcPr>
+          <w:p>
+            <w:pPr>
+              <w:spacing w:before="0" w:after="0" w:line="300" w:lineRule="exact"/>
+              <w:ind w:firstLine="0" w:firstLineChars="0" w:left="0"/>
+              <w:jc w:val="left"/>
+            </w:pPr>
+            <w:r/>
+            <w:r>
+              <w:rPr>
+                <w:rFonts w:ascii="Times New Roman" w:hAnsi="Times New Roman" w:eastAsia="方正仿宋_GBK" w:cs="Times New Roman"/>
+                <w:b w:val="0"/>
+                <w:sz w:val="21"/>
+              </w:rPr>
+              <w:t>[待填写]</w:t>
+            </w:r>
+          </w:p>
+        </w:tc>
+      </w:tr>
+      <w:tr>
+        <w:tc>
+          <w:tcPr>
+            <w:tcW w:type="dxa" w:w="1769"/>
+          </w:tcPr>
+          <w:p>
+            <w:pPr>
+              <w:spacing w:before="0" w:after="0" w:line="300" w:lineRule="exact"/>
+              <w:ind w:firstLine="0" w:firstLineChars="0" w:left="0"/>
+              <w:jc w:val="left"/>
+            </w:pPr>
+            <w:r/>
+            <w:r>
+              <w:rPr>
+                <w:rFonts w:ascii="Times New Roman" w:hAnsi="Times New Roman" w:eastAsia="方正仿宋_GBK" w:cs="Times New Roman"/>
+                <w:b w:val="0"/>
+                <w:sz w:val="21"/>
+              </w:rPr>
+              <w:t>[待填写]</w:t>
+            </w:r>
+          </w:p>
+        </w:tc>
+        <w:tc>
+          <w:tcPr>
+            <w:tcW w:type="dxa" w:w="1769"/>
+          </w:tcPr>
+          <w:p>
+            <w:pPr>
+              <w:spacing w:before="0" w:after="0" w:line="300" w:lineRule="exact"/>
+              <w:ind w:firstLine="0" w:firstLineChars="0" w:left="0"/>
+              <w:jc w:val="left"/>
+            </w:pPr>
+            <w:r/>
+            <w:r>
+              <w:rPr>
+                <w:rFonts w:ascii="Times New Roman" w:hAnsi="Times New Roman" w:eastAsia="方正仿宋_GBK" w:cs="Times New Roman"/>
+                <w:b w:val="0"/>
+                <w:sz w:val="21"/>
+              </w:rPr>
+              <w:t>[待填写]</w:t>
+            </w:r>
+          </w:p>
+        </w:tc>
+        <w:tc>
+          <w:tcPr>
+            <w:tcW w:type="dxa" w:w="1769"/>
+          </w:tcPr>
+          <w:p>
+            <w:pPr>
+              <w:spacing w:before="0" w:after="0" w:line="300" w:lineRule="exact"/>
+              <w:ind w:firstLine="0" w:firstLineChars="0" w:left="0"/>
+              <w:jc w:val="left"/>
+            </w:pPr>
+            <w:r/>
+            <w:r>
+              <w:rPr>
+                <w:rFonts w:ascii="Times New Roman" w:hAnsi="Times New Roman" w:eastAsia="方正仿宋_GBK" w:cs="Times New Roman"/>
+                <w:b w:val="0"/>
+                <w:sz w:val="21"/>
+              </w:rPr>
+              <w:t>[待填写]</w:t>
+            </w:r>
+          </w:p>
+        </w:tc>
+        <w:tc>
+          <w:tcPr>
+            <w:tcW w:type="dxa" w:w="1769"/>
+          </w:tcPr>
+          <w:p>
+            <w:pPr>
+              <w:spacing w:before="0" w:after="0" w:line="300" w:lineRule="exact"/>
+              <w:ind w:firstLine="0" w:firstLineChars="0" w:left="0"/>
+              <w:jc w:val="left"/>
+            </w:pPr>
+            <w:r/>
+            <w:r>
+              <w:rPr>
+                <w:rFonts w:ascii="Times New Roman" w:hAnsi="Times New Roman" w:eastAsia="方正仿宋_GBK" w:cs="Times New Roman"/>
+                <w:b w:val="0"/>
+                <w:sz w:val="21"/>
+              </w:rPr>
+              <w:t>[待填写]</w:t>
+            </w:r>
+          </w:p>
+        </w:tc>
+        <w:tc>
+          <w:tcPr>
+            <w:tcW w:type="dxa" w:w="1769"/>
+          </w:tcPr>
+          <w:p>
+            <w:pPr>
+              <w:spacing w:before="0" w:after="0" w:line="300" w:lineRule="exact"/>
+              <w:ind w:firstLine="0" w:firstLineChars="0" w:left="0"/>
               <w:jc w:val="left"/>
             </w:pPr>
             <w:r/>
@@ -1945,16 +3214,8 @@
       </w:tr>
     </w:tbl>
     <w:p>
-      <w:pPr>
-        <w:pStyle w:val="MATICHeading2"/>
-      </w:pPr>
       <w:r>
-        <w:t>十、市场规模测算</w:t>
-      </w:r>
-    </w:p>
-    <w:p>
-      <w:r>
-        <w:t>[根据BP、公开检索和独立分析填写。区分项目方陈述、公开事实、推断与待核实事项。]</w:t>
+        <w:t>说明：[以中国市场为主、全球市场作补充，使用保守/基准/积极情景；校验项目销售与SOM、产能和医院准入。]</w:t>
       </w:r>
     </w:p>
     <w:p>
@@ -2048,7 +3309,7 @@
           <w:p>
             <w:pPr>
               <w:spacing w:before="0" w:after="0" w:line="300" w:lineRule="exact"/>
-              <w:ind w:firstLineChars="0" w:left="0" w:firstLine="0"/>
+              <w:ind w:firstLine="0" w:firstLineChars="0" w:left="0"/>
               <w:jc w:val="center"/>
             </w:pPr>
             <w:r/>
@@ -2069,7 +3330,7 @@
           <w:p>
             <w:pPr>
               <w:spacing w:before="0" w:after="0" w:line="300" w:lineRule="exact"/>
-              <w:ind w:firstLineChars="0" w:left="0" w:firstLine="0"/>
+              <w:ind w:firstLine="0" w:firstLineChars="0" w:left="0"/>
               <w:jc w:val="center"/>
             </w:pPr>
             <w:r/>
@@ -2090,7 +3351,7 @@
           <w:p>
             <w:pPr>
               <w:spacing w:before="0" w:after="0" w:line="300" w:lineRule="exact"/>
-              <w:ind w:firstLineChars="0" w:left="0" w:firstLine="0"/>
+              <w:ind w:firstLine="0" w:firstLineChars="0" w:left="0"/>
               <w:jc w:val="center"/>
             </w:pPr>
             <w:r/>
@@ -2262,7 +3523,7 @@
           <w:p>
             <w:pPr>
               <w:spacing w:before="0" w:after="0" w:line="300" w:lineRule="exact"/>
-              <w:ind w:firstLineChars="0" w:left="0" w:firstLine="0"/>
+              <w:ind w:firstLine="0" w:firstLineChars="0" w:left="0"/>
               <w:jc w:val="left"/>
             </w:pPr>
             <w:r/>
@@ -2484,7 +3745,7 @@
           <w:p>
             <w:pPr>
               <w:spacing w:before="0" w:after="0" w:line="300" w:lineRule="exact"/>
-              <w:ind w:firstLineChars="0" w:left="0" w:firstLine="0"/>
+              <w:ind w:firstLine="0" w:firstLineChars="0" w:left="0"/>
               <w:jc w:val="left"/>
             </w:pPr>
             <w:r/>
@@ -2656,7 +3917,7 @@
           <w:p>
             <w:pPr>
               <w:spacing w:before="0" w:after="0" w:line="300" w:lineRule="exact"/>
-              <w:ind w:firstLineChars="0" w:left="0" w:firstLine="0"/>
+              <w:ind w:firstLine="0" w:firstLineChars="0" w:left="0"/>
               <w:jc w:val="left"/>
             </w:pPr>
             <w:r/>

--- a/assets/matic-due-diligence-template.docx
+++ b/assets/matic-due-diligence-template.docx
@@ -5,7 +5,7 @@
     <w:p>
       <w:pPr>
         <w:spacing w:after="960"/>
-        <w:ind w:firstLine="0"/>
+        <w:ind w:firstLine="0" w:firstLineChars="0"/>
         <w:jc w:val="center"/>
       </w:pPr>
       <w:r>
@@ -21,6 +21,7 @@
       <w:pPr>
         <w:pStyle w:val="MATICTitle"/>
         <w:spacing w:before="1440" w:after="480"/>
+        <w:ind w:firstLine="0" w:firstLineChars="0"/>
       </w:pPr>
       <w:r>
         <w:t>[项目名称]</w:t>
@@ -29,6 +30,7 @@
     <w:p>
       <w:pPr>
         <w:pStyle w:val="MATICSubtitle"/>
+        <w:ind w:firstLine="0" w:firstLineChars="0"/>
       </w:pPr>
       <w:r>
         <w:t>尽调报告</w:t>
@@ -233,7 +235,7 @@
     <w:p>
       <w:pPr>
         <w:spacing w:before="1680"/>
-        <w:ind w:firstLine="0"/>
+        <w:ind w:firstLine="0" w:firstLineChars="0"/>
         <w:jc w:val="center"/>
       </w:pPr>
       <w:r>
@@ -247,7 +249,7 @@
     </w:p>
     <w:p>
       <w:pPr>
-        <w:ind w:firstLine="0"/>
+        <w:ind w:firstLine="0" w:firstLineChars="0"/>
         <w:jc w:val="center"/>
       </w:pPr>
       <w:r>
@@ -4690,6 +4692,7 @@
   <w:p>
     <w:pPr>
       <w:pStyle w:val="Footer"/>
+      <w:ind w:firstLine="0" w:firstLineChars="0"/>
       <w:jc w:val="center"/>
     </w:pPr>
     <w:r>
@@ -5129,6 +5132,7 @@
     <w:pPr>
       <w:spacing w:lineRule="exact" w:line="590" w:before="0" w:after="0"/>
       <w:ind w:firstLine="640"/>
+      <w:jc w:val="both"/>
     </w:pPr>
     <w:rPr>
       <w:rFonts w:ascii="Times New Roman" w:hAnsi="Times New Roman" w:eastAsia="方正仿宋_GBK"/>
@@ -16823,6 +16827,7 @@
     <w:name w:val="MATIC Title"/>
     <w:pPr>
       <w:spacing w:lineRule="exact" w:line="590" w:before="0" w:after="0"/>
+      <w:ind w:firstLine="0"/>
       <w:jc w:val="center"/>
     </w:pPr>
     <w:rPr>
@@ -16836,6 +16841,7 @@
     <w:name w:val="MATIC Subtitle"/>
     <w:pPr>
       <w:spacing w:lineRule="exact" w:line="590" w:before="0" w:after="0"/>
+      <w:ind w:firstLine="0"/>
       <w:jc w:val="center"/>
     </w:pPr>
     <w:rPr>
@@ -16849,6 +16855,8 @@
     <w:name w:val="MATIC Heading 1"/>
     <w:pPr>
       <w:spacing w:lineRule="exact" w:line="590" w:before="0" w:after="0"/>
+      <w:ind w:firstLine="0"/>
+      <w:jc w:val="left"/>
       <w:outlineLvl w:val="0"/>
     </w:pPr>
     <w:rPr>
@@ -16862,6 +16870,8 @@
     <w:name w:val="MATIC Heading 2"/>
     <w:pPr>
       <w:spacing w:lineRule="exact" w:line="590" w:before="0" w:after="0"/>
+      <w:ind w:firstLine="0"/>
+      <w:jc w:val="left"/>
       <w:outlineLvl w:val="1"/>
     </w:pPr>
     <w:rPr>
@@ -16875,6 +16885,8 @@
     <w:name w:val="MATIC Heading 3"/>
     <w:pPr>
       <w:spacing w:lineRule="exact" w:line="590" w:before="0" w:after="0"/>
+      <w:ind w:firstLine="0"/>
+      <w:jc w:val="left"/>
       <w:outlineLvl w:val="2"/>
     </w:pPr>
     <w:rPr>
@@ -16888,6 +16900,7 @@
     <w:name w:val="MATIC Caption"/>
     <w:pPr>
       <w:spacing w:lineRule="exact" w:line="590" w:before="0" w:after="0"/>
+      <w:ind w:firstLine="0"/>
       <w:jc w:val="center"/>
     </w:pPr>
     <w:rPr>
@@ -16901,6 +16914,8 @@
     <w:name w:val="Source Text"/>
     <w:pPr>
       <w:spacing w:lineRule="exact" w:line="590" w:before="0" w:after="0"/>
+      <w:ind w:firstLine="0"/>
+      <w:jc w:val="left"/>
     </w:pPr>
     <w:rPr>
       <w:rFonts w:ascii="Times New Roman" w:hAnsi="Times New Roman" w:eastAsia="方正仿宋_GBK"/>

--- a/assets/matic-due-diligence-template.docx
+++ b/assets/matic-due-diligence-template.docx
@@ -910,7 +910,7 @@
           <w:p>
             <w:pPr>
               <w:spacing w:before="0" w:after="0" w:line="300" w:lineRule="exact"/>
-              <w:ind w:firstLineChars="0" w:left="0" w:firstLine="0"/>
+              <w:ind w:firstLine="0" w:firstLineChars="0" w:left="0"/>
               <w:jc w:val="center"/>
             </w:pPr>
             <w:r/>
@@ -931,7 +931,7 @@
           <w:p>
             <w:pPr>
               <w:spacing w:before="0" w:after="0" w:line="300" w:lineRule="exact"/>
-              <w:ind w:firstLineChars="0" w:left="0" w:firstLine="0"/>
+              <w:ind w:firstLine="0" w:firstLineChars="0" w:left="0"/>
               <w:jc w:val="center"/>
             </w:pPr>
             <w:r/>
@@ -1501,6 +1501,14 @@
         <w:t>九、国内外竞品及替代方案对比</w:t>
       </w:r>
     </w:p>
+    <w:p>
+      <w:pPr>
+        <w:pStyle w:val="MATICHeading3"/>
+      </w:pPr>
+      <w:r>
+        <w:t>（一）国内外具体竞品及替代产品/方案比较</w:t>
+      </w:r>
+    </w:p>
     <w:tbl>
       <w:tblPr>
         <w:tblStyle w:val="TableGrid"/>
@@ -1508,12 +1516,14 @@
         <w:tblLook w:firstColumn="1" w:firstRow="1" w:lastColumn="0" w:lastRow="0" w:noHBand="0" w:noVBand="1" w:val="04A0"/>
       </w:tblPr>
       <w:tblGrid>
-        <w:gridCol w:w="1474"/>
-        <w:gridCol w:w="1474"/>
-        <w:gridCol w:w="1474"/>
-        <w:gridCol w:w="1474"/>
-        <w:gridCol w:w="1474"/>
-        <w:gridCol w:w="1474"/>
+        <w:gridCol w:w="1105"/>
+        <w:gridCol w:w="1105"/>
+        <w:gridCol w:w="1105"/>
+        <w:gridCol w:w="1105"/>
+        <w:gridCol w:w="1105"/>
+        <w:gridCol w:w="1105"/>
+        <w:gridCol w:w="1105"/>
+        <w:gridCol w:w="1105"/>
       </w:tblGrid>
       <w:tr>
         <w:trPr>
@@ -1521,7 +1531,133 @@
         </w:trPr>
         <w:tc>
           <w:tcPr>
-            <w:tcW w:type="dxa" w:w="1474"/>
+            <w:tcW w:type="dxa" w:w="1105"/>
+          </w:tcPr>
+          <w:p>
+            <w:pPr>
+              <w:spacing w:before="0" w:after="0" w:line="300" w:lineRule="exact"/>
+              <w:ind w:firstLine="0" w:firstLineChars="0" w:left="0"/>
+              <w:jc w:val="center"/>
+            </w:pPr>
+            <w:r/>
+            <w:r>
+              <w:rPr>
+                <w:rFonts w:ascii="Times New Roman" w:hAnsi="Times New Roman" w:eastAsia="方正仿宋_GBK" w:cs="Times New Roman"/>
+                <w:b/>
+                <w:sz w:val="21"/>
+              </w:rPr>
+              <w:t>竞争关系</w:t>
+            </w:r>
+          </w:p>
+        </w:tc>
+        <w:tc>
+          <w:tcPr>
+            <w:tcW w:type="dxa" w:w="1105"/>
+          </w:tcPr>
+          <w:p>
+            <w:pPr>
+              <w:spacing w:before="0" w:after="0" w:line="300" w:lineRule="exact"/>
+              <w:ind w:firstLine="0" w:firstLineChars="0" w:left="0"/>
+              <w:jc w:val="center"/>
+            </w:pPr>
+            <w:r/>
+            <w:r>
+              <w:rPr>
+                <w:rFonts w:ascii="Times New Roman" w:hAnsi="Times New Roman" w:eastAsia="方正仿宋_GBK" w:cs="Times New Roman"/>
+                <w:b/>
+                <w:sz w:val="21"/>
+              </w:rPr>
+              <w:t>产品/方案及主体</w:t>
+            </w:r>
+          </w:p>
+        </w:tc>
+        <w:tc>
+          <w:tcPr>
+            <w:tcW w:type="dxa" w:w="1105"/>
+          </w:tcPr>
+          <w:p>
+            <w:pPr>
+              <w:spacing w:before="0" w:after="0" w:line="300" w:lineRule="exact"/>
+              <w:ind w:firstLine="0" w:firstLineChars="0" w:left="0"/>
+              <w:jc w:val="center"/>
+            </w:pPr>
+            <w:r/>
+            <w:r>
+              <w:rPr>
+                <w:rFonts w:ascii="Times New Roman" w:hAnsi="Times New Roman" w:eastAsia="方正仿宋_GBK" w:cs="Times New Roman"/>
+                <w:b/>
+                <w:sz w:val="21"/>
+              </w:rPr>
+              <w:t>技术路线</w:t>
+            </w:r>
+          </w:p>
+        </w:tc>
+        <w:tc>
+          <w:tcPr>
+            <w:tcW w:type="dxa" w:w="1105"/>
+          </w:tcPr>
+          <w:p>
+            <w:pPr>
+              <w:spacing w:before="0" w:after="0" w:line="300" w:lineRule="exact"/>
+              <w:ind w:firstLine="0" w:firstLineChars="0" w:left="0"/>
+              <w:jc w:val="center"/>
+            </w:pPr>
+            <w:r/>
+            <w:r>
+              <w:rPr>
+                <w:rFonts w:ascii="Times New Roman" w:hAnsi="Times New Roman" w:eastAsia="方正仿宋_GBK" w:cs="Times New Roman"/>
+                <w:b/>
+                <w:sz w:val="21"/>
+              </w:rPr>
+              <w:t>适应证/场景</w:t>
+            </w:r>
+          </w:p>
+        </w:tc>
+        <w:tc>
+          <w:tcPr>
+            <w:tcW w:type="dxa" w:w="1105"/>
+          </w:tcPr>
+          <w:p>
+            <w:pPr>
+              <w:spacing w:before="0" w:after="0" w:line="300" w:lineRule="exact"/>
+              <w:ind w:firstLine="0" w:firstLineChars="0" w:left="0"/>
+              <w:jc w:val="center"/>
+            </w:pPr>
+            <w:r/>
+            <w:r>
+              <w:rPr>
+                <w:rFonts w:ascii="Times New Roman" w:hAnsi="Times New Roman" w:eastAsia="方正仿宋_GBK" w:cs="Times New Roman"/>
+                <w:b/>
+                <w:sz w:val="21"/>
+              </w:rPr>
+              <w:t>注册/上市状态</w:t>
+            </w:r>
+          </w:p>
+        </w:tc>
+        <w:tc>
+          <w:tcPr>
+            <w:tcW w:type="dxa" w:w="1105"/>
+          </w:tcPr>
+          <w:p>
+            <w:pPr>
+              <w:spacing w:before="0" w:after="0" w:line="300" w:lineRule="exact"/>
+              <w:ind w:firstLine="0" w:firstLineChars="0" w:left="0"/>
+              <w:jc w:val="center"/>
+            </w:pPr>
+            <w:r/>
+            <w:r>
+              <w:rPr>
+                <w:rFonts w:ascii="Times New Roman" w:hAnsi="Times New Roman" w:eastAsia="方正仿宋_GBK" w:cs="Times New Roman"/>
+                <w:b/>
+                <w:sz w:val="21"/>
+              </w:rPr>
+              <w:t>商业化状态</w:t>
+            </w:r>
+          </w:p>
+        </w:tc>
+        <w:tc>
+          <w:tcPr>
+            <w:tcW w:type="dxa" w:w="1105"/>
           </w:tcPr>
           <w:p>
             <w:pPr>
@@ -1536,13 +1672,13 @@
                 <w:b/>
                 <w:sz w:val="21"/>
               </w:rPr>
-              <w:t>对比对象</w:t>
+              <w:t>与本项目比较</w:t>
             </w:r>
           </w:p>
         </w:tc>
         <w:tc>
           <w:tcPr>
-            <w:tcW w:type="dxa" w:w="1474"/>
+            <w:tcW w:type="dxa" w:w="1105"/>
           </w:tcPr>
           <w:p>
             <w:pPr>
@@ -1557,91 +1693,7 @@
                 <w:b/>
                 <w:sz w:val="21"/>
               </w:rPr>
-              <w:t>类别/阶段</w:t>
-            </w:r>
-          </w:p>
-        </w:tc>
-        <w:tc>
-          <w:tcPr>
-            <w:tcW w:type="dxa" w:w="1474"/>
-          </w:tcPr>
-          <w:p>
-            <w:pPr>
-              <w:spacing w:before="0" w:after="0" w:line="300" w:lineRule="exact"/>
-              <w:ind w:firstLineChars="0" w:left="0" w:firstLine="0"/>
-              <w:jc w:val="center"/>
-            </w:pPr>
-            <w:r/>
-            <w:r>
-              <w:rPr>
-                <w:rFonts w:ascii="Times New Roman" w:hAnsi="Times New Roman" w:eastAsia="方正仿宋_GBK" w:cs="Times New Roman"/>
-                <w:b/>
-                <w:sz w:val="21"/>
-              </w:rPr>
-              <w:t>本项目相对优势</w:t>
-            </w:r>
-          </w:p>
-        </w:tc>
-        <w:tc>
-          <w:tcPr>
-            <w:tcW w:type="dxa" w:w="1474"/>
-          </w:tcPr>
-          <w:p>
-            <w:pPr>
-              <w:spacing w:before="0" w:after="0" w:line="300" w:lineRule="exact"/>
-              <w:ind w:firstLineChars="0" w:left="0" w:firstLine="0"/>
-              <w:jc w:val="center"/>
-            </w:pPr>
-            <w:r/>
-            <w:r>
-              <w:rPr>
-                <w:rFonts w:ascii="Times New Roman" w:hAnsi="Times New Roman" w:eastAsia="方正仿宋_GBK" w:cs="Times New Roman"/>
-                <w:b/>
-                <w:sz w:val="21"/>
-              </w:rPr>
-              <w:t>本项目相对劣势</w:t>
-            </w:r>
-          </w:p>
-        </w:tc>
-        <w:tc>
-          <w:tcPr>
-            <w:tcW w:type="dxa" w:w="1474"/>
-          </w:tcPr>
-          <w:p>
-            <w:pPr>
-              <w:spacing w:before="0" w:after="0" w:line="300" w:lineRule="exact"/>
-              <w:ind w:firstLineChars="0" w:left="0" w:firstLine="0"/>
-              <w:jc w:val="center"/>
-            </w:pPr>
-            <w:r/>
-            <w:r>
-              <w:rPr>
-                <w:rFonts w:ascii="Times New Roman" w:hAnsi="Times New Roman" w:eastAsia="方正仿宋_GBK" w:cs="Times New Roman"/>
-                <w:b/>
-                <w:sz w:val="21"/>
-              </w:rPr>
-              <w:t>证据与可比性</w:t>
-            </w:r>
-          </w:p>
-        </w:tc>
-        <w:tc>
-          <w:tcPr>
-            <w:tcW w:type="dxa" w:w="1474"/>
-          </w:tcPr>
-          <w:p>
-            <w:pPr>
-              <w:spacing w:before="0" w:after="0" w:line="300" w:lineRule="exact"/>
-              <w:ind w:firstLineChars="0" w:left="0" w:firstLine="0"/>
-              <w:jc w:val="center"/>
-            </w:pPr>
-            <w:r/>
-            <w:r>
-              <w:rPr>
-                <w:rFonts w:ascii="Times New Roman" w:hAnsi="Times New Roman" w:eastAsia="方正仿宋_GBK" w:cs="Times New Roman"/>
-                <w:b/>
-                <w:sz w:val="21"/>
-              </w:rPr>
-              <w:t>竞争影响及验证事项</w:t>
+              <w:t>证据、竞争影响及验证事项</w:t>
             </w:r>
           </w:p>
         </w:tc>
@@ -1649,7 +1701,7 @@
       <w:tr>
         <w:tc>
           <w:tcPr>
-            <w:tcW w:type="dxa" w:w="1474"/>
+            <w:tcW w:type="dxa" w:w="1105"/>
           </w:tcPr>
           <w:p>
             <w:pPr>
@@ -1670,7 +1722,7 @@
         </w:tc>
         <w:tc>
           <w:tcPr>
-            <w:tcW w:type="dxa" w:w="1474"/>
+            <w:tcW w:type="dxa" w:w="1105"/>
           </w:tcPr>
           <w:p>
             <w:pPr>
@@ -1691,7 +1743,7 @@
         </w:tc>
         <w:tc>
           <w:tcPr>
-            <w:tcW w:type="dxa" w:w="1474"/>
+            <w:tcW w:type="dxa" w:w="1105"/>
           </w:tcPr>
           <w:p>
             <w:pPr>
@@ -1712,7 +1764,7 @@
         </w:tc>
         <w:tc>
           <w:tcPr>
-            <w:tcW w:type="dxa" w:w="1474"/>
+            <w:tcW w:type="dxa" w:w="1105"/>
           </w:tcPr>
           <w:p>
             <w:pPr>
@@ -1733,7 +1785,7 @@
         </w:tc>
         <w:tc>
           <w:tcPr>
-            <w:tcW w:type="dxa" w:w="1474"/>
+            <w:tcW w:type="dxa" w:w="1105"/>
           </w:tcPr>
           <w:p>
             <w:pPr>
@@ -1754,7 +1806,49 @@
         </w:tc>
         <w:tc>
           <w:tcPr>
-            <w:tcW w:type="dxa" w:w="1474"/>
+            <w:tcW w:type="dxa" w:w="1105"/>
+          </w:tcPr>
+          <w:p>
+            <w:pPr>
+              <w:spacing w:before="0" w:after="0" w:line="300" w:lineRule="exact"/>
+              <w:ind w:firstLine="0" w:firstLineChars="0" w:left="0"/>
+              <w:jc w:val="left"/>
+            </w:pPr>
+            <w:r/>
+            <w:r>
+              <w:rPr>
+                <w:rFonts w:ascii="Times New Roman" w:hAnsi="Times New Roman" w:eastAsia="方正仿宋_GBK" w:cs="Times New Roman"/>
+                <w:b w:val="0"/>
+                <w:sz w:val="21"/>
+              </w:rPr>
+              <w:t>[待填写]</w:t>
+            </w:r>
+          </w:p>
+        </w:tc>
+        <w:tc>
+          <w:tcPr>
+            <w:tcW w:type="dxa" w:w="1105"/>
+          </w:tcPr>
+          <w:p>
+            <w:pPr>
+              <w:spacing w:before="0" w:after="0" w:line="300" w:lineRule="exact"/>
+              <w:ind w:firstLine="0" w:firstLineChars="0" w:left="0"/>
+              <w:jc w:val="left"/>
+            </w:pPr>
+            <w:r/>
+            <w:r>
+              <w:rPr>
+                <w:rFonts w:ascii="Times New Roman" w:hAnsi="Times New Roman" w:eastAsia="方正仿宋_GBK" w:cs="Times New Roman"/>
+                <w:b w:val="0"/>
+                <w:sz w:val="21"/>
+              </w:rPr>
+              <w:t>[待填写]</w:t>
+            </w:r>
+          </w:p>
+        </w:tc>
+        <w:tc>
+          <w:tcPr>
+            <w:tcW w:type="dxa" w:w="1105"/>
           </w:tcPr>
           <w:p>
             <w:pPr>
@@ -1777,7 +1871,7 @@
       <w:tr>
         <w:tc>
           <w:tcPr>
-            <w:tcW w:type="dxa" w:w="1474"/>
+            <w:tcW w:type="dxa" w:w="1105"/>
           </w:tcPr>
           <w:p>
             <w:pPr>
@@ -1798,7 +1892,7 @@
         </w:tc>
         <w:tc>
           <w:tcPr>
-            <w:tcW w:type="dxa" w:w="1474"/>
+            <w:tcW w:type="dxa" w:w="1105"/>
           </w:tcPr>
           <w:p>
             <w:pPr>
@@ -1819,7 +1913,7 @@
         </w:tc>
         <w:tc>
           <w:tcPr>
-            <w:tcW w:type="dxa" w:w="1474"/>
+            <w:tcW w:type="dxa" w:w="1105"/>
           </w:tcPr>
           <w:p>
             <w:pPr>
@@ -1840,7 +1934,7 @@
         </w:tc>
         <w:tc>
           <w:tcPr>
-            <w:tcW w:type="dxa" w:w="1474"/>
+            <w:tcW w:type="dxa" w:w="1105"/>
           </w:tcPr>
           <w:p>
             <w:pPr>
@@ -1861,7 +1955,7 @@
         </w:tc>
         <w:tc>
           <w:tcPr>
-            <w:tcW w:type="dxa" w:w="1474"/>
+            <w:tcW w:type="dxa" w:w="1105"/>
           </w:tcPr>
           <w:p>
             <w:pPr>
@@ -1882,7 +1976,49 @@
         </w:tc>
         <w:tc>
           <w:tcPr>
-            <w:tcW w:type="dxa" w:w="1474"/>
+            <w:tcW w:type="dxa" w:w="1105"/>
+          </w:tcPr>
+          <w:p>
+            <w:pPr>
+              <w:spacing w:before="0" w:after="0" w:line="300" w:lineRule="exact"/>
+              <w:ind w:firstLine="0" w:firstLineChars="0" w:left="0"/>
+              <w:jc w:val="left"/>
+            </w:pPr>
+            <w:r/>
+            <w:r>
+              <w:rPr>
+                <w:rFonts w:ascii="Times New Roman" w:hAnsi="Times New Roman" w:eastAsia="方正仿宋_GBK" w:cs="Times New Roman"/>
+                <w:b w:val="0"/>
+                <w:sz w:val="21"/>
+              </w:rPr>
+              <w:t>[待填写]</w:t>
+            </w:r>
+          </w:p>
+        </w:tc>
+        <w:tc>
+          <w:tcPr>
+            <w:tcW w:type="dxa" w:w="1105"/>
+          </w:tcPr>
+          <w:p>
+            <w:pPr>
+              <w:spacing w:before="0" w:after="0" w:line="300" w:lineRule="exact"/>
+              <w:ind w:firstLine="0" w:firstLineChars="0" w:left="0"/>
+              <w:jc w:val="left"/>
+            </w:pPr>
+            <w:r/>
+            <w:r>
+              <w:rPr>
+                <w:rFonts w:ascii="Times New Roman" w:hAnsi="Times New Roman" w:eastAsia="方正仿宋_GBK" w:cs="Times New Roman"/>
+                <w:b w:val="0"/>
+                <w:sz w:val="21"/>
+              </w:rPr>
+              <w:t>[待填写]</w:t>
+            </w:r>
+          </w:p>
+        </w:tc>
+        <w:tc>
+          <w:tcPr>
+            <w:tcW w:type="dxa" w:w="1105"/>
           </w:tcPr>
           <w:p>
             <w:pPr>
@@ -1905,7 +2041,7 @@
       <w:tr>
         <w:tc>
           <w:tcPr>
-            <w:tcW w:type="dxa" w:w="1474"/>
+            <w:tcW w:type="dxa" w:w="1105"/>
           </w:tcPr>
           <w:p>
             <w:pPr>
@@ -1926,7 +2062,7 @@
         </w:tc>
         <w:tc>
           <w:tcPr>
-            <w:tcW w:type="dxa" w:w="1474"/>
+            <w:tcW w:type="dxa" w:w="1105"/>
           </w:tcPr>
           <w:p>
             <w:pPr>
@@ -1947,7 +2083,7 @@
         </w:tc>
         <w:tc>
           <w:tcPr>
-            <w:tcW w:type="dxa" w:w="1474"/>
+            <w:tcW w:type="dxa" w:w="1105"/>
           </w:tcPr>
           <w:p>
             <w:pPr>
@@ -1968,7 +2104,7 @@
         </w:tc>
         <w:tc>
           <w:tcPr>
-            <w:tcW w:type="dxa" w:w="1474"/>
+            <w:tcW w:type="dxa" w:w="1105"/>
           </w:tcPr>
           <w:p>
             <w:pPr>
@@ -1989,7 +2125,7 @@
         </w:tc>
         <w:tc>
           <w:tcPr>
-            <w:tcW w:type="dxa" w:w="1474"/>
+            <w:tcW w:type="dxa" w:w="1105"/>
           </w:tcPr>
           <w:p>
             <w:pPr>
@@ -2010,7 +2146,49 @@
         </w:tc>
         <w:tc>
           <w:tcPr>
-            <w:tcW w:type="dxa" w:w="1474"/>
+            <w:tcW w:type="dxa" w:w="1105"/>
+          </w:tcPr>
+          <w:p>
+            <w:pPr>
+              <w:spacing w:before="0" w:after="0" w:line="300" w:lineRule="exact"/>
+              <w:ind w:firstLine="0" w:firstLineChars="0" w:left="0"/>
+              <w:jc w:val="left"/>
+            </w:pPr>
+            <w:r/>
+            <w:r>
+              <w:rPr>
+                <w:rFonts w:ascii="Times New Roman" w:hAnsi="Times New Roman" w:eastAsia="方正仿宋_GBK" w:cs="Times New Roman"/>
+                <w:b w:val="0"/>
+                <w:sz w:val="21"/>
+              </w:rPr>
+              <w:t>[待填写]</w:t>
+            </w:r>
+          </w:p>
+        </w:tc>
+        <w:tc>
+          <w:tcPr>
+            <w:tcW w:type="dxa" w:w="1105"/>
+          </w:tcPr>
+          <w:p>
+            <w:pPr>
+              <w:spacing w:before="0" w:after="0" w:line="300" w:lineRule="exact"/>
+              <w:ind w:firstLine="0" w:firstLineChars="0" w:left="0"/>
+              <w:jc w:val="left"/>
+            </w:pPr>
+            <w:r/>
+            <w:r>
+              <w:rPr>
+                <w:rFonts w:ascii="Times New Roman" w:hAnsi="Times New Roman" w:eastAsia="方正仿宋_GBK" w:cs="Times New Roman"/>
+                <w:b w:val="0"/>
+                <w:sz w:val="21"/>
+              </w:rPr>
+              <w:t>[待填写]</w:t>
+            </w:r>
+          </w:p>
+        </w:tc>
+        <w:tc>
+          <w:tcPr>
+            <w:tcW w:type="dxa" w:w="1105"/>
           </w:tcPr>
           <w:p>
             <w:pPr>
@@ -2033,7 +2211,7 @@
       <w:tr>
         <w:tc>
           <w:tcPr>
-            <w:tcW w:type="dxa" w:w="1474"/>
+            <w:tcW w:type="dxa" w:w="1105"/>
           </w:tcPr>
           <w:p>
             <w:pPr>
@@ -2054,7 +2232,7 @@
         </w:tc>
         <w:tc>
           <w:tcPr>
-            <w:tcW w:type="dxa" w:w="1474"/>
+            <w:tcW w:type="dxa" w:w="1105"/>
           </w:tcPr>
           <w:p>
             <w:pPr>
@@ -2075,7 +2253,7 @@
         </w:tc>
         <w:tc>
           <w:tcPr>
-            <w:tcW w:type="dxa" w:w="1474"/>
+            <w:tcW w:type="dxa" w:w="1105"/>
           </w:tcPr>
           <w:p>
             <w:pPr>
@@ -2096,7 +2274,7 @@
         </w:tc>
         <w:tc>
           <w:tcPr>
-            <w:tcW w:type="dxa" w:w="1474"/>
+            <w:tcW w:type="dxa" w:w="1105"/>
           </w:tcPr>
           <w:p>
             <w:pPr>
@@ -2117,7 +2295,7 @@
         </w:tc>
         <w:tc>
           <w:tcPr>
-            <w:tcW w:type="dxa" w:w="1474"/>
+            <w:tcW w:type="dxa" w:w="1105"/>
           </w:tcPr>
           <w:p>
             <w:pPr>
@@ -2138,7 +2316,49 @@
         </w:tc>
         <w:tc>
           <w:tcPr>
-            <w:tcW w:type="dxa" w:w="1474"/>
+            <w:tcW w:type="dxa" w:w="1105"/>
+          </w:tcPr>
+          <w:p>
+            <w:pPr>
+              <w:spacing w:before="0" w:after="0" w:line="300" w:lineRule="exact"/>
+              <w:ind w:firstLine="0" w:firstLineChars="0" w:left="0"/>
+              <w:jc w:val="left"/>
+            </w:pPr>
+            <w:r/>
+            <w:r>
+              <w:rPr>
+                <w:rFonts w:ascii="Times New Roman" w:hAnsi="Times New Roman" w:eastAsia="方正仿宋_GBK" w:cs="Times New Roman"/>
+                <w:b w:val="0"/>
+                <w:sz w:val="21"/>
+              </w:rPr>
+              <w:t>[待填写]</w:t>
+            </w:r>
+          </w:p>
+        </w:tc>
+        <w:tc>
+          <w:tcPr>
+            <w:tcW w:type="dxa" w:w="1105"/>
+          </w:tcPr>
+          <w:p>
+            <w:pPr>
+              <w:spacing w:before="0" w:after="0" w:line="300" w:lineRule="exact"/>
+              <w:ind w:firstLine="0" w:firstLineChars="0" w:left="0"/>
+              <w:jc w:val="left"/>
+            </w:pPr>
+            <w:r/>
+            <w:r>
+              <w:rPr>
+                <w:rFonts w:ascii="Times New Roman" w:hAnsi="Times New Roman" w:eastAsia="方正仿宋_GBK" w:cs="Times New Roman"/>
+                <w:b w:val="0"/>
+                <w:sz w:val="21"/>
+              </w:rPr>
+              <w:t>[待填写]</w:t>
+            </w:r>
+          </w:p>
+        </w:tc>
+        <w:tc>
+          <w:tcPr>
+            <w:tcW w:type="dxa" w:w="1105"/>
           </w:tcPr>
           <w:p>
             <w:pPr>
@@ -2161,7 +2381,7 @@
       <w:tr>
         <w:tc>
           <w:tcPr>
-            <w:tcW w:type="dxa" w:w="1474"/>
+            <w:tcW w:type="dxa" w:w="1105"/>
           </w:tcPr>
           <w:p>
             <w:pPr>
@@ -2182,7 +2402,7 @@
         </w:tc>
         <w:tc>
           <w:tcPr>
-            <w:tcW w:type="dxa" w:w="1474"/>
+            <w:tcW w:type="dxa" w:w="1105"/>
           </w:tcPr>
           <w:p>
             <w:pPr>
@@ -2203,7 +2423,7 @@
         </w:tc>
         <w:tc>
           <w:tcPr>
-            <w:tcW w:type="dxa" w:w="1474"/>
+            <w:tcW w:type="dxa" w:w="1105"/>
           </w:tcPr>
           <w:p>
             <w:pPr>
@@ -2224,7 +2444,7 @@
         </w:tc>
         <w:tc>
           <w:tcPr>
-            <w:tcW w:type="dxa" w:w="1474"/>
+            <w:tcW w:type="dxa" w:w="1105"/>
           </w:tcPr>
           <w:p>
             <w:pPr>
@@ -2245,7 +2465,7 @@
         </w:tc>
         <w:tc>
           <w:tcPr>
-            <w:tcW w:type="dxa" w:w="1474"/>
+            <w:tcW w:type="dxa" w:w="1105"/>
           </w:tcPr>
           <w:p>
             <w:pPr>
@@ -2266,7 +2486,417 @@
         </w:tc>
         <w:tc>
           <w:tcPr>
-            <w:tcW w:type="dxa" w:w="1474"/>
+            <w:tcW w:type="dxa" w:w="1105"/>
+          </w:tcPr>
+          <w:p>
+            <w:pPr>
+              <w:spacing w:before="0" w:after="0" w:line="300" w:lineRule="exact"/>
+              <w:ind w:firstLine="0" w:firstLineChars="0" w:left="0"/>
+              <w:jc w:val="left"/>
+            </w:pPr>
+            <w:r/>
+            <w:r>
+              <w:rPr>
+                <w:rFonts w:ascii="Times New Roman" w:hAnsi="Times New Roman" w:eastAsia="方正仿宋_GBK" w:cs="Times New Roman"/>
+                <w:b w:val="0"/>
+                <w:sz w:val="21"/>
+              </w:rPr>
+              <w:t>[待填写]</w:t>
+            </w:r>
+          </w:p>
+        </w:tc>
+        <w:tc>
+          <w:tcPr>
+            <w:tcW w:type="dxa" w:w="1105"/>
+          </w:tcPr>
+          <w:p>
+            <w:pPr>
+              <w:spacing w:before="0" w:after="0" w:line="300" w:lineRule="exact"/>
+              <w:ind w:firstLine="0" w:firstLineChars="0" w:left="0"/>
+              <w:jc w:val="left"/>
+            </w:pPr>
+            <w:r/>
+            <w:r>
+              <w:rPr>
+                <w:rFonts w:ascii="Times New Roman" w:hAnsi="Times New Roman" w:eastAsia="方正仿宋_GBK" w:cs="Times New Roman"/>
+                <w:b w:val="0"/>
+                <w:sz w:val="21"/>
+              </w:rPr>
+              <w:t>[待填写]</w:t>
+            </w:r>
+          </w:p>
+        </w:tc>
+        <w:tc>
+          <w:tcPr>
+            <w:tcW w:type="dxa" w:w="1105"/>
+          </w:tcPr>
+          <w:p>
+            <w:pPr>
+              <w:spacing w:before="0" w:after="0" w:line="300" w:lineRule="exact"/>
+              <w:ind w:firstLine="0" w:firstLineChars="0" w:left="0"/>
+              <w:jc w:val="left"/>
+            </w:pPr>
+            <w:r/>
+            <w:r>
+              <w:rPr>
+                <w:rFonts w:ascii="Times New Roman" w:hAnsi="Times New Roman" w:eastAsia="方正仿宋_GBK" w:cs="Times New Roman"/>
+                <w:b w:val="0"/>
+                <w:sz w:val="21"/>
+              </w:rPr>
+              <w:t>[待填写]</w:t>
+            </w:r>
+          </w:p>
+        </w:tc>
+      </w:tr>
+    </w:tbl>
+    <w:p>
+      <w:pPr>
+        <w:pStyle w:val="MATICHeading3"/>
+      </w:pPr>
+      <w:r>
+        <w:t>（二）不同技术路线比较</w:t>
+      </w:r>
+    </w:p>
+    <w:tbl>
+      <w:tblPr>
+        <w:tblStyle w:val="TableGrid"/>
+        <w:tblW w:type="auto" w:w="0"/>
+        <w:tblLook w:firstColumn="1" w:firstRow="1" w:lastColumn="0" w:lastRow="0" w:noHBand="0" w:noVBand="1" w:val="04A0"/>
+      </w:tblPr>
+      <w:tblGrid>
+        <w:gridCol w:w="1105"/>
+        <w:gridCol w:w="1105"/>
+        <w:gridCol w:w="1105"/>
+        <w:gridCol w:w="1105"/>
+        <w:gridCol w:w="1105"/>
+        <w:gridCol w:w="1105"/>
+        <w:gridCol w:w="1105"/>
+        <w:gridCol w:w="1105"/>
+      </w:tblGrid>
+      <w:tr>
+        <w:trPr>
+          <w:tblHeader/>
+        </w:trPr>
+        <w:tc>
+          <w:tcPr>
+            <w:tcW w:type="dxa" w:w="1105"/>
+          </w:tcPr>
+          <w:p>
+            <w:pPr>
+              <w:spacing w:before="0" w:after="0" w:line="300" w:lineRule="exact"/>
+              <w:ind w:firstLine="0" w:firstLineChars="0" w:left="0"/>
+              <w:jc w:val="center"/>
+            </w:pPr>
+            <w:r/>
+            <w:r>
+              <w:rPr>
+                <w:rFonts w:ascii="Times New Roman" w:hAnsi="Times New Roman" w:eastAsia="方正仿宋_GBK" w:cs="Times New Roman"/>
+                <w:b/>
+                <w:sz w:val="21"/>
+              </w:rPr>
+              <w:t>技术路线及原理</w:t>
+            </w:r>
+          </w:p>
+        </w:tc>
+        <w:tc>
+          <w:tcPr>
+            <w:tcW w:type="dxa" w:w="1105"/>
+          </w:tcPr>
+          <w:p>
+            <w:pPr>
+              <w:spacing w:before="0" w:after="0" w:line="300" w:lineRule="exact"/>
+              <w:ind w:firstLine="0" w:firstLineChars="0" w:left="0"/>
+              <w:jc w:val="center"/>
+            </w:pPr>
+            <w:r/>
+            <w:r>
+              <w:rPr>
+                <w:rFonts w:ascii="Times New Roman" w:hAnsi="Times New Roman" w:eastAsia="方正仿宋_GBK" w:cs="Times New Roman"/>
+                <w:b/>
+                <w:sz w:val="21"/>
+              </w:rPr>
+              <w:t>场景/人群</w:t>
+            </w:r>
+          </w:p>
+        </w:tc>
+        <w:tc>
+          <w:tcPr>
+            <w:tcW w:type="dxa" w:w="1105"/>
+          </w:tcPr>
+          <w:p>
+            <w:pPr>
+              <w:spacing w:before="0" w:after="0" w:line="300" w:lineRule="exact"/>
+              <w:ind w:firstLine="0" w:firstLineChars="0" w:left="0"/>
+              <w:jc w:val="center"/>
+            </w:pPr>
+            <w:r/>
+            <w:r>
+              <w:rPr>
+                <w:rFonts w:ascii="Times New Roman" w:hAnsi="Times New Roman" w:eastAsia="方正仿宋_GBK" w:cs="Times New Roman"/>
+                <w:b/>
+                <w:sz w:val="21"/>
+              </w:rPr>
+              <w:t>代表产品/最高阶段</w:t>
+            </w:r>
+          </w:p>
+        </w:tc>
+        <w:tc>
+          <w:tcPr>
+            <w:tcW w:type="dxa" w:w="1105"/>
+          </w:tcPr>
+          <w:p>
+            <w:pPr>
+              <w:spacing w:before="0" w:after="0" w:line="300" w:lineRule="exact"/>
+              <w:ind w:firstLine="0" w:firstLineChars="0" w:left="0"/>
+              <w:jc w:val="center"/>
+            </w:pPr>
+            <w:r/>
+            <w:r>
+              <w:rPr>
+                <w:rFonts w:ascii="Times New Roman" w:hAnsi="Times New Roman" w:eastAsia="方正仿宋_GBK" w:cs="Times New Roman"/>
+                <w:b/>
+                <w:sz w:val="21"/>
+              </w:rPr>
+              <w:t>主要优势</w:t>
+            </w:r>
+          </w:p>
+        </w:tc>
+        <w:tc>
+          <w:tcPr>
+            <w:tcW w:type="dxa" w:w="1105"/>
+          </w:tcPr>
+          <w:p>
+            <w:pPr>
+              <w:spacing w:before="0" w:after="0" w:line="300" w:lineRule="exact"/>
+              <w:ind w:firstLine="0" w:firstLineChars="0" w:left="0"/>
+              <w:jc w:val="center"/>
+            </w:pPr>
+            <w:r/>
+            <w:r>
+              <w:rPr>
+                <w:rFonts w:ascii="Times New Roman" w:hAnsi="Times New Roman" w:eastAsia="方正仿宋_GBK" w:cs="Times New Roman"/>
+                <w:b/>
+                <w:sz w:val="21"/>
+              </w:rPr>
+              <w:t>主要局限</w:t>
+            </w:r>
+          </w:p>
+        </w:tc>
+        <w:tc>
+          <w:tcPr>
+            <w:tcW w:type="dxa" w:w="1105"/>
+          </w:tcPr>
+          <w:p>
+            <w:pPr>
+              <w:spacing w:before="0" w:after="0" w:line="300" w:lineRule="exact"/>
+              <w:ind w:firstLine="0" w:firstLineChars="0" w:left="0"/>
+              <w:jc w:val="center"/>
+            </w:pPr>
+            <w:r/>
+            <w:r>
+              <w:rPr>
+                <w:rFonts w:ascii="Times New Roman" w:hAnsi="Times New Roman" w:eastAsia="方正仿宋_GBK" w:cs="Times New Roman"/>
+                <w:b/>
+                <w:sz w:val="21"/>
+              </w:rPr>
+              <w:t>成熟度/拥挤度</w:t>
+            </w:r>
+          </w:p>
+        </w:tc>
+        <w:tc>
+          <w:tcPr>
+            <w:tcW w:type="dxa" w:w="1105"/>
+          </w:tcPr>
+          <w:p>
+            <w:pPr>
+              <w:spacing w:before="0" w:after="0" w:line="300" w:lineRule="exact"/>
+              <w:ind w:firstLine="0" w:firstLineChars="0" w:left="0"/>
+              <w:jc w:val="center"/>
+            </w:pPr>
+            <w:r/>
+            <w:r>
+              <w:rPr>
+                <w:rFonts w:ascii="Times New Roman" w:hAnsi="Times New Roman" w:eastAsia="方正仿宋_GBK" w:cs="Times New Roman"/>
+                <w:b/>
+                <w:sz w:val="21"/>
+              </w:rPr>
+              <w:t>与本项目关系/战略含义</w:t>
+            </w:r>
+          </w:p>
+        </w:tc>
+        <w:tc>
+          <w:tcPr>
+            <w:tcW w:type="dxa" w:w="1105"/>
+          </w:tcPr>
+          <w:p>
+            <w:pPr>
+              <w:spacing w:before="0" w:after="0" w:line="300" w:lineRule="exact"/>
+              <w:ind w:firstLine="0" w:firstLineChars="0" w:left="0"/>
+              <w:jc w:val="center"/>
+            </w:pPr>
+            <w:r/>
+            <w:r>
+              <w:rPr>
+                <w:rFonts w:ascii="Times New Roman" w:hAnsi="Times New Roman" w:eastAsia="方正仿宋_GBK" w:cs="Times New Roman"/>
+                <w:b/>
+                <w:sz w:val="21"/>
+              </w:rPr>
+              <w:t>证据边界及验证任务</w:t>
+            </w:r>
+          </w:p>
+        </w:tc>
+      </w:tr>
+      <w:tr>
+        <w:tc>
+          <w:tcPr>
+            <w:tcW w:type="dxa" w:w="1105"/>
+          </w:tcPr>
+          <w:p>
+            <w:pPr>
+              <w:spacing w:before="0" w:after="0" w:line="300" w:lineRule="exact"/>
+              <w:ind w:firstLine="0" w:firstLineChars="0" w:left="0"/>
+              <w:jc w:val="left"/>
+            </w:pPr>
+            <w:r/>
+            <w:r>
+              <w:rPr>
+                <w:rFonts w:ascii="Times New Roman" w:hAnsi="Times New Roman" w:eastAsia="方正仿宋_GBK" w:cs="Times New Roman"/>
+                <w:b w:val="0"/>
+                <w:sz w:val="21"/>
+              </w:rPr>
+              <w:t>[待填写]</w:t>
+            </w:r>
+          </w:p>
+        </w:tc>
+        <w:tc>
+          <w:tcPr>
+            <w:tcW w:type="dxa" w:w="1105"/>
+          </w:tcPr>
+          <w:p>
+            <w:pPr>
+              <w:spacing w:before="0" w:after="0" w:line="300" w:lineRule="exact"/>
+              <w:ind w:firstLine="0" w:firstLineChars="0" w:left="0"/>
+              <w:jc w:val="left"/>
+            </w:pPr>
+            <w:r/>
+            <w:r>
+              <w:rPr>
+                <w:rFonts w:ascii="Times New Roman" w:hAnsi="Times New Roman" w:eastAsia="方正仿宋_GBK" w:cs="Times New Roman"/>
+                <w:b w:val="0"/>
+                <w:sz w:val="21"/>
+              </w:rPr>
+              <w:t>[待填写]</w:t>
+            </w:r>
+          </w:p>
+        </w:tc>
+        <w:tc>
+          <w:tcPr>
+            <w:tcW w:type="dxa" w:w="1105"/>
+          </w:tcPr>
+          <w:p>
+            <w:pPr>
+              <w:spacing w:before="0" w:after="0" w:line="300" w:lineRule="exact"/>
+              <w:ind w:firstLine="0" w:firstLineChars="0" w:left="0"/>
+              <w:jc w:val="left"/>
+            </w:pPr>
+            <w:r/>
+            <w:r>
+              <w:rPr>
+                <w:rFonts w:ascii="Times New Roman" w:hAnsi="Times New Roman" w:eastAsia="方正仿宋_GBK" w:cs="Times New Roman"/>
+                <w:b w:val="0"/>
+                <w:sz w:val="21"/>
+              </w:rPr>
+              <w:t>[待填写]</w:t>
+            </w:r>
+          </w:p>
+        </w:tc>
+        <w:tc>
+          <w:tcPr>
+            <w:tcW w:type="dxa" w:w="1105"/>
+          </w:tcPr>
+          <w:p>
+            <w:pPr>
+              <w:spacing w:before="0" w:after="0" w:line="300" w:lineRule="exact"/>
+              <w:ind w:firstLine="0" w:firstLineChars="0" w:left="0"/>
+              <w:jc w:val="left"/>
+            </w:pPr>
+            <w:r/>
+            <w:r>
+              <w:rPr>
+                <w:rFonts w:ascii="Times New Roman" w:hAnsi="Times New Roman" w:eastAsia="方正仿宋_GBK" w:cs="Times New Roman"/>
+                <w:b w:val="0"/>
+                <w:sz w:val="21"/>
+              </w:rPr>
+              <w:t>[待填写]</w:t>
+            </w:r>
+          </w:p>
+        </w:tc>
+        <w:tc>
+          <w:tcPr>
+            <w:tcW w:type="dxa" w:w="1105"/>
+          </w:tcPr>
+          <w:p>
+            <w:pPr>
+              <w:spacing w:before="0" w:after="0" w:line="300" w:lineRule="exact"/>
+              <w:ind w:firstLine="0" w:firstLineChars="0" w:left="0"/>
+              <w:jc w:val="left"/>
+            </w:pPr>
+            <w:r/>
+            <w:r>
+              <w:rPr>
+                <w:rFonts w:ascii="Times New Roman" w:hAnsi="Times New Roman" w:eastAsia="方正仿宋_GBK" w:cs="Times New Roman"/>
+                <w:b w:val="0"/>
+                <w:sz w:val="21"/>
+              </w:rPr>
+              <w:t>[待填写]</w:t>
+            </w:r>
+          </w:p>
+        </w:tc>
+        <w:tc>
+          <w:tcPr>
+            <w:tcW w:type="dxa" w:w="1105"/>
+          </w:tcPr>
+          <w:p>
+            <w:pPr>
+              <w:spacing w:before="0" w:after="0" w:line="300" w:lineRule="exact"/>
+              <w:ind w:firstLine="0" w:firstLineChars="0" w:left="0"/>
+              <w:jc w:val="left"/>
+            </w:pPr>
+            <w:r/>
+            <w:r>
+              <w:rPr>
+                <w:rFonts w:ascii="Times New Roman" w:hAnsi="Times New Roman" w:eastAsia="方正仿宋_GBK" w:cs="Times New Roman"/>
+                <w:b w:val="0"/>
+                <w:sz w:val="21"/>
+              </w:rPr>
+              <w:t>[待填写]</w:t>
+            </w:r>
+          </w:p>
+        </w:tc>
+        <w:tc>
+          <w:tcPr>
+            <w:tcW w:type="dxa" w:w="1105"/>
+          </w:tcPr>
+          <w:p>
+            <w:pPr>
+              <w:spacing w:before="0" w:after="0" w:line="300" w:lineRule="exact"/>
+              <w:ind w:firstLine="0" w:firstLineChars="0" w:left="0"/>
+              <w:jc w:val="left"/>
+            </w:pPr>
+            <w:r/>
+            <w:r>
+              <w:rPr>
+                <w:rFonts w:ascii="Times New Roman" w:hAnsi="Times New Roman" w:eastAsia="方正仿宋_GBK" w:cs="Times New Roman"/>
+                <w:b w:val="0"/>
+                <w:sz w:val="21"/>
+              </w:rPr>
+              <w:t>[待填写]</w:t>
+            </w:r>
+          </w:p>
+        </w:tc>
+        <w:tc>
+          <w:tcPr>
+            <w:tcW w:type="dxa" w:w="1105"/>
           </w:tcPr>
           <w:p>
             <w:pPr>
@@ -2289,7 +2919,7 @@
       <w:tr>
         <w:tc>
           <w:tcPr>
-            <w:tcW w:type="dxa" w:w="1474"/>
+            <w:tcW w:type="dxa" w:w="1105"/>
           </w:tcPr>
           <w:p>
             <w:pPr>
@@ -2310,7 +2940,7 @@
         </w:tc>
         <w:tc>
           <w:tcPr>
-            <w:tcW w:type="dxa" w:w="1474"/>
+            <w:tcW w:type="dxa" w:w="1105"/>
           </w:tcPr>
           <w:p>
             <w:pPr>
@@ -2331,7 +2961,7 @@
         </w:tc>
         <w:tc>
           <w:tcPr>
-            <w:tcW w:type="dxa" w:w="1474"/>
+            <w:tcW w:type="dxa" w:w="1105"/>
           </w:tcPr>
           <w:p>
             <w:pPr>
@@ -2352,7 +2982,7 @@
         </w:tc>
         <w:tc>
           <w:tcPr>
-            <w:tcW w:type="dxa" w:w="1474"/>
+            <w:tcW w:type="dxa" w:w="1105"/>
           </w:tcPr>
           <w:p>
             <w:pPr>
@@ -2373,7 +3003,7 @@
         </w:tc>
         <w:tc>
           <w:tcPr>
-            <w:tcW w:type="dxa" w:w="1474"/>
+            <w:tcW w:type="dxa" w:w="1105"/>
           </w:tcPr>
           <w:p>
             <w:pPr>
@@ -2394,7 +3024,49 @@
         </w:tc>
         <w:tc>
           <w:tcPr>
-            <w:tcW w:type="dxa" w:w="1474"/>
+            <w:tcW w:type="dxa" w:w="1105"/>
+          </w:tcPr>
+          <w:p>
+            <w:pPr>
+              <w:spacing w:before="0" w:after="0" w:line="300" w:lineRule="exact"/>
+              <w:ind w:firstLine="0" w:firstLineChars="0" w:left="0"/>
+              <w:jc w:val="left"/>
+            </w:pPr>
+            <w:r/>
+            <w:r>
+              <w:rPr>
+                <w:rFonts w:ascii="Times New Roman" w:hAnsi="Times New Roman" w:eastAsia="方正仿宋_GBK" w:cs="Times New Roman"/>
+                <w:b w:val="0"/>
+                <w:sz w:val="21"/>
+              </w:rPr>
+              <w:t>[待填写]</w:t>
+            </w:r>
+          </w:p>
+        </w:tc>
+        <w:tc>
+          <w:tcPr>
+            <w:tcW w:type="dxa" w:w="1105"/>
+          </w:tcPr>
+          <w:p>
+            <w:pPr>
+              <w:spacing w:before="0" w:after="0" w:line="300" w:lineRule="exact"/>
+              <w:ind w:firstLine="0" w:firstLineChars="0" w:left="0"/>
+              <w:jc w:val="left"/>
+            </w:pPr>
+            <w:r/>
+            <w:r>
+              <w:rPr>
+                <w:rFonts w:ascii="Times New Roman" w:hAnsi="Times New Roman" w:eastAsia="方正仿宋_GBK" w:cs="Times New Roman"/>
+                <w:b w:val="0"/>
+                <w:sz w:val="21"/>
+              </w:rPr>
+              <w:t>[待填写]</w:t>
+            </w:r>
+          </w:p>
+        </w:tc>
+        <w:tc>
+          <w:tcPr>
+            <w:tcW w:type="dxa" w:w="1105"/>
           </w:tcPr>
           <w:p>
             <w:pPr>
@@ -2417,7 +3089,7 @@
       <w:tr>
         <w:tc>
           <w:tcPr>
-            <w:tcW w:type="dxa" w:w="1474"/>
+            <w:tcW w:type="dxa" w:w="1105"/>
           </w:tcPr>
           <w:p>
             <w:pPr>
@@ -2438,7 +3110,7 @@
         </w:tc>
         <w:tc>
           <w:tcPr>
-            <w:tcW w:type="dxa" w:w="1474"/>
+            <w:tcW w:type="dxa" w:w="1105"/>
           </w:tcPr>
           <w:p>
             <w:pPr>
@@ -2459,7 +3131,7 @@
         </w:tc>
         <w:tc>
           <w:tcPr>
-            <w:tcW w:type="dxa" w:w="1474"/>
+            <w:tcW w:type="dxa" w:w="1105"/>
           </w:tcPr>
           <w:p>
             <w:pPr>
@@ -2480,7 +3152,7 @@
         </w:tc>
         <w:tc>
           <w:tcPr>
-            <w:tcW w:type="dxa" w:w="1474"/>
+            <w:tcW w:type="dxa" w:w="1105"/>
           </w:tcPr>
           <w:p>
             <w:pPr>
@@ -2501,7 +3173,7 @@
         </w:tc>
         <w:tc>
           <w:tcPr>
-            <w:tcW w:type="dxa" w:w="1474"/>
+            <w:tcW w:type="dxa" w:w="1105"/>
           </w:tcPr>
           <w:p>
             <w:pPr>
@@ -2522,7 +3194,219 @@
         </w:tc>
         <w:tc>
           <w:tcPr>
-            <w:tcW w:type="dxa" w:w="1474"/>
+            <w:tcW w:type="dxa" w:w="1105"/>
+          </w:tcPr>
+          <w:p>
+            <w:pPr>
+              <w:spacing w:before="0" w:after="0" w:line="300" w:lineRule="exact"/>
+              <w:ind w:firstLine="0" w:firstLineChars="0" w:left="0"/>
+              <w:jc w:val="left"/>
+            </w:pPr>
+            <w:r/>
+            <w:r>
+              <w:rPr>
+                <w:rFonts w:ascii="Times New Roman" w:hAnsi="Times New Roman" w:eastAsia="方正仿宋_GBK" w:cs="Times New Roman"/>
+                <w:b w:val="0"/>
+                <w:sz w:val="21"/>
+              </w:rPr>
+              <w:t>[待填写]</w:t>
+            </w:r>
+          </w:p>
+        </w:tc>
+        <w:tc>
+          <w:tcPr>
+            <w:tcW w:type="dxa" w:w="1105"/>
+          </w:tcPr>
+          <w:p>
+            <w:pPr>
+              <w:spacing w:before="0" w:after="0" w:line="300" w:lineRule="exact"/>
+              <w:ind w:firstLine="0" w:firstLineChars="0" w:left="0"/>
+              <w:jc w:val="left"/>
+            </w:pPr>
+            <w:r/>
+            <w:r>
+              <w:rPr>
+                <w:rFonts w:ascii="Times New Roman" w:hAnsi="Times New Roman" w:eastAsia="方正仿宋_GBK" w:cs="Times New Roman"/>
+                <w:b w:val="0"/>
+                <w:sz w:val="21"/>
+              </w:rPr>
+              <w:t>[待填写]</w:t>
+            </w:r>
+          </w:p>
+        </w:tc>
+        <w:tc>
+          <w:tcPr>
+            <w:tcW w:type="dxa" w:w="1105"/>
+          </w:tcPr>
+          <w:p>
+            <w:pPr>
+              <w:spacing w:before="0" w:after="0" w:line="300" w:lineRule="exact"/>
+              <w:ind w:firstLine="0" w:firstLineChars="0" w:left="0"/>
+              <w:jc w:val="left"/>
+            </w:pPr>
+            <w:r/>
+            <w:r>
+              <w:rPr>
+                <w:rFonts w:ascii="Times New Roman" w:hAnsi="Times New Roman" w:eastAsia="方正仿宋_GBK" w:cs="Times New Roman"/>
+                <w:b w:val="0"/>
+                <w:sz w:val="21"/>
+              </w:rPr>
+              <w:t>[待填写]</w:t>
+            </w:r>
+          </w:p>
+        </w:tc>
+      </w:tr>
+      <w:tr>
+        <w:tc>
+          <w:tcPr>
+            <w:tcW w:type="dxa" w:w="1105"/>
+          </w:tcPr>
+          <w:p>
+            <w:pPr>
+              <w:spacing w:before="0" w:after="0" w:line="300" w:lineRule="exact"/>
+              <w:ind w:firstLine="0" w:firstLineChars="0" w:left="0"/>
+              <w:jc w:val="left"/>
+            </w:pPr>
+            <w:r/>
+            <w:r>
+              <w:rPr>
+                <w:rFonts w:ascii="Times New Roman" w:hAnsi="Times New Roman" w:eastAsia="方正仿宋_GBK" w:cs="Times New Roman"/>
+                <w:b w:val="0"/>
+                <w:sz w:val="21"/>
+              </w:rPr>
+              <w:t>[待填写]</w:t>
+            </w:r>
+          </w:p>
+        </w:tc>
+        <w:tc>
+          <w:tcPr>
+            <w:tcW w:type="dxa" w:w="1105"/>
+          </w:tcPr>
+          <w:p>
+            <w:pPr>
+              <w:spacing w:before="0" w:after="0" w:line="300" w:lineRule="exact"/>
+              <w:ind w:firstLine="0" w:firstLineChars="0" w:left="0"/>
+              <w:jc w:val="left"/>
+            </w:pPr>
+            <w:r/>
+            <w:r>
+              <w:rPr>
+                <w:rFonts w:ascii="Times New Roman" w:hAnsi="Times New Roman" w:eastAsia="方正仿宋_GBK" w:cs="Times New Roman"/>
+                <w:b w:val="0"/>
+                <w:sz w:val="21"/>
+              </w:rPr>
+              <w:t>[待填写]</w:t>
+            </w:r>
+          </w:p>
+        </w:tc>
+        <w:tc>
+          <w:tcPr>
+            <w:tcW w:type="dxa" w:w="1105"/>
+          </w:tcPr>
+          <w:p>
+            <w:pPr>
+              <w:spacing w:before="0" w:after="0" w:line="300" w:lineRule="exact"/>
+              <w:ind w:firstLine="0" w:firstLineChars="0" w:left="0"/>
+              <w:jc w:val="left"/>
+            </w:pPr>
+            <w:r/>
+            <w:r>
+              <w:rPr>
+                <w:rFonts w:ascii="Times New Roman" w:hAnsi="Times New Roman" w:eastAsia="方正仿宋_GBK" w:cs="Times New Roman"/>
+                <w:b w:val="0"/>
+                <w:sz w:val="21"/>
+              </w:rPr>
+              <w:t>[待填写]</w:t>
+            </w:r>
+          </w:p>
+        </w:tc>
+        <w:tc>
+          <w:tcPr>
+            <w:tcW w:type="dxa" w:w="1105"/>
+          </w:tcPr>
+          <w:p>
+            <w:pPr>
+              <w:spacing w:before="0" w:after="0" w:line="300" w:lineRule="exact"/>
+              <w:ind w:firstLine="0" w:firstLineChars="0" w:left="0"/>
+              <w:jc w:val="left"/>
+            </w:pPr>
+            <w:r/>
+            <w:r>
+              <w:rPr>
+                <w:rFonts w:ascii="Times New Roman" w:hAnsi="Times New Roman" w:eastAsia="方正仿宋_GBK" w:cs="Times New Roman"/>
+                <w:b w:val="0"/>
+                <w:sz w:val="21"/>
+              </w:rPr>
+              <w:t>[待填写]</w:t>
+            </w:r>
+          </w:p>
+        </w:tc>
+        <w:tc>
+          <w:tcPr>
+            <w:tcW w:type="dxa" w:w="1105"/>
+          </w:tcPr>
+          <w:p>
+            <w:pPr>
+              <w:spacing w:before="0" w:after="0" w:line="300" w:lineRule="exact"/>
+              <w:ind w:firstLine="0" w:firstLineChars="0" w:left="0"/>
+              <w:jc w:val="left"/>
+            </w:pPr>
+            <w:r/>
+            <w:r>
+              <w:rPr>
+                <w:rFonts w:ascii="Times New Roman" w:hAnsi="Times New Roman" w:eastAsia="方正仿宋_GBK" w:cs="Times New Roman"/>
+                <w:b w:val="0"/>
+                <w:sz w:val="21"/>
+              </w:rPr>
+              <w:t>[待填写]</w:t>
+            </w:r>
+          </w:p>
+        </w:tc>
+        <w:tc>
+          <w:tcPr>
+            <w:tcW w:type="dxa" w:w="1105"/>
+          </w:tcPr>
+          <w:p>
+            <w:pPr>
+              <w:spacing w:before="0" w:after="0" w:line="300" w:lineRule="exact"/>
+              <w:ind w:firstLine="0" w:firstLineChars="0" w:left="0"/>
+              <w:jc w:val="left"/>
+            </w:pPr>
+            <w:r/>
+            <w:r>
+              <w:rPr>
+                <w:rFonts w:ascii="Times New Roman" w:hAnsi="Times New Roman" w:eastAsia="方正仿宋_GBK" w:cs="Times New Roman"/>
+                <w:b w:val="0"/>
+                <w:sz w:val="21"/>
+              </w:rPr>
+              <w:t>[待填写]</w:t>
+            </w:r>
+          </w:p>
+        </w:tc>
+        <w:tc>
+          <w:tcPr>
+            <w:tcW w:type="dxa" w:w="1105"/>
+          </w:tcPr>
+          <w:p>
+            <w:pPr>
+              <w:spacing w:before="0" w:after="0" w:line="300" w:lineRule="exact"/>
+              <w:ind w:firstLine="0" w:firstLineChars="0" w:left="0"/>
+              <w:jc w:val="left"/>
+            </w:pPr>
+            <w:r/>
+            <w:r>
+              <w:rPr>
+                <w:rFonts w:ascii="Times New Roman" w:hAnsi="Times New Roman" w:eastAsia="方正仿宋_GBK" w:cs="Times New Roman"/>
+                <w:b w:val="0"/>
+                <w:sz w:val="21"/>
+              </w:rPr>
+              <w:t>[待填写]</w:t>
+            </w:r>
+          </w:p>
+        </w:tc>
+        <w:tc>
+          <w:tcPr>
+            <w:tcW w:type="dxa" w:w="1105"/>
           </w:tcPr>
           <w:p>
             <w:pPr>
@@ -2545,7 +3429,7 @@
     </w:tbl>
     <w:p>
       <w:r>
-        <w:t>结论归纳：[分别总结可靠证据支持的优势、BP主张待验证的优势、结构性劣势和决定性验证任务。]</w:t>
+        <w:t>路线拥挤度与战略筛选结论：[判断项目属于0到1原创突破、关键国产替代、有效差异化、跟随或局部改进、同质化拥挤中的哪一类，并说明对推进建议的影响。]</w:t>
       </w:r>
     </w:p>
     <w:p>
@@ -2643,7 +3527,7 @@
           <w:p>
             <w:pPr>
               <w:spacing w:before="0" w:after="0" w:line="300" w:lineRule="exact"/>
-              <w:ind w:firstLine="0" w:firstLineChars="0" w:left="0"/>
+              <w:ind w:firstLineChars="0" w:left="0" w:firstLine="0"/>
               <w:jc w:val="center"/>
             </w:pPr>
             <w:r/>
@@ -2664,7 +3548,7 @@
           <w:p>
             <w:pPr>
               <w:spacing w:before="0" w:after="0" w:line="300" w:lineRule="exact"/>
-              <w:ind w:firstLine="0" w:firstLineChars="0" w:left="0"/>
+              <w:ind w:firstLineChars="0" w:left="0" w:firstLine="0"/>
               <w:jc w:val="center"/>
             </w:pPr>
             <w:r/>
@@ -2675,1676 +3559,6 @@
                 <w:sz w:val="21"/>
               </w:rPr>
               <w:t>可靠性与关键假设</w:t>
-            </w:r>
-          </w:p>
-        </w:tc>
-      </w:tr>
-      <w:tr>
-        <w:tc>
-          <w:tcPr>
-            <w:tcW w:type="dxa" w:w="1769"/>
-          </w:tcPr>
-          <w:p>
-            <w:pPr>
-              <w:spacing w:before="0" w:after="0" w:line="300" w:lineRule="exact"/>
-              <w:ind w:firstLine="0" w:firstLineChars="0" w:left="0"/>
-              <w:jc w:val="left"/>
-            </w:pPr>
-            <w:r/>
-            <w:r>
-              <w:rPr>
-                <w:rFonts w:ascii="Times New Roman" w:hAnsi="Times New Roman" w:eastAsia="方正仿宋_GBK" w:cs="Times New Roman"/>
-                <w:b w:val="0"/>
-                <w:sz w:val="21"/>
-              </w:rPr>
-              <w:t>[待填写]</w:t>
-            </w:r>
-          </w:p>
-        </w:tc>
-        <w:tc>
-          <w:tcPr>
-            <w:tcW w:type="dxa" w:w="1769"/>
-          </w:tcPr>
-          <w:p>
-            <w:pPr>
-              <w:spacing w:before="0" w:after="0" w:line="300" w:lineRule="exact"/>
-              <w:ind w:firstLine="0" w:firstLineChars="0" w:left="0"/>
-              <w:jc w:val="left"/>
-            </w:pPr>
-            <w:r/>
-            <w:r>
-              <w:rPr>
-                <w:rFonts w:ascii="Times New Roman" w:hAnsi="Times New Roman" w:eastAsia="方正仿宋_GBK" w:cs="Times New Roman"/>
-                <w:b w:val="0"/>
-                <w:sz w:val="21"/>
-              </w:rPr>
-              <w:t>[待填写]</w:t>
-            </w:r>
-          </w:p>
-        </w:tc>
-        <w:tc>
-          <w:tcPr>
-            <w:tcW w:type="dxa" w:w="1769"/>
-          </w:tcPr>
-          <w:p>
-            <w:pPr>
-              <w:spacing w:before="0" w:after="0" w:line="300" w:lineRule="exact"/>
-              <w:ind w:firstLine="0" w:firstLineChars="0" w:left="0"/>
-              <w:jc w:val="left"/>
-            </w:pPr>
-            <w:r/>
-            <w:r>
-              <w:rPr>
-                <w:rFonts w:ascii="Times New Roman" w:hAnsi="Times New Roman" w:eastAsia="方正仿宋_GBK" w:cs="Times New Roman"/>
-                <w:b w:val="0"/>
-                <w:sz w:val="21"/>
-              </w:rPr>
-              <w:t>[待填写]</w:t>
-            </w:r>
-          </w:p>
-        </w:tc>
-        <w:tc>
-          <w:tcPr>
-            <w:tcW w:type="dxa" w:w="1769"/>
-          </w:tcPr>
-          <w:p>
-            <w:pPr>
-              <w:spacing w:before="0" w:after="0" w:line="300" w:lineRule="exact"/>
-              <w:ind w:firstLine="0" w:firstLineChars="0" w:left="0"/>
-              <w:jc w:val="left"/>
-            </w:pPr>
-            <w:r/>
-            <w:r>
-              <w:rPr>
-                <w:rFonts w:ascii="Times New Roman" w:hAnsi="Times New Roman" w:eastAsia="方正仿宋_GBK" w:cs="Times New Roman"/>
-                <w:b w:val="0"/>
-                <w:sz w:val="21"/>
-              </w:rPr>
-              <w:t>[待填写]</w:t>
-            </w:r>
-          </w:p>
-        </w:tc>
-        <w:tc>
-          <w:tcPr>
-            <w:tcW w:type="dxa" w:w="1769"/>
-          </w:tcPr>
-          <w:p>
-            <w:pPr>
-              <w:spacing w:before="0" w:after="0" w:line="300" w:lineRule="exact"/>
-              <w:ind w:firstLine="0" w:firstLineChars="0" w:left="0"/>
-              <w:jc w:val="left"/>
-            </w:pPr>
-            <w:r/>
-            <w:r>
-              <w:rPr>
-                <w:rFonts w:ascii="Times New Roman" w:hAnsi="Times New Roman" w:eastAsia="方正仿宋_GBK" w:cs="Times New Roman"/>
-                <w:b w:val="0"/>
-                <w:sz w:val="21"/>
-              </w:rPr>
-              <w:t>[待填写]</w:t>
-            </w:r>
-          </w:p>
-        </w:tc>
-      </w:tr>
-      <w:tr>
-        <w:tc>
-          <w:tcPr>
-            <w:tcW w:type="dxa" w:w="1769"/>
-          </w:tcPr>
-          <w:p>
-            <w:pPr>
-              <w:spacing w:before="0" w:after="0" w:line="300" w:lineRule="exact"/>
-              <w:ind w:firstLine="0" w:firstLineChars="0" w:left="0"/>
-              <w:jc w:val="left"/>
-            </w:pPr>
-            <w:r/>
-            <w:r>
-              <w:rPr>
-                <w:rFonts w:ascii="Times New Roman" w:hAnsi="Times New Roman" w:eastAsia="方正仿宋_GBK" w:cs="Times New Roman"/>
-                <w:b w:val="0"/>
-                <w:sz w:val="21"/>
-              </w:rPr>
-              <w:t>[待填写]</w:t>
-            </w:r>
-          </w:p>
-        </w:tc>
-        <w:tc>
-          <w:tcPr>
-            <w:tcW w:type="dxa" w:w="1769"/>
-          </w:tcPr>
-          <w:p>
-            <w:pPr>
-              <w:spacing w:before="0" w:after="0" w:line="300" w:lineRule="exact"/>
-              <w:ind w:firstLine="0" w:firstLineChars="0" w:left="0"/>
-              <w:jc w:val="left"/>
-            </w:pPr>
-            <w:r/>
-            <w:r>
-              <w:rPr>
-                <w:rFonts w:ascii="Times New Roman" w:hAnsi="Times New Roman" w:eastAsia="方正仿宋_GBK" w:cs="Times New Roman"/>
-                <w:b w:val="0"/>
-                <w:sz w:val="21"/>
-              </w:rPr>
-              <w:t>[待填写]</w:t>
-            </w:r>
-          </w:p>
-        </w:tc>
-        <w:tc>
-          <w:tcPr>
-            <w:tcW w:type="dxa" w:w="1769"/>
-          </w:tcPr>
-          <w:p>
-            <w:pPr>
-              <w:spacing w:before="0" w:after="0" w:line="300" w:lineRule="exact"/>
-              <w:ind w:firstLine="0" w:firstLineChars="0" w:left="0"/>
-              <w:jc w:val="left"/>
-            </w:pPr>
-            <w:r/>
-            <w:r>
-              <w:rPr>
-                <w:rFonts w:ascii="Times New Roman" w:hAnsi="Times New Roman" w:eastAsia="方正仿宋_GBK" w:cs="Times New Roman"/>
-                <w:b w:val="0"/>
-                <w:sz w:val="21"/>
-              </w:rPr>
-              <w:t>[待填写]</w:t>
-            </w:r>
-          </w:p>
-        </w:tc>
-        <w:tc>
-          <w:tcPr>
-            <w:tcW w:type="dxa" w:w="1769"/>
-          </w:tcPr>
-          <w:p>
-            <w:pPr>
-              <w:spacing w:before="0" w:after="0" w:line="300" w:lineRule="exact"/>
-              <w:ind w:firstLine="0" w:firstLineChars="0" w:left="0"/>
-              <w:jc w:val="left"/>
-            </w:pPr>
-            <w:r/>
-            <w:r>
-              <w:rPr>
-                <w:rFonts w:ascii="Times New Roman" w:hAnsi="Times New Roman" w:eastAsia="方正仿宋_GBK" w:cs="Times New Roman"/>
-                <w:b w:val="0"/>
-                <w:sz w:val="21"/>
-              </w:rPr>
-              <w:t>[待填写]</w:t>
-            </w:r>
-          </w:p>
-        </w:tc>
-        <w:tc>
-          <w:tcPr>
-            <w:tcW w:type="dxa" w:w="1769"/>
-          </w:tcPr>
-          <w:p>
-            <w:pPr>
-              <w:spacing w:before="0" w:after="0" w:line="300" w:lineRule="exact"/>
-              <w:ind w:firstLine="0" w:firstLineChars="0" w:left="0"/>
-              <w:jc w:val="left"/>
-            </w:pPr>
-            <w:r/>
-            <w:r>
-              <w:rPr>
-                <w:rFonts w:ascii="Times New Roman" w:hAnsi="Times New Roman" w:eastAsia="方正仿宋_GBK" w:cs="Times New Roman"/>
-                <w:b w:val="0"/>
-                <w:sz w:val="21"/>
-              </w:rPr>
-              <w:t>[待填写]</w:t>
-            </w:r>
-          </w:p>
-        </w:tc>
-      </w:tr>
-      <w:tr>
-        <w:tc>
-          <w:tcPr>
-            <w:tcW w:type="dxa" w:w="1769"/>
-          </w:tcPr>
-          <w:p>
-            <w:pPr>
-              <w:spacing w:before="0" w:after="0" w:line="300" w:lineRule="exact"/>
-              <w:ind w:firstLine="0" w:firstLineChars="0" w:left="0"/>
-              <w:jc w:val="left"/>
-            </w:pPr>
-            <w:r/>
-            <w:r>
-              <w:rPr>
-                <w:rFonts w:ascii="Times New Roman" w:hAnsi="Times New Roman" w:eastAsia="方正仿宋_GBK" w:cs="Times New Roman"/>
-                <w:b w:val="0"/>
-                <w:sz w:val="21"/>
-              </w:rPr>
-              <w:t>[待填写]</w:t>
-            </w:r>
-          </w:p>
-        </w:tc>
-        <w:tc>
-          <w:tcPr>
-            <w:tcW w:type="dxa" w:w="1769"/>
-          </w:tcPr>
-          <w:p>
-            <w:pPr>
-              <w:spacing w:before="0" w:after="0" w:line="300" w:lineRule="exact"/>
-              <w:ind w:firstLine="0" w:firstLineChars="0" w:left="0"/>
-              <w:jc w:val="left"/>
-            </w:pPr>
-            <w:r/>
-            <w:r>
-              <w:rPr>
-                <w:rFonts w:ascii="Times New Roman" w:hAnsi="Times New Roman" w:eastAsia="方正仿宋_GBK" w:cs="Times New Roman"/>
-                <w:b w:val="0"/>
-                <w:sz w:val="21"/>
-              </w:rPr>
-              <w:t>[待填写]</w:t>
-            </w:r>
-          </w:p>
-        </w:tc>
-        <w:tc>
-          <w:tcPr>
-            <w:tcW w:type="dxa" w:w="1769"/>
-          </w:tcPr>
-          <w:p>
-            <w:pPr>
-              <w:spacing w:before="0" w:after="0" w:line="300" w:lineRule="exact"/>
-              <w:ind w:firstLine="0" w:firstLineChars="0" w:left="0"/>
-              <w:jc w:val="left"/>
-            </w:pPr>
-            <w:r/>
-            <w:r>
-              <w:rPr>
-                <w:rFonts w:ascii="Times New Roman" w:hAnsi="Times New Roman" w:eastAsia="方正仿宋_GBK" w:cs="Times New Roman"/>
-                <w:b w:val="0"/>
-                <w:sz w:val="21"/>
-              </w:rPr>
-              <w:t>[待填写]</w:t>
-            </w:r>
-          </w:p>
-        </w:tc>
-        <w:tc>
-          <w:tcPr>
-            <w:tcW w:type="dxa" w:w="1769"/>
-          </w:tcPr>
-          <w:p>
-            <w:pPr>
-              <w:spacing w:before="0" w:after="0" w:line="300" w:lineRule="exact"/>
-              <w:ind w:firstLine="0" w:firstLineChars="0" w:left="0"/>
-              <w:jc w:val="left"/>
-            </w:pPr>
-            <w:r/>
-            <w:r>
-              <w:rPr>
-                <w:rFonts w:ascii="Times New Roman" w:hAnsi="Times New Roman" w:eastAsia="方正仿宋_GBK" w:cs="Times New Roman"/>
-                <w:b w:val="0"/>
-                <w:sz w:val="21"/>
-              </w:rPr>
-              <w:t>[待填写]</w:t>
-            </w:r>
-          </w:p>
-        </w:tc>
-        <w:tc>
-          <w:tcPr>
-            <w:tcW w:type="dxa" w:w="1769"/>
-          </w:tcPr>
-          <w:p>
-            <w:pPr>
-              <w:spacing w:before="0" w:after="0" w:line="300" w:lineRule="exact"/>
-              <w:ind w:firstLine="0" w:firstLineChars="0" w:left="0"/>
-              <w:jc w:val="left"/>
-            </w:pPr>
-            <w:r/>
-            <w:r>
-              <w:rPr>
-                <w:rFonts w:ascii="Times New Roman" w:hAnsi="Times New Roman" w:eastAsia="方正仿宋_GBK" w:cs="Times New Roman"/>
-                <w:b w:val="0"/>
-                <w:sz w:val="21"/>
-              </w:rPr>
-              <w:t>[待填写]</w:t>
-            </w:r>
-          </w:p>
-        </w:tc>
-      </w:tr>
-      <w:tr>
-        <w:tc>
-          <w:tcPr>
-            <w:tcW w:type="dxa" w:w="1769"/>
-          </w:tcPr>
-          <w:p>
-            <w:pPr>
-              <w:spacing w:before="0" w:after="0" w:line="300" w:lineRule="exact"/>
-              <w:ind w:firstLine="0" w:firstLineChars="0" w:left="0"/>
-              <w:jc w:val="left"/>
-            </w:pPr>
-            <w:r/>
-            <w:r>
-              <w:rPr>
-                <w:rFonts w:ascii="Times New Roman" w:hAnsi="Times New Roman" w:eastAsia="方正仿宋_GBK" w:cs="Times New Roman"/>
-                <w:b w:val="0"/>
-                <w:sz w:val="21"/>
-              </w:rPr>
-              <w:t>[待填写]</w:t>
-            </w:r>
-          </w:p>
-        </w:tc>
-        <w:tc>
-          <w:tcPr>
-            <w:tcW w:type="dxa" w:w="1769"/>
-          </w:tcPr>
-          <w:p>
-            <w:pPr>
-              <w:spacing w:before="0" w:after="0" w:line="300" w:lineRule="exact"/>
-              <w:ind w:firstLine="0" w:firstLineChars="0" w:left="0"/>
-              <w:jc w:val="left"/>
-            </w:pPr>
-            <w:r/>
-            <w:r>
-              <w:rPr>
-                <w:rFonts w:ascii="Times New Roman" w:hAnsi="Times New Roman" w:eastAsia="方正仿宋_GBK" w:cs="Times New Roman"/>
-                <w:b w:val="0"/>
-                <w:sz w:val="21"/>
-              </w:rPr>
-              <w:t>[待填写]</w:t>
-            </w:r>
-          </w:p>
-        </w:tc>
-        <w:tc>
-          <w:tcPr>
-            <w:tcW w:type="dxa" w:w="1769"/>
-          </w:tcPr>
-          <w:p>
-            <w:pPr>
-              <w:spacing w:before="0" w:after="0" w:line="300" w:lineRule="exact"/>
-              <w:ind w:firstLine="0" w:firstLineChars="0" w:left="0"/>
-              <w:jc w:val="left"/>
-            </w:pPr>
-            <w:r/>
-            <w:r>
-              <w:rPr>
-                <w:rFonts w:ascii="Times New Roman" w:hAnsi="Times New Roman" w:eastAsia="方正仿宋_GBK" w:cs="Times New Roman"/>
-                <w:b w:val="0"/>
-                <w:sz w:val="21"/>
-              </w:rPr>
-              <w:t>[待填写]</w:t>
-            </w:r>
-          </w:p>
-        </w:tc>
-        <w:tc>
-          <w:tcPr>
-            <w:tcW w:type="dxa" w:w="1769"/>
-          </w:tcPr>
-          <w:p>
-            <w:pPr>
-              <w:spacing w:before="0" w:after="0" w:line="300" w:lineRule="exact"/>
-              <w:ind w:firstLine="0" w:firstLineChars="0" w:left="0"/>
-              <w:jc w:val="left"/>
-            </w:pPr>
-            <w:r/>
-            <w:r>
-              <w:rPr>
-                <w:rFonts w:ascii="Times New Roman" w:hAnsi="Times New Roman" w:eastAsia="方正仿宋_GBK" w:cs="Times New Roman"/>
-                <w:b w:val="0"/>
-                <w:sz w:val="21"/>
-              </w:rPr>
-              <w:t>[待填写]</w:t>
-            </w:r>
-          </w:p>
-        </w:tc>
-        <w:tc>
-          <w:tcPr>
-            <w:tcW w:type="dxa" w:w="1769"/>
-          </w:tcPr>
-          <w:p>
-            <w:pPr>
-              <w:spacing w:before="0" w:after="0" w:line="300" w:lineRule="exact"/>
-              <w:ind w:firstLine="0" w:firstLineChars="0" w:left="0"/>
-              <w:jc w:val="left"/>
-            </w:pPr>
-            <w:r/>
-            <w:r>
-              <w:rPr>
-                <w:rFonts w:ascii="Times New Roman" w:hAnsi="Times New Roman" w:eastAsia="方正仿宋_GBK" w:cs="Times New Roman"/>
-                <w:b w:val="0"/>
-                <w:sz w:val="21"/>
-              </w:rPr>
-              <w:t>[待填写]</w:t>
-            </w:r>
-          </w:p>
-        </w:tc>
-      </w:tr>
-      <w:tr>
-        <w:tc>
-          <w:tcPr>
-            <w:tcW w:type="dxa" w:w="1769"/>
-          </w:tcPr>
-          <w:p>
-            <w:pPr>
-              <w:spacing w:before="0" w:after="0" w:line="300" w:lineRule="exact"/>
-              <w:ind w:firstLine="0" w:firstLineChars="0" w:left="0"/>
-              <w:jc w:val="left"/>
-            </w:pPr>
-            <w:r/>
-            <w:r>
-              <w:rPr>
-                <w:rFonts w:ascii="Times New Roman" w:hAnsi="Times New Roman" w:eastAsia="方正仿宋_GBK" w:cs="Times New Roman"/>
-                <w:b w:val="0"/>
-                <w:sz w:val="21"/>
-              </w:rPr>
-              <w:t>[待填写]</w:t>
-            </w:r>
-          </w:p>
-        </w:tc>
-        <w:tc>
-          <w:tcPr>
-            <w:tcW w:type="dxa" w:w="1769"/>
-          </w:tcPr>
-          <w:p>
-            <w:pPr>
-              <w:spacing w:before="0" w:after="0" w:line="300" w:lineRule="exact"/>
-              <w:ind w:firstLine="0" w:firstLineChars="0" w:left="0"/>
-              <w:jc w:val="left"/>
-            </w:pPr>
-            <w:r/>
-            <w:r>
-              <w:rPr>
-                <w:rFonts w:ascii="Times New Roman" w:hAnsi="Times New Roman" w:eastAsia="方正仿宋_GBK" w:cs="Times New Roman"/>
-                <w:b w:val="0"/>
-                <w:sz w:val="21"/>
-              </w:rPr>
-              <w:t>[待填写]</w:t>
-            </w:r>
-          </w:p>
-        </w:tc>
-        <w:tc>
-          <w:tcPr>
-            <w:tcW w:type="dxa" w:w="1769"/>
-          </w:tcPr>
-          <w:p>
-            <w:pPr>
-              <w:spacing w:before="0" w:after="0" w:line="300" w:lineRule="exact"/>
-              <w:ind w:firstLine="0" w:firstLineChars="0" w:left="0"/>
-              <w:jc w:val="left"/>
-            </w:pPr>
-            <w:r/>
-            <w:r>
-              <w:rPr>
-                <w:rFonts w:ascii="Times New Roman" w:hAnsi="Times New Roman" w:eastAsia="方正仿宋_GBK" w:cs="Times New Roman"/>
-                <w:b w:val="0"/>
-                <w:sz w:val="21"/>
-              </w:rPr>
-              <w:t>[待填写]</w:t>
-            </w:r>
-          </w:p>
-        </w:tc>
-        <w:tc>
-          <w:tcPr>
-            <w:tcW w:type="dxa" w:w="1769"/>
-          </w:tcPr>
-          <w:p>
-            <w:pPr>
-              <w:spacing w:before="0" w:after="0" w:line="300" w:lineRule="exact"/>
-              <w:ind w:firstLine="0" w:firstLineChars="0" w:left="0"/>
-              <w:jc w:val="left"/>
-            </w:pPr>
-            <w:r/>
-            <w:r>
-              <w:rPr>
-                <w:rFonts w:ascii="Times New Roman" w:hAnsi="Times New Roman" w:eastAsia="方正仿宋_GBK" w:cs="Times New Roman"/>
-                <w:b w:val="0"/>
-                <w:sz w:val="21"/>
-              </w:rPr>
-              <w:t>[待填写]</w:t>
-            </w:r>
-          </w:p>
-        </w:tc>
-        <w:tc>
-          <w:tcPr>
-            <w:tcW w:type="dxa" w:w="1769"/>
-          </w:tcPr>
-          <w:p>
-            <w:pPr>
-              <w:spacing w:before="0" w:after="0" w:line="300" w:lineRule="exact"/>
-              <w:ind w:firstLine="0" w:firstLineChars="0" w:left="0"/>
-              <w:jc w:val="left"/>
-            </w:pPr>
-            <w:r/>
-            <w:r>
-              <w:rPr>
-                <w:rFonts w:ascii="Times New Roman" w:hAnsi="Times New Roman" w:eastAsia="方正仿宋_GBK" w:cs="Times New Roman"/>
-                <w:b w:val="0"/>
-                <w:sz w:val="21"/>
-              </w:rPr>
-              <w:t>[待填写]</w:t>
-            </w:r>
-          </w:p>
-        </w:tc>
-      </w:tr>
-    </w:tbl>
-    <w:p>
-      <w:r>
-        <w:t>说明：[以中国市场为主、全球市场作补充，使用保守/基准/积极情景；校验项目销售与SOM、产能和医院准入。]</w:t>
-      </w:r>
-    </w:p>
-    <w:p>
-      <w:pPr>
-        <w:pStyle w:val="MATICHeading2"/>
-      </w:pPr>
-      <w:r>
-        <w:t>十一、团队构成分析</w:t>
-      </w:r>
-    </w:p>
-    <w:p>
-      <w:r>
-        <w:t>[根据BP、公开检索和独立分析填写。区分项目方陈述、公开事实、推断与待核实事项。]</w:t>
-      </w:r>
-    </w:p>
-    <w:p>
-      <w:pPr>
-        <w:pStyle w:val="MATICHeading2"/>
-      </w:pPr>
-      <w:r>
-        <w:t>十二、产品成熟度与产业化可行性</w:t>
-      </w:r>
-    </w:p>
-    <w:p>
-      <w:r>
-        <w:t>[根据BP、公开检索和独立分析填写。区分项目方陈述、公开事实、推断与待核实事项。]</w:t>
-      </w:r>
-    </w:p>
-    <w:p>
-      <w:pPr>
-        <w:pStyle w:val="MATICHeading2"/>
-      </w:pPr>
-      <w:r>
-        <w:t>十三、商业模式与股权架构分析</w:t>
-      </w:r>
-    </w:p>
-    <w:p>
-      <w:r>
-        <w:t>[根据BP、公开检索和独立分析填写。区分项目方陈述、公开事实、推断与待核实事项。]</w:t>
-      </w:r>
-    </w:p>
-    <w:p>
-      <w:pPr>
-        <w:pStyle w:val="MATICHeading2"/>
-      </w:pPr>
-      <w:r>
-        <w:t>十四、重大风险与一票否决事项</w:t>
-      </w:r>
-    </w:p>
-    <w:tbl>
-      <w:tblPr>
-        <w:tblStyle w:val="TableGrid"/>
-        <w:tblW w:type="auto" w:w="0"/>
-        <w:tblLook w:firstColumn="1" w:firstRow="1" w:lastColumn="0" w:lastRow="0" w:noHBand="0" w:noVBand="1" w:val="04A0"/>
-      </w:tblPr>
-      <w:tblGrid>
-        <w:gridCol w:w="2211"/>
-        <w:gridCol w:w="2211"/>
-        <w:gridCol w:w="2211"/>
-        <w:gridCol w:w="2211"/>
-      </w:tblGrid>
-      <w:tr>
-        <w:trPr>
-          <w:tblHeader/>
-        </w:trPr>
-        <w:tc>
-          <w:tcPr>
-            <w:tcW w:type="dxa" w:w="2211"/>
-          </w:tcPr>
-          <w:p>
-            <w:pPr>
-              <w:spacing w:before="0" w:after="0" w:line="300" w:lineRule="exact"/>
-              <w:ind w:firstLine="0" w:firstLineChars="0" w:left="0"/>
-              <w:jc w:val="center"/>
-            </w:pPr>
-            <w:r/>
-            <w:r>
-              <w:rPr>
-                <w:rFonts w:ascii="Times New Roman" w:hAnsi="Times New Roman" w:eastAsia="方正仿宋_GBK" w:cs="Times New Roman"/>
-                <w:b/>
-                <w:sz w:val="21"/>
-              </w:rPr>
-              <w:t>事项</w:t>
-            </w:r>
-          </w:p>
-        </w:tc>
-        <w:tc>
-          <w:tcPr>
-            <w:tcW w:type="dxa" w:w="2211"/>
-          </w:tcPr>
-          <w:p>
-            <w:pPr>
-              <w:spacing w:before="0" w:after="0" w:line="300" w:lineRule="exact"/>
-              <w:ind w:firstLine="0" w:firstLineChars="0" w:left="0"/>
-              <w:jc w:val="center"/>
-            </w:pPr>
-            <w:r/>
-            <w:r>
-              <w:rPr>
-                <w:rFonts w:ascii="Times New Roman" w:hAnsi="Times New Roman" w:eastAsia="方正仿宋_GBK" w:cs="Times New Roman"/>
-                <w:b/>
-                <w:sz w:val="21"/>
-              </w:rPr>
-              <w:t>触发等级</w:t>
-            </w:r>
-          </w:p>
-        </w:tc>
-        <w:tc>
-          <w:tcPr>
-            <w:tcW w:type="dxa" w:w="2211"/>
-          </w:tcPr>
-          <w:p>
-            <w:pPr>
-              <w:spacing w:before="0" w:after="0" w:line="300" w:lineRule="exact"/>
-              <w:ind w:firstLine="0" w:firstLineChars="0" w:left="0"/>
-              <w:jc w:val="center"/>
-            </w:pPr>
-            <w:r/>
-            <w:r>
-              <w:rPr>
-                <w:rFonts w:ascii="Times New Roman" w:hAnsi="Times New Roman" w:eastAsia="方正仿宋_GBK" w:cs="Times New Roman"/>
-                <w:b/>
-                <w:sz w:val="21"/>
-              </w:rPr>
-              <w:t>事实与证据</w:t>
-            </w:r>
-          </w:p>
-        </w:tc>
-        <w:tc>
-          <w:tcPr>
-            <w:tcW w:type="dxa" w:w="2211"/>
-          </w:tcPr>
-          <w:p>
-            <w:pPr>
-              <w:spacing w:before="0" w:after="0" w:line="300" w:lineRule="exact"/>
-              <w:ind w:firstLine="0" w:firstLineChars="0" w:left="0"/>
-              <w:jc w:val="center"/>
-            </w:pPr>
-            <w:r/>
-            <w:r>
-              <w:rPr>
-                <w:rFonts w:ascii="Times New Roman" w:hAnsi="Times New Roman" w:eastAsia="方正仿宋_GBK" w:cs="Times New Roman"/>
-                <w:b/>
-                <w:sz w:val="21"/>
-              </w:rPr>
-              <w:t>影响及解除条件</w:t>
-            </w:r>
-          </w:p>
-        </w:tc>
-      </w:tr>
-      <w:tr>
-        <w:tc>
-          <w:tcPr>
-            <w:tcW w:type="dxa" w:w="2211"/>
-          </w:tcPr>
-          <w:p>
-            <w:pPr>
-              <w:spacing w:before="0" w:after="0" w:line="300" w:lineRule="exact"/>
-              <w:ind w:firstLine="0" w:firstLineChars="0" w:left="0"/>
-              <w:jc w:val="left"/>
-            </w:pPr>
-            <w:r/>
-            <w:r>
-              <w:rPr>
-                <w:rFonts w:ascii="Times New Roman" w:hAnsi="Times New Roman" w:eastAsia="方正仿宋_GBK" w:cs="Times New Roman"/>
-                <w:b w:val="0"/>
-                <w:sz w:val="21"/>
-              </w:rPr>
-              <w:t>[待填写]</w:t>
-            </w:r>
-          </w:p>
-        </w:tc>
-        <w:tc>
-          <w:tcPr>
-            <w:tcW w:type="dxa" w:w="2211"/>
-          </w:tcPr>
-          <w:p>
-            <w:pPr>
-              <w:spacing w:before="0" w:after="0" w:line="300" w:lineRule="exact"/>
-              <w:ind w:firstLine="0" w:firstLineChars="0" w:left="0"/>
-              <w:jc w:val="left"/>
-            </w:pPr>
-            <w:r/>
-            <w:r>
-              <w:rPr>
-                <w:rFonts w:ascii="Times New Roman" w:hAnsi="Times New Roman" w:eastAsia="方正仿宋_GBK" w:cs="Times New Roman"/>
-                <w:b w:val="0"/>
-                <w:sz w:val="21"/>
-              </w:rPr>
-              <w:t>[待填写]</w:t>
-            </w:r>
-          </w:p>
-        </w:tc>
-        <w:tc>
-          <w:tcPr>
-            <w:tcW w:type="dxa" w:w="2211"/>
-          </w:tcPr>
-          <w:p>
-            <w:pPr>
-              <w:spacing w:before="0" w:after="0" w:line="300" w:lineRule="exact"/>
-              <w:ind w:firstLine="0" w:firstLineChars="0" w:left="0"/>
-              <w:jc w:val="left"/>
-            </w:pPr>
-            <w:r/>
-            <w:r>
-              <w:rPr>
-                <w:rFonts w:ascii="Times New Roman" w:hAnsi="Times New Roman" w:eastAsia="方正仿宋_GBK" w:cs="Times New Roman"/>
-                <w:b w:val="0"/>
-                <w:sz w:val="21"/>
-              </w:rPr>
-              <w:t>[待填写]</w:t>
-            </w:r>
-          </w:p>
-        </w:tc>
-        <w:tc>
-          <w:tcPr>
-            <w:tcW w:type="dxa" w:w="2211"/>
-          </w:tcPr>
-          <w:p>
-            <w:pPr>
-              <w:spacing w:before="0" w:after="0" w:line="300" w:lineRule="exact"/>
-              <w:ind w:firstLine="0" w:firstLineChars="0" w:left="0"/>
-              <w:jc w:val="left"/>
-            </w:pPr>
-            <w:r/>
-            <w:r>
-              <w:rPr>
-                <w:rFonts w:ascii="Times New Roman" w:hAnsi="Times New Roman" w:eastAsia="方正仿宋_GBK" w:cs="Times New Roman"/>
-                <w:b w:val="0"/>
-                <w:sz w:val="21"/>
-              </w:rPr>
-              <w:t>[待填写]</w:t>
-            </w:r>
-          </w:p>
-        </w:tc>
-      </w:tr>
-      <w:tr>
-        <w:tc>
-          <w:tcPr>
-            <w:tcW w:type="dxa" w:w="2211"/>
-          </w:tcPr>
-          <w:p>
-            <w:pPr>
-              <w:spacing w:before="0" w:after="0" w:line="300" w:lineRule="exact"/>
-              <w:ind w:firstLine="0" w:firstLineChars="0" w:left="0"/>
-              <w:jc w:val="left"/>
-            </w:pPr>
-            <w:r/>
-            <w:r>
-              <w:rPr>
-                <w:rFonts w:ascii="Times New Roman" w:hAnsi="Times New Roman" w:eastAsia="方正仿宋_GBK" w:cs="Times New Roman"/>
-                <w:b w:val="0"/>
-                <w:sz w:val="21"/>
-              </w:rPr>
-              <w:t>[待填写]</w:t>
-            </w:r>
-          </w:p>
-        </w:tc>
-        <w:tc>
-          <w:tcPr>
-            <w:tcW w:type="dxa" w:w="2211"/>
-          </w:tcPr>
-          <w:p>
-            <w:pPr>
-              <w:spacing w:before="0" w:after="0" w:line="300" w:lineRule="exact"/>
-              <w:ind w:firstLine="0" w:firstLineChars="0" w:left="0"/>
-              <w:jc w:val="left"/>
-            </w:pPr>
-            <w:r/>
-            <w:r>
-              <w:rPr>
-                <w:rFonts w:ascii="Times New Roman" w:hAnsi="Times New Roman" w:eastAsia="方正仿宋_GBK" w:cs="Times New Roman"/>
-                <w:b w:val="0"/>
-                <w:sz w:val="21"/>
-              </w:rPr>
-              <w:t>[待填写]</w:t>
-            </w:r>
-          </w:p>
-        </w:tc>
-        <w:tc>
-          <w:tcPr>
-            <w:tcW w:type="dxa" w:w="2211"/>
-          </w:tcPr>
-          <w:p>
-            <w:pPr>
-              <w:spacing w:before="0" w:after="0" w:line="300" w:lineRule="exact"/>
-              <w:ind w:firstLine="0" w:firstLineChars="0" w:left="0"/>
-              <w:jc w:val="left"/>
-            </w:pPr>
-            <w:r/>
-            <w:r>
-              <w:rPr>
-                <w:rFonts w:ascii="Times New Roman" w:hAnsi="Times New Roman" w:eastAsia="方正仿宋_GBK" w:cs="Times New Roman"/>
-                <w:b w:val="0"/>
-                <w:sz w:val="21"/>
-              </w:rPr>
-              <w:t>[待填写]</w:t>
-            </w:r>
-          </w:p>
-        </w:tc>
-        <w:tc>
-          <w:tcPr>
-            <w:tcW w:type="dxa" w:w="2211"/>
-          </w:tcPr>
-          <w:p>
-            <w:pPr>
-              <w:spacing w:before="0" w:after="0" w:line="300" w:lineRule="exact"/>
-              <w:ind w:firstLine="0" w:firstLineChars="0" w:left="0"/>
-              <w:jc w:val="left"/>
-            </w:pPr>
-            <w:r/>
-            <w:r>
-              <w:rPr>
-                <w:rFonts w:ascii="Times New Roman" w:hAnsi="Times New Roman" w:eastAsia="方正仿宋_GBK" w:cs="Times New Roman"/>
-                <w:b w:val="0"/>
-                <w:sz w:val="21"/>
-              </w:rPr>
-              <w:t>[待填写]</w:t>
-            </w:r>
-          </w:p>
-        </w:tc>
-      </w:tr>
-    </w:tbl>
-    <w:p>
-      <w:pPr>
-        <w:pStyle w:val="MATICHeading2"/>
-      </w:pPr>
-      <w:r>
-        <w:t>十五、八维度五星评级及综合判断</w:t>
-      </w:r>
-    </w:p>
-    <w:p>
-      <w:r>
-        <w:t>[根据BP、公开检索和独立分析填写。区分项目方陈述、公开事实、推断与待核实事项。]</w:t>
-      </w:r>
-    </w:p>
-    <w:p>
-      <w:pPr>
-        <w:pStyle w:val="MATICHeading2"/>
-      </w:pPr>
-      <w:r>
-        <w:t>十六、与医创中心合作的参考建议</w:t>
-      </w:r>
-    </w:p>
-    <w:p>
-      <w:r>
-        <w:t>[根据BP、公开检索和独立分析填写。区分项目方陈述、公开事实、推断与待核实事项。]</w:t>
-      </w:r>
-    </w:p>
-    <w:p>
-      <w:pPr>
-        <w:pStyle w:val="MATICHeading2"/>
-      </w:pPr>
-      <w:r>
-        <w:t>十七、项目方待补充材料清单</w:t>
-      </w:r>
-    </w:p>
-    <w:tbl>
-      <w:tblPr>
-        <w:tblStyle w:val="TableGrid"/>
-        <w:tblW w:type="auto" w:w="0"/>
-        <w:tblLook w:firstColumn="1" w:firstRow="1" w:lastColumn="0" w:lastRow="0" w:noHBand="0" w:noVBand="1" w:val="04A0"/>
-      </w:tblPr>
-      <w:tblGrid>
-        <w:gridCol w:w="2211"/>
-        <w:gridCol w:w="2211"/>
-        <w:gridCol w:w="2211"/>
-        <w:gridCol w:w="2211"/>
-      </w:tblGrid>
-      <w:tr>
-        <w:trPr>
-          <w:tblHeader/>
-        </w:trPr>
-        <w:tc>
-          <w:tcPr>
-            <w:tcW w:type="dxa" w:w="2211"/>
-          </w:tcPr>
-          <w:p>
-            <w:pPr>
-              <w:spacing w:before="0" w:after="0" w:line="300" w:lineRule="exact"/>
-              <w:ind w:firstLine="0" w:firstLineChars="0" w:left="0"/>
-              <w:jc w:val="center"/>
-            </w:pPr>
-            <w:r/>
-            <w:r>
-              <w:rPr>
-                <w:rFonts w:ascii="Times New Roman" w:hAnsi="Times New Roman" w:eastAsia="方正仿宋_GBK" w:cs="Times New Roman"/>
-                <w:b/>
-                <w:sz w:val="21"/>
-              </w:rPr>
-              <w:t>序号</w:t>
-            </w:r>
-          </w:p>
-        </w:tc>
-        <w:tc>
-          <w:tcPr>
-            <w:tcW w:type="dxa" w:w="2211"/>
-          </w:tcPr>
-          <w:p>
-            <w:pPr>
-              <w:spacing w:before="0" w:after="0" w:line="300" w:lineRule="exact"/>
-              <w:ind w:firstLine="0" w:firstLineChars="0" w:left="0"/>
-              <w:jc w:val="center"/>
-            </w:pPr>
-            <w:r/>
-            <w:r>
-              <w:rPr>
-                <w:rFonts w:ascii="Times New Roman" w:hAnsi="Times New Roman" w:eastAsia="方正仿宋_GBK" w:cs="Times New Roman"/>
-                <w:b/>
-                <w:sz w:val="21"/>
-              </w:rPr>
-              <w:t>待补充材料</w:t>
-            </w:r>
-          </w:p>
-        </w:tc>
-        <w:tc>
-          <w:tcPr>
-            <w:tcW w:type="dxa" w:w="2211"/>
-          </w:tcPr>
-          <w:p>
-            <w:pPr>
-              <w:spacing w:before="0" w:after="0" w:line="300" w:lineRule="exact"/>
-              <w:ind w:firstLine="0" w:firstLineChars="0" w:left="0"/>
-              <w:jc w:val="center"/>
-            </w:pPr>
-            <w:r/>
-            <w:r>
-              <w:rPr>
-                <w:rFonts w:ascii="Times New Roman" w:hAnsi="Times New Roman" w:eastAsia="方正仿宋_GBK" w:cs="Times New Roman"/>
-                <w:b/>
-                <w:sz w:val="21"/>
-              </w:rPr>
-              <w:t>用途</w:t>
-            </w:r>
-          </w:p>
-        </w:tc>
-        <w:tc>
-          <w:tcPr>
-            <w:tcW w:type="dxa" w:w="2211"/>
-          </w:tcPr>
-          <w:p>
-            <w:pPr>
-              <w:spacing w:before="0" w:after="0" w:line="300" w:lineRule="exact"/>
-              <w:ind w:firstLine="0" w:firstLineChars="0" w:left="0"/>
-              <w:jc w:val="center"/>
-            </w:pPr>
-            <w:r/>
-            <w:r>
-              <w:rPr>
-                <w:rFonts w:ascii="Times New Roman" w:hAnsi="Times New Roman" w:eastAsia="方正仿宋_GBK" w:cs="Times New Roman"/>
-                <w:b/>
-                <w:sz w:val="21"/>
-              </w:rPr>
-              <w:t>优先级</w:t>
-            </w:r>
-          </w:p>
-        </w:tc>
-      </w:tr>
-      <w:tr>
-        <w:tc>
-          <w:tcPr>
-            <w:tcW w:type="dxa" w:w="2211"/>
-          </w:tcPr>
-          <w:p>
-            <w:pPr>
-              <w:spacing w:before="0" w:after="0" w:line="300" w:lineRule="exact"/>
-              <w:ind w:firstLine="0" w:firstLineChars="0" w:left="0"/>
-              <w:jc w:val="left"/>
-            </w:pPr>
-            <w:r/>
-            <w:r>
-              <w:rPr>
-                <w:rFonts w:ascii="Times New Roman" w:hAnsi="Times New Roman" w:eastAsia="方正仿宋_GBK" w:cs="Times New Roman"/>
-                <w:b w:val="0"/>
-                <w:sz w:val="21"/>
-              </w:rPr>
-              <w:t>[待填写]</w:t>
-            </w:r>
-          </w:p>
-        </w:tc>
-        <w:tc>
-          <w:tcPr>
-            <w:tcW w:type="dxa" w:w="2211"/>
-          </w:tcPr>
-          <w:p>
-            <w:pPr>
-              <w:spacing w:before="0" w:after="0" w:line="300" w:lineRule="exact"/>
-              <w:ind w:firstLine="0" w:firstLineChars="0" w:left="0"/>
-              <w:jc w:val="left"/>
-            </w:pPr>
-            <w:r/>
-            <w:r>
-              <w:rPr>
-                <w:rFonts w:ascii="Times New Roman" w:hAnsi="Times New Roman" w:eastAsia="方正仿宋_GBK" w:cs="Times New Roman"/>
-                <w:b w:val="0"/>
-                <w:sz w:val="21"/>
-              </w:rPr>
-              <w:t>[待填写]</w:t>
-            </w:r>
-          </w:p>
-        </w:tc>
-        <w:tc>
-          <w:tcPr>
-            <w:tcW w:type="dxa" w:w="2211"/>
-          </w:tcPr>
-          <w:p>
-            <w:pPr>
-              <w:spacing w:before="0" w:after="0" w:line="300" w:lineRule="exact"/>
-              <w:ind w:firstLine="0" w:firstLineChars="0" w:left="0"/>
-              <w:jc w:val="left"/>
-            </w:pPr>
-            <w:r/>
-            <w:r>
-              <w:rPr>
-                <w:rFonts w:ascii="Times New Roman" w:hAnsi="Times New Roman" w:eastAsia="方正仿宋_GBK" w:cs="Times New Roman"/>
-                <w:b w:val="0"/>
-                <w:sz w:val="21"/>
-              </w:rPr>
-              <w:t>[待填写]</w:t>
-            </w:r>
-          </w:p>
-        </w:tc>
-        <w:tc>
-          <w:tcPr>
-            <w:tcW w:type="dxa" w:w="2211"/>
-          </w:tcPr>
-          <w:p>
-            <w:pPr>
-              <w:spacing w:before="0" w:after="0" w:line="300" w:lineRule="exact"/>
-              <w:ind w:firstLine="0" w:firstLineChars="0" w:left="0"/>
-              <w:jc w:val="left"/>
-            </w:pPr>
-            <w:r/>
-            <w:r>
-              <w:rPr>
-                <w:rFonts w:ascii="Times New Roman" w:hAnsi="Times New Roman" w:eastAsia="方正仿宋_GBK" w:cs="Times New Roman"/>
-                <w:b w:val="0"/>
-                <w:sz w:val="21"/>
-              </w:rPr>
-              <w:t>[待填写]</w:t>
-            </w:r>
-          </w:p>
-        </w:tc>
-      </w:tr>
-      <w:tr>
-        <w:tc>
-          <w:tcPr>
-            <w:tcW w:type="dxa" w:w="2211"/>
-          </w:tcPr>
-          <w:p>
-            <w:pPr>
-              <w:spacing w:before="0" w:after="0" w:line="300" w:lineRule="exact"/>
-              <w:ind w:firstLine="0" w:firstLineChars="0" w:left="0"/>
-              <w:jc w:val="left"/>
-            </w:pPr>
-            <w:r/>
-            <w:r>
-              <w:rPr>
-                <w:rFonts w:ascii="Times New Roman" w:hAnsi="Times New Roman" w:eastAsia="方正仿宋_GBK" w:cs="Times New Roman"/>
-                <w:b w:val="0"/>
-                <w:sz w:val="21"/>
-              </w:rPr>
-              <w:t>[待填写]</w:t>
-            </w:r>
-          </w:p>
-        </w:tc>
-        <w:tc>
-          <w:tcPr>
-            <w:tcW w:type="dxa" w:w="2211"/>
-          </w:tcPr>
-          <w:p>
-            <w:pPr>
-              <w:spacing w:before="0" w:after="0" w:line="300" w:lineRule="exact"/>
-              <w:ind w:firstLine="0" w:firstLineChars="0" w:left="0"/>
-              <w:jc w:val="left"/>
-            </w:pPr>
-            <w:r/>
-            <w:r>
-              <w:rPr>
-                <w:rFonts w:ascii="Times New Roman" w:hAnsi="Times New Roman" w:eastAsia="方正仿宋_GBK" w:cs="Times New Roman"/>
-                <w:b w:val="0"/>
-                <w:sz w:val="21"/>
-              </w:rPr>
-              <w:t>[待填写]</w:t>
-            </w:r>
-          </w:p>
-        </w:tc>
-        <w:tc>
-          <w:tcPr>
-            <w:tcW w:type="dxa" w:w="2211"/>
-          </w:tcPr>
-          <w:p>
-            <w:pPr>
-              <w:spacing w:before="0" w:after="0" w:line="300" w:lineRule="exact"/>
-              <w:ind w:firstLine="0" w:firstLineChars="0" w:left="0"/>
-              <w:jc w:val="left"/>
-            </w:pPr>
-            <w:r/>
-            <w:r>
-              <w:rPr>
-                <w:rFonts w:ascii="Times New Roman" w:hAnsi="Times New Roman" w:eastAsia="方正仿宋_GBK" w:cs="Times New Roman"/>
-                <w:b w:val="0"/>
-                <w:sz w:val="21"/>
-              </w:rPr>
-              <w:t>[待填写]</w:t>
-            </w:r>
-          </w:p>
-        </w:tc>
-        <w:tc>
-          <w:tcPr>
-            <w:tcW w:type="dxa" w:w="2211"/>
-          </w:tcPr>
-          <w:p>
-            <w:pPr>
-              <w:spacing w:before="0" w:after="0" w:line="300" w:lineRule="exact"/>
-              <w:ind w:firstLine="0" w:firstLineChars="0" w:left="0"/>
-              <w:jc w:val="left"/>
-            </w:pPr>
-            <w:r/>
-            <w:r>
-              <w:rPr>
-                <w:rFonts w:ascii="Times New Roman" w:hAnsi="Times New Roman" w:eastAsia="方正仿宋_GBK" w:cs="Times New Roman"/>
-                <w:b w:val="0"/>
-                <w:sz w:val="21"/>
-              </w:rPr>
-              <w:t>[待填写]</w:t>
-            </w:r>
-          </w:p>
-        </w:tc>
-      </w:tr>
-      <w:tr>
-        <w:tc>
-          <w:tcPr>
-            <w:tcW w:type="dxa" w:w="2211"/>
-          </w:tcPr>
-          <w:p>
-            <w:pPr>
-              <w:spacing w:before="0" w:after="0" w:line="300" w:lineRule="exact"/>
-              <w:ind w:firstLine="0" w:firstLineChars="0" w:left="0"/>
-              <w:jc w:val="left"/>
-            </w:pPr>
-            <w:r/>
-            <w:r>
-              <w:rPr>
-                <w:rFonts w:ascii="Times New Roman" w:hAnsi="Times New Roman" w:eastAsia="方正仿宋_GBK" w:cs="Times New Roman"/>
-                <w:b w:val="0"/>
-                <w:sz w:val="21"/>
-              </w:rPr>
-              <w:t>[待填写]</w:t>
-            </w:r>
-          </w:p>
-        </w:tc>
-        <w:tc>
-          <w:tcPr>
-            <w:tcW w:type="dxa" w:w="2211"/>
-          </w:tcPr>
-          <w:p>
-            <w:pPr>
-              <w:spacing w:before="0" w:after="0" w:line="300" w:lineRule="exact"/>
-              <w:ind w:firstLine="0" w:firstLineChars="0" w:left="0"/>
-              <w:jc w:val="left"/>
-            </w:pPr>
-            <w:r/>
-            <w:r>
-              <w:rPr>
-                <w:rFonts w:ascii="Times New Roman" w:hAnsi="Times New Roman" w:eastAsia="方正仿宋_GBK" w:cs="Times New Roman"/>
-                <w:b w:val="0"/>
-                <w:sz w:val="21"/>
-              </w:rPr>
-              <w:t>[待填写]</w:t>
-            </w:r>
-          </w:p>
-        </w:tc>
-        <w:tc>
-          <w:tcPr>
-            <w:tcW w:type="dxa" w:w="2211"/>
-          </w:tcPr>
-          <w:p>
-            <w:pPr>
-              <w:spacing w:before="0" w:after="0" w:line="300" w:lineRule="exact"/>
-              <w:ind w:firstLine="0" w:firstLineChars="0" w:left="0"/>
-              <w:jc w:val="left"/>
-            </w:pPr>
-            <w:r/>
-            <w:r>
-              <w:rPr>
-                <w:rFonts w:ascii="Times New Roman" w:hAnsi="Times New Roman" w:eastAsia="方正仿宋_GBK" w:cs="Times New Roman"/>
-                <w:b w:val="0"/>
-                <w:sz w:val="21"/>
-              </w:rPr>
-              <w:t>[待填写]</w:t>
-            </w:r>
-          </w:p>
-        </w:tc>
-        <w:tc>
-          <w:tcPr>
-            <w:tcW w:type="dxa" w:w="2211"/>
-          </w:tcPr>
-          <w:p>
-            <w:pPr>
-              <w:spacing w:before="0" w:after="0" w:line="300" w:lineRule="exact"/>
-              <w:ind w:firstLine="0" w:firstLineChars="0" w:left="0"/>
-              <w:jc w:val="left"/>
-            </w:pPr>
-            <w:r/>
-            <w:r>
-              <w:rPr>
-                <w:rFonts w:ascii="Times New Roman" w:hAnsi="Times New Roman" w:eastAsia="方正仿宋_GBK" w:cs="Times New Roman"/>
-                <w:b w:val="0"/>
-                <w:sz w:val="21"/>
-              </w:rPr>
-              <w:t>[待填写]</w:t>
-            </w:r>
-          </w:p>
-        </w:tc>
-      </w:tr>
-    </w:tbl>
-    <w:p>
-      <w:pPr>
-        <w:pStyle w:val="MATICHeading2"/>
-      </w:pPr>
-      <w:r>
-        <w:t>十八、进一步调研问题清单</w:t>
-      </w:r>
-    </w:p>
-    <w:tbl>
-      <w:tblPr>
-        <w:tblStyle w:val="TableGrid"/>
-        <w:tblW w:type="auto" w:w="0"/>
-        <w:tblLook w:firstColumn="1" w:firstRow="1" w:lastColumn="0" w:lastRow="0" w:noHBand="0" w:noVBand="1" w:val="04A0"/>
-      </w:tblPr>
-      <w:tblGrid>
-        <w:gridCol w:w="2948"/>
-        <w:gridCol w:w="2948"/>
-        <w:gridCol w:w="2948"/>
-      </w:tblGrid>
-      <w:tr>
-        <w:trPr>
-          <w:tblHeader/>
-        </w:trPr>
-        <w:tc>
-          <w:tcPr>
-            <w:tcW w:type="dxa" w:w="2948"/>
-          </w:tcPr>
-          <w:p>
-            <w:pPr>
-              <w:spacing w:before="0" w:after="0" w:line="300" w:lineRule="exact"/>
-              <w:ind w:firstLine="0" w:firstLineChars="0" w:left="0"/>
-              <w:jc w:val="center"/>
-            </w:pPr>
-            <w:r/>
-            <w:r>
-              <w:rPr>
-                <w:rFonts w:ascii="Times New Roman" w:hAnsi="Times New Roman" w:eastAsia="方正仿宋_GBK" w:cs="Times New Roman"/>
-                <w:b/>
-                <w:sz w:val="21"/>
-              </w:rPr>
-              <w:t>对象</w:t>
-            </w:r>
-          </w:p>
-        </w:tc>
-        <w:tc>
-          <w:tcPr>
-            <w:tcW w:type="dxa" w:w="2948"/>
-          </w:tcPr>
-          <w:p>
-            <w:pPr>
-              <w:spacing w:before="0" w:after="0" w:line="300" w:lineRule="exact"/>
-              <w:ind w:firstLine="0" w:firstLineChars="0" w:left="0"/>
-              <w:jc w:val="center"/>
-            </w:pPr>
-            <w:r/>
-            <w:r>
-              <w:rPr>
-                <w:rFonts w:ascii="Times New Roman" w:hAnsi="Times New Roman" w:eastAsia="方正仿宋_GBK" w:cs="Times New Roman"/>
-                <w:b/>
-                <w:sz w:val="21"/>
-              </w:rPr>
-              <w:t>问题</w:t>
-            </w:r>
-          </w:p>
-        </w:tc>
-        <w:tc>
-          <w:tcPr>
-            <w:tcW w:type="dxa" w:w="2948"/>
-          </w:tcPr>
-          <w:p>
-            <w:pPr>
-              <w:spacing w:before="0" w:after="0" w:line="300" w:lineRule="exact"/>
-              <w:ind w:firstLine="0" w:firstLineChars="0" w:left="0"/>
-              <w:jc w:val="center"/>
-            </w:pPr>
-            <w:r/>
-            <w:r>
-              <w:rPr>
-                <w:rFonts w:ascii="Times New Roman" w:hAnsi="Times New Roman" w:eastAsia="方正仿宋_GBK" w:cs="Times New Roman"/>
-                <w:b/>
-                <w:sz w:val="21"/>
-              </w:rPr>
-              <w:t>拟验证事项</w:t>
-            </w:r>
-          </w:p>
-        </w:tc>
-      </w:tr>
-      <w:tr>
-        <w:tc>
-          <w:tcPr>
-            <w:tcW w:type="dxa" w:w="2948"/>
-          </w:tcPr>
-          <w:p>
-            <w:pPr>
-              <w:spacing w:before="0" w:after="0" w:line="300" w:lineRule="exact"/>
-              <w:ind w:firstLine="0" w:firstLineChars="0" w:left="0"/>
-              <w:jc w:val="left"/>
-            </w:pPr>
-            <w:r/>
-            <w:r>
-              <w:rPr>
-                <w:rFonts w:ascii="Times New Roman" w:hAnsi="Times New Roman" w:eastAsia="方正仿宋_GBK" w:cs="Times New Roman"/>
-                <w:b w:val="0"/>
-                <w:sz w:val="21"/>
-              </w:rPr>
-              <w:t>[待填写]</w:t>
-            </w:r>
-          </w:p>
-        </w:tc>
-        <w:tc>
-          <w:tcPr>
-            <w:tcW w:type="dxa" w:w="2948"/>
-          </w:tcPr>
-          <w:p>
-            <w:pPr>
-              <w:spacing w:before="0" w:after="0" w:line="300" w:lineRule="exact"/>
-              <w:ind w:firstLine="0" w:firstLineChars="0" w:left="0"/>
-              <w:jc w:val="left"/>
-            </w:pPr>
-            <w:r/>
-            <w:r>
-              <w:rPr>
-                <w:rFonts w:ascii="Times New Roman" w:hAnsi="Times New Roman" w:eastAsia="方正仿宋_GBK" w:cs="Times New Roman"/>
-                <w:b w:val="0"/>
-                <w:sz w:val="21"/>
-              </w:rPr>
-              <w:t>[待填写]</w:t>
-            </w:r>
-          </w:p>
-        </w:tc>
-        <w:tc>
-          <w:tcPr>
-            <w:tcW w:type="dxa" w:w="2948"/>
-          </w:tcPr>
-          <w:p>
-            <w:pPr>
-              <w:spacing w:before="0" w:after="0" w:line="300" w:lineRule="exact"/>
-              <w:ind w:firstLine="0" w:firstLineChars="0" w:left="0"/>
-              <w:jc w:val="left"/>
-            </w:pPr>
-            <w:r/>
-            <w:r>
-              <w:rPr>
-                <w:rFonts w:ascii="Times New Roman" w:hAnsi="Times New Roman" w:eastAsia="方正仿宋_GBK" w:cs="Times New Roman"/>
-                <w:b w:val="0"/>
-                <w:sz w:val="21"/>
-              </w:rPr>
-              <w:t>[待填写]</w:t>
-            </w:r>
-          </w:p>
-        </w:tc>
-      </w:tr>
-      <w:tr>
-        <w:tc>
-          <w:tcPr>
-            <w:tcW w:type="dxa" w:w="2948"/>
-          </w:tcPr>
-          <w:p>
-            <w:pPr>
-              <w:spacing w:before="0" w:after="0" w:line="300" w:lineRule="exact"/>
-              <w:ind w:firstLine="0" w:firstLineChars="0" w:left="0"/>
-              <w:jc w:val="left"/>
-            </w:pPr>
-            <w:r/>
-            <w:r>
-              <w:rPr>
-                <w:rFonts w:ascii="Times New Roman" w:hAnsi="Times New Roman" w:eastAsia="方正仿宋_GBK" w:cs="Times New Roman"/>
-                <w:b w:val="0"/>
-                <w:sz w:val="21"/>
-              </w:rPr>
-              <w:t>[待填写]</w:t>
-            </w:r>
-          </w:p>
-        </w:tc>
-        <w:tc>
-          <w:tcPr>
-            <w:tcW w:type="dxa" w:w="2948"/>
-          </w:tcPr>
-          <w:p>
-            <w:pPr>
-              <w:spacing w:before="0" w:after="0" w:line="300" w:lineRule="exact"/>
-              <w:ind w:firstLine="0" w:firstLineChars="0" w:left="0"/>
-              <w:jc w:val="left"/>
-            </w:pPr>
-            <w:r/>
-            <w:r>
-              <w:rPr>
-                <w:rFonts w:ascii="Times New Roman" w:hAnsi="Times New Roman" w:eastAsia="方正仿宋_GBK" w:cs="Times New Roman"/>
-                <w:b w:val="0"/>
-                <w:sz w:val="21"/>
-              </w:rPr>
-              <w:t>[待填写]</w:t>
-            </w:r>
-          </w:p>
-        </w:tc>
-        <w:tc>
-          <w:tcPr>
-            <w:tcW w:type="dxa" w:w="2948"/>
-          </w:tcPr>
-          <w:p>
-            <w:pPr>
-              <w:spacing w:before="0" w:after="0" w:line="300" w:lineRule="exact"/>
-              <w:ind w:firstLine="0" w:firstLineChars="0" w:left="0"/>
-              <w:jc w:val="left"/>
-            </w:pPr>
-            <w:r/>
-            <w:r>
-              <w:rPr>
-                <w:rFonts w:ascii="Times New Roman" w:hAnsi="Times New Roman" w:eastAsia="方正仿宋_GBK" w:cs="Times New Roman"/>
-                <w:b w:val="0"/>
-                <w:sz w:val="21"/>
-              </w:rPr>
-              <w:t>[待填写]</w:t>
-            </w:r>
-          </w:p>
-        </w:tc>
-      </w:tr>
-      <w:tr>
-        <w:tc>
-          <w:tcPr>
-            <w:tcW w:type="dxa" w:w="2948"/>
-          </w:tcPr>
-          <w:p>
-            <w:pPr>
-              <w:spacing w:before="0" w:after="0" w:line="300" w:lineRule="exact"/>
-              <w:ind w:firstLine="0" w:firstLineChars="0" w:left="0"/>
-              <w:jc w:val="left"/>
-            </w:pPr>
-            <w:r/>
-            <w:r>
-              <w:rPr>
-                <w:rFonts w:ascii="Times New Roman" w:hAnsi="Times New Roman" w:eastAsia="方正仿宋_GBK" w:cs="Times New Roman"/>
-                <w:b w:val="0"/>
-                <w:sz w:val="21"/>
-              </w:rPr>
-              <w:t>[待填写]</w:t>
-            </w:r>
-          </w:p>
-        </w:tc>
-        <w:tc>
-          <w:tcPr>
-            <w:tcW w:type="dxa" w:w="2948"/>
-          </w:tcPr>
-          <w:p>
-            <w:pPr>
-              <w:spacing w:before="0" w:after="0" w:line="300" w:lineRule="exact"/>
-              <w:ind w:firstLine="0" w:firstLineChars="0" w:left="0"/>
-              <w:jc w:val="left"/>
-            </w:pPr>
-            <w:r/>
-            <w:r>
-              <w:rPr>
-                <w:rFonts w:ascii="Times New Roman" w:hAnsi="Times New Roman" w:eastAsia="方正仿宋_GBK" w:cs="Times New Roman"/>
-                <w:b w:val="0"/>
-                <w:sz w:val="21"/>
-              </w:rPr>
-              <w:t>[待填写]</w:t>
-            </w:r>
-          </w:p>
-        </w:tc>
-        <w:tc>
-          <w:tcPr>
-            <w:tcW w:type="dxa" w:w="2948"/>
-          </w:tcPr>
-          <w:p>
-            <w:pPr>
-              <w:spacing w:before="0" w:after="0" w:line="300" w:lineRule="exact"/>
-              <w:ind w:firstLine="0" w:firstLineChars="0" w:left="0"/>
-              <w:jc w:val="left"/>
-            </w:pPr>
-            <w:r/>
-            <w:r>
-              <w:rPr>
-                <w:rFonts w:ascii="Times New Roman" w:hAnsi="Times New Roman" w:eastAsia="方正仿宋_GBK" w:cs="Times New Roman"/>
-                <w:b w:val="0"/>
-                <w:sz w:val="21"/>
-              </w:rPr>
-              <w:t>[待填写]</w:t>
-            </w:r>
-          </w:p>
-        </w:tc>
-      </w:tr>
-    </w:tbl>
-    <w:p>
-      <w:pPr>
-        <w:pStyle w:val="MATICHeading2"/>
-      </w:pPr>
-      <w:r>
-        <w:t>十九、参考来源及附录</w:t>
-      </w:r>
-    </w:p>
-    <w:tbl>
-      <w:tblPr>
-        <w:tblStyle w:val="TableGrid"/>
-        <w:tblW w:type="auto" w:w="0"/>
-        <w:tblLook w:firstColumn="1" w:firstRow="1" w:lastColumn="0" w:lastRow="0" w:noHBand="0" w:noVBand="1" w:val="04A0"/>
-      </w:tblPr>
-      <w:tblGrid>
-        <w:gridCol w:w="1769"/>
-        <w:gridCol w:w="1769"/>
-        <w:gridCol w:w="1769"/>
-        <w:gridCol w:w="1769"/>
-        <w:gridCol w:w="1769"/>
-      </w:tblGrid>
-      <w:tr>
-        <w:trPr>
-          <w:tblHeader/>
-        </w:trPr>
-        <w:tc>
-          <w:tcPr>
-            <w:tcW w:type="dxa" w:w="1769"/>
-          </w:tcPr>
-          <w:p>
-            <w:pPr>
-              <w:spacing w:before="0" w:after="0" w:line="300" w:lineRule="exact"/>
-              <w:ind w:firstLine="0" w:firstLineChars="0" w:left="0"/>
-              <w:jc w:val="center"/>
-            </w:pPr>
-            <w:r/>
-            <w:r>
-              <w:rPr>
-                <w:rFonts w:ascii="Times New Roman" w:hAnsi="Times New Roman" w:eastAsia="方正仿宋_GBK" w:cs="Times New Roman"/>
-                <w:b/>
-                <w:sz w:val="21"/>
-              </w:rPr>
-              <w:t>序号</w:t>
-            </w:r>
-          </w:p>
-        </w:tc>
-        <w:tc>
-          <w:tcPr>
-            <w:tcW w:type="dxa" w:w="1769"/>
-          </w:tcPr>
-          <w:p>
-            <w:pPr>
-              <w:spacing w:before="0" w:after="0" w:line="300" w:lineRule="exact"/>
-              <w:ind w:firstLine="0" w:firstLineChars="0" w:left="0"/>
-              <w:jc w:val="center"/>
-            </w:pPr>
-            <w:r/>
-            <w:r>
-              <w:rPr>
-                <w:rFonts w:ascii="Times New Roman" w:hAnsi="Times New Roman" w:eastAsia="方正仿宋_GBK" w:cs="Times New Roman"/>
-                <w:b/>
-                <w:sz w:val="21"/>
-              </w:rPr>
-              <w:t>来源</w:t>
-            </w:r>
-          </w:p>
-        </w:tc>
-        <w:tc>
-          <w:tcPr>
-            <w:tcW w:type="dxa" w:w="1769"/>
-          </w:tcPr>
-          <w:p>
-            <w:pPr>
-              <w:spacing w:before="0" w:after="0" w:line="300" w:lineRule="exact"/>
-              <w:ind w:firstLine="0" w:firstLineChars="0" w:left="0"/>
-              <w:jc w:val="center"/>
-            </w:pPr>
-            <w:r/>
-            <w:r>
-              <w:rPr>
-                <w:rFonts w:ascii="Times New Roman" w:hAnsi="Times New Roman" w:eastAsia="方正仿宋_GBK" w:cs="Times New Roman"/>
-                <w:b/>
-                <w:sz w:val="21"/>
-              </w:rPr>
-              <w:t>标题</w:t>
-            </w:r>
-          </w:p>
-        </w:tc>
-        <w:tc>
-          <w:tcPr>
-            <w:tcW w:type="dxa" w:w="1769"/>
-          </w:tcPr>
-          <w:p>
-            <w:pPr>
-              <w:spacing w:before="0" w:after="0" w:line="300" w:lineRule="exact"/>
-              <w:ind w:firstLine="0" w:firstLineChars="0" w:left="0"/>
-              <w:jc w:val="center"/>
-            </w:pPr>
-            <w:r/>
-            <w:r>
-              <w:rPr>
-                <w:rFonts w:ascii="Times New Roman" w:hAnsi="Times New Roman" w:eastAsia="方正仿宋_GBK" w:cs="Times New Roman"/>
-                <w:b/>
-                <w:sz w:val="21"/>
-              </w:rPr>
-              <w:t>日期</w:t>
-            </w:r>
-          </w:p>
-        </w:tc>
-        <w:tc>
-          <w:tcPr>
-            <w:tcW w:type="dxa" w:w="1769"/>
-          </w:tcPr>
-          <w:p>
-            <w:pPr>
-              <w:spacing w:before="0" w:after="0" w:line="300" w:lineRule="exact"/>
-              <w:ind w:firstLineChars="0" w:left="0" w:firstLine="0"/>
-              <w:jc w:val="center"/>
-            </w:pPr>
-            <w:r/>
-            <w:r>
-              <w:rPr>
-                <w:rFonts w:ascii="Times New Roman" w:hAnsi="Times New Roman" w:eastAsia="方正仿宋_GBK" w:cs="Times New Roman"/>
-                <w:b/>
-                <w:sz w:val="21"/>
-              </w:rPr>
-              <w:t>链接</w:t>
             </w:r>
           </w:p>
         </w:tc>
@@ -4656,6 +3870,1676 @@
             <w:pPr>
               <w:spacing w:before="0" w:after="0" w:line="300" w:lineRule="exact"/>
               <w:ind w:firstLine="0" w:firstLineChars="0" w:left="0"/>
+              <w:jc w:val="left"/>
+            </w:pPr>
+            <w:r/>
+            <w:r>
+              <w:rPr>
+                <w:rFonts w:ascii="Times New Roman" w:hAnsi="Times New Roman" w:eastAsia="方正仿宋_GBK" w:cs="Times New Roman"/>
+                <w:b w:val="0"/>
+                <w:sz w:val="21"/>
+              </w:rPr>
+              <w:t>[待填写]</w:t>
+            </w:r>
+          </w:p>
+        </w:tc>
+      </w:tr>
+      <w:tr>
+        <w:tc>
+          <w:tcPr>
+            <w:tcW w:type="dxa" w:w="1769"/>
+          </w:tcPr>
+          <w:p>
+            <w:pPr>
+              <w:spacing w:before="0" w:after="0" w:line="300" w:lineRule="exact"/>
+              <w:ind w:firstLine="0" w:firstLineChars="0" w:left="0"/>
+              <w:jc w:val="left"/>
+            </w:pPr>
+            <w:r/>
+            <w:r>
+              <w:rPr>
+                <w:rFonts w:ascii="Times New Roman" w:hAnsi="Times New Roman" w:eastAsia="方正仿宋_GBK" w:cs="Times New Roman"/>
+                <w:b w:val="0"/>
+                <w:sz w:val="21"/>
+              </w:rPr>
+              <w:t>[待填写]</w:t>
+            </w:r>
+          </w:p>
+        </w:tc>
+        <w:tc>
+          <w:tcPr>
+            <w:tcW w:type="dxa" w:w="1769"/>
+          </w:tcPr>
+          <w:p>
+            <w:pPr>
+              <w:spacing w:before="0" w:after="0" w:line="300" w:lineRule="exact"/>
+              <w:ind w:firstLine="0" w:firstLineChars="0" w:left="0"/>
+              <w:jc w:val="left"/>
+            </w:pPr>
+            <w:r/>
+            <w:r>
+              <w:rPr>
+                <w:rFonts w:ascii="Times New Roman" w:hAnsi="Times New Roman" w:eastAsia="方正仿宋_GBK" w:cs="Times New Roman"/>
+                <w:b w:val="0"/>
+                <w:sz w:val="21"/>
+              </w:rPr>
+              <w:t>[待填写]</w:t>
+            </w:r>
+          </w:p>
+        </w:tc>
+        <w:tc>
+          <w:tcPr>
+            <w:tcW w:type="dxa" w:w="1769"/>
+          </w:tcPr>
+          <w:p>
+            <w:pPr>
+              <w:spacing w:before="0" w:after="0" w:line="300" w:lineRule="exact"/>
+              <w:ind w:firstLine="0" w:firstLineChars="0" w:left="0"/>
+              <w:jc w:val="left"/>
+            </w:pPr>
+            <w:r/>
+            <w:r>
+              <w:rPr>
+                <w:rFonts w:ascii="Times New Roman" w:hAnsi="Times New Roman" w:eastAsia="方正仿宋_GBK" w:cs="Times New Roman"/>
+                <w:b w:val="0"/>
+                <w:sz w:val="21"/>
+              </w:rPr>
+              <w:t>[待填写]</w:t>
+            </w:r>
+          </w:p>
+        </w:tc>
+        <w:tc>
+          <w:tcPr>
+            <w:tcW w:type="dxa" w:w="1769"/>
+          </w:tcPr>
+          <w:p>
+            <w:pPr>
+              <w:spacing w:before="0" w:after="0" w:line="300" w:lineRule="exact"/>
+              <w:ind w:firstLine="0" w:firstLineChars="0" w:left="0"/>
+              <w:jc w:val="left"/>
+            </w:pPr>
+            <w:r/>
+            <w:r>
+              <w:rPr>
+                <w:rFonts w:ascii="Times New Roman" w:hAnsi="Times New Roman" w:eastAsia="方正仿宋_GBK" w:cs="Times New Roman"/>
+                <w:b w:val="0"/>
+                <w:sz w:val="21"/>
+              </w:rPr>
+              <w:t>[待填写]</w:t>
+            </w:r>
+          </w:p>
+        </w:tc>
+        <w:tc>
+          <w:tcPr>
+            <w:tcW w:type="dxa" w:w="1769"/>
+          </w:tcPr>
+          <w:p>
+            <w:pPr>
+              <w:spacing w:before="0" w:after="0" w:line="300" w:lineRule="exact"/>
+              <w:ind w:firstLineChars="0" w:left="0" w:firstLine="0"/>
+              <w:jc w:val="left"/>
+            </w:pPr>
+            <w:r/>
+            <w:r>
+              <w:rPr>
+                <w:rFonts w:ascii="Times New Roman" w:hAnsi="Times New Roman" w:eastAsia="方正仿宋_GBK" w:cs="Times New Roman"/>
+                <w:b w:val="0"/>
+                <w:sz w:val="21"/>
+              </w:rPr>
+              <w:t>[待填写]</w:t>
+            </w:r>
+          </w:p>
+        </w:tc>
+      </w:tr>
+      <w:tr>
+        <w:tc>
+          <w:tcPr>
+            <w:tcW w:type="dxa" w:w="1769"/>
+          </w:tcPr>
+          <w:p>
+            <w:pPr>
+              <w:spacing w:before="0" w:after="0" w:line="300" w:lineRule="exact"/>
+              <w:ind w:firstLine="0" w:firstLineChars="0" w:left="0"/>
+              <w:jc w:val="left"/>
+            </w:pPr>
+            <w:r/>
+            <w:r>
+              <w:rPr>
+                <w:rFonts w:ascii="Times New Roman" w:hAnsi="Times New Roman" w:eastAsia="方正仿宋_GBK" w:cs="Times New Roman"/>
+                <w:b w:val="0"/>
+                <w:sz w:val="21"/>
+              </w:rPr>
+              <w:t>[待填写]</w:t>
+            </w:r>
+          </w:p>
+        </w:tc>
+        <w:tc>
+          <w:tcPr>
+            <w:tcW w:type="dxa" w:w="1769"/>
+          </w:tcPr>
+          <w:p>
+            <w:pPr>
+              <w:spacing w:before="0" w:after="0" w:line="300" w:lineRule="exact"/>
+              <w:ind w:firstLine="0" w:firstLineChars="0" w:left="0"/>
+              <w:jc w:val="left"/>
+            </w:pPr>
+            <w:r/>
+            <w:r>
+              <w:rPr>
+                <w:rFonts w:ascii="Times New Roman" w:hAnsi="Times New Roman" w:eastAsia="方正仿宋_GBK" w:cs="Times New Roman"/>
+                <w:b w:val="0"/>
+                <w:sz w:val="21"/>
+              </w:rPr>
+              <w:t>[待填写]</w:t>
+            </w:r>
+          </w:p>
+        </w:tc>
+        <w:tc>
+          <w:tcPr>
+            <w:tcW w:type="dxa" w:w="1769"/>
+          </w:tcPr>
+          <w:p>
+            <w:pPr>
+              <w:spacing w:before="0" w:after="0" w:line="300" w:lineRule="exact"/>
+              <w:ind w:firstLine="0" w:firstLineChars="0" w:left="0"/>
+              <w:jc w:val="left"/>
+            </w:pPr>
+            <w:r/>
+            <w:r>
+              <w:rPr>
+                <w:rFonts w:ascii="Times New Roman" w:hAnsi="Times New Roman" w:eastAsia="方正仿宋_GBK" w:cs="Times New Roman"/>
+                <w:b w:val="0"/>
+                <w:sz w:val="21"/>
+              </w:rPr>
+              <w:t>[待填写]</w:t>
+            </w:r>
+          </w:p>
+        </w:tc>
+        <w:tc>
+          <w:tcPr>
+            <w:tcW w:type="dxa" w:w="1769"/>
+          </w:tcPr>
+          <w:p>
+            <w:pPr>
+              <w:spacing w:before="0" w:after="0" w:line="300" w:lineRule="exact"/>
+              <w:ind w:firstLine="0" w:firstLineChars="0" w:left="0"/>
+              <w:jc w:val="left"/>
+            </w:pPr>
+            <w:r/>
+            <w:r>
+              <w:rPr>
+                <w:rFonts w:ascii="Times New Roman" w:hAnsi="Times New Roman" w:eastAsia="方正仿宋_GBK" w:cs="Times New Roman"/>
+                <w:b w:val="0"/>
+                <w:sz w:val="21"/>
+              </w:rPr>
+              <w:t>[待填写]</w:t>
+            </w:r>
+          </w:p>
+        </w:tc>
+        <w:tc>
+          <w:tcPr>
+            <w:tcW w:type="dxa" w:w="1769"/>
+          </w:tcPr>
+          <w:p>
+            <w:pPr>
+              <w:spacing w:before="0" w:after="0" w:line="300" w:lineRule="exact"/>
+              <w:ind w:firstLine="0" w:firstLineChars="0" w:left="0"/>
+              <w:jc w:val="left"/>
+            </w:pPr>
+            <w:r/>
+            <w:r>
+              <w:rPr>
+                <w:rFonts w:ascii="Times New Roman" w:hAnsi="Times New Roman" w:eastAsia="方正仿宋_GBK" w:cs="Times New Roman"/>
+                <w:b w:val="0"/>
+                <w:sz w:val="21"/>
+              </w:rPr>
+              <w:t>[待填写]</w:t>
+            </w:r>
+          </w:p>
+        </w:tc>
+      </w:tr>
+    </w:tbl>
+    <w:p>
+      <w:r>
+        <w:t>说明：[以中国市场为主、全球市场作补充，使用保守/基准/积极情景；校验项目销售与SOM、产能和医院准入。]</w:t>
+      </w:r>
+    </w:p>
+    <w:p>
+      <w:pPr>
+        <w:pStyle w:val="MATICHeading2"/>
+      </w:pPr>
+      <w:r>
+        <w:t>十一、团队构成分析</w:t>
+      </w:r>
+    </w:p>
+    <w:p>
+      <w:r>
+        <w:t>[根据BP、公开检索和独立分析填写。区分项目方陈述、公开事实、推断与待核实事项。]</w:t>
+      </w:r>
+    </w:p>
+    <w:p>
+      <w:pPr>
+        <w:pStyle w:val="MATICHeading2"/>
+      </w:pPr>
+      <w:r>
+        <w:t>十二、产品成熟度与产业化可行性</w:t>
+      </w:r>
+    </w:p>
+    <w:p>
+      <w:r>
+        <w:t>[根据BP、公开检索和独立分析填写。区分项目方陈述、公开事实、推断与待核实事项。]</w:t>
+      </w:r>
+    </w:p>
+    <w:p>
+      <w:pPr>
+        <w:pStyle w:val="MATICHeading2"/>
+      </w:pPr>
+      <w:r>
+        <w:t>十三、商业模式与股权架构分析</w:t>
+      </w:r>
+    </w:p>
+    <w:p>
+      <w:r>
+        <w:t>[根据BP、公开检索和独立分析填写。区分项目方陈述、公开事实、推断与待核实事项。]</w:t>
+      </w:r>
+    </w:p>
+    <w:p>
+      <w:pPr>
+        <w:pStyle w:val="MATICHeading2"/>
+      </w:pPr>
+      <w:r>
+        <w:t>十四、重大风险与一票否决事项</w:t>
+      </w:r>
+    </w:p>
+    <w:tbl>
+      <w:tblPr>
+        <w:tblStyle w:val="TableGrid"/>
+        <w:tblW w:type="auto" w:w="0"/>
+        <w:tblLook w:firstColumn="1" w:firstRow="1" w:lastColumn="0" w:lastRow="0" w:noHBand="0" w:noVBand="1" w:val="04A0"/>
+      </w:tblPr>
+      <w:tblGrid>
+        <w:gridCol w:w="2211"/>
+        <w:gridCol w:w="2211"/>
+        <w:gridCol w:w="2211"/>
+        <w:gridCol w:w="2211"/>
+      </w:tblGrid>
+      <w:tr>
+        <w:trPr>
+          <w:tblHeader/>
+        </w:trPr>
+        <w:tc>
+          <w:tcPr>
+            <w:tcW w:type="dxa" w:w="2211"/>
+          </w:tcPr>
+          <w:p>
+            <w:pPr>
+              <w:spacing w:before="0" w:after="0" w:line="300" w:lineRule="exact"/>
+              <w:ind w:firstLine="0" w:firstLineChars="0" w:left="0"/>
+              <w:jc w:val="center"/>
+            </w:pPr>
+            <w:r/>
+            <w:r>
+              <w:rPr>
+                <w:rFonts w:ascii="Times New Roman" w:hAnsi="Times New Roman" w:eastAsia="方正仿宋_GBK" w:cs="Times New Roman"/>
+                <w:b/>
+                <w:sz w:val="21"/>
+              </w:rPr>
+              <w:t>事项</w:t>
+            </w:r>
+          </w:p>
+        </w:tc>
+        <w:tc>
+          <w:tcPr>
+            <w:tcW w:type="dxa" w:w="2211"/>
+          </w:tcPr>
+          <w:p>
+            <w:pPr>
+              <w:spacing w:before="0" w:after="0" w:line="300" w:lineRule="exact"/>
+              <w:ind w:firstLineChars="0" w:left="0" w:firstLine="0"/>
+              <w:jc w:val="center"/>
+            </w:pPr>
+            <w:r/>
+            <w:r>
+              <w:rPr>
+                <w:rFonts w:ascii="Times New Roman" w:hAnsi="Times New Roman" w:eastAsia="方正仿宋_GBK" w:cs="Times New Roman"/>
+                <w:b/>
+                <w:sz w:val="21"/>
+              </w:rPr>
+              <w:t>触发等级</w:t>
+            </w:r>
+          </w:p>
+        </w:tc>
+        <w:tc>
+          <w:tcPr>
+            <w:tcW w:type="dxa" w:w="2211"/>
+          </w:tcPr>
+          <w:p>
+            <w:pPr>
+              <w:spacing w:before="0" w:after="0" w:line="300" w:lineRule="exact"/>
+              <w:ind w:firstLineChars="0" w:left="0" w:firstLine="0"/>
+              <w:jc w:val="center"/>
+            </w:pPr>
+            <w:r/>
+            <w:r>
+              <w:rPr>
+                <w:rFonts w:ascii="Times New Roman" w:hAnsi="Times New Roman" w:eastAsia="方正仿宋_GBK" w:cs="Times New Roman"/>
+                <w:b/>
+                <w:sz w:val="21"/>
+              </w:rPr>
+              <w:t>事实与证据</w:t>
+            </w:r>
+          </w:p>
+        </w:tc>
+        <w:tc>
+          <w:tcPr>
+            <w:tcW w:type="dxa" w:w="2211"/>
+          </w:tcPr>
+          <w:p>
+            <w:pPr>
+              <w:spacing w:before="0" w:after="0" w:line="300" w:lineRule="exact"/>
+              <w:ind w:firstLineChars="0" w:left="0" w:firstLine="0"/>
+              <w:jc w:val="center"/>
+            </w:pPr>
+            <w:r/>
+            <w:r>
+              <w:rPr>
+                <w:rFonts w:ascii="Times New Roman" w:hAnsi="Times New Roman" w:eastAsia="方正仿宋_GBK" w:cs="Times New Roman"/>
+                <w:b/>
+                <w:sz w:val="21"/>
+              </w:rPr>
+              <w:t>影响及解除条件</w:t>
+            </w:r>
+          </w:p>
+        </w:tc>
+      </w:tr>
+      <w:tr>
+        <w:tc>
+          <w:tcPr>
+            <w:tcW w:type="dxa" w:w="2211"/>
+          </w:tcPr>
+          <w:p>
+            <w:pPr>
+              <w:spacing w:before="0" w:after="0" w:line="300" w:lineRule="exact"/>
+              <w:ind w:firstLine="0" w:firstLineChars="0" w:left="0"/>
+              <w:jc w:val="left"/>
+            </w:pPr>
+            <w:r/>
+            <w:r>
+              <w:rPr>
+                <w:rFonts w:ascii="Times New Roman" w:hAnsi="Times New Roman" w:eastAsia="方正仿宋_GBK" w:cs="Times New Roman"/>
+                <w:b w:val="0"/>
+                <w:sz w:val="21"/>
+              </w:rPr>
+              <w:t>[待填写]</w:t>
+            </w:r>
+          </w:p>
+        </w:tc>
+        <w:tc>
+          <w:tcPr>
+            <w:tcW w:type="dxa" w:w="2211"/>
+          </w:tcPr>
+          <w:p>
+            <w:pPr>
+              <w:spacing w:before="0" w:after="0" w:line="300" w:lineRule="exact"/>
+              <w:ind w:firstLine="0" w:firstLineChars="0" w:left="0"/>
+              <w:jc w:val="left"/>
+            </w:pPr>
+            <w:r/>
+            <w:r>
+              <w:rPr>
+                <w:rFonts w:ascii="Times New Roman" w:hAnsi="Times New Roman" w:eastAsia="方正仿宋_GBK" w:cs="Times New Roman"/>
+                <w:b w:val="0"/>
+                <w:sz w:val="21"/>
+              </w:rPr>
+              <w:t>[待填写]</w:t>
+            </w:r>
+          </w:p>
+        </w:tc>
+        <w:tc>
+          <w:tcPr>
+            <w:tcW w:type="dxa" w:w="2211"/>
+          </w:tcPr>
+          <w:p>
+            <w:pPr>
+              <w:spacing w:before="0" w:after="0" w:line="300" w:lineRule="exact"/>
+              <w:ind w:firstLine="0" w:firstLineChars="0" w:left="0"/>
+              <w:jc w:val="left"/>
+            </w:pPr>
+            <w:r/>
+            <w:r>
+              <w:rPr>
+                <w:rFonts w:ascii="Times New Roman" w:hAnsi="Times New Roman" w:eastAsia="方正仿宋_GBK" w:cs="Times New Roman"/>
+                <w:b w:val="0"/>
+                <w:sz w:val="21"/>
+              </w:rPr>
+              <w:t>[待填写]</w:t>
+            </w:r>
+          </w:p>
+        </w:tc>
+        <w:tc>
+          <w:tcPr>
+            <w:tcW w:type="dxa" w:w="2211"/>
+          </w:tcPr>
+          <w:p>
+            <w:pPr>
+              <w:spacing w:before="0" w:after="0" w:line="300" w:lineRule="exact"/>
+              <w:ind w:firstLine="0" w:firstLineChars="0" w:left="0"/>
+              <w:jc w:val="left"/>
+            </w:pPr>
+            <w:r/>
+            <w:r>
+              <w:rPr>
+                <w:rFonts w:ascii="Times New Roman" w:hAnsi="Times New Roman" w:eastAsia="方正仿宋_GBK" w:cs="Times New Roman"/>
+                <w:b w:val="0"/>
+                <w:sz w:val="21"/>
+              </w:rPr>
+              <w:t>[待填写]</w:t>
+            </w:r>
+          </w:p>
+        </w:tc>
+      </w:tr>
+      <w:tr>
+        <w:tc>
+          <w:tcPr>
+            <w:tcW w:type="dxa" w:w="2211"/>
+          </w:tcPr>
+          <w:p>
+            <w:pPr>
+              <w:spacing w:before="0" w:after="0" w:line="300" w:lineRule="exact"/>
+              <w:ind w:firstLine="0" w:firstLineChars="0" w:left="0"/>
+              <w:jc w:val="left"/>
+            </w:pPr>
+            <w:r/>
+            <w:r>
+              <w:rPr>
+                <w:rFonts w:ascii="Times New Roman" w:hAnsi="Times New Roman" w:eastAsia="方正仿宋_GBK" w:cs="Times New Roman"/>
+                <w:b w:val="0"/>
+                <w:sz w:val="21"/>
+              </w:rPr>
+              <w:t>[待填写]</w:t>
+            </w:r>
+          </w:p>
+        </w:tc>
+        <w:tc>
+          <w:tcPr>
+            <w:tcW w:type="dxa" w:w="2211"/>
+          </w:tcPr>
+          <w:p>
+            <w:pPr>
+              <w:spacing w:before="0" w:after="0" w:line="300" w:lineRule="exact"/>
+              <w:ind w:firstLine="0" w:firstLineChars="0" w:left="0"/>
+              <w:jc w:val="left"/>
+            </w:pPr>
+            <w:r/>
+            <w:r>
+              <w:rPr>
+                <w:rFonts w:ascii="Times New Roman" w:hAnsi="Times New Roman" w:eastAsia="方正仿宋_GBK" w:cs="Times New Roman"/>
+                <w:b w:val="0"/>
+                <w:sz w:val="21"/>
+              </w:rPr>
+              <w:t>[待填写]</w:t>
+            </w:r>
+          </w:p>
+        </w:tc>
+        <w:tc>
+          <w:tcPr>
+            <w:tcW w:type="dxa" w:w="2211"/>
+          </w:tcPr>
+          <w:p>
+            <w:pPr>
+              <w:spacing w:before="0" w:after="0" w:line="300" w:lineRule="exact"/>
+              <w:ind w:firstLine="0" w:firstLineChars="0" w:left="0"/>
+              <w:jc w:val="left"/>
+            </w:pPr>
+            <w:r/>
+            <w:r>
+              <w:rPr>
+                <w:rFonts w:ascii="Times New Roman" w:hAnsi="Times New Roman" w:eastAsia="方正仿宋_GBK" w:cs="Times New Roman"/>
+                <w:b w:val="0"/>
+                <w:sz w:val="21"/>
+              </w:rPr>
+              <w:t>[待填写]</w:t>
+            </w:r>
+          </w:p>
+        </w:tc>
+        <w:tc>
+          <w:tcPr>
+            <w:tcW w:type="dxa" w:w="2211"/>
+          </w:tcPr>
+          <w:p>
+            <w:pPr>
+              <w:spacing w:before="0" w:after="0" w:line="300" w:lineRule="exact"/>
+              <w:ind w:firstLineChars="0" w:left="0" w:firstLine="0"/>
+              <w:jc w:val="left"/>
+            </w:pPr>
+            <w:r/>
+            <w:r>
+              <w:rPr>
+                <w:rFonts w:ascii="Times New Roman" w:hAnsi="Times New Roman" w:eastAsia="方正仿宋_GBK" w:cs="Times New Roman"/>
+                <w:b w:val="0"/>
+                <w:sz w:val="21"/>
+              </w:rPr>
+              <w:t>[待填写]</w:t>
+            </w:r>
+          </w:p>
+        </w:tc>
+      </w:tr>
+    </w:tbl>
+    <w:p>
+      <w:pPr>
+        <w:pStyle w:val="MATICHeading2"/>
+      </w:pPr>
+      <w:r>
+        <w:t>十五、八维度五星评级及综合判断</w:t>
+      </w:r>
+    </w:p>
+    <w:p>
+      <w:r>
+        <w:t>[根据BP、公开检索和独立分析填写。区分项目方陈述、公开事实、推断与待核实事项。]</w:t>
+      </w:r>
+    </w:p>
+    <w:p>
+      <w:pPr>
+        <w:pStyle w:val="MATICHeading2"/>
+      </w:pPr>
+      <w:r>
+        <w:t>十六、与医创中心合作的参考建议</w:t>
+      </w:r>
+    </w:p>
+    <w:p>
+      <w:r>
+        <w:t>[根据BP、公开检索和独立分析填写。区分项目方陈述、公开事实、推断与待核实事项。]</w:t>
+      </w:r>
+    </w:p>
+    <w:p>
+      <w:pPr>
+        <w:pStyle w:val="MATICHeading2"/>
+      </w:pPr>
+      <w:r>
+        <w:t>十七、项目方待补充材料清单</w:t>
+      </w:r>
+    </w:p>
+    <w:tbl>
+      <w:tblPr>
+        <w:tblStyle w:val="TableGrid"/>
+        <w:tblW w:type="auto" w:w="0"/>
+        <w:tblLook w:firstColumn="1" w:firstRow="1" w:lastColumn="0" w:lastRow="0" w:noHBand="0" w:noVBand="1" w:val="04A0"/>
+      </w:tblPr>
+      <w:tblGrid>
+        <w:gridCol w:w="2211"/>
+        <w:gridCol w:w="2211"/>
+        <w:gridCol w:w="2211"/>
+        <w:gridCol w:w="2211"/>
+      </w:tblGrid>
+      <w:tr>
+        <w:trPr>
+          <w:tblHeader/>
+        </w:trPr>
+        <w:tc>
+          <w:tcPr>
+            <w:tcW w:type="dxa" w:w="2211"/>
+          </w:tcPr>
+          <w:p>
+            <w:pPr>
+              <w:spacing w:before="0" w:after="0" w:line="300" w:lineRule="exact"/>
+              <w:ind w:firstLine="0" w:firstLineChars="0" w:left="0"/>
+              <w:jc w:val="center"/>
+            </w:pPr>
+            <w:r/>
+            <w:r>
+              <w:rPr>
+                <w:rFonts w:ascii="Times New Roman" w:hAnsi="Times New Roman" w:eastAsia="方正仿宋_GBK" w:cs="Times New Roman"/>
+                <w:b/>
+                <w:sz w:val="21"/>
+              </w:rPr>
+              <w:t>序号</w:t>
+            </w:r>
+          </w:p>
+        </w:tc>
+        <w:tc>
+          <w:tcPr>
+            <w:tcW w:type="dxa" w:w="2211"/>
+          </w:tcPr>
+          <w:p>
+            <w:pPr>
+              <w:spacing w:before="0" w:after="0" w:line="300" w:lineRule="exact"/>
+              <w:ind w:firstLineChars="0" w:left="0" w:firstLine="0"/>
+              <w:jc w:val="center"/>
+            </w:pPr>
+            <w:r/>
+            <w:r>
+              <w:rPr>
+                <w:rFonts w:ascii="Times New Roman" w:hAnsi="Times New Roman" w:eastAsia="方正仿宋_GBK" w:cs="Times New Roman"/>
+                <w:b/>
+                <w:sz w:val="21"/>
+              </w:rPr>
+              <w:t>待补充材料</w:t>
+            </w:r>
+          </w:p>
+        </w:tc>
+        <w:tc>
+          <w:tcPr>
+            <w:tcW w:type="dxa" w:w="2211"/>
+          </w:tcPr>
+          <w:p>
+            <w:pPr>
+              <w:spacing w:before="0" w:after="0" w:line="300" w:lineRule="exact"/>
+              <w:ind w:firstLineChars="0" w:left="0" w:firstLine="0"/>
+              <w:jc w:val="center"/>
+            </w:pPr>
+            <w:r/>
+            <w:r>
+              <w:rPr>
+                <w:rFonts w:ascii="Times New Roman" w:hAnsi="Times New Roman" w:eastAsia="方正仿宋_GBK" w:cs="Times New Roman"/>
+                <w:b/>
+                <w:sz w:val="21"/>
+              </w:rPr>
+              <w:t>用途</w:t>
+            </w:r>
+          </w:p>
+        </w:tc>
+        <w:tc>
+          <w:tcPr>
+            <w:tcW w:type="dxa" w:w="2211"/>
+          </w:tcPr>
+          <w:p>
+            <w:pPr>
+              <w:spacing w:before="0" w:after="0" w:line="300" w:lineRule="exact"/>
+              <w:ind w:firstLineChars="0" w:left="0" w:firstLine="0"/>
+              <w:jc w:val="center"/>
+            </w:pPr>
+            <w:r/>
+            <w:r>
+              <w:rPr>
+                <w:rFonts w:ascii="Times New Roman" w:hAnsi="Times New Roman" w:eastAsia="方正仿宋_GBK" w:cs="Times New Roman"/>
+                <w:b/>
+                <w:sz w:val="21"/>
+              </w:rPr>
+              <w:t>优先级</w:t>
+            </w:r>
+          </w:p>
+        </w:tc>
+      </w:tr>
+      <w:tr>
+        <w:tc>
+          <w:tcPr>
+            <w:tcW w:type="dxa" w:w="2211"/>
+          </w:tcPr>
+          <w:p>
+            <w:pPr>
+              <w:spacing w:before="0" w:after="0" w:line="300" w:lineRule="exact"/>
+              <w:ind w:firstLine="0" w:firstLineChars="0" w:left="0"/>
+              <w:jc w:val="left"/>
+            </w:pPr>
+            <w:r/>
+            <w:r>
+              <w:rPr>
+                <w:rFonts w:ascii="Times New Roman" w:hAnsi="Times New Roman" w:eastAsia="方正仿宋_GBK" w:cs="Times New Roman"/>
+                <w:b w:val="0"/>
+                <w:sz w:val="21"/>
+              </w:rPr>
+              <w:t>[待填写]</w:t>
+            </w:r>
+          </w:p>
+        </w:tc>
+        <w:tc>
+          <w:tcPr>
+            <w:tcW w:type="dxa" w:w="2211"/>
+          </w:tcPr>
+          <w:p>
+            <w:pPr>
+              <w:spacing w:before="0" w:after="0" w:line="300" w:lineRule="exact"/>
+              <w:ind w:firstLine="0" w:firstLineChars="0" w:left="0"/>
+              <w:jc w:val="left"/>
+            </w:pPr>
+            <w:r/>
+            <w:r>
+              <w:rPr>
+                <w:rFonts w:ascii="Times New Roman" w:hAnsi="Times New Roman" w:eastAsia="方正仿宋_GBK" w:cs="Times New Roman"/>
+                <w:b w:val="0"/>
+                <w:sz w:val="21"/>
+              </w:rPr>
+              <w:t>[待填写]</w:t>
+            </w:r>
+          </w:p>
+        </w:tc>
+        <w:tc>
+          <w:tcPr>
+            <w:tcW w:type="dxa" w:w="2211"/>
+          </w:tcPr>
+          <w:p>
+            <w:pPr>
+              <w:spacing w:before="0" w:after="0" w:line="300" w:lineRule="exact"/>
+              <w:ind w:firstLine="0" w:firstLineChars="0" w:left="0"/>
+              <w:jc w:val="left"/>
+            </w:pPr>
+            <w:r/>
+            <w:r>
+              <w:rPr>
+                <w:rFonts w:ascii="Times New Roman" w:hAnsi="Times New Roman" w:eastAsia="方正仿宋_GBK" w:cs="Times New Roman"/>
+                <w:b w:val="0"/>
+                <w:sz w:val="21"/>
+              </w:rPr>
+              <w:t>[待填写]</w:t>
+            </w:r>
+          </w:p>
+        </w:tc>
+        <w:tc>
+          <w:tcPr>
+            <w:tcW w:type="dxa" w:w="2211"/>
+          </w:tcPr>
+          <w:p>
+            <w:pPr>
+              <w:spacing w:before="0" w:after="0" w:line="300" w:lineRule="exact"/>
+              <w:ind w:firstLineChars="0" w:left="0" w:firstLine="0"/>
+              <w:jc w:val="left"/>
+            </w:pPr>
+            <w:r/>
+            <w:r>
+              <w:rPr>
+                <w:rFonts w:ascii="Times New Roman" w:hAnsi="Times New Roman" w:eastAsia="方正仿宋_GBK" w:cs="Times New Roman"/>
+                <w:b w:val="0"/>
+                <w:sz w:val="21"/>
+              </w:rPr>
+              <w:t>[待填写]</w:t>
+            </w:r>
+          </w:p>
+        </w:tc>
+      </w:tr>
+      <w:tr>
+        <w:tc>
+          <w:tcPr>
+            <w:tcW w:type="dxa" w:w="2211"/>
+          </w:tcPr>
+          <w:p>
+            <w:pPr>
+              <w:spacing w:before="0" w:after="0" w:line="300" w:lineRule="exact"/>
+              <w:ind w:firstLine="0" w:firstLineChars="0" w:left="0"/>
+              <w:jc w:val="left"/>
+            </w:pPr>
+            <w:r/>
+            <w:r>
+              <w:rPr>
+                <w:rFonts w:ascii="Times New Roman" w:hAnsi="Times New Roman" w:eastAsia="方正仿宋_GBK" w:cs="Times New Roman"/>
+                <w:b w:val="0"/>
+                <w:sz w:val="21"/>
+              </w:rPr>
+              <w:t>[待填写]</w:t>
+            </w:r>
+          </w:p>
+        </w:tc>
+        <w:tc>
+          <w:tcPr>
+            <w:tcW w:type="dxa" w:w="2211"/>
+          </w:tcPr>
+          <w:p>
+            <w:pPr>
+              <w:spacing w:before="0" w:after="0" w:line="300" w:lineRule="exact"/>
+              <w:ind w:firstLine="0" w:firstLineChars="0" w:left="0"/>
+              <w:jc w:val="left"/>
+            </w:pPr>
+            <w:r/>
+            <w:r>
+              <w:rPr>
+                <w:rFonts w:ascii="Times New Roman" w:hAnsi="Times New Roman" w:eastAsia="方正仿宋_GBK" w:cs="Times New Roman"/>
+                <w:b w:val="0"/>
+                <w:sz w:val="21"/>
+              </w:rPr>
+              <w:t>[待填写]</w:t>
+            </w:r>
+          </w:p>
+        </w:tc>
+        <w:tc>
+          <w:tcPr>
+            <w:tcW w:type="dxa" w:w="2211"/>
+          </w:tcPr>
+          <w:p>
+            <w:pPr>
+              <w:spacing w:before="0" w:after="0" w:line="300" w:lineRule="exact"/>
+              <w:ind w:firstLine="0" w:firstLineChars="0" w:left="0"/>
+              <w:jc w:val="left"/>
+            </w:pPr>
+            <w:r/>
+            <w:r>
+              <w:rPr>
+                <w:rFonts w:ascii="Times New Roman" w:hAnsi="Times New Roman" w:eastAsia="方正仿宋_GBK" w:cs="Times New Roman"/>
+                <w:b w:val="0"/>
+                <w:sz w:val="21"/>
+              </w:rPr>
+              <w:t>[待填写]</w:t>
+            </w:r>
+          </w:p>
+        </w:tc>
+        <w:tc>
+          <w:tcPr>
+            <w:tcW w:type="dxa" w:w="2211"/>
+          </w:tcPr>
+          <w:p>
+            <w:pPr>
+              <w:spacing w:before="0" w:after="0" w:line="300" w:lineRule="exact"/>
+              <w:ind w:firstLine="0" w:firstLineChars="0" w:left="0"/>
+              <w:jc w:val="left"/>
+            </w:pPr>
+            <w:r/>
+            <w:r>
+              <w:rPr>
+                <w:rFonts w:ascii="Times New Roman" w:hAnsi="Times New Roman" w:eastAsia="方正仿宋_GBK" w:cs="Times New Roman"/>
+                <w:b w:val="0"/>
+                <w:sz w:val="21"/>
+              </w:rPr>
+              <w:t>[待填写]</w:t>
+            </w:r>
+          </w:p>
+        </w:tc>
+      </w:tr>
+      <w:tr>
+        <w:tc>
+          <w:tcPr>
+            <w:tcW w:type="dxa" w:w="2211"/>
+          </w:tcPr>
+          <w:p>
+            <w:pPr>
+              <w:spacing w:before="0" w:after="0" w:line="300" w:lineRule="exact"/>
+              <w:ind w:firstLine="0" w:firstLineChars="0" w:left="0"/>
+              <w:jc w:val="left"/>
+            </w:pPr>
+            <w:r/>
+            <w:r>
+              <w:rPr>
+                <w:rFonts w:ascii="Times New Roman" w:hAnsi="Times New Roman" w:eastAsia="方正仿宋_GBK" w:cs="Times New Roman"/>
+                <w:b w:val="0"/>
+                <w:sz w:val="21"/>
+              </w:rPr>
+              <w:t>[待填写]</w:t>
+            </w:r>
+          </w:p>
+        </w:tc>
+        <w:tc>
+          <w:tcPr>
+            <w:tcW w:type="dxa" w:w="2211"/>
+          </w:tcPr>
+          <w:p>
+            <w:pPr>
+              <w:spacing w:before="0" w:after="0" w:line="300" w:lineRule="exact"/>
+              <w:ind w:firstLine="0" w:firstLineChars="0" w:left="0"/>
+              <w:jc w:val="left"/>
+            </w:pPr>
+            <w:r/>
+            <w:r>
+              <w:rPr>
+                <w:rFonts w:ascii="Times New Roman" w:hAnsi="Times New Roman" w:eastAsia="方正仿宋_GBK" w:cs="Times New Roman"/>
+                <w:b w:val="0"/>
+                <w:sz w:val="21"/>
+              </w:rPr>
+              <w:t>[待填写]</w:t>
+            </w:r>
+          </w:p>
+        </w:tc>
+        <w:tc>
+          <w:tcPr>
+            <w:tcW w:type="dxa" w:w="2211"/>
+          </w:tcPr>
+          <w:p>
+            <w:pPr>
+              <w:spacing w:before="0" w:after="0" w:line="300" w:lineRule="exact"/>
+              <w:ind w:firstLine="0" w:firstLineChars="0" w:left="0"/>
+              <w:jc w:val="left"/>
+            </w:pPr>
+            <w:r/>
+            <w:r>
+              <w:rPr>
+                <w:rFonts w:ascii="Times New Roman" w:hAnsi="Times New Roman" w:eastAsia="方正仿宋_GBK" w:cs="Times New Roman"/>
+                <w:b w:val="0"/>
+                <w:sz w:val="21"/>
+              </w:rPr>
+              <w:t>[待填写]</w:t>
+            </w:r>
+          </w:p>
+        </w:tc>
+        <w:tc>
+          <w:tcPr>
+            <w:tcW w:type="dxa" w:w="2211"/>
+          </w:tcPr>
+          <w:p>
+            <w:pPr>
+              <w:spacing w:before="0" w:after="0" w:line="300" w:lineRule="exact"/>
+              <w:ind w:firstLine="0" w:firstLineChars="0" w:left="0"/>
+              <w:jc w:val="left"/>
+            </w:pPr>
+            <w:r/>
+            <w:r>
+              <w:rPr>
+                <w:rFonts w:ascii="Times New Roman" w:hAnsi="Times New Roman" w:eastAsia="方正仿宋_GBK" w:cs="Times New Roman"/>
+                <w:b w:val="0"/>
+                <w:sz w:val="21"/>
+              </w:rPr>
+              <w:t>[待填写]</w:t>
+            </w:r>
+          </w:p>
+        </w:tc>
+      </w:tr>
+    </w:tbl>
+    <w:p>
+      <w:pPr>
+        <w:pStyle w:val="MATICHeading2"/>
+      </w:pPr>
+      <w:r>
+        <w:t>十八、进一步调研问题清单</w:t>
+      </w:r>
+    </w:p>
+    <w:tbl>
+      <w:tblPr>
+        <w:tblStyle w:val="TableGrid"/>
+        <w:tblW w:type="auto" w:w="0"/>
+        <w:tblLook w:firstColumn="1" w:firstRow="1" w:lastColumn="0" w:lastRow="0" w:noHBand="0" w:noVBand="1" w:val="04A0"/>
+      </w:tblPr>
+      <w:tblGrid>
+        <w:gridCol w:w="2948"/>
+        <w:gridCol w:w="2948"/>
+        <w:gridCol w:w="2948"/>
+      </w:tblGrid>
+      <w:tr>
+        <w:trPr>
+          <w:tblHeader/>
+        </w:trPr>
+        <w:tc>
+          <w:tcPr>
+            <w:tcW w:type="dxa" w:w="2948"/>
+          </w:tcPr>
+          <w:p>
+            <w:pPr>
+              <w:spacing w:before="0" w:after="0" w:line="300" w:lineRule="exact"/>
+              <w:ind w:firstLineChars="0" w:left="0" w:firstLine="0"/>
+              <w:jc w:val="center"/>
+            </w:pPr>
+            <w:r/>
+            <w:r>
+              <w:rPr>
+                <w:rFonts w:ascii="Times New Roman" w:hAnsi="Times New Roman" w:eastAsia="方正仿宋_GBK" w:cs="Times New Roman"/>
+                <w:b/>
+                <w:sz w:val="21"/>
+              </w:rPr>
+              <w:t>对象</w:t>
+            </w:r>
+          </w:p>
+        </w:tc>
+        <w:tc>
+          <w:tcPr>
+            <w:tcW w:type="dxa" w:w="2948"/>
+          </w:tcPr>
+          <w:p>
+            <w:pPr>
+              <w:spacing w:before="0" w:after="0" w:line="300" w:lineRule="exact"/>
+              <w:ind w:firstLineChars="0" w:left="0" w:firstLine="0"/>
+              <w:jc w:val="center"/>
+            </w:pPr>
+            <w:r/>
+            <w:r>
+              <w:rPr>
+                <w:rFonts w:ascii="Times New Roman" w:hAnsi="Times New Roman" w:eastAsia="方正仿宋_GBK" w:cs="Times New Roman"/>
+                <w:b/>
+                <w:sz w:val="21"/>
+              </w:rPr>
+              <w:t>问题</w:t>
+            </w:r>
+          </w:p>
+        </w:tc>
+        <w:tc>
+          <w:tcPr>
+            <w:tcW w:type="dxa" w:w="2948"/>
+          </w:tcPr>
+          <w:p>
+            <w:pPr>
+              <w:spacing w:before="0" w:after="0" w:line="300" w:lineRule="exact"/>
+              <w:ind w:firstLineChars="0" w:left="0" w:firstLine="0"/>
+              <w:jc w:val="center"/>
+            </w:pPr>
+            <w:r/>
+            <w:r>
+              <w:rPr>
+                <w:rFonts w:ascii="Times New Roman" w:hAnsi="Times New Roman" w:eastAsia="方正仿宋_GBK" w:cs="Times New Roman"/>
+                <w:b/>
+                <w:sz w:val="21"/>
+              </w:rPr>
+              <w:t>拟验证事项</w:t>
+            </w:r>
+          </w:p>
+        </w:tc>
+      </w:tr>
+      <w:tr>
+        <w:tc>
+          <w:tcPr>
+            <w:tcW w:type="dxa" w:w="2948"/>
+          </w:tcPr>
+          <w:p>
+            <w:pPr>
+              <w:spacing w:before="0" w:after="0" w:line="300" w:lineRule="exact"/>
+              <w:ind w:firstLine="0" w:firstLineChars="0" w:left="0"/>
+              <w:jc w:val="left"/>
+            </w:pPr>
+            <w:r/>
+            <w:r>
+              <w:rPr>
+                <w:rFonts w:ascii="Times New Roman" w:hAnsi="Times New Roman" w:eastAsia="方正仿宋_GBK" w:cs="Times New Roman"/>
+                <w:b w:val="0"/>
+                <w:sz w:val="21"/>
+              </w:rPr>
+              <w:t>[待填写]</w:t>
+            </w:r>
+          </w:p>
+        </w:tc>
+        <w:tc>
+          <w:tcPr>
+            <w:tcW w:type="dxa" w:w="2948"/>
+          </w:tcPr>
+          <w:p>
+            <w:pPr>
+              <w:spacing w:before="0" w:after="0" w:line="300" w:lineRule="exact"/>
+              <w:ind w:firstLine="0" w:firstLineChars="0" w:left="0"/>
+              <w:jc w:val="left"/>
+            </w:pPr>
+            <w:r/>
+            <w:r>
+              <w:rPr>
+                <w:rFonts w:ascii="Times New Roman" w:hAnsi="Times New Roman" w:eastAsia="方正仿宋_GBK" w:cs="Times New Roman"/>
+                <w:b w:val="0"/>
+                <w:sz w:val="21"/>
+              </w:rPr>
+              <w:t>[待填写]</w:t>
+            </w:r>
+          </w:p>
+        </w:tc>
+        <w:tc>
+          <w:tcPr>
+            <w:tcW w:type="dxa" w:w="2948"/>
+          </w:tcPr>
+          <w:p>
+            <w:pPr>
+              <w:spacing w:before="0" w:after="0" w:line="300" w:lineRule="exact"/>
+              <w:ind w:firstLine="0" w:firstLineChars="0" w:left="0"/>
+              <w:jc w:val="left"/>
+            </w:pPr>
+            <w:r/>
+            <w:r>
+              <w:rPr>
+                <w:rFonts w:ascii="Times New Roman" w:hAnsi="Times New Roman" w:eastAsia="方正仿宋_GBK" w:cs="Times New Roman"/>
+                <w:b w:val="0"/>
+                <w:sz w:val="21"/>
+              </w:rPr>
+              <w:t>[待填写]</w:t>
+            </w:r>
+          </w:p>
+        </w:tc>
+      </w:tr>
+      <w:tr>
+        <w:tc>
+          <w:tcPr>
+            <w:tcW w:type="dxa" w:w="2948"/>
+          </w:tcPr>
+          <w:p>
+            <w:pPr>
+              <w:spacing w:before="0" w:after="0" w:line="300" w:lineRule="exact"/>
+              <w:ind w:firstLine="0" w:firstLineChars="0" w:left="0"/>
+              <w:jc w:val="left"/>
+            </w:pPr>
+            <w:r/>
+            <w:r>
+              <w:rPr>
+                <w:rFonts w:ascii="Times New Roman" w:hAnsi="Times New Roman" w:eastAsia="方正仿宋_GBK" w:cs="Times New Roman"/>
+                <w:b w:val="0"/>
+                <w:sz w:val="21"/>
+              </w:rPr>
+              <w:t>[待填写]</w:t>
+            </w:r>
+          </w:p>
+        </w:tc>
+        <w:tc>
+          <w:tcPr>
+            <w:tcW w:type="dxa" w:w="2948"/>
+          </w:tcPr>
+          <w:p>
+            <w:pPr>
+              <w:spacing w:before="0" w:after="0" w:line="300" w:lineRule="exact"/>
+              <w:ind w:firstLine="0" w:firstLineChars="0" w:left="0"/>
+              <w:jc w:val="left"/>
+            </w:pPr>
+            <w:r/>
+            <w:r>
+              <w:rPr>
+                <w:rFonts w:ascii="Times New Roman" w:hAnsi="Times New Roman" w:eastAsia="方正仿宋_GBK" w:cs="Times New Roman"/>
+                <w:b w:val="0"/>
+                <w:sz w:val="21"/>
+              </w:rPr>
+              <w:t>[待填写]</w:t>
+            </w:r>
+          </w:p>
+        </w:tc>
+        <w:tc>
+          <w:tcPr>
+            <w:tcW w:type="dxa" w:w="2948"/>
+          </w:tcPr>
+          <w:p>
+            <w:pPr>
+              <w:spacing w:before="0" w:after="0" w:line="300" w:lineRule="exact"/>
+              <w:ind w:firstLine="0" w:firstLineChars="0" w:left="0"/>
+              <w:jc w:val="left"/>
+            </w:pPr>
+            <w:r/>
+            <w:r>
+              <w:rPr>
+                <w:rFonts w:ascii="Times New Roman" w:hAnsi="Times New Roman" w:eastAsia="方正仿宋_GBK" w:cs="Times New Roman"/>
+                <w:b w:val="0"/>
+                <w:sz w:val="21"/>
+              </w:rPr>
+              <w:t>[待填写]</w:t>
+            </w:r>
+          </w:p>
+        </w:tc>
+      </w:tr>
+      <w:tr>
+        <w:tc>
+          <w:tcPr>
+            <w:tcW w:type="dxa" w:w="2948"/>
+          </w:tcPr>
+          <w:p>
+            <w:pPr>
+              <w:spacing w:before="0" w:after="0" w:line="300" w:lineRule="exact"/>
+              <w:ind w:firstLine="0" w:firstLineChars="0" w:left="0"/>
+              <w:jc w:val="left"/>
+            </w:pPr>
+            <w:r/>
+            <w:r>
+              <w:rPr>
+                <w:rFonts w:ascii="Times New Roman" w:hAnsi="Times New Roman" w:eastAsia="方正仿宋_GBK" w:cs="Times New Roman"/>
+                <w:b w:val="0"/>
+                <w:sz w:val="21"/>
+              </w:rPr>
+              <w:t>[待填写]</w:t>
+            </w:r>
+          </w:p>
+        </w:tc>
+        <w:tc>
+          <w:tcPr>
+            <w:tcW w:type="dxa" w:w="2948"/>
+          </w:tcPr>
+          <w:p>
+            <w:pPr>
+              <w:spacing w:before="0" w:after="0" w:line="300" w:lineRule="exact"/>
+              <w:ind w:firstLine="0" w:firstLineChars="0" w:left="0"/>
+              <w:jc w:val="left"/>
+            </w:pPr>
+            <w:r/>
+            <w:r>
+              <w:rPr>
+                <w:rFonts w:ascii="Times New Roman" w:hAnsi="Times New Roman" w:eastAsia="方正仿宋_GBK" w:cs="Times New Roman"/>
+                <w:b w:val="0"/>
+                <w:sz w:val="21"/>
+              </w:rPr>
+              <w:t>[待填写]</w:t>
+            </w:r>
+          </w:p>
+        </w:tc>
+        <w:tc>
+          <w:tcPr>
+            <w:tcW w:type="dxa" w:w="2948"/>
+          </w:tcPr>
+          <w:p>
+            <w:pPr>
+              <w:spacing w:before="0" w:after="0" w:line="300" w:lineRule="exact"/>
+              <w:ind w:firstLine="0" w:firstLineChars="0" w:left="0"/>
+              <w:jc w:val="left"/>
+            </w:pPr>
+            <w:r/>
+            <w:r>
+              <w:rPr>
+                <w:rFonts w:ascii="Times New Roman" w:hAnsi="Times New Roman" w:eastAsia="方正仿宋_GBK" w:cs="Times New Roman"/>
+                <w:b w:val="0"/>
+                <w:sz w:val="21"/>
+              </w:rPr>
+              <w:t>[待填写]</w:t>
+            </w:r>
+          </w:p>
+        </w:tc>
+      </w:tr>
+    </w:tbl>
+    <w:p>
+      <w:pPr>
+        <w:pStyle w:val="MATICHeading2"/>
+      </w:pPr>
+      <w:r>
+        <w:t>十九、参考来源及附录</w:t>
+      </w:r>
+    </w:p>
+    <w:tbl>
+      <w:tblPr>
+        <w:tblStyle w:val="TableGrid"/>
+        <w:tblW w:type="auto" w:w="0"/>
+        <w:tblLook w:firstColumn="1" w:firstRow="1" w:lastColumn="0" w:lastRow="0" w:noHBand="0" w:noVBand="1" w:val="04A0"/>
+      </w:tblPr>
+      <w:tblGrid>
+        <w:gridCol w:w="1769"/>
+        <w:gridCol w:w="1769"/>
+        <w:gridCol w:w="1769"/>
+        <w:gridCol w:w="1769"/>
+        <w:gridCol w:w="1769"/>
+      </w:tblGrid>
+      <w:tr>
+        <w:trPr>
+          <w:tblHeader/>
+        </w:trPr>
+        <w:tc>
+          <w:tcPr>
+            <w:tcW w:type="dxa" w:w="1769"/>
+          </w:tcPr>
+          <w:p>
+            <w:pPr>
+              <w:spacing w:before="0" w:after="0" w:line="300" w:lineRule="exact"/>
+              <w:ind w:firstLineChars="0" w:left="0" w:firstLine="0"/>
+              <w:jc w:val="center"/>
+            </w:pPr>
+            <w:r/>
+            <w:r>
+              <w:rPr>
+                <w:rFonts w:ascii="Times New Roman" w:hAnsi="Times New Roman" w:eastAsia="方正仿宋_GBK" w:cs="Times New Roman"/>
+                <w:b/>
+                <w:sz w:val="21"/>
+              </w:rPr>
+              <w:t>序号</w:t>
+            </w:r>
+          </w:p>
+        </w:tc>
+        <w:tc>
+          <w:tcPr>
+            <w:tcW w:type="dxa" w:w="1769"/>
+          </w:tcPr>
+          <w:p>
+            <w:pPr>
+              <w:spacing w:before="0" w:after="0" w:line="300" w:lineRule="exact"/>
+              <w:ind w:firstLineChars="0" w:left="0" w:firstLine="0"/>
+              <w:jc w:val="center"/>
+            </w:pPr>
+            <w:r/>
+            <w:r>
+              <w:rPr>
+                <w:rFonts w:ascii="Times New Roman" w:hAnsi="Times New Roman" w:eastAsia="方正仿宋_GBK" w:cs="Times New Roman"/>
+                <w:b/>
+                <w:sz w:val="21"/>
+              </w:rPr>
+              <w:t>来源</w:t>
+            </w:r>
+          </w:p>
+        </w:tc>
+        <w:tc>
+          <w:tcPr>
+            <w:tcW w:type="dxa" w:w="1769"/>
+          </w:tcPr>
+          <w:p>
+            <w:pPr>
+              <w:spacing w:before="0" w:after="0" w:line="300" w:lineRule="exact"/>
+              <w:ind w:firstLineChars="0" w:left="0" w:firstLine="0"/>
+              <w:jc w:val="center"/>
+            </w:pPr>
+            <w:r/>
+            <w:r>
+              <w:rPr>
+                <w:rFonts w:ascii="Times New Roman" w:hAnsi="Times New Roman" w:eastAsia="方正仿宋_GBK" w:cs="Times New Roman"/>
+                <w:b/>
+                <w:sz w:val="21"/>
+              </w:rPr>
+              <w:t>标题</w:t>
+            </w:r>
+          </w:p>
+        </w:tc>
+        <w:tc>
+          <w:tcPr>
+            <w:tcW w:type="dxa" w:w="1769"/>
+          </w:tcPr>
+          <w:p>
+            <w:pPr>
+              <w:spacing w:before="0" w:after="0" w:line="300" w:lineRule="exact"/>
+              <w:ind w:firstLineChars="0" w:left="0" w:firstLine="0"/>
+              <w:jc w:val="center"/>
+            </w:pPr>
+            <w:r/>
+            <w:r>
+              <w:rPr>
+                <w:rFonts w:ascii="Times New Roman" w:hAnsi="Times New Roman" w:eastAsia="方正仿宋_GBK" w:cs="Times New Roman"/>
+                <w:b/>
+                <w:sz w:val="21"/>
+              </w:rPr>
+              <w:t>日期</w:t>
+            </w:r>
+          </w:p>
+        </w:tc>
+        <w:tc>
+          <w:tcPr>
+            <w:tcW w:type="dxa" w:w="1769"/>
+          </w:tcPr>
+          <w:p>
+            <w:pPr>
+              <w:spacing w:before="0" w:after="0" w:line="300" w:lineRule="exact"/>
+              <w:ind w:firstLineChars="0" w:left="0" w:firstLine="0"/>
+              <w:jc w:val="center"/>
+            </w:pPr>
+            <w:r/>
+            <w:r>
+              <w:rPr>
+                <w:rFonts w:ascii="Times New Roman" w:hAnsi="Times New Roman" w:eastAsia="方正仿宋_GBK" w:cs="Times New Roman"/>
+                <w:b/>
+                <w:sz w:val="21"/>
+              </w:rPr>
+              <w:t>链接</w:t>
+            </w:r>
+          </w:p>
+        </w:tc>
+      </w:tr>
+      <w:tr>
+        <w:tc>
+          <w:tcPr>
+            <w:tcW w:type="dxa" w:w="1769"/>
+          </w:tcPr>
+          <w:p>
+            <w:pPr>
+              <w:spacing w:before="0" w:after="0" w:line="300" w:lineRule="exact"/>
+              <w:ind w:firstLine="0" w:firstLineChars="0" w:left="0"/>
+              <w:jc w:val="left"/>
+            </w:pPr>
+            <w:r/>
+            <w:r>
+              <w:rPr>
+                <w:rFonts w:ascii="Times New Roman" w:hAnsi="Times New Roman" w:eastAsia="方正仿宋_GBK" w:cs="Times New Roman"/>
+                <w:b w:val="0"/>
+                <w:sz w:val="21"/>
+              </w:rPr>
+              <w:t>[待填写]</w:t>
+            </w:r>
+          </w:p>
+        </w:tc>
+        <w:tc>
+          <w:tcPr>
+            <w:tcW w:type="dxa" w:w="1769"/>
+          </w:tcPr>
+          <w:p>
+            <w:pPr>
+              <w:spacing w:before="0" w:after="0" w:line="300" w:lineRule="exact"/>
+              <w:ind w:firstLine="0" w:firstLineChars="0" w:left="0"/>
+              <w:jc w:val="left"/>
+            </w:pPr>
+            <w:r/>
+            <w:r>
+              <w:rPr>
+                <w:rFonts w:ascii="Times New Roman" w:hAnsi="Times New Roman" w:eastAsia="方正仿宋_GBK" w:cs="Times New Roman"/>
+                <w:b w:val="0"/>
+                <w:sz w:val="21"/>
+              </w:rPr>
+              <w:t>[待填写]</w:t>
+            </w:r>
+          </w:p>
+        </w:tc>
+        <w:tc>
+          <w:tcPr>
+            <w:tcW w:type="dxa" w:w="1769"/>
+          </w:tcPr>
+          <w:p>
+            <w:pPr>
+              <w:spacing w:before="0" w:after="0" w:line="300" w:lineRule="exact"/>
+              <w:ind w:firstLine="0" w:firstLineChars="0" w:left="0"/>
+              <w:jc w:val="left"/>
+            </w:pPr>
+            <w:r/>
+            <w:r>
+              <w:rPr>
+                <w:rFonts w:ascii="Times New Roman" w:hAnsi="Times New Roman" w:eastAsia="方正仿宋_GBK" w:cs="Times New Roman"/>
+                <w:b w:val="0"/>
+                <w:sz w:val="21"/>
+              </w:rPr>
+              <w:t>[待填写]</w:t>
+            </w:r>
+          </w:p>
+        </w:tc>
+        <w:tc>
+          <w:tcPr>
+            <w:tcW w:type="dxa" w:w="1769"/>
+          </w:tcPr>
+          <w:p>
+            <w:pPr>
+              <w:spacing w:before="0" w:after="0" w:line="300" w:lineRule="exact"/>
+              <w:ind w:firstLine="0" w:firstLineChars="0" w:left="0"/>
+              <w:jc w:val="left"/>
+            </w:pPr>
+            <w:r/>
+            <w:r>
+              <w:rPr>
+                <w:rFonts w:ascii="Times New Roman" w:hAnsi="Times New Roman" w:eastAsia="方正仿宋_GBK" w:cs="Times New Roman"/>
+                <w:b w:val="0"/>
+                <w:sz w:val="21"/>
+              </w:rPr>
+              <w:t>[待填写]</w:t>
+            </w:r>
+          </w:p>
+        </w:tc>
+        <w:tc>
+          <w:tcPr>
+            <w:tcW w:type="dxa" w:w="1769"/>
+          </w:tcPr>
+          <w:p>
+            <w:pPr>
+              <w:spacing w:before="0" w:after="0" w:line="300" w:lineRule="exact"/>
+              <w:ind w:firstLineChars="0" w:left="0" w:firstLine="0"/>
+              <w:jc w:val="left"/>
+            </w:pPr>
+            <w:r/>
+            <w:r>
+              <w:rPr>
+                <w:rFonts w:ascii="Times New Roman" w:hAnsi="Times New Roman" w:eastAsia="方正仿宋_GBK" w:cs="Times New Roman"/>
+                <w:b w:val="0"/>
+                <w:sz w:val="21"/>
+              </w:rPr>
+              <w:t>[待填写]</w:t>
+            </w:r>
+          </w:p>
+        </w:tc>
+      </w:tr>
+      <w:tr>
+        <w:tc>
+          <w:tcPr>
+            <w:tcW w:type="dxa" w:w="1769"/>
+          </w:tcPr>
+          <w:p>
+            <w:pPr>
+              <w:spacing w:before="0" w:after="0" w:line="300" w:lineRule="exact"/>
+              <w:ind w:firstLine="0" w:firstLineChars="0" w:left="0"/>
+              <w:jc w:val="left"/>
+            </w:pPr>
+            <w:r/>
+            <w:r>
+              <w:rPr>
+                <w:rFonts w:ascii="Times New Roman" w:hAnsi="Times New Roman" w:eastAsia="方正仿宋_GBK" w:cs="Times New Roman"/>
+                <w:b w:val="0"/>
+                <w:sz w:val="21"/>
+              </w:rPr>
+              <w:t>[待填写]</w:t>
+            </w:r>
+          </w:p>
+        </w:tc>
+        <w:tc>
+          <w:tcPr>
+            <w:tcW w:type="dxa" w:w="1769"/>
+          </w:tcPr>
+          <w:p>
+            <w:pPr>
+              <w:spacing w:before="0" w:after="0" w:line="300" w:lineRule="exact"/>
+              <w:ind w:firstLine="0" w:firstLineChars="0" w:left="0"/>
+              <w:jc w:val="left"/>
+            </w:pPr>
+            <w:r/>
+            <w:r>
+              <w:rPr>
+                <w:rFonts w:ascii="Times New Roman" w:hAnsi="Times New Roman" w:eastAsia="方正仿宋_GBK" w:cs="Times New Roman"/>
+                <w:b w:val="0"/>
+                <w:sz w:val="21"/>
+              </w:rPr>
+              <w:t>[待填写]</w:t>
+            </w:r>
+          </w:p>
+        </w:tc>
+        <w:tc>
+          <w:tcPr>
+            <w:tcW w:type="dxa" w:w="1769"/>
+          </w:tcPr>
+          <w:p>
+            <w:pPr>
+              <w:spacing w:before="0" w:after="0" w:line="300" w:lineRule="exact"/>
+              <w:ind w:firstLine="0" w:firstLineChars="0" w:left="0"/>
+              <w:jc w:val="left"/>
+            </w:pPr>
+            <w:r/>
+            <w:r>
+              <w:rPr>
+                <w:rFonts w:ascii="Times New Roman" w:hAnsi="Times New Roman" w:eastAsia="方正仿宋_GBK" w:cs="Times New Roman"/>
+                <w:b w:val="0"/>
+                <w:sz w:val="21"/>
+              </w:rPr>
+              <w:t>[待填写]</w:t>
+            </w:r>
+          </w:p>
+        </w:tc>
+        <w:tc>
+          <w:tcPr>
+            <w:tcW w:type="dxa" w:w="1769"/>
+          </w:tcPr>
+          <w:p>
+            <w:pPr>
+              <w:spacing w:before="0" w:after="0" w:line="300" w:lineRule="exact"/>
+              <w:ind w:firstLine="0" w:firstLineChars="0" w:left="0"/>
+              <w:jc w:val="left"/>
+            </w:pPr>
+            <w:r/>
+            <w:r>
+              <w:rPr>
+                <w:rFonts w:ascii="Times New Roman" w:hAnsi="Times New Roman" w:eastAsia="方正仿宋_GBK" w:cs="Times New Roman"/>
+                <w:b w:val="0"/>
+                <w:sz w:val="21"/>
+              </w:rPr>
+              <w:t>[待填写]</w:t>
+            </w:r>
+          </w:p>
+        </w:tc>
+        <w:tc>
+          <w:tcPr>
+            <w:tcW w:type="dxa" w:w="1769"/>
+          </w:tcPr>
+          <w:p>
+            <w:pPr>
+              <w:spacing w:before="0" w:after="0" w:line="300" w:lineRule="exact"/>
+              <w:ind w:firstLine="0" w:firstLineChars="0" w:left="0"/>
+              <w:jc w:val="left"/>
+            </w:pPr>
+            <w:r/>
+            <w:r>
+              <w:rPr>
+                <w:rFonts w:ascii="Times New Roman" w:hAnsi="Times New Roman" w:eastAsia="方正仿宋_GBK" w:cs="Times New Roman"/>
+                <w:b w:val="0"/>
+                <w:sz w:val="21"/>
+              </w:rPr>
+              <w:t>[待填写]</w:t>
+            </w:r>
+          </w:p>
+        </w:tc>
+      </w:tr>
+      <w:tr>
+        <w:tc>
+          <w:tcPr>
+            <w:tcW w:type="dxa" w:w="1769"/>
+          </w:tcPr>
+          <w:p>
+            <w:pPr>
+              <w:spacing w:before="0" w:after="0" w:line="300" w:lineRule="exact"/>
+              <w:ind w:firstLine="0" w:firstLineChars="0" w:left="0"/>
+              <w:jc w:val="left"/>
+            </w:pPr>
+            <w:r/>
+            <w:r>
+              <w:rPr>
+                <w:rFonts w:ascii="Times New Roman" w:hAnsi="Times New Roman" w:eastAsia="方正仿宋_GBK" w:cs="Times New Roman"/>
+                <w:b w:val="0"/>
+                <w:sz w:val="21"/>
+              </w:rPr>
+              <w:t>[待填写]</w:t>
+            </w:r>
+          </w:p>
+        </w:tc>
+        <w:tc>
+          <w:tcPr>
+            <w:tcW w:type="dxa" w:w="1769"/>
+          </w:tcPr>
+          <w:p>
+            <w:pPr>
+              <w:spacing w:before="0" w:after="0" w:line="300" w:lineRule="exact"/>
+              <w:ind w:firstLine="0" w:firstLineChars="0" w:left="0"/>
+              <w:jc w:val="left"/>
+            </w:pPr>
+            <w:r/>
+            <w:r>
+              <w:rPr>
+                <w:rFonts w:ascii="Times New Roman" w:hAnsi="Times New Roman" w:eastAsia="方正仿宋_GBK" w:cs="Times New Roman"/>
+                <w:b w:val="0"/>
+                <w:sz w:val="21"/>
+              </w:rPr>
+              <w:t>[待填写]</w:t>
+            </w:r>
+          </w:p>
+        </w:tc>
+        <w:tc>
+          <w:tcPr>
+            <w:tcW w:type="dxa" w:w="1769"/>
+          </w:tcPr>
+          <w:p>
+            <w:pPr>
+              <w:spacing w:before="0" w:after="0" w:line="300" w:lineRule="exact"/>
+              <w:ind w:firstLine="0" w:firstLineChars="0" w:left="0"/>
+              <w:jc w:val="left"/>
+            </w:pPr>
+            <w:r/>
+            <w:r>
+              <w:rPr>
+                <w:rFonts w:ascii="Times New Roman" w:hAnsi="Times New Roman" w:eastAsia="方正仿宋_GBK" w:cs="Times New Roman"/>
+                <w:b w:val="0"/>
+                <w:sz w:val="21"/>
+              </w:rPr>
+              <w:t>[待填写]</w:t>
+            </w:r>
+          </w:p>
+        </w:tc>
+        <w:tc>
+          <w:tcPr>
+            <w:tcW w:type="dxa" w:w="1769"/>
+          </w:tcPr>
+          <w:p>
+            <w:pPr>
+              <w:spacing w:before="0" w:after="0" w:line="300" w:lineRule="exact"/>
+              <w:ind w:firstLine="0" w:firstLineChars="0" w:left="0"/>
+              <w:jc w:val="left"/>
+            </w:pPr>
+            <w:r/>
+            <w:r>
+              <w:rPr>
+                <w:rFonts w:ascii="Times New Roman" w:hAnsi="Times New Roman" w:eastAsia="方正仿宋_GBK" w:cs="Times New Roman"/>
+                <w:b w:val="0"/>
+                <w:sz w:val="21"/>
+              </w:rPr>
+              <w:t>[待填写]</w:t>
+            </w:r>
+          </w:p>
+        </w:tc>
+        <w:tc>
+          <w:tcPr>
+            <w:tcW w:type="dxa" w:w="1769"/>
+          </w:tcPr>
+          <w:p>
+            <w:pPr>
+              <w:spacing w:before="0" w:after="0" w:line="300" w:lineRule="exact"/>
+              <w:ind w:firstLineChars="0" w:left="0" w:firstLine="0"/>
               <w:jc w:val="left"/>
             </w:pPr>
             <w:r/>

--- a/assets/matic-due-diligence-template.docx
+++ b/assets/matic-due-diligence-template.docx
@@ -910,7 +910,7 @@
           <w:p>
             <w:pPr>
               <w:spacing w:before="0" w:after="0" w:line="300" w:lineRule="exact"/>
-              <w:ind w:firstLine="0" w:firstLineChars="0" w:left="0"/>
+              <w:ind w:firstLineChars="0" w:left="0" w:firstLine="0"/>
               <w:jc w:val="center"/>
             </w:pPr>
             <w:r/>
@@ -931,7 +931,7 @@
           <w:p>
             <w:pPr>
               <w:spacing w:before="0" w:after="0" w:line="300" w:lineRule="exact"/>
-              <w:ind w:firstLine="0" w:firstLineChars="0" w:left="0"/>
+              <w:ind w:firstLineChars="0" w:left="0" w:firstLine="0"/>
               <w:jc w:val="center"/>
             </w:pPr>
             <w:r/>
@@ -1516,14 +1516,11 @@
         <w:tblLook w:firstColumn="1" w:firstRow="1" w:lastColumn="0" w:lastRow="0" w:noHBand="0" w:noVBand="1" w:val="04A0"/>
       </w:tblPr>
       <w:tblGrid>
-        <w:gridCol w:w="1105"/>
-        <w:gridCol w:w="1105"/>
-        <w:gridCol w:w="1105"/>
-        <w:gridCol w:w="1105"/>
-        <w:gridCol w:w="1105"/>
-        <w:gridCol w:w="1105"/>
-        <w:gridCol w:w="1105"/>
-        <w:gridCol w:w="1105"/>
+        <w:gridCol w:w="1769"/>
+        <w:gridCol w:w="1769"/>
+        <w:gridCol w:w="1769"/>
+        <w:gridCol w:w="1769"/>
+        <w:gridCol w:w="1769"/>
       </w:tblGrid>
       <w:tr>
         <w:trPr>
@@ -1531,133 +1528,7 @@
         </w:trPr>
         <w:tc>
           <w:tcPr>
-            <w:tcW w:type="dxa" w:w="1105"/>
-          </w:tcPr>
-          <w:p>
-            <w:pPr>
-              <w:spacing w:before="0" w:after="0" w:line="300" w:lineRule="exact"/>
-              <w:ind w:firstLine="0" w:firstLineChars="0" w:left="0"/>
-              <w:jc w:val="center"/>
-            </w:pPr>
-            <w:r/>
-            <w:r>
-              <w:rPr>
-                <w:rFonts w:ascii="Times New Roman" w:hAnsi="Times New Roman" w:eastAsia="方正仿宋_GBK" w:cs="Times New Roman"/>
-                <w:b/>
-                <w:sz w:val="21"/>
-              </w:rPr>
-              <w:t>竞争关系</w:t>
-            </w:r>
-          </w:p>
-        </w:tc>
-        <w:tc>
-          <w:tcPr>
-            <w:tcW w:type="dxa" w:w="1105"/>
-          </w:tcPr>
-          <w:p>
-            <w:pPr>
-              <w:spacing w:before="0" w:after="0" w:line="300" w:lineRule="exact"/>
-              <w:ind w:firstLine="0" w:firstLineChars="0" w:left="0"/>
-              <w:jc w:val="center"/>
-            </w:pPr>
-            <w:r/>
-            <w:r>
-              <w:rPr>
-                <w:rFonts w:ascii="Times New Roman" w:hAnsi="Times New Roman" w:eastAsia="方正仿宋_GBK" w:cs="Times New Roman"/>
-                <w:b/>
-                <w:sz w:val="21"/>
-              </w:rPr>
-              <w:t>产品/方案及主体</w:t>
-            </w:r>
-          </w:p>
-        </w:tc>
-        <w:tc>
-          <w:tcPr>
-            <w:tcW w:type="dxa" w:w="1105"/>
-          </w:tcPr>
-          <w:p>
-            <w:pPr>
-              <w:spacing w:before="0" w:after="0" w:line="300" w:lineRule="exact"/>
-              <w:ind w:firstLine="0" w:firstLineChars="0" w:left="0"/>
-              <w:jc w:val="center"/>
-            </w:pPr>
-            <w:r/>
-            <w:r>
-              <w:rPr>
-                <w:rFonts w:ascii="Times New Roman" w:hAnsi="Times New Roman" w:eastAsia="方正仿宋_GBK" w:cs="Times New Roman"/>
-                <w:b/>
-                <w:sz w:val="21"/>
-              </w:rPr>
-              <w:t>技术路线</w:t>
-            </w:r>
-          </w:p>
-        </w:tc>
-        <w:tc>
-          <w:tcPr>
-            <w:tcW w:type="dxa" w:w="1105"/>
-          </w:tcPr>
-          <w:p>
-            <w:pPr>
-              <w:spacing w:before="0" w:after="0" w:line="300" w:lineRule="exact"/>
-              <w:ind w:firstLine="0" w:firstLineChars="0" w:left="0"/>
-              <w:jc w:val="center"/>
-            </w:pPr>
-            <w:r/>
-            <w:r>
-              <w:rPr>
-                <w:rFonts w:ascii="Times New Roman" w:hAnsi="Times New Roman" w:eastAsia="方正仿宋_GBK" w:cs="Times New Roman"/>
-                <w:b/>
-                <w:sz w:val="21"/>
-              </w:rPr>
-              <w:t>适应证/场景</w:t>
-            </w:r>
-          </w:p>
-        </w:tc>
-        <w:tc>
-          <w:tcPr>
-            <w:tcW w:type="dxa" w:w="1105"/>
-          </w:tcPr>
-          <w:p>
-            <w:pPr>
-              <w:spacing w:before="0" w:after="0" w:line="300" w:lineRule="exact"/>
-              <w:ind w:firstLine="0" w:firstLineChars="0" w:left="0"/>
-              <w:jc w:val="center"/>
-            </w:pPr>
-            <w:r/>
-            <w:r>
-              <w:rPr>
-                <w:rFonts w:ascii="Times New Roman" w:hAnsi="Times New Roman" w:eastAsia="方正仿宋_GBK" w:cs="Times New Roman"/>
-                <w:b/>
-                <w:sz w:val="21"/>
-              </w:rPr>
-              <w:t>注册/上市状态</w:t>
-            </w:r>
-          </w:p>
-        </w:tc>
-        <w:tc>
-          <w:tcPr>
-            <w:tcW w:type="dxa" w:w="1105"/>
-          </w:tcPr>
-          <w:p>
-            <w:pPr>
-              <w:spacing w:before="0" w:after="0" w:line="300" w:lineRule="exact"/>
-              <w:ind w:firstLine="0" w:firstLineChars="0" w:left="0"/>
-              <w:jc w:val="center"/>
-            </w:pPr>
-            <w:r/>
-            <w:r>
-              <w:rPr>
-                <w:rFonts w:ascii="Times New Roman" w:hAnsi="Times New Roman" w:eastAsia="方正仿宋_GBK" w:cs="Times New Roman"/>
-                <w:b/>
-                <w:sz w:val="21"/>
-              </w:rPr>
-              <w:t>商业化状态</w:t>
-            </w:r>
-          </w:p>
-        </w:tc>
-        <w:tc>
-          <w:tcPr>
-            <w:tcW w:type="dxa" w:w="1105"/>
+            <w:tcW w:type="dxa" w:w="1769"/>
           </w:tcPr>
           <w:p>
             <w:pPr>
@@ -1672,13 +1543,13 @@
                 <w:b/>
                 <w:sz w:val="21"/>
               </w:rPr>
-              <w:t>与本项目比较</w:t>
-            </w:r>
-          </w:p>
-        </w:tc>
-        <w:tc>
-          <w:tcPr>
-            <w:tcW w:type="dxa" w:w="1105"/>
+              <w:t>比较维度</w:t>
+            </w:r>
+          </w:p>
+        </w:tc>
+        <w:tc>
+          <w:tcPr>
+            <w:tcW w:type="dxa" w:w="1769"/>
           </w:tcPr>
           <w:p>
             <w:pPr>
@@ -1693,7 +1564,70 @@
                 <w:b/>
                 <w:sz w:val="21"/>
               </w:rPr>
-              <w:t>证据、竞争影响及验证事项</w:t>
+              <w:t>本项目产品</w:t>
+            </w:r>
+          </w:p>
+        </w:tc>
+        <w:tc>
+          <w:tcPr>
+            <w:tcW w:type="dxa" w:w="1769"/>
+          </w:tcPr>
+          <w:p>
+            <w:pPr>
+              <w:spacing w:before="0" w:after="0" w:line="300" w:lineRule="exact"/>
+              <w:ind w:firstLineChars="0" w:left="0" w:firstLine="0"/>
+              <w:jc w:val="center"/>
+            </w:pPr>
+            <w:r/>
+            <w:r>
+              <w:rPr>
+                <w:rFonts w:ascii="Times New Roman" w:hAnsi="Times New Roman" w:eastAsia="方正仿宋_GBK" w:cs="Times New Roman"/>
+                <w:b/>
+                <w:sz w:val="21"/>
+              </w:rPr>
+              <w:t>[直接竞品A]</w:t>
+            </w:r>
+          </w:p>
+        </w:tc>
+        <w:tc>
+          <w:tcPr>
+            <w:tcW w:type="dxa" w:w="1769"/>
+          </w:tcPr>
+          <w:p>
+            <w:pPr>
+              <w:spacing w:before="0" w:after="0" w:line="300" w:lineRule="exact"/>
+              <w:ind w:firstLineChars="0" w:left="0" w:firstLine="0"/>
+              <w:jc w:val="center"/>
+            </w:pPr>
+            <w:r/>
+            <w:r>
+              <w:rPr>
+                <w:rFonts w:ascii="Times New Roman" w:hAnsi="Times New Roman" w:eastAsia="方正仿宋_GBK" w:cs="Times New Roman"/>
+                <w:b/>
+                <w:sz w:val="21"/>
+              </w:rPr>
+              <w:t>[直接竞品B]</w:t>
+            </w:r>
+          </w:p>
+        </w:tc>
+        <w:tc>
+          <w:tcPr>
+            <w:tcW w:type="dxa" w:w="1769"/>
+          </w:tcPr>
+          <w:p>
+            <w:pPr>
+              <w:spacing w:before="0" w:after="0" w:line="300" w:lineRule="exact"/>
+              <w:ind w:firstLineChars="0" w:left="0" w:firstLine="0"/>
+              <w:jc w:val="center"/>
+            </w:pPr>
+            <w:r/>
+            <w:r>
+              <w:rPr>
+                <w:rFonts w:ascii="Times New Roman" w:hAnsi="Times New Roman" w:eastAsia="方正仿宋_GBK" w:cs="Times New Roman"/>
+                <w:b/>
+                <w:sz w:val="21"/>
+              </w:rPr>
+              <w:t>[间接竞品/现行方案]</w:t>
             </w:r>
           </w:p>
         </w:tc>
@@ -1701,7 +1635,7 @@
       <w:tr>
         <w:tc>
           <w:tcPr>
-            <w:tcW w:type="dxa" w:w="1105"/>
+            <w:tcW w:type="dxa" w:w="1769"/>
           </w:tcPr>
           <w:p>
             <w:pPr>
@@ -1713,16 +1647,16 @@
             <w:r>
               <w:rPr>
                 <w:rFonts w:ascii="Times New Roman" w:hAnsi="Times New Roman" w:eastAsia="方正仿宋_GBK" w:cs="Times New Roman"/>
-                <w:b w:val="0"/>
-                <w:sz w:val="21"/>
-              </w:rPr>
-              <w:t>[待填写]</w:t>
-            </w:r>
-          </w:p>
-        </w:tc>
-        <w:tc>
-          <w:tcPr>
-            <w:tcW w:type="dxa" w:w="1105"/>
+                <w:b/>
+                <w:sz w:val="21"/>
+              </w:rPr>
+              <w:t>产品/方案及主体</w:t>
+            </w:r>
+          </w:p>
+        </w:tc>
+        <w:tc>
+          <w:tcPr>
+            <w:tcW w:type="dxa" w:w="1769"/>
           </w:tcPr>
           <w:p>
             <w:pPr>
@@ -1743,7 +1677,7 @@
         </w:tc>
         <w:tc>
           <w:tcPr>
-            <w:tcW w:type="dxa" w:w="1105"/>
+            <w:tcW w:type="dxa" w:w="1769"/>
           </w:tcPr>
           <w:p>
             <w:pPr>
@@ -1764,7 +1698,7 @@
         </w:tc>
         <w:tc>
           <w:tcPr>
-            <w:tcW w:type="dxa" w:w="1105"/>
+            <w:tcW w:type="dxa" w:w="1769"/>
           </w:tcPr>
           <w:p>
             <w:pPr>
@@ -1785,7 +1719,7 @@
         </w:tc>
         <w:tc>
           <w:tcPr>
-            <w:tcW w:type="dxa" w:w="1105"/>
+            <w:tcW w:type="dxa" w:w="1769"/>
           </w:tcPr>
           <w:p>
             <w:pPr>
@@ -1804,9 +1738,11 @@
             </w:r>
           </w:p>
         </w:tc>
-        <w:tc>
-          <w:tcPr>
-            <w:tcW w:type="dxa" w:w="1105"/>
+      </w:tr>
+      <w:tr>
+        <w:tc>
+          <w:tcPr>
+            <w:tcW w:type="dxa" w:w="1769"/>
           </w:tcPr>
           <w:p>
             <w:pPr>
@@ -1818,16 +1754,16 @@
             <w:r>
               <w:rPr>
                 <w:rFonts w:ascii="Times New Roman" w:hAnsi="Times New Roman" w:eastAsia="方正仿宋_GBK" w:cs="Times New Roman"/>
-                <w:b w:val="0"/>
-                <w:sz w:val="21"/>
-              </w:rPr>
-              <w:t>[待填写]</w:t>
-            </w:r>
-          </w:p>
-        </w:tc>
-        <w:tc>
-          <w:tcPr>
-            <w:tcW w:type="dxa" w:w="1105"/>
+                <w:b/>
+                <w:sz w:val="21"/>
+              </w:rPr>
+              <w:t>厂家及国家/地区</w:t>
+            </w:r>
+          </w:p>
+        </w:tc>
+        <w:tc>
+          <w:tcPr>
+            <w:tcW w:type="dxa" w:w="1769"/>
           </w:tcPr>
           <w:p>
             <w:pPr>
@@ -1848,7 +1784,7 @@
         </w:tc>
         <w:tc>
           <w:tcPr>
-            <w:tcW w:type="dxa" w:w="1105"/>
+            <w:tcW w:type="dxa" w:w="1769"/>
           </w:tcPr>
           <w:p>
             <w:pPr>
@@ -1867,11 +1803,53 @@
             </w:r>
           </w:p>
         </w:tc>
+        <w:tc>
+          <w:tcPr>
+            <w:tcW w:type="dxa" w:w="1769"/>
+          </w:tcPr>
+          <w:p>
+            <w:pPr>
+              <w:spacing w:before="0" w:after="0" w:line="300" w:lineRule="exact"/>
+              <w:ind w:firstLine="0" w:firstLineChars="0" w:left="0"/>
+              <w:jc w:val="left"/>
+            </w:pPr>
+            <w:r/>
+            <w:r>
+              <w:rPr>
+                <w:rFonts w:ascii="Times New Roman" w:hAnsi="Times New Roman" w:eastAsia="方正仿宋_GBK" w:cs="Times New Roman"/>
+                <w:b w:val="0"/>
+                <w:sz w:val="21"/>
+              </w:rPr>
+              <w:t>[待填写]</w:t>
+            </w:r>
+          </w:p>
+        </w:tc>
+        <w:tc>
+          <w:tcPr>
+            <w:tcW w:type="dxa" w:w="1769"/>
+          </w:tcPr>
+          <w:p>
+            <w:pPr>
+              <w:spacing w:before="0" w:after="0" w:line="300" w:lineRule="exact"/>
+              <w:ind w:firstLineChars="0" w:left="0" w:firstLine="0"/>
+              <w:jc w:val="left"/>
+            </w:pPr>
+            <w:r/>
+            <w:r>
+              <w:rPr>
+                <w:rFonts w:ascii="Times New Roman" w:hAnsi="Times New Roman" w:eastAsia="方正仿宋_GBK" w:cs="Times New Roman"/>
+                <w:b w:val="0"/>
+                <w:sz w:val="21"/>
+              </w:rPr>
+              <w:t>[待填写]</w:t>
+            </w:r>
+          </w:p>
+        </w:tc>
       </w:tr>
       <w:tr>
         <w:tc>
           <w:tcPr>
-            <w:tcW w:type="dxa" w:w="1105"/>
+            <w:tcW w:type="dxa" w:w="1769"/>
           </w:tcPr>
           <w:p>
             <w:pPr>
@@ -1883,16 +1861,16 @@
             <w:r>
               <w:rPr>
                 <w:rFonts w:ascii="Times New Roman" w:hAnsi="Times New Roman" w:eastAsia="方正仿宋_GBK" w:cs="Times New Roman"/>
-                <w:b w:val="0"/>
-                <w:sz w:val="21"/>
-              </w:rPr>
-              <w:t>[待填写]</w:t>
-            </w:r>
-          </w:p>
-        </w:tc>
-        <w:tc>
-          <w:tcPr>
-            <w:tcW w:type="dxa" w:w="1105"/>
+                <w:b/>
+                <w:sz w:val="21"/>
+              </w:rPr>
+              <w:t>竞争关系</w:t>
+            </w:r>
+          </w:p>
+        </w:tc>
+        <w:tc>
+          <w:tcPr>
+            <w:tcW w:type="dxa" w:w="1769"/>
           </w:tcPr>
           <w:p>
             <w:pPr>
@@ -1913,7 +1891,7 @@
         </w:tc>
         <w:tc>
           <w:tcPr>
-            <w:tcW w:type="dxa" w:w="1105"/>
+            <w:tcW w:type="dxa" w:w="1769"/>
           </w:tcPr>
           <w:p>
             <w:pPr>
@@ -1934,7 +1912,7 @@
         </w:tc>
         <w:tc>
           <w:tcPr>
-            <w:tcW w:type="dxa" w:w="1105"/>
+            <w:tcW w:type="dxa" w:w="1769"/>
           </w:tcPr>
           <w:p>
             <w:pPr>
@@ -1955,7 +1933,7 @@
         </w:tc>
         <w:tc>
           <w:tcPr>
-            <w:tcW w:type="dxa" w:w="1105"/>
+            <w:tcW w:type="dxa" w:w="1769"/>
           </w:tcPr>
           <w:p>
             <w:pPr>
@@ -1974,9 +1952,11 @@
             </w:r>
           </w:p>
         </w:tc>
-        <w:tc>
-          <w:tcPr>
-            <w:tcW w:type="dxa" w:w="1105"/>
+      </w:tr>
+      <w:tr>
+        <w:tc>
+          <w:tcPr>
+            <w:tcW w:type="dxa" w:w="1769"/>
           </w:tcPr>
           <w:p>
             <w:pPr>
@@ -1988,16 +1968,16 @@
             <w:r>
               <w:rPr>
                 <w:rFonts w:ascii="Times New Roman" w:hAnsi="Times New Roman" w:eastAsia="方正仿宋_GBK" w:cs="Times New Roman"/>
-                <w:b w:val="0"/>
-                <w:sz w:val="21"/>
-              </w:rPr>
-              <w:t>[待填写]</w:t>
-            </w:r>
-          </w:p>
-        </w:tc>
-        <w:tc>
-          <w:tcPr>
-            <w:tcW w:type="dxa" w:w="1105"/>
+                <w:b/>
+                <w:sz w:val="21"/>
+              </w:rPr>
+              <w:t>技术路线</w:t>
+            </w:r>
+          </w:p>
+        </w:tc>
+        <w:tc>
+          <w:tcPr>
+            <w:tcW w:type="dxa" w:w="1769"/>
           </w:tcPr>
           <w:p>
             <w:pPr>
@@ -2018,7 +1998,7 @@
         </w:tc>
         <w:tc>
           <w:tcPr>
-            <w:tcW w:type="dxa" w:w="1105"/>
+            <w:tcW w:type="dxa" w:w="1769"/>
           </w:tcPr>
           <w:p>
             <w:pPr>
@@ -2037,11 +2017,53 @@
             </w:r>
           </w:p>
         </w:tc>
+        <w:tc>
+          <w:tcPr>
+            <w:tcW w:type="dxa" w:w="1769"/>
+          </w:tcPr>
+          <w:p>
+            <w:pPr>
+              <w:spacing w:before="0" w:after="0" w:line="300" w:lineRule="exact"/>
+              <w:ind w:firstLine="0" w:firstLineChars="0" w:left="0"/>
+              <w:jc w:val="left"/>
+            </w:pPr>
+            <w:r/>
+            <w:r>
+              <w:rPr>
+                <w:rFonts w:ascii="Times New Roman" w:hAnsi="Times New Roman" w:eastAsia="方正仿宋_GBK" w:cs="Times New Roman"/>
+                <w:b w:val="0"/>
+                <w:sz w:val="21"/>
+              </w:rPr>
+              <w:t>[待填写]</w:t>
+            </w:r>
+          </w:p>
+        </w:tc>
+        <w:tc>
+          <w:tcPr>
+            <w:tcW w:type="dxa" w:w="1769"/>
+          </w:tcPr>
+          <w:p>
+            <w:pPr>
+              <w:spacing w:before="0" w:after="0" w:line="300" w:lineRule="exact"/>
+              <w:ind w:firstLineChars="0" w:left="0" w:firstLine="0"/>
+              <w:jc w:val="left"/>
+            </w:pPr>
+            <w:r/>
+            <w:r>
+              <w:rPr>
+                <w:rFonts w:ascii="Times New Roman" w:hAnsi="Times New Roman" w:eastAsia="方正仿宋_GBK" w:cs="Times New Roman"/>
+                <w:b w:val="0"/>
+                <w:sz w:val="21"/>
+              </w:rPr>
+              <w:t>[待填写]</w:t>
+            </w:r>
+          </w:p>
+        </w:tc>
       </w:tr>
       <w:tr>
         <w:tc>
           <w:tcPr>
-            <w:tcW w:type="dxa" w:w="1105"/>
+            <w:tcW w:type="dxa" w:w="1769"/>
           </w:tcPr>
           <w:p>
             <w:pPr>
@@ -2053,16 +2075,16 @@
             <w:r>
               <w:rPr>
                 <w:rFonts w:ascii="Times New Roman" w:hAnsi="Times New Roman" w:eastAsia="方正仿宋_GBK" w:cs="Times New Roman"/>
-                <w:b w:val="0"/>
-                <w:sz w:val="21"/>
-              </w:rPr>
-              <w:t>[待填写]</w:t>
-            </w:r>
-          </w:p>
-        </w:tc>
-        <w:tc>
-          <w:tcPr>
-            <w:tcW w:type="dxa" w:w="1105"/>
+                <w:b/>
+                <w:sz w:val="21"/>
+              </w:rPr>
+              <w:t>适应证/目标人群/场景</w:t>
+            </w:r>
+          </w:p>
+        </w:tc>
+        <w:tc>
+          <w:tcPr>
+            <w:tcW w:type="dxa" w:w="1769"/>
           </w:tcPr>
           <w:p>
             <w:pPr>
@@ -2083,7 +2105,7 @@
         </w:tc>
         <w:tc>
           <w:tcPr>
-            <w:tcW w:type="dxa" w:w="1105"/>
+            <w:tcW w:type="dxa" w:w="1769"/>
           </w:tcPr>
           <w:p>
             <w:pPr>
@@ -2104,7 +2126,7 @@
         </w:tc>
         <w:tc>
           <w:tcPr>
-            <w:tcW w:type="dxa" w:w="1105"/>
+            <w:tcW w:type="dxa" w:w="1769"/>
           </w:tcPr>
           <w:p>
             <w:pPr>
@@ -2125,7 +2147,7 @@
         </w:tc>
         <w:tc>
           <w:tcPr>
-            <w:tcW w:type="dxa" w:w="1105"/>
+            <w:tcW w:type="dxa" w:w="1769"/>
           </w:tcPr>
           <w:p>
             <w:pPr>
@@ -2144,9 +2166,11 @@
             </w:r>
           </w:p>
         </w:tc>
-        <w:tc>
-          <w:tcPr>
-            <w:tcW w:type="dxa" w:w="1105"/>
+      </w:tr>
+      <w:tr>
+        <w:tc>
+          <w:tcPr>
+            <w:tcW w:type="dxa" w:w="1769"/>
           </w:tcPr>
           <w:p>
             <w:pPr>
@@ -2158,16 +2182,16 @@
             <w:r>
               <w:rPr>
                 <w:rFonts w:ascii="Times New Roman" w:hAnsi="Times New Roman" w:eastAsia="方正仿宋_GBK" w:cs="Times New Roman"/>
-                <w:b w:val="0"/>
-                <w:sz w:val="21"/>
-              </w:rPr>
-              <w:t>[待填写]</w:t>
-            </w:r>
-          </w:p>
-        </w:tc>
-        <w:tc>
-          <w:tcPr>
-            <w:tcW w:type="dxa" w:w="1105"/>
+                <w:b/>
+                <w:sz w:val="21"/>
+              </w:rPr>
+              <w:t>注册/上市状态</w:t>
+            </w:r>
+          </w:p>
+        </w:tc>
+        <w:tc>
+          <w:tcPr>
+            <w:tcW w:type="dxa" w:w="1769"/>
           </w:tcPr>
           <w:p>
             <w:pPr>
@@ -2188,7 +2212,7 @@
         </w:tc>
         <w:tc>
           <w:tcPr>
-            <w:tcW w:type="dxa" w:w="1105"/>
+            <w:tcW w:type="dxa" w:w="1769"/>
           </w:tcPr>
           <w:p>
             <w:pPr>
@@ -2207,11 +2231,53 @@
             </w:r>
           </w:p>
         </w:tc>
+        <w:tc>
+          <w:tcPr>
+            <w:tcW w:type="dxa" w:w="1769"/>
+          </w:tcPr>
+          <w:p>
+            <w:pPr>
+              <w:spacing w:before="0" w:after="0" w:line="300" w:lineRule="exact"/>
+              <w:ind w:firstLine="0" w:firstLineChars="0" w:left="0"/>
+              <w:jc w:val="left"/>
+            </w:pPr>
+            <w:r/>
+            <w:r>
+              <w:rPr>
+                <w:rFonts w:ascii="Times New Roman" w:hAnsi="Times New Roman" w:eastAsia="方正仿宋_GBK" w:cs="Times New Roman"/>
+                <w:b w:val="0"/>
+                <w:sz w:val="21"/>
+              </w:rPr>
+              <w:t>[待填写]</w:t>
+            </w:r>
+          </w:p>
+        </w:tc>
+        <w:tc>
+          <w:tcPr>
+            <w:tcW w:type="dxa" w:w="1769"/>
+          </w:tcPr>
+          <w:p>
+            <w:pPr>
+              <w:spacing w:before="0" w:after="0" w:line="300" w:lineRule="exact"/>
+              <w:ind w:firstLineChars="0" w:left="0" w:firstLine="0"/>
+              <w:jc w:val="left"/>
+            </w:pPr>
+            <w:r/>
+            <w:r>
+              <w:rPr>
+                <w:rFonts w:ascii="Times New Roman" w:hAnsi="Times New Roman" w:eastAsia="方正仿宋_GBK" w:cs="Times New Roman"/>
+                <w:b w:val="0"/>
+                <w:sz w:val="21"/>
+              </w:rPr>
+              <w:t>[待填写]</w:t>
+            </w:r>
+          </w:p>
+        </w:tc>
       </w:tr>
       <w:tr>
         <w:tc>
           <w:tcPr>
-            <w:tcW w:type="dxa" w:w="1105"/>
+            <w:tcW w:type="dxa" w:w="1769"/>
           </w:tcPr>
           <w:p>
             <w:pPr>
@@ -2223,16 +2289,16 @@
             <w:r>
               <w:rPr>
                 <w:rFonts w:ascii="Times New Roman" w:hAnsi="Times New Roman" w:eastAsia="方正仿宋_GBK" w:cs="Times New Roman"/>
-                <w:b w:val="0"/>
-                <w:sz w:val="21"/>
-              </w:rPr>
-              <w:t>[待填写]</w:t>
-            </w:r>
-          </w:p>
-        </w:tc>
-        <w:tc>
-          <w:tcPr>
-            <w:tcW w:type="dxa" w:w="1105"/>
+                <w:b/>
+                <w:sz w:val="21"/>
+              </w:rPr>
+              <w:t>商业化状态</w:t>
+            </w:r>
+          </w:p>
+        </w:tc>
+        <w:tc>
+          <w:tcPr>
+            <w:tcW w:type="dxa" w:w="1769"/>
           </w:tcPr>
           <w:p>
             <w:pPr>
@@ -2253,7 +2319,7 @@
         </w:tc>
         <w:tc>
           <w:tcPr>
-            <w:tcW w:type="dxa" w:w="1105"/>
+            <w:tcW w:type="dxa" w:w="1769"/>
           </w:tcPr>
           <w:p>
             <w:pPr>
@@ -2274,7 +2340,7 @@
         </w:tc>
         <w:tc>
           <w:tcPr>
-            <w:tcW w:type="dxa" w:w="1105"/>
+            <w:tcW w:type="dxa" w:w="1769"/>
           </w:tcPr>
           <w:p>
             <w:pPr>
@@ -2295,7 +2361,7 @@
         </w:tc>
         <w:tc>
           <w:tcPr>
-            <w:tcW w:type="dxa" w:w="1105"/>
+            <w:tcW w:type="dxa" w:w="1769"/>
           </w:tcPr>
           <w:p>
             <w:pPr>
@@ -2314,9 +2380,11 @@
             </w:r>
           </w:p>
         </w:tc>
-        <w:tc>
-          <w:tcPr>
-            <w:tcW w:type="dxa" w:w="1105"/>
+      </w:tr>
+      <w:tr>
+        <w:tc>
+          <w:tcPr>
+            <w:tcW w:type="dxa" w:w="1769"/>
           </w:tcPr>
           <w:p>
             <w:pPr>
@@ -2328,16 +2396,16 @@
             <w:r>
               <w:rPr>
                 <w:rFonts w:ascii="Times New Roman" w:hAnsi="Times New Roman" w:eastAsia="方正仿宋_GBK" w:cs="Times New Roman"/>
-                <w:b w:val="0"/>
-                <w:sz w:val="21"/>
-              </w:rPr>
-              <w:t>[待填写]</w:t>
-            </w:r>
-          </w:p>
-        </w:tc>
-        <w:tc>
-          <w:tcPr>
-            <w:tcW w:type="dxa" w:w="1105"/>
+                <w:b/>
+                <w:sz w:val="21"/>
+              </w:rPr>
+              <w:t>核心定位</w:t>
+            </w:r>
+          </w:p>
+        </w:tc>
+        <w:tc>
+          <w:tcPr>
+            <w:tcW w:type="dxa" w:w="1769"/>
           </w:tcPr>
           <w:p>
             <w:pPr>
@@ -2358,7 +2426,7 @@
         </w:tc>
         <w:tc>
           <w:tcPr>
-            <w:tcW w:type="dxa" w:w="1105"/>
+            <w:tcW w:type="dxa" w:w="1769"/>
           </w:tcPr>
           <w:p>
             <w:pPr>
@@ -2377,11 +2445,53 @@
             </w:r>
           </w:p>
         </w:tc>
+        <w:tc>
+          <w:tcPr>
+            <w:tcW w:type="dxa" w:w="1769"/>
+          </w:tcPr>
+          <w:p>
+            <w:pPr>
+              <w:spacing w:before="0" w:after="0" w:line="300" w:lineRule="exact"/>
+              <w:ind w:firstLine="0" w:firstLineChars="0" w:left="0"/>
+              <w:jc w:val="left"/>
+            </w:pPr>
+            <w:r/>
+            <w:r>
+              <w:rPr>
+                <w:rFonts w:ascii="Times New Roman" w:hAnsi="Times New Roman" w:eastAsia="方正仿宋_GBK" w:cs="Times New Roman"/>
+                <w:b w:val="0"/>
+                <w:sz w:val="21"/>
+              </w:rPr>
+              <w:t>[待填写]</w:t>
+            </w:r>
+          </w:p>
+        </w:tc>
+        <w:tc>
+          <w:tcPr>
+            <w:tcW w:type="dxa" w:w="1769"/>
+          </w:tcPr>
+          <w:p>
+            <w:pPr>
+              <w:spacing w:before="0" w:after="0" w:line="300" w:lineRule="exact"/>
+              <w:ind w:firstLineChars="0" w:left="0" w:firstLine="0"/>
+              <w:jc w:val="left"/>
+            </w:pPr>
+            <w:r/>
+            <w:r>
+              <w:rPr>
+                <w:rFonts w:ascii="Times New Roman" w:hAnsi="Times New Roman" w:eastAsia="方正仿宋_GBK" w:cs="Times New Roman"/>
+                <w:b w:val="0"/>
+                <w:sz w:val="21"/>
+              </w:rPr>
+              <w:t>[待填写]</w:t>
+            </w:r>
+          </w:p>
+        </w:tc>
       </w:tr>
       <w:tr>
         <w:tc>
           <w:tcPr>
-            <w:tcW w:type="dxa" w:w="1105"/>
+            <w:tcW w:type="dxa" w:w="1769"/>
           </w:tcPr>
           <w:p>
             <w:pPr>
@@ -2393,16 +2503,16 @@
             <w:r>
               <w:rPr>
                 <w:rFonts w:ascii="Times New Roman" w:hAnsi="Times New Roman" w:eastAsia="方正仿宋_GBK" w:cs="Times New Roman"/>
-                <w:b w:val="0"/>
-                <w:sz w:val="21"/>
-              </w:rPr>
-              <w:t>[待填写]</w:t>
-            </w:r>
-          </w:p>
-        </w:tc>
-        <w:tc>
-          <w:tcPr>
-            <w:tcW w:type="dxa" w:w="1105"/>
+                <w:b/>
+                <w:sz w:val="21"/>
+              </w:rPr>
+              <w:t>[关键指标1：名称、单位及口径]</w:t>
+            </w:r>
+          </w:p>
+        </w:tc>
+        <w:tc>
+          <w:tcPr>
+            <w:tcW w:type="dxa" w:w="1769"/>
           </w:tcPr>
           <w:p>
             <w:pPr>
@@ -2423,7 +2533,7 @@
         </w:tc>
         <w:tc>
           <w:tcPr>
-            <w:tcW w:type="dxa" w:w="1105"/>
+            <w:tcW w:type="dxa" w:w="1769"/>
           </w:tcPr>
           <w:p>
             <w:pPr>
@@ -2444,7 +2554,7 @@
         </w:tc>
         <w:tc>
           <w:tcPr>
-            <w:tcW w:type="dxa" w:w="1105"/>
+            <w:tcW w:type="dxa" w:w="1769"/>
           </w:tcPr>
           <w:p>
             <w:pPr>
@@ -2465,7 +2575,7 @@
         </w:tc>
         <w:tc>
           <w:tcPr>
-            <w:tcW w:type="dxa" w:w="1105"/>
+            <w:tcW w:type="dxa" w:w="1769"/>
           </w:tcPr>
           <w:p>
             <w:pPr>
@@ -2484,9 +2594,11 @@
             </w:r>
           </w:p>
         </w:tc>
-        <w:tc>
-          <w:tcPr>
-            <w:tcW w:type="dxa" w:w="1105"/>
+      </w:tr>
+      <w:tr>
+        <w:tc>
+          <w:tcPr>
+            <w:tcW w:type="dxa" w:w="1769"/>
           </w:tcPr>
           <w:p>
             <w:pPr>
@@ -2498,16 +2610,16 @@
             <w:r>
               <w:rPr>
                 <w:rFonts w:ascii="Times New Roman" w:hAnsi="Times New Roman" w:eastAsia="方正仿宋_GBK" w:cs="Times New Roman"/>
-                <w:b w:val="0"/>
-                <w:sz w:val="21"/>
-              </w:rPr>
-              <w:t>[待填写]</w:t>
-            </w:r>
-          </w:p>
-        </w:tc>
-        <w:tc>
-          <w:tcPr>
-            <w:tcW w:type="dxa" w:w="1105"/>
+                <w:b/>
+                <w:sz w:val="21"/>
+              </w:rPr>
+              <w:t>[关键指标2：名称、单位及口径]</w:t>
+            </w:r>
+          </w:p>
+        </w:tc>
+        <w:tc>
+          <w:tcPr>
+            <w:tcW w:type="dxa" w:w="1769"/>
           </w:tcPr>
           <w:p>
             <w:pPr>
@@ -2528,7 +2640,1012 @@
         </w:tc>
         <w:tc>
           <w:tcPr>
-            <w:tcW w:type="dxa" w:w="1105"/>
+            <w:tcW w:type="dxa" w:w="1769"/>
+          </w:tcPr>
+          <w:p>
+            <w:pPr>
+              <w:spacing w:before="0" w:after="0" w:line="300" w:lineRule="exact"/>
+              <w:ind w:firstLine="0" w:firstLineChars="0" w:left="0"/>
+              <w:jc w:val="left"/>
+            </w:pPr>
+            <w:r/>
+            <w:r>
+              <w:rPr>
+                <w:rFonts w:ascii="Times New Roman" w:hAnsi="Times New Roman" w:eastAsia="方正仿宋_GBK" w:cs="Times New Roman"/>
+                <w:b w:val="0"/>
+                <w:sz w:val="21"/>
+              </w:rPr>
+              <w:t>[待填写]</w:t>
+            </w:r>
+          </w:p>
+        </w:tc>
+        <w:tc>
+          <w:tcPr>
+            <w:tcW w:type="dxa" w:w="1769"/>
+          </w:tcPr>
+          <w:p>
+            <w:pPr>
+              <w:spacing w:before="0" w:after="0" w:line="300" w:lineRule="exact"/>
+              <w:ind w:firstLine="0" w:firstLineChars="0" w:left="0"/>
+              <w:jc w:val="left"/>
+            </w:pPr>
+            <w:r/>
+            <w:r>
+              <w:rPr>
+                <w:rFonts w:ascii="Times New Roman" w:hAnsi="Times New Roman" w:eastAsia="方正仿宋_GBK" w:cs="Times New Roman"/>
+                <w:b w:val="0"/>
+                <w:sz w:val="21"/>
+              </w:rPr>
+              <w:t>[待填写]</w:t>
+            </w:r>
+          </w:p>
+        </w:tc>
+        <w:tc>
+          <w:tcPr>
+            <w:tcW w:type="dxa" w:w="1769"/>
+          </w:tcPr>
+          <w:p>
+            <w:pPr>
+              <w:spacing w:before="0" w:after="0" w:line="300" w:lineRule="exact"/>
+              <w:ind w:firstLineChars="0" w:left="0" w:firstLine="0"/>
+              <w:jc w:val="left"/>
+            </w:pPr>
+            <w:r/>
+            <w:r>
+              <w:rPr>
+                <w:rFonts w:ascii="Times New Roman" w:hAnsi="Times New Roman" w:eastAsia="方正仿宋_GBK" w:cs="Times New Roman"/>
+                <w:b w:val="0"/>
+                <w:sz w:val="21"/>
+              </w:rPr>
+              <w:t>[待填写]</w:t>
+            </w:r>
+          </w:p>
+        </w:tc>
+      </w:tr>
+      <w:tr>
+        <w:tc>
+          <w:tcPr>
+            <w:tcW w:type="dxa" w:w="1769"/>
+          </w:tcPr>
+          <w:p>
+            <w:pPr>
+              <w:spacing w:before="0" w:after="0" w:line="300" w:lineRule="exact"/>
+              <w:ind w:firstLine="0" w:firstLineChars="0" w:left="0"/>
+              <w:jc w:val="left"/>
+            </w:pPr>
+            <w:r/>
+            <w:r>
+              <w:rPr>
+                <w:rFonts w:ascii="Times New Roman" w:hAnsi="Times New Roman" w:eastAsia="方正仿宋_GBK" w:cs="Times New Roman"/>
+                <w:b/>
+                <w:sz w:val="21"/>
+              </w:rPr>
+              <w:t>[关键指标3：名称、单位及口径]</w:t>
+            </w:r>
+          </w:p>
+        </w:tc>
+        <w:tc>
+          <w:tcPr>
+            <w:tcW w:type="dxa" w:w="1769"/>
+          </w:tcPr>
+          <w:p>
+            <w:pPr>
+              <w:spacing w:before="0" w:after="0" w:line="300" w:lineRule="exact"/>
+              <w:ind w:firstLine="0" w:firstLineChars="0" w:left="0"/>
+              <w:jc w:val="left"/>
+            </w:pPr>
+            <w:r/>
+            <w:r>
+              <w:rPr>
+                <w:rFonts w:ascii="Times New Roman" w:hAnsi="Times New Roman" w:eastAsia="方正仿宋_GBK" w:cs="Times New Roman"/>
+                <w:b w:val="0"/>
+                <w:sz w:val="21"/>
+              </w:rPr>
+              <w:t>[待填写]</w:t>
+            </w:r>
+          </w:p>
+        </w:tc>
+        <w:tc>
+          <w:tcPr>
+            <w:tcW w:type="dxa" w:w="1769"/>
+          </w:tcPr>
+          <w:p>
+            <w:pPr>
+              <w:spacing w:before="0" w:after="0" w:line="300" w:lineRule="exact"/>
+              <w:ind w:firstLine="0" w:firstLineChars="0" w:left="0"/>
+              <w:jc w:val="left"/>
+            </w:pPr>
+            <w:r/>
+            <w:r>
+              <w:rPr>
+                <w:rFonts w:ascii="Times New Roman" w:hAnsi="Times New Roman" w:eastAsia="方正仿宋_GBK" w:cs="Times New Roman"/>
+                <w:b w:val="0"/>
+                <w:sz w:val="21"/>
+              </w:rPr>
+              <w:t>[待填写]</w:t>
+            </w:r>
+          </w:p>
+        </w:tc>
+        <w:tc>
+          <w:tcPr>
+            <w:tcW w:type="dxa" w:w="1769"/>
+          </w:tcPr>
+          <w:p>
+            <w:pPr>
+              <w:spacing w:before="0" w:after="0" w:line="300" w:lineRule="exact"/>
+              <w:ind w:firstLine="0" w:firstLineChars="0" w:left="0"/>
+              <w:jc w:val="left"/>
+            </w:pPr>
+            <w:r/>
+            <w:r>
+              <w:rPr>
+                <w:rFonts w:ascii="Times New Roman" w:hAnsi="Times New Roman" w:eastAsia="方正仿宋_GBK" w:cs="Times New Roman"/>
+                <w:b w:val="0"/>
+                <w:sz w:val="21"/>
+              </w:rPr>
+              <w:t>[待填写]</w:t>
+            </w:r>
+          </w:p>
+        </w:tc>
+        <w:tc>
+          <w:tcPr>
+            <w:tcW w:type="dxa" w:w="1769"/>
+          </w:tcPr>
+          <w:p>
+            <w:pPr>
+              <w:spacing w:before="0" w:after="0" w:line="300" w:lineRule="exact"/>
+              <w:ind w:firstLine="0" w:firstLineChars="0" w:left="0"/>
+              <w:jc w:val="left"/>
+            </w:pPr>
+            <w:r/>
+            <w:r>
+              <w:rPr>
+                <w:rFonts w:ascii="Times New Roman" w:hAnsi="Times New Roman" w:eastAsia="方正仿宋_GBK" w:cs="Times New Roman"/>
+                <w:b w:val="0"/>
+                <w:sz w:val="21"/>
+              </w:rPr>
+              <w:t>[待填写]</w:t>
+            </w:r>
+          </w:p>
+        </w:tc>
+      </w:tr>
+      <w:tr>
+        <w:tc>
+          <w:tcPr>
+            <w:tcW w:type="dxa" w:w="1769"/>
+          </w:tcPr>
+          <w:p>
+            <w:pPr>
+              <w:spacing w:before="0" w:after="0" w:line="300" w:lineRule="exact"/>
+              <w:ind w:firstLine="0" w:firstLineChars="0" w:left="0"/>
+              <w:jc w:val="left"/>
+            </w:pPr>
+            <w:r/>
+            <w:r>
+              <w:rPr>
+                <w:rFonts w:ascii="Times New Roman" w:hAnsi="Times New Roman" w:eastAsia="方正仿宋_GBK" w:cs="Times New Roman"/>
+                <w:b/>
+                <w:sz w:val="21"/>
+              </w:rPr>
+              <w:t>临床证据</w:t>
+            </w:r>
+          </w:p>
+        </w:tc>
+        <w:tc>
+          <w:tcPr>
+            <w:tcW w:type="dxa" w:w="1769"/>
+          </w:tcPr>
+          <w:p>
+            <w:pPr>
+              <w:spacing w:before="0" w:after="0" w:line="300" w:lineRule="exact"/>
+              <w:ind w:firstLine="0" w:firstLineChars="0" w:left="0"/>
+              <w:jc w:val="left"/>
+            </w:pPr>
+            <w:r/>
+            <w:r>
+              <w:rPr>
+                <w:rFonts w:ascii="Times New Roman" w:hAnsi="Times New Roman" w:eastAsia="方正仿宋_GBK" w:cs="Times New Roman"/>
+                <w:b w:val="0"/>
+                <w:sz w:val="21"/>
+              </w:rPr>
+              <w:t>[待填写]</w:t>
+            </w:r>
+          </w:p>
+        </w:tc>
+        <w:tc>
+          <w:tcPr>
+            <w:tcW w:type="dxa" w:w="1769"/>
+          </w:tcPr>
+          <w:p>
+            <w:pPr>
+              <w:spacing w:before="0" w:after="0" w:line="300" w:lineRule="exact"/>
+              <w:ind w:firstLine="0" w:firstLineChars="0" w:left="0"/>
+              <w:jc w:val="left"/>
+            </w:pPr>
+            <w:r/>
+            <w:r>
+              <w:rPr>
+                <w:rFonts w:ascii="Times New Roman" w:hAnsi="Times New Roman" w:eastAsia="方正仿宋_GBK" w:cs="Times New Roman"/>
+                <w:b w:val="0"/>
+                <w:sz w:val="21"/>
+              </w:rPr>
+              <w:t>[待填写]</w:t>
+            </w:r>
+          </w:p>
+        </w:tc>
+        <w:tc>
+          <w:tcPr>
+            <w:tcW w:type="dxa" w:w="1769"/>
+          </w:tcPr>
+          <w:p>
+            <w:pPr>
+              <w:spacing w:before="0" w:after="0" w:line="300" w:lineRule="exact"/>
+              <w:ind w:firstLineChars="0" w:left="0" w:firstLine="0"/>
+              <w:jc w:val="left"/>
+            </w:pPr>
+            <w:r/>
+            <w:r>
+              <w:rPr>
+                <w:rFonts w:ascii="Times New Roman" w:hAnsi="Times New Roman" w:eastAsia="方正仿宋_GBK" w:cs="Times New Roman"/>
+                <w:b w:val="0"/>
+                <w:sz w:val="21"/>
+              </w:rPr>
+              <w:t>[待填写]</w:t>
+            </w:r>
+          </w:p>
+        </w:tc>
+        <w:tc>
+          <w:tcPr>
+            <w:tcW w:type="dxa" w:w="1769"/>
+          </w:tcPr>
+          <w:p>
+            <w:pPr>
+              <w:spacing w:before="0" w:after="0" w:line="300" w:lineRule="exact"/>
+              <w:ind w:firstLine="0" w:firstLineChars="0" w:left="0"/>
+              <w:jc w:val="left"/>
+            </w:pPr>
+            <w:r/>
+            <w:r>
+              <w:rPr>
+                <w:rFonts w:ascii="Times New Roman" w:hAnsi="Times New Roman" w:eastAsia="方正仿宋_GBK" w:cs="Times New Roman"/>
+                <w:b w:val="0"/>
+                <w:sz w:val="21"/>
+              </w:rPr>
+              <w:t>[待填写]</w:t>
+            </w:r>
+          </w:p>
+        </w:tc>
+      </w:tr>
+      <w:tr>
+        <w:tc>
+          <w:tcPr>
+            <w:tcW w:type="dxa" w:w="1769"/>
+          </w:tcPr>
+          <w:p>
+            <w:pPr>
+              <w:spacing w:before="0" w:after="0" w:line="300" w:lineRule="exact"/>
+              <w:ind w:firstLine="0" w:firstLineChars="0" w:left="0"/>
+              <w:jc w:val="left"/>
+            </w:pPr>
+            <w:r/>
+            <w:r>
+              <w:rPr>
+                <w:rFonts w:ascii="Times New Roman" w:hAnsi="Times New Roman" w:eastAsia="方正仿宋_GBK" w:cs="Times New Roman"/>
+                <w:b/>
+                <w:sz w:val="21"/>
+              </w:rPr>
+              <w:t>安全性/主要限制</w:t>
+            </w:r>
+          </w:p>
+        </w:tc>
+        <w:tc>
+          <w:tcPr>
+            <w:tcW w:type="dxa" w:w="1769"/>
+          </w:tcPr>
+          <w:p>
+            <w:pPr>
+              <w:spacing w:before="0" w:after="0" w:line="300" w:lineRule="exact"/>
+              <w:ind w:firstLine="0" w:firstLineChars="0" w:left="0"/>
+              <w:jc w:val="left"/>
+            </w:pPr>
+            <w:r/>
+            <w:r>
+              <w:rPr>
+                <w:rFonts w:ascii="Times New Roman" w:hAnsi="Times New Roman" w:eastAsia="方正仿宋_GBK" w:cs="Times New Roman"/>
+                <w:b w:val="0"/>
+                <w:sz w:val="21"/>
+              </w:rPr>
+              <w:t>[待填写]</w:t>
+            </w:r>
+          </w:p>
+        </w:tc>
+        <w:tc>
+          <w:tcPr>
+            <w:tcW w:type="dxa" w:w="1769"/>
+          </w:tcPr>
+          <w:p>
+            <w:pPr>
+              <w:spacing w:before="0" w:after="0" w:line="300" w:lineRule="exact"/>
+              <w:ind w:firstLine="0" w:firstLineChars="0" w:left="0"/>
+              <w:jc w:val="left"/>
+            </w:pPr>
+            <w:r/>
+            <w:r>
+              <w:rPr>
+                <w:rFonts w:ascii="Times New Roman" w:hAnsi="Times New Roman" w:eastAsia="方正仿宋_GBK" w:cs="Times New Roman"/>
+                <w:b w:val="0"/>
+                <w:sz w:val="21"/>
+              </w:rPr>
+              <w:t>[待填写]</w:t>
+            </w:r>
+          </w:p>
+        </w:tc>
+        <w:tc>
+          <w:tcPr>
+            <w:tcW w:type="dxa" w:w="1769"/>
+          </w:tcPr>
+          <w:p>
+            <w:pPr>
+              <w:spacing w:before="0" w:after="0" w:line="300" w:lineRule="exact"/>
+              <w:ind w:firstLineChars="0" w:left="0" w:firstLine="0"/>
+              <w:jc w:val="left"/>
+            </w:pPr>
+            <w:r/>
+            <w:r>
+              <w:rPr>
+                <w:rFonts w:ascii="Times New Roman" w:hAnsi="Times New Roman" w:eastAsia="方正仿宋_GBK" w:cs="Times New Roman"/>
+                <w:b w:val="0"/>
+                <w:sz w:val="21"/>
+              </w:rPr>
+              <w:t>[待填写]</w:t>
+            </w:r>
+          </w:p>
+        </w:tc>
+        <w:tc>
+          <w:tcPr>
+            <w:tcW w:type="dxa" w:w="1769"/>
+          </w:tcPr>
+          <w:p>
+            <w:pPr>
+              <w:spacing w:before="0" w:after="0" w:line="300" w:lineRule="exact"/>
+              <w:ind w:firstLineChars="0" w:left="0" w:firstLine="0"/>
+              <w:jc w:val="left"/>
+            </w:pPr>
+            <w:r/>
+            <w:r>
+              <w:rPr>
+                <w:rFonts w:ascii="Times New Roman" w:hAnsi="Times New Roman" w:eastAsia="方正仿宋_GBK" w:cs="Times New Roman"/>
+                <w:b w:val="0"/>
+                <w:sz w:val="21"/>
+              </w:rPr>
+              <w:t>[待填写]</w:t>
+            </w:r>
+          </w:p>
+        </w:tc>
+      </w:tr>
+      <w:tr>
+        <w:tc>
+          <w:tcPr>
+            <w:tcW w:type="dxa" w:w="1769"/>
+          </w:tcPr>
+          <w:p>
+            <w:pPr>
+              <w:spacing w:before="0" w:after="0" w:line="300" w:lineRule="exact"/>
+              <w:ind w:firstLine="0" w:firstLineChars="0" w:left="0"/>
+              <w:jc w:val="left"/>
+            </w:pPr>
+            <w:r/>
+            <w:r>
+              <w:rPr>
+                <w:rFonts w:ascii="Times New Roman" w:hAnsi="Times New Roman" w:eastAsia="方正仿宋_GBK" w:cs="Times New Roman"/>
+                <w:b/>
+                <w:sz w:val="21"/>
+              </w:rPr>
+              <w:t>工作流/使用条件</w:t>
+            </w:r>
+          </w:p>
+        </w:tc>
+        <w:tc>
+          <w:tcPr>
+            <w:tcW w:type="dxa" w:w="1769"/>
+          </w:tcPr>
+          <w:p>
+            <w:pPr>
+              <w:spacing w:before="0" w:after="0" w:line="300" w:lineRule="exact"/>
+              <w:ind w:firstLine="0" w:firstLineChars="0" w:left="0"/>
+              <w:jc w:val="left"/>
+            </w:pPr>
+            <w:r/>
+            <w:r>
+              <w:rPr>
+                <w:rFonts w:ascii="Times New Roman" w:hAnsi="Times New Roman" w:eastAsia="方正仿宋_GBK" w:cs="Times New Roman"/>
+                <w:b w:val="0"/>
+                <w:sz w:val="21"/>
+              </w:rPr>
+              <w:t>[待填写]</w:t>
+            </w:r>
+          </w:p>
+        </w:tc>
+        <w:tc>
+          <w:tcPr>
+            <w:tcW w:type="dxa" w:w="1769"/>
+          </w:tcPr>
+          <w:p>
+            <w:pPr>
+              <w:spacing w:before="0" w:after="0" w:line="300" w:lineRule="exact"/>
+              <w:ind w:firstLine="0" w:firstLineChars="0" w:left="0"/>
+              <w:jc w:val="left"/>
+            </w:pPr>
+            <w:r/>
+            <w:r>
+              <w:rPr>
+                <w:rFonts w:ascii="Times New Roman" w:hAnsi="Times New Roman" w:eastAsia="方正仿宋_GBK" w:cs="Times New Roman"/>
+                <w:b w:val="0"/>
+                <w:sz w:val="21"/>
+              </w:rPr>
+              <w:t>[待填写]</w:t>
+            </w:r>
+          </w:p>
+        </w:tc>
+        <w:tc>
+          <w:tcPr>
+            <w:tcW w:type="dxa" w:w="1769"/>
+          </w:tcPr>
+          <w:p>
+            <w:pPr>
+              <w:spacing w:before="0" w:after="0" w:line="300" w:lineRule="exact"/>
+              <w:ind w:firstLine="0" w:firstLineChars="0" w:left="0"/>
+              <w:jc w:val="left"/>
+            </w:pPr>
+            <w:r/>
+            <w:r>
+              <w:rPr>
+                <w:rFonts w:ascii="Times New Roman" w:hAnsi="Times New Roman" w:eastAsia="方正仿宋_GBK" w:cs="Times New Roman"/>
+                <w:b w:val="0"/>
+                <w:sz w:val="21"/>
+              </w:rPr>
+              <w:t>[待填写]</w:t>
+            </w:r>
+          </w:p>
+        </w:tc>
+        <w:tc>
+          <w:tcPr>
+            <w:tcW w:type="dxa" w:w="1769"/>
+          </w:tcPr>
+          <w:p>
+            <w:pPr>
+              <w:spacing w:before="0" w:after="0" w:line="300" w:lineRule="exact"/>
+              <w:ind w:firstLineChars="0" w:left="0" w:firstLine="0"/>
+              <w:jc w:val="left"/>
+            </w:pPr>
+            <w:r/>
+            <w:r>
+              <w:rPr>
+                <w:rFonts w:ascii="Times New Roman" w:hAnsi="Times New Roman" w:eastAsia="方正仿宋_GBK" w:cs="Times New Roman"/>
+                <w:b w:val="0"/>
+                <w:sz w:val="21"/>
+              </w:rPr>
+              <w:t>[待填写]</w:t>
+            </w:r>
+          </w:p>
+        </w:tc>
+      </w:tr>
+      <w:tr>
+        <w:tc>
+          <w:tcPr>
+            <w:tcW w:type="dxa" w:w="1769"/>
+          </w:tcPr>
+          <w:p>
+            <w:pPr>
+              <w:spacing w:before="0" w:after="0" w:line="300" w:lineRule="exact"/>
+              <w:ind w:firstLine="0" w:firstLineChars="0" w:left="0"/>
+              <w:jc w:val="left"/>
+            </w:pPr>
+            <w:r/>
+            <w:r>
+              <w:rPr>
+                <w:rFonts w:ascii="Times New Roman" w:hAnsi="Times New Roman" w:eastAsia="方正仿宋_GBK" w:cs="Times New Roman"/>
+                <w:b/>
+                <w:sz w:val="21"/>
+              </w:rPr>
+              <w:t>价格/全周期成本</w:t>
+            </w:r>
+          </w:p>
+        </w:tc>
+        <w:tc>
+          <w:tcPr>
+            <w:tcW w:type="dxa" w:w="1769"/>
+          </w:tcPr>
+          <w:p>
+            <w:pPr>
+              <w:spacing w:before="0" w:after="0" w:line="300" w:lineRule="exact"/>
+              <w:ind w:firstLine="0" w:firstLineChars="0" w:left="0"/>
+              <w:jc w:val="left"/>
+            </w:pPr>
+            <w:r/>
+            <w:r>
+              <w:rPr>
+                <w:rFonts w:ascii="Times New Roman" w:hAnsi="Times New Roman" w:eastAsia="方正仿宋_GBK" w:cs="Times New Roman"/>
+                <w:b w:val="0"/>
+                <w:sz w:val="21"/>
+              </w:rPr>
+              <w:t>[待填写]</w:t>
+            </w:r>
+          </w:p>
+        </w:tc>
+        <w:tc>
+          <w:tcPr>
+            <w:tcW w:type="dxa" w:w="1769"/>
+          </w:tcPr>
+          <w:p>
+            <w:pPr>
+              <w:spacing w:before="0" w:after="0" w:line="300" w:lineRule="exact"/>
+              <w:ind w:firstLine="0" w:firstLineChars="0" w:left="0"/>
+              <w:jc w:val="left"/>
+            </w:pPr>
+            <w:r/>
+            <w:r>
+              <w:rPr>
+                <w:rFonts w:ascii="Times New Roman" w:hAnsi="Times New Roman" w:eastAsia="方正仿宋_GBK" w:cs="Times New Roman"/>
+                <w:b w:val="0"/>
+                <w:sz w:val="21"/>
+              </w:rPr>
+              <w:t>[待填写]</w:t>
+            </w:r>
+          </w:p>
+        </w:tc>
+        <w:tc>
+          <w:tcPr>
+            <w:tcW w:type="dxa" w:w="1769"/>
+          </w:tcPr>
+          <w:p>
+            <w:pPr>
+              <w:spacing w:before="0" w:after="0" w:line="300" w:lineRule="exact"/>
+              <w:ind w:firstLine="0" w:firstLineChars="0" w:left="0"/>
+              <w:jc w:val="left"/>
+            </w:pPr>
+            <w:r/>
+            <w:r>
+              <w:rPr>
+                <w:rFonts w:ascii="Times New Roman" w:hAnsi="Times New Roman" w:eastAsia="方正仿宋_GBK" w:cs="Times New Roman"/>
+                <w:b w:val="0"/>
+                <w:sz w:val="21"/>
+              </w:rPr>
+              <w:t>[待填写]</w:t>
+            </w:r>
+          </w:p>
+        </w:tc>
+        <w:tc>
+          <w:tcPr>
+            <w:tcW w:type="dxa" w:w="1769"/>
+          </w:tcPr>
+          <w:p>
+            <w:pPr>
+              <w:spacing w:before="0" w:after="0" w:line="300" w:lineRule="exact"/>
+              <w:ind w:firstLine="0" w:firstLineChars="0" w:left="0"/>
+              <w:jc w:val="left"/>
+            </w:pPr>
+            <w:r/>
+            <w:r>
+              <w:rPr>
+                <w:rFonts w:ascii="Times New Roman" w:hAnsi="Times New Roman" w:eastAsia="方正仿宋_GBK" w:cs="Times New Roman"/>
+                <w:b w:val="0"/>
+                <w:sz w:val="21"/>
+              </w:rPr>
+              <w:t>[待填写]</w:t>
+            </w:r>
+          </w:p>
+        </w:tc>
+      </w:tr>
+      <w:tr>
+        <w:tc>
+          <w:tcPr>
+            <w:tcW w:type="dxa" w:w="1769"/>
+          </w:tcPr>
+          <w:p>
+            <w:pPr>
+              <w:spacing w:before="0" w:after="0" w:line="300" w:lineRule="exact"/>
+              <w:ind w:firstLine="0" w:firstLineChars="0" w:left="0"/>
+              <w:jc w:val="left"/>
+            </w:pPr>
+            <w:r/>
+            <w:r>
+              <w:rPr>
+                <w:rFonts w:ascii="Times New Roman" w:hAnsi="Times New Roman" w:eastAsia="方正仿宋_GBK" w:cs="Times New Roman"/>
+                <w:b/>
+                <w:sz w:val="21"/>
+              </w:rPr>
+              <w:t>供应/渠道</w:t>
+            </w:r>
+          </w:p>
+        </w:tc>
+        <w:tc>
+          <w:tcPr>
+            <w:tcW w:type="dxa" w:w="1769"/>
+          </w:tcPr>
+          <w:p>
+            <w:pPr>
+              <w:spacing w:before="0" w:after="0" w:line="300" w:lineRule="exact"/>
+              <w:ind w:firstLine="0" w:firstLineChars="0" w:left="0"/>
+              <w:jc w:val="left"/>
+            </w:pPr>
+            <w:r/>
+            <w:r>
+              <w:rPr>
+                <w:rFonts w:ascii="Times New Roman" w:hAnsi="Times New Roman" w:eastAsia="方正仿宋_GBK" w:cs="Times New Roman"/>
+                <w:b w:val="0"/>
+                <w:sz w:val="21"/>
+              </w:rPr>
+              <w:t>[待填写]</w:t>
+            </w:r>
+          </w:p>
+        </w:tc>
+        <w:tc>
+          <w:tcPr>
+            <w:tcW w:type="dxa" w:w="1769"/>
+          </w:tcPr>
+          <w:p>
+            <w:pPr>
+              <w:spacing w:before="0" w:after="0" w:line="300" w:lineRule="exact"/>
+              <w:ind w:firstLine="0" w:firstLineChars="0" w:left="0"/>
+              <w:jc w:val="left"/>
+            </w:pPr>
+            <w:r/>
+            <w:r>
+              <w:rPr>
+                <w:rFonts w:ascii="Times New Roman" w:hAnsi="Times New Roman" w:eastAsia="方正仿宋_GBK" w:cs="Times New Roman"/>
+                <w:b w:val="0"/>
+                <w:sz w:val="21"/>
+              </w:rPr>
+              <w:t>[待填写]</w:t>
+            </w:r>
+          </w:p>
+        </w:tc>
+        <w:tc>
+          <w:tcPr>
+            <w:tcW w:type="dxa" w:w="1769"/>
+          </w:tcPr>
+          <w:p>
+            <w:pPr>
+              <w:spacing w:before="0" w:after="0" w:line="300" w:lineRule="exact"/>
+              <w:ind w:firstLine="0" w:firstLineChars="0" w:left="0"/>
+              <w:jc w:val="left"/>
+            </w:pPr>
+            <w:r/>
+            <w:r>
+              <w:rPr>
+                <w:rFonts w:ascii="Times New Roman" w:hAnsi="Times New Roman" w:eastAsia="方正仿宋_GBK" w:cs="Times New Roman"/>
+                <w:b w:val="0"/>
+                <w:sz w:val="21"/>
+              </w:rPr>
+              <w:t>[待填写]</w:t>
+            </w:r>
+          </w:p>
+        </w:tc>
+        <w:tc>
+          <w:tcPr>
+            <w:tcW w:type="dxa" w:w="1769"/>
+          </w:tcPr>
+          <w:p>
+            <w:pPr>
+              <w:spacing w:before="0" w:after="0" w:line="300" w:lineRule="exact"/>
+              <w:ind w:firstLineChars="0" w:left="0" w:firstLine="0"/>
+              <w:jc w:val="left"/>
+            </w:pPr>
+            <w:r/>
+            <w:r>
+              <w:rPr>
+                <w:rFonts w:ascii="Times New Roman" w:hAnsi="Times New Roman" w:eastAsia="方正仿宋_GBK" w:cs="Times New Roman"/>
+                <w:b w:val="0"/>
+                <w:sz w:val="21"/>
+              </w:rPr>
+              <w:t>[待填写]</w:t>
+            </w:r>
+          </w:p>
+        </w:tc>
+      </w:tr>
+      <w:tr>
+        <w:tc>
+          <w:tcPr>
+            <w:tcW w:type="dxa" w:w="1769"/>
+          </w:tcPr>
+          <w:p>
+            <w:pPr>
+              <w:spacing w:before="0" w:after="0" w:line="300" w:lineRule="exact"/>
+              <w:ind w:firstLine="0" w:firstLineChars="0" w:left="0"/>
+              <w:jc w:val="left"/>
+            </w:pPr>
+            <w:r/>
+            <w:r>
+              <w:rPr>
+                <w:rFonts w:ascii="Times New Roman" w:hAnsi="Times New Roman" w:eastAsia="方正仿宋_GBK" w:cs="Times New Roman"/>
+                <w:b/>
+                <w:sz w:val="21"/>
+              </w:rPr>
+              <w:t>相对优势</w:t>
+            </w:r>
+          </w:p>
+        </w:tc>
+        <w:tc>
+          <w:tcPr>
+            <w:tcW w:type="dxa" w:w="1769"/>
+          </w:tcPr>
+          <w:p>
+            <w:pPr>
+              <w:spacing w:before="0" w:after="0" w:line="300" w:lineRule="exact"/>
+              <w:ind w:firstLine="0" w:firstLineChars="0" w:left="0"/>
+              <w:jc w:val="left"/>
+            </w:pPr>
+            <w:r/>
+            <w:r>
+              <w:rPr>
+                <w:rFonts w:ascii="Times New Roman" w:hAnsi="Times New Roman" w:eastAsia="方正仿宋_GBK" w:cs="Times New Roman"/>
+                <w:b w:val="0"/>
+                <w:sz w:val="21"/>
+              </w:rPr>
+              <w:t>[待填写]</w:t>
+            </w:r>
+          </w:p>
+        </w:tc>
+        <w:tc>
+          <w:tcPr>
+            <w:tcW w:type="dxa" w:w="1769"/>
+          </w:tcPr>
+          <w:p>
+            <w:pPr>
+              <w:spacing w:before="0" w:after="0" w:line="300" w:lineRule="exact"/>
+              <w:ind w:firstLine="0" w:firstLineChars="0" w:left="0"/>
+              <w:jc w:val="left"/>
+            </w:pPr>
+            <w:r/>
+            <w:r>
+              <w:rPr>
+                <w:rFonts w:ascii="Times New Roman" w:hAnsi="Times New Roman" w:eastAsia="方正仿宋_GBK" w:cs="Times New Roman"/>
+                <w:b w:val="0"/>
+                <w:sz w:val="21"/>
+              </w:rPr>
+              <w:t>[待填写]</w:t>
+            </w:r>
+          </w:p>
+        </w:tc>
+        <w:tc>
+          <w:tcPr>
+            <w:tcW w:type="dxa" w:w="1769"/>
+          </w:tcPr>
+          <w:p>
+            <w:pPr>
+              <w:spacing w:before="0" w:after="0" w:line="300" w:lineRule="exact"/>
+              <w:ind w:firstLine="0" w:firstLineChars="0" w:left="0"/>
+              <w:jc w:val="left"/>
+            </w:pPr>
+            <w:r/>
+            <w:r>
+              <w:rPr>
+                <w:rFonts w:ascii="Times New Roman" w:hAnsi="Times New Roman" w:eastAsia="方正仿宋_GBK" w:cs="Times New Roman"/>
+                <w:b w:val="0"/>
+                <w:sz w:val="21"/>
+              </w:rPr>
+              <w:t>[待填写]</w:t>
+            </w:r>
+          </w:p>
+        </w:tc>
+        <w:tc>
+          <w:tcPr>
+            <w:tcW w:type="dxa" w:w="1769"/>
+          </w:tcPr>
+          <w:p>
+            <w:pPr>
+              <w:spacing w:before="0" w:after="0" w:line="300" w:lineRule="exact"/>
+              <w:ind w:firstLine="0" w:firstLineChars="0" w:left="0"/>
+              <w:jc w:val="left"/>
+            </w:pPr>
+            <w:r/>
+            <w:r>
+              <w:rPr>
+                <w:rFonts w:ascii="Times New Roman" w:hAnsi="Times New Roman" w:eastAsia="方正仿宋_GBK" w:cs="Times New Roman"/>
+                <w:b w:val="0"/>
+                <w:sz w:val="21"/>
+              </w:rPr>
+              <w:t>[待填写]</w:t>
+            </w:r>
+          </w:p>
+        </w:tc>
+      </w:tr>
+      <w:tr>
+        <w:tc>
+          <w:tcPr>
+            <w:tcW w:type="dxa" w:w="1769"/>
+          </w:tcPr>
+          <w:p>
+            <w:pPr>
+              <w:spacing w:before="0" w:after="0" w:line="300" w:lineRule="exact"/>
+              <w:ind w:firstLine="0" w:firstLineChars="0" w:left="0"/>
+              <w:jc w:val="left"/>
+            </w:pPr>
+            <w:r/>
+            <w:r>
+              <w:rPr>
+                <w:rFonts w:ascii="Times New Roman" w:hAnsi="Times New Roman" w:eastAsia="方正仿宋_GBK" w:cs="Times New Roman"/>
+                <w:b/>
+                <w:sz w:val="21"/>
+              </w:rPr>
+              <w:t>相对劣势</w:t>
+            </w:r>
+          </w:p>
+        </w:tc>
+        <w:tc>
+          <w:tcPr>
+            <w:tcW w:type="dxa" w:w="1769"/>
+          </w:tcPr>
+          <w:p>
+            <w:pPr>
+              <w:spacing w:before="0" w:after="0" w:line="300" w:lineRule="exact"/>
+              <w:ind w:firstLine="0" w:firstLineChars="0" w:left="0"/>
+              <w:jc w:val="left"/>
+            </w:pPr>
+            <w:r/>
+            <w:r>
+              <w:rPr>
+                <w:rFonts w:ascii="Times New Roman" w:hAnsi="Times New Roman" w:eastAsia="方正仿宋_GBK" w:cs="Times New Roman"/>
+                <w:b w:val="0"/>
+                <w:sz w:val="21"/>
+              </w:rPr>
+              <w:t>[待填写]</w:t>
+            </w:r>
+          </w:p>
+        </w:tc>
+        <w:tc>
+          <w:tcPr>
+            <w:tcW w:type="dxa" w:w="1769"/>
+          </w:tcPr>
+          <w:p>
+            <w:pPr>
+              <w:spacing w:before="0" w:after="0" w:line="300" w:lineRule="exact"/>
+              <w:ind w:firstLine="0" w:firstLineChars="0" w:left="0"/>
+              <w:jc w:val="left"/>
+            </w:pPr>
+            <w:r/>
+            <w:r>
+              <w:rPr>
+                <w:rFonts w:ascii="Times New Roman" w:hAnsi="Times New Roman" w:eastAsia="方正仿宋_GBK" w:cs="Times New Roman"/>
+                <w:b w:val="0"/>
+                <w:sz w:val="21"/>
+              </w:rPr>
+              <w:t>[待填写]</w:t>
+            </w:r>
+          </w:p>
+        </w:tc>
+        <w:tc>
+          <w:tcPr>
+            <w:tcW w:type="dxa" w:w="1769"/>
+          </w:tcPr>
+          <w:p>
+            <w:pPr>
+              <w:spacing w:before="0" w:after="0" w:line="300" w:lineRule="exact"/>
+              <w:ind w:firstLine="0" w:firstLineChars="0" w:left="0"/>
+              <w:jc w:val="left"/>
+            </w:pPr>
+            <w:r/>
+            <w:r>
+              <w:rPr>
+                <w:rFonts w:ascii="Times New Roman" w:hAnsi="Times New Roman" w:eastAsia="方正仿宋_GBK" w:cs="Times New Roman"/>
+                <w:b w:val="0"/>
+                <w:sz w:val="21"/>
+              </w:rPr>
+              <w:t>[待填写]</w:t>
+            </w:r>
+          </w:p>
+        </w:tc>
+        <w:tc>
+          <w:tcPr>
+            <w:tcW w:type="dxa" w:w="1769"/>
+          </w:tcPr>
+          <w:p>
+            <w:pPr>
+              <w:spacing w:before="0" w:after="0" w:line="300" w:lineRule="exact"/>
+              <w:ind w:firstLineChars="0" w:left="0" w:firstLine="0"/>
+              <w:jc w:val="left"/>
+            </w:pPr>
+            <w:r/>
+            <w:r>
+              <w:rPr>
+                <w:rFonts w:ascii="Times New Roman" w:hAnsi="Times New Roman" w:eastAsia="方正仿宋_GBK" w:cs="Times New Roman"/>
+                <w:b w:val="0"/>
+                <w:sz w:val="21"/>
+              </w:rPr>
+              <w:t>[待填写]</w:t>
+            </w:r>
+          </w:p>
+        </w:tc>
+      </w:tr>
+      <w:tr>
+        <w:tc>
+          <w:tcPr>
+            <w:tcW w:type="dxa" w:w="1769"/>
+          </w:tcPr>
+          <w:p>
+            <w:pPr>
+              <w:spacing w:before="0" w:after="0" w:line="300" w:lineRule="exact"/>
+              <w:ind w:firstLine="0" w:firstLineChars="0" w:left="0"/>
+              <w:jc w:val="left"/>
+            </w:pPr>
+            <w:r/>
+            <w:r>
+              <w:rPr>
+                <w:rFonts w:ascii="Times New Roman" w:hAnsi="Times New Roman" w:eastAsia="方正仿宋_GBK" w:cs="Times New Roman"/>
+                <w:b/>
+                <w:sz w:val="21"/>
+              </w:rPr>
+              <w:t>证据边界/待核实事项</w:t>
+            </w:r>
+          </w:p>
+        </w:tc>
+        <w:tc>
+          <w:tcPr>
+            <w:tcW w:type="dxa" w:w="1769"/>
+          </w:tcPr>
+          <w:p>
+            <w:pPr>
+              <w:spacing w:before="0" w:after="0" w:line="300" w:lineRule="exact"/>
+              <w:ind w:firstLine="0" w:firstLineChars="0" w:left="0"/>
+              <w:jc w:val="left"/>
+            </w:pPr>
+            <w:r/>
+            <w:r>
+              <w:rPr>
+                <w:rFonts w:ascii="Times New Roman" w:hAnsi="Times New Roman" w:eastAsia="方正仿宋_GBK" w:cs="Times New Roman"/>
+                <w:b w:val="0"/>
+                <w:sz w:val="21"/>
+              </w:rPr>
+              <w:t>[待填写]</w:t>
+            </w:r>
+          </w:p>
+        </w:tc>
+        <w:tc>
+          <w:tcPr>
+            <w:tcW w:type="dxa" w:w="1769"/>
+          </w:tcPr>
+          <w:p>
+            <w:pPr>
+              <w:spacing w:before="0" w:after="0" w:line="300" w:lineRule="exact"/>
+              <w:ind w:firstLine="0" w:firstLineChars="0" w:left="0"/>
+              <w:jc w:val="left"/>
+            </w:pPr>
+            <w:r/>
+            <w:r>
+              <w:rPr>
+                <w:rFonts w:ascii="Times New Roman" w:hAnsi="Times New Roman" w:eastAsia="方正仿宋_GBK" w:cs="Times New Roman"/>
+                <w:b w:val="0"/>
+                <w:sz w:val="21"/>
+              </w:rPr>
+              <w:t>[待填写]</w:t>
+            </w:r>
+          </w:p>
+        </w:tc>
+        <w:tc>
+          <w:tcPr>
+            <w:tcW w:type="dxa" w:w="1769"/>
+          </w:tcPr>
+          <w:p>
+            <w:pPr>
+              <w:spacing w:before="0" w:after="0" w:line="300" w:lineRule="exact"/>
+              <w:ind w:firstLine="0" w:firstLineChars="0" w:left="0"/>
+              <w:jc w:val="left"/>
+            </w:pPr>
+            <w:r/>
+            <w:r>
+              <w:rPr>
+                <w:rFonts w:ascii="Times New Roman" w:hAnsi="Times New Roman" w:eastAsia="方正仿宋_GBK" w:cs="Times New Roman"/>
+                <w:b w:val="0"/>
+                <w:sz w:val="21"/>
+              </w:rPr>
+              <w:t>[待填写]</w:t>
+            </w:r>
+          </w:p>
+        </w:tc>
+        <w:tc>
+          <w:tcPr>
+            <w:tcW w:type="dxa" w:w="1769"/>
           </w:tcPr>
           <w:p>
             <w:pPr>
@@ -2564,14 +3681,11 @@
         <w:tblLook w:firstColumn="1" w:firstRow="1" w:lastColumn="0" w:lastRow="0" w:noHBand="0" w:noVBand="1" w:val="04A0"/>
       </w:tblPr>
       <w:tblGrid>
-        <w:gridCol w:w="1105"/>
-        <w:gridCol w:w="1105"/>
-        <w:gridCol w:w="1105"/>
-        <w:gridCol w:w="1105"/>
-        <w:gridCol w:w="1105"/>
-        <w:gridCol w:w="1105"/>
-        <w:gridCol w:w="1105"/>
-        <w:gridCol w:w="1105"/>
+        <w:gridCol w:w="1769"/>
+        <w:gridCol w:w="1769"/>
+        <w:gridCol w:w="1769"/>
+        <w:gridCol w:w="1769"/>
+        <w:gridCol w:w="1769"/>
       </w:tblGrid>
       <w:tr>
         <w:trPr>
@@ -2579,12 +3693,12 @@
         </w:trPr>
         <w:tc>
           <w:tcPr>
-            <w:tcW w:type="dxa" w:w="1105"/>
-          </w:tcPr>
-          <w:p>
-            <w:pPr>
-              <w:spacing w:before="0" w:after="0" w:line="300" w:lineRule="exact"/>
-              <w:ind w:firstLine="0" w:firstLineChars="0" w:left="0"/>
+            <w:tcW w:type="dxa" w:w="1769"/>
+          </w:tcPr>
+          <w:p>
+            <w:pPr>
+              <w:spacing w:before="0" w:after="0" w:line="300" w:lineRule="exact"/>
+              <w:ind w:firstLineChars="0" w:left="0" w:firstLine="0"/>
               <w:jc w:val="center"/>
             </w:pPr>
             <w:r/>
@@ -2594,18 +3708,18 @@
                 <w:b/>
                 <w:sz w:val="21"/>
               </w:rPr>
-              <w:t>技术路线及原理</w:t>
-            </w:r>
-          </w:p>
-        </w:tc>
-        <w:tc>
-          <w:tcPr>
-            <w:tcW w:type="dxa" w:w="1105"/>
-          </w:tcPr>
-          <w:p>
-            <w:pPr>
-              <w:spacing w:before="0" w:after="0" w:line="300" w:lineRule="exact"/>
-              <w:ind w:firstLine="0" w:firstLineChars="0" w:left="0"/>
+              <w:t>比较维度</w:t>
+            </w:r>
+          </w:p>
+        </w:tc>
+        <w:tc>
+          <w:tcPr>
+            <w:tcW w:type="dxa" w:w="1769"/>
+          </w:tcPr>
+          <w:p>
+            <w:pPr>
+              <w:spacing w:before="0" w:after="0" w:line="300" w:lineRule="exact"/>
+              <w:ind w:firstLineChars="0" w:left="0" w:firstLine="0"/>
               <w:jc w:val="center"/>
             </w:pPr>
             <w:r/>
@@ -2615,18 +3729,18 @@
                 <w:b/>
                 <w:sz w:val="21"/>
               </w:rPr>
-              <w:t>场景/人群</w:t>
-            </w:r>
-          </w:p>
-        </w:tc>
-        <w:tc>
-          <w:tcPr>
-            <w:tcW w:type="dxa" w:w="1105"/>
-          </w:tcPr>
-          <w:p>
-            <w:pPr>
-              <w:spacing w:before="0" w:after="0" w:line="300" w:lineRule="exact"/>
-              <w:ind w:firstLine="0" w:firstLineChars="0" w:left="0"/>
+              <w:t>本项目技术路线</w:t>
+            </w:r>
+          </w:p>
+        </w:tc>
+        <w:tc>
+          <w:tcPr>
+            <w:tcW w:type="dxa" w:w="1769"/>
+          </w:tcPr>
+          <w:p>
+            <w:pPr>
+              <w:spacing w:before="0" w:after="0" w:line="300" w:lineRule="exact"/>
+              <w:ind w:firstLineChars="0" w:left="0" w:firstLine="0"/>
               <w:jc w:val="center"/>
             </w:pPr>
             <w:r/>
@@ -2636,18 +3750,18 @@
                 <w:b/>
                 <w:sz w:val="21"/>
               </w:rPr>
-              <w:t>代表产品/最高阶段</w:t>
-            </w:r>
-          </w:p>
-        </w:tc>
-        <w:tc>
-          <w:tcPr>
-            <w:tcW w:type="dxa" w:w="1105"/>
-          </w:tcPr>
-          <w:p>
-            <w:pPr>
-              <w:spacing w:before="0" w:after="0" w:line="300" w:lineRule="exact"/>
-              <w:ind w:firstLine="0" w:firstLineChars="0" w:left="0"/>
+              <w:t>[其他路线A]</w:t>
+            </w:r>
+          </w:p>
+        </w:tc>
+        <w:tc>
+          <w:tcPr>
+            <w:tcW w:type="dxa" w:w="1769"/>
+          </w:tcPr>
+          <w:p>
+            <w:pPr>
+              <w:spacing w:before="0" w:after="0" w:line="300" w:lineRule="exact"/>
+              <w:ind w:firstLineChars="0" w:left="0" w:firstLine="0"/>
               <w:jc w:val="center"/>
             </w:pPr>
             <w:r/>
@@ -2657,18 +3771,18 @@
                 <w:b/>
                 <w:sz w:val="21"/>
               </w:rPr>
-              <w:t>主要优势</w:t>
-            </w:r>
-          </w:p>
-        </w:tc>
-        <w:tc>
-          <w:tcPr>
-            <w:tcW w:type="dxa" w:w="1105"/>
-          </w:tcPr>
-          <w:p>
-            <w:pPr>
-              <w:spacing w:before="0" w:after="0" w:line="300" w:lineRule="exact"/>
-              <w:ind w:firstLine="0" w:firstLineChars="0" w:left="0"/>
+              <w:t>[其他路线B]</w:t>
+            </w:r>
+          </w:p>
+        </w:tc>
+        <w:tc>
+          <w:tcPr>
+            <w:tcW w:type="dxa" w:w="1769"/>
+          </w:tcPr>
+          <w:p>
+            <w:pPr>
+              <w:spacing w:before="0" w:after="0" w:line="300" w:lineRule="exact"/>
+              <w:ind w:firstLineChars="0" w:left="0" w:firstLine="0"/>
               <w:jc w:val="center"/>
             </w:pPr>
             <w:r/>
@@ -2678,70 +3792,7 @@
                 <w:b/>
                 <w:sz w:val="21"/>
               </w:rPr>
-              <w:t>主要局限</w:t>
-            </w:r>
-          </w:p>
-        </w:tc>
-        <w:tc>
-          <w:tcPr>
-            <w:tcW w:type="dxa" w:w="1105"/>
-          </w:tcPr>
-          <w:p>
-            <w:pPr>
-              <w:spacing w:before="0" w:after="0" w:line="300" w:lineRule="exact"/>
-              <w:ind w:firstLine="0" w:firstLineChars="0" w:left="0"/>
-              <w:jc w:val="center"/>
-            </w:pPr>
-            <w:r/>
-            <w:r>
-              <w:rPr>
-                <w:rFonts w:ascii="Times New Roman" w:hAnsi="Times New Roman" w:eastAsia="方正仿宋_GBK" w:cs="Times New Roman"/>
-                <w:b/>
-                <w:sz w:val="21"/>
-              </w:rPr>
-              <w:t>成熟度/拥挤度</w:t>
-            </w:r>
-          </w:p>
-        </w:tc>
-        <w:tc>
-          <w:tcPr>
-            <w:tcW w:type="dxa" w:w="1105"/>
-          </w:tcPr>
-          <w:p>
-            <w:pPr>
-              <w:spacing w:before="0" w:after="0" w:line="300" w:lineRule="exact"/>
-              <w:ind w:firstLine="0" w:firstLineChars="0" w:left="0"/>
-              <w:jc w:val="center"/>
-            </w:pPr>
-            <w:r/>
-            <w:r>
-              <w:rPr>
-                <w:rFonts w:ascii="Times New Roman" w:hAnsi="Times New Roman" w:eastAsia="方正仿宋_GBK" w:cs="Times New Roman"/>
-                <w:b/>
-                <w:sz w:val="21"/>
-              </w:rPr>
-              <w:t>与本项目关系/战略含义</w:t>
-            </w:r>
-          </w:p>
-        </w:tc>
-        <w:tc>
-          <w:tcPr>
-            <w:tcW w:type="dxa" w:w="1105"/>
-          </w:tcPr>
-          <w:p>
-            <w:pPr>
-              <w:spacing w:before="0" w:after="0" w:line="300" w:lineRule="exact"/>
-              <w:ind w:firstLine="0" w:firstLineChars="0" w:left="0"/>
-              <w:jc w:val="center"/>
-            </w:pPr>
-            <w:r/>
-            <w:r>
-              <w:rPr>
-                <w:rFonts w:ascii="Times New Roman" w:hAnsi="Times New Roman" w:eastAsia="方正仿宋_GBK" w:cs="Times New Roman"/>
-                <w:b/>
-                <w:sz w:val="21"/>
-              </w:rPr>
-              <w:t>证据边界及验证任务</w:t>
+              <w:t>[其他路线C]</w:t>
             </w:r>
           </w:p>
         </w:tc>
@@ -2749,7 +3800,7 @@
       <w:tr>
         <w:tc>
           <w:tcPr>
-            <w:tcW w:type="dxa" w:w="1105"/>
+            <w:tcW w:type="dxa" w:w="1769"/>
           </w:tcPr>
           <w:p>
             <w:pPr>
@@ -2761,16 +3812,16 @@
             <w:r>
               <w:rPr>
                 <w:rFonts w:ascii="Times New Roman" w:hAnsi="Times New Roman" w:eastAsia="方正仿宋_GBK" w:cs="Times New Roman"/>
-                <w:b w:val="0"/>
-                <w:sz w:val="21"/>
-              </w:rPr>
-              <w:t>[待填写]</w:t>
-            </w:r>
-          </w:p>
-        </w:tc>
-        <w:tc>
-          <w:tcPr>
-            <w:tcW w:type="dxa" w:w="1105"/>
+                <w:b/>
+                <w:sz w:val="21"/>
+              </w:rPr>
+              <w:t>技术路线</w:t>
+            </w:r>
+          </w:p>
+        </w:tc>
+        <w:tc>
+          <w:tcPr>
+            <w:tcW w:type="dxa" w:w="1769"/>
           </w:tcPr>
           <w:p>
             <w:pPr>
@@ -2791,7 +3842,7 @@
         </w:tc>
         <w:tc>
           <w:tcPr>
-            <w:tcW w:type="dxa" w:w="1105"/>
+            <w:tcW w:type="dxa" w:w="1769"/>
           </w:tcPr>
           <w:p>
             <w:pPr>
@@ -2812,7 +3863,7 @@
         </w:tc>
         <w:tc>
           <w:tcPr>
-            <w:tcW w:type="dxa" w:w="1105"/>
+            <w:tcW w:type="dxa" w:w="1769"/>
           </w:tcPr>
           <w:p>
             <w:pPr>
@@ -2833,7 +3884,7 @@
         </w:tc>
         <w:tc>
           <w:tcPr>
-            <w:tcW w:type="dxa" w:w="1105"/>
+            <w:tcW w:type="dxa" w:w="1769"/>
           </w:tcPr>
           <w:p>
             <w:pPr>
@@ -2852,9 +3903,11 @@
             </w:r>
           </w:p>
         </w:tc>
-        <w:tc>
-          <w:tcPr>
-            <w:tcW w:type="dxa" w:w="1105"/>
+      </w:tr>
+      <w:tr>
+        <w:tc>
+          <w:tcPr>
+            <w:tcW w:type="dxa" w:w="1769"/>
           </w:tcPr>
           <w:p>
             <w:pPr>
@@ -2866,16 +3919,16 @@
             <w:r>
               <w:rPr>
                 <w:rFonts w:ascii="Times New Roman" w:hAnsi="Times New Roman" w:eastAsia="方正仿宋_GBK" w:cs="Times New Roman"/>
-                <w:b w:val="0"/>
-                <w:sz w:val="21"/>
-              </w:rPr>
-              <w:t>[待填写]</w:t>
-            </w:r>
-          </w:p>
-        </w:tc>
-        <w:tc>
-          <w:tcPr>
-            <w:tcW w:type="dxa" w:w="1105"/>
+                <w:b/>
+                <w:sz w:val="21"/>
+              </w:rPr>
+              <w:t>核心原理</w:t>
+            </w:r>
+          </w:p>
+        </w:tc>
+        <w:tc>
+          <w:tcPr>
+            <w:tcW w:type="dxa" w:w="1769"/>
           </w:tcPr>
           <w:p>
             <w:pPr>
@@ -2896,7 +3949,7 @@
         </w:tc>
         <w:tc>
           <w:tcPr>
-            <w:tcW w:type="dxa" w:w="1105"/>
+            <w:tcW w:type="dxa" w:w="1769"/>
           </w:tcPr>
           <w:p>
             <w:pPr>
@@ -2915,11 +3968,53 @@
             </w:r>
           </w:p>
         </w:tc>
+        <w:tc>
+          <w:tcPr>
+            <w:tcW w:type="dxa" w:w="1769"/>
+          </w:tcPr>
+          <w:p>
+            <w:pPr>
+              <w:spacing w:before="0" w:after="0" w:line="300" w:lineRule="exact"/>
+              <w:ind w:firstLine="0" w:firstLineChars="0" w:left="0"/>
+              <w:jc w:val="left"/>
+            </w:pPr>
+            <w:r/>
+            <w:r>
+              <w:rPr>
+                <w:rFonts w:ascii="Times New Roman" w:hAnsi="Times New Roman" w:eastAsia="方正仿宋_GBK" w:cs="Times New Roman"/>
+                <w:b w:val="0"/>
+                <w:sz w:val="21"/>
+              </w:rPr>
+              <w:t>[待填写]</w:t>
+            </w:r>
+          </w:p>
+        </w:tc>
+        <w:tc>
+          <w:tcPr>
+            <w:tcW w:type="dxa" w:w="1769"/>
+          </w:tcPr>
+          <w:p>
+            <w:pPr>
+              <w:spacing w:before="0" w:after="0" w:line="300" w:lineRule="exact"/>
+              <w:ind w:firstLineChars="0" w:left="0" w:firstLine="0"/>
+              <w:jc w:val="left"/>
+            </w:pPr>
+            <w:r/>
+            <w:r>
+              <w:rPr>
+                <w:rFonts w:ascii="Times New Roman" w:hAnsi="Times New Roman" w:eastAsia="方正仿宋_GBK" w:cs="Times New Roman"/>
+                <w:b w:val="0"/>
+                <w:sz w:val="21"/>
+              </w:rPr>
+              <w:t>[待填写]</w:t>
+            </w:r>
+          </w:p>
+        </w:tc>
       </w:tr>
       <w:tr>
         <w:tc>
           <w:tcPr>
-            <w:tcW w:type="dxa" w:w="1105"/>
+            <w:tcW w:type="dxa" w:w="1769"/>
           </w:tcPr>
           <w:p>
             <w:pPr>
@@ -2931,16 +4026,16 @@
             <w:r>
               <w:rPr>
                 <w:rFonts w:ascii="Times New Roman" w:hAnsi="Times New Roman" w:eastAsia="方正仿宋_GBK" w:cs="Times New Roman"/>
-                <w:b w:val="0"/>
-                <w:sz w:val="21"/>
-              </w:rPr>
-              <w:t>[待填写]</w:t>
-            </w:r>
-          </w:p>
-        </w:tc>
-        <w:tc>
-          <w:tcPr>
-            <w:tcW w:type="dxa" w:w="1105"/>
+                <w:b/>
+                <w:sz w:val="21"/>
+              </w:rPr>
+              <w:t>适用场景/目标人群</w:t>
+            </w:r>
+          </w:p>
+        </w:tc>
+        <w:tc>
+          <w:tcPr>
+            <w:tcW w:type="dxa" w:w="1769"/>
           </w:tcPr>
           <w:p>
             <w:pPr>
@@ -2961,7 +4056,7 @@
         </w:tc>
         <w:tc>
           <w:tcPr>
-            <w:tcW w:type="dxa" w:w="1105"/>
+            <w:tcW w:type="dxa" w:w="1769"/>
           </w:tcPr>
           <w:p>
             <w:pPr>
@@ -2982,7 +4077,7 @@
         </w:tc>
         <w:tc>
           <w:tcPr>
-            <w:tcW w:type="dxa" w:w="1105"/>
+            <w:tcW w:type="dxa" w:w="1769"/>
           </w:tcPr>
           <w:p>
             <w:pPr>
@@ -3003,7 +4098,7 @@
         </w:tc>
         <w:tc>
           <w:tcPr>
-            <w:tcW w:type="dxa" w:w="1105"/>
+            <w:tcW w:type="dxa" w:w="1769"/>
           </w:tcPr>
           <w:p>
             <w:pPr>
@@ -3022,9 +4117,11 @@
             </w:r>
           </w:p>
         </w:tc>
-        <w:tc>
-          <w:tcPr>
-            <w:tcW w:type="dxa" w:w="1105"/>
+      </w:tr>
+      <w:tr>
+        <w:tc>
+          <w:tcPr>
+            <w:tcW w:type="dxa" w:w="1769"/>
           </w:tcPr>
           <w:p>
             <w:pPr>
@@ -3036,16 +4133,16 @@
             <w:r>
               <w:rPr>
                 <w:rFonts w:ascii="Times New Roman" w:hAnsi="Times New Roman" w:eastAsia="方正仿宋_GBK" w:cs="Times New Roman"/>
-                <w:b w:val="0"/>
-                <w:sz w:val="21"/>
-              </w:rPr>
-              <w:t>[待填写]</w:t>
-            </w:r>
-          </w:p>
-        </w:tc>
-        <w:tc>
-          <w:tcPr>
-            <w:tcW w:type="dxa" w:w="1105"/>
+                <w:b/>
+                <w:sz w:val="21"/>
+              </w:rPr>
+              <w:t>代表产品/最高阶段</w:t>
+            </w:r>
+          </w:p>
+        </w:tc>
+        <w:tc>
+          <w:tcPr>
+            <w:tcW w:type="dxa" w:w="1769"/>
           </w:tcPr>
           <w:p>
             <w:pPr>
@@ -3066,7 +4163,7 @@
         </w:tc>
         <w:tc>
           <w:tcPr>
-            <w:tcW w:type="dxa" w:w="1105"/>
+            <w:tcW w:type="dxa" w:w="1769"/>
           </w:tcPr>
           <w:p>
             <w:pPr>
@@ -3085,11 +4182,53 @@
             </w:r>
           </w:p>
         </w:tc>
+        <w:tc>
+          <w:tcPr>
+            <w:tcW w:type="dxa" w:w="1769"/>
+          </w:tcPr>
+          <w:p>
+            <w:pPr>
+              <w:spacing w:before="0" w:after="0" w:line="300" w:lineRule="exact"/>
+              <w:ind w:firstLine="0" w:firstLineChars="0" w:left="0"/>
+              <w:jc w:val="left"/>
+            </w:pPr>
+            <w:r/>
+            <w:r>
+              <w:rPr>
+                <w:rFonts w:ascii="Times New Roman" w:hAnsi="Times New Roman" w:eastAsia="方正仿宋_GBK" w:cs="Times New Roman"/>
+                <w:b w:val="0"/>
+                <w:sz w:val="21"/>
+              </w:rPr>
+              <w:t>[待填写]</w:t>
+            </w:r>
+          </w:p>
+        </w:tc>
+        <w:tc>
+          <w:tcPr>
+            <w:tcW w:type="dxa" w:w="1769"/>
+          </w:tcPr>
+          <w:p>
+            <w:pPr>
+              <w:spacing w:before="0" w:after="0" w:line="300" w:lineRule="exact"/>
+              <w:ind w:firstLineChars="0" w:left="0" w:firstLine="0"/>
+              <w:jc w:val="left"/>
+            </w:pPr>
+            <w:r/>
+            <w:r>
+              <w:rPr>
+                <w:rFonts w:ascii="Times New Roman" w:hAnsi="Times New Roman" w:eastAsia="方正仿宋_GBK" w:cs="Times New Roman"/>
+                <w:b w:val="0"/>
+                <w:sz w:val="21"/>
+              </w:rPr>
+              <w:t>[待填写]</w:t>
+            </w:r>
+          </w:p>
+        </w:tc>
       </w:tr>
       <w:tr>
         <w:tc>
           <w:tcPr>
-            <w:tcW w:type="dxa" w:w="1105"/>
+            <w:tcW w:type="dxa" w:w="1769"/>
           </w:tcPr>
           <w:p>
             <w:pPr>
@@ -3101,16 +4240,16 @@
             <w:r>
               <w:rPr>
                 <w:rFonts w:ascii="Times New Roman" w:hAnsi="Times New Roman" w:eastAsia="方正仿宋_GBK" w:cs="Times New Roman"/>
-                <w:b w:val="0"/>
-                <w:sz w:val="21"/>
-              </w:rPr>
-              <w:t>[待填写]</w:t>
-            </w:r>
-          </w:p>
-        </w:tc>
-        <w:tc>
-          <w:tcPr>
-            <w:tcW w:type="dxa" w:w="1105"/>
+                <w:b/>
+                <w:sz w:val="21"/>
+              </w:rPr>
+              <w:t>[关键指标1：名称、单位及口径]</w:t>
+            </w:r>
+          </w:p>
+        </w:tc>
+        <w:tc>
+          <w:tcPr>
+            <w:tcW w:type="dxa" w:w="1769"/>
           </w:tcPr>
           <w:p>
             <w:pPr>
@@ -3131,7 +4270,7 @@
         </w:tc>
         <w:tc>
           <w:tcPr>
-            <w:tcW w:type="dxa" w:w="1105"/>
+            <w:tcW w:type="dxa" w:w="1769"/>
           </w:tcPr>
           <w:p>
             <w:pPr>
@@ -3152,7 +4291,7 @@
         </w:tc>
         <w:tc>
           <w:tcPr>
-            <w:tcW w:type="dxa" w:w="1105"/>
+            <w:tcW w:type="dxa" w:w="1769"/>
           </w:tcPr>
           <w:p>
             <w:pPr>
@@ -3173,7 +4312,7 @@
         </w:tc>
         <w:tc>
           <w:tcPr>
-            <w:tcW w:type="dxa" w:w="1105"/>
+            <w:tcW w:type="dxa" w:w="1769"/>
           </w:tcPr>
           <w:p>
             <w:pPr>
@@ -3192,9 +4331,11 @@
             </w:r>
           </w:p>
         </w:tc>
-        <w:tc>
-          <w:tcPr>
-            <w:tcW w:type="dxa" w:w="1105"/>
+      </w:tr>
+      <w:tr>
+        <w:tc>
+          <w:tcPr>
+            <w:tcW w:type="dxa" w:w="1769"/>
           </w:tcPr>
           <w:p>
             <w:pPr>
@@ -3206,16 +4347,16 @@
             <w:r>
               <w:rPr>
                 <w:rFonts w:ascii="Times New Roman" w:hAnsi="Times New Roman" w:eastAsia="方正仿宋_GBK" w:cs="Times New Roman"/>
-                <w:b w:val="0"/>
-                <w:sz w:val="21"/>
-              </w:rPr>
-              <w:t>[待填写]</w:t>
-            </w:r>
-          </w:p>
-        </w:tc>
-        <w:tc>
-          <w:tcPr>
-            <w:tcW w:type="dxa" w:w="1105"/>
+                <w:b/>
+                <w:sz w:val="21"/>
+              </w:rPr>
+              <w:t>[关键指标2：名称、单位及口径]</w:t>
+            </w:r>
+          </w:p>
+        </w:tc>
+        <w:tc>
+          <w:tcPr>
+            <w:tcW w:type="dxa" w:w="1769"/>
           </w:tcPr>
           <w:p>
             <w:pPr>
@@ -3236,7 +4377,7 @@
         </w:tc>
         <w:tc>
           <w:tcPr>
-            <w:tcW w:type="dxa" w:w="1105"/>
+            <w:tcW w:type="dxa" w:w="1769"/>
           </w:tcPr>
           <w:p>
             <w:pPr>
@@ -3255,11 +4396,53 @@
             </w:r>
           </w:p>
         </w:tc>
+        <w:tc>
+          <w:tcPr>
+            <w:tcW w:type="dxa" w:w="1769"/>
+          </w:tcPr>
+          <w:p>
+            <w:pPr>
+              <w:spacing w:before="0" w:after="0" w:line="300" w:lineRule="exact"/>
+              <w:ind w:firstLine="0" w:firstLineChars="0" w:left="0"/>
+              <w:jc w:val="left"/>
+            </w:pPr>
+            <w:r/>
+            <w:r>
+              <w:rPr>
+                <w:rFonts w:ascii="Times New Roman" w:hAnsi="Times New Roman" w:eastAsia="方正仿宋_GBK" w:cs="Times New Roman"/>
+                <w:b w:val="0"/>
+                <w:sz w:val="21"/>
+              </w:rPr>
+              <w:t>[待填写]</w:t>
+            </w:r>
+          </w:p>
+        </w:tc>
+        <w:tc>
+          <w:tcPr>
+            <w:tcW w:type="dxa" w:w="1769"/>
+          </w:tcPr>
+          <w:p>
+            <w:pPr>
+              <w:spacing w:before="0" w:after="0" w:line="300" w:lineRule="exact"/>
+              <w:ind w:firstLineChars="0" w:left="0" w:firstLine="0"/>
+              <w:jc w:val="left"/>
+            </w:pPr>
+            <w:r/>
+            <w:r>
+              <w:rPr>
+                <w:rFonts w:ascii="Times New Roman" w:hAnsi="Times New Roman" w:eastAsia="方正仿宋_GBK" w:cs="Times New Roman"/>
+                <w:b w:val="0"/>
+                <w:sz w:val="21"/>
+              </w:rPr>
+              <w:t>[待填写]</w:t>
+            </w:r>
+          </w:p>
+        </w:tc>
       </w:tr>
       <w:tr>
         <w:tc>
           <w:tcPr>
-            <w:tcW w:type="dxa" w:w="1105"/>
+            <w:tcW w:type="dxa" w:w="1769"/>
           </w:tcPr>
           <w:p>
             <w:pPr>
@@ -3271,16 +4454,16 @@
             <w:r>
               <w:rPr>
                 <w:rFonts w:ascii="Times New Roman" w:hAnsi="Times New Roman" w:eastAsia="方正仿宋_GBK" w:cs="Times New Roman"/>
-                <w:b w:val="0"/>
-                <w:sz w:val="21"/>
-              </w:rPr>
-              <w:t>[待填写]</w:t>
-            </w:r>
-          </w:p>
-        </w:tc>
-        <w:tc>
-          <w:tcPr>
-            <w:tcW w:type="dxa" w:w="1105"/>
+                <w:b/>
+                <w:sz w:val="21"/>
+              </w:rPr>
+              <w:t>临床证据成熟度</w:t>
+            </w:r>
+          </w:p>
+        </w:tc>
+        <w:tc>
+          <w:tcPr>
+            <w:tcW w:type="dxa" w:w="1769"/>
           </w:tcPr>
           <w:p>
             <w:pPr>
@@ -3301,7 +4484,7 @@
         </w:tc>
         <w:tc>
           <w:tcPr>
-            <w:tcW w:type="dxa" w:w="1105"/>
+            <w:tcW w:type="dxa" w:w="1769"/>
           </w:tcPr>
           <w:p>
             <w:pPr>
@@ -3322,7 +4505,7 @@
         </w:tc>
         <w:tc>
           <w:tcPr>
-            <w:tcW w:type="dxa" w:w="1105"/>
+            <w:tcW w:type="dxa" w:w="1769"/>
           </w:tcPr>
           <w:p>
             <w:pPr>
@@ -3343,7 +4526,7 @@
         </w:tc>
         <w:tc>
           <w:tcPr>
-            <w:tcW w:type="dxa" w:w="1105"/>
+            <w:tcW w:type="dxa" w:w="1769"/>
           </w:tcPr>
           <w:p>
             <w:pPr>
@@ -3362,9 +4545,11 @@
             </w:r>
           </w:p>
         </w:tc>
-        <w:tc>
-          <w:tcPr>
-            <w:tcW w:type="dxa" w:w="1105"/>
+      </w:tr>
+      <w:tr>
+        <w:tc>
+          <w:tcPr>
+            <w:tcW w:type="dxa" w:w="1769"/>
           </w:tcPr>
           <w:p>
             <w:pPr>
@@ -3376,16 +4561,16 @@
             <w:r>
               <w:rPr>
                 <w:rFonts w:ascii="Times New Roman" w:hAnsi="Times New Roman" w:eastAsia="方正仿宋_GBK" w:cs="Times New Roman"/>
-                <w:b w:val="0"/>
-                <w:sz w:val="21"/>
-              </w:rPr>
-              <w:t>[待填写]</w:t>
-            </w:r>
-          </w:p>
-        </w:tc>
-        <w:tc>
-          <w:tcPr>
-            <w:tcW w:type="dxa" w:w="1105"/>
+                <w:b/>
+                <w:sz w:val="21"/>
+              </w:rPr>
+              <w:t>注册/产业化难度</w:t>
+            </w:r>
+          </w:p>
+        </w:tc>
+        <w:tc>
+          <w:tcPr>
+            <w:tcW w:type="dxa" w:w="1769"/>
           </w:tcPr>
           <w:p>
             <w:pPr>
@@ -3406,7 +4591,7 @@
         </w:tc>
         <w:tc>
           <w:tcPr>
-            <w:tcW w:type="dxa" w:w="1105"/>
+            <w:tcW w:type="dxa" w:w="1769"/>
           </w:tcPr>
           <w:p>
             <w:pPr>
@@ -3425,8 +4610,914 @@
             </w:r>
           </w:p>
         </w:tc>
+        <w:tc>
+          <w:tcPr>
+            <w:tcW w:type="dxa" w:w="1769"/>
+          </w:tcPr>
+          <w:p>
+            <w:pPr>
+              <w:spacing w:before="0" w:after="0" w:line="300" w:lineRule="exact"/>
+              <w:ind w:firstLine="0" w:firstLineChars="0" w:left="0"/>
+              <w:jc w:val="left"/>
+            </w:pPr>
+            <w:r/>
+            <w:r>
+              <w:rPr>
+                <w:rFonts w:ascii="Times New Roman" w:hAnsi="Times New Roman" w:eastAsia="方正仿宋_GBK" w:cs="Times New Roman"/>
+                <w:b w:val="0"/>
+                <w:sz w:val="21"/>
+              </w:rPr>
+              <w:t>[待填写]</w:t>
+            </w:r>
+          </w:p>
+        </w:tc>
+        <w:tc>
+          <w:tcPr>
+            <w:tcW w:type="dxa" w:w="1769"/>
+          </w:tcPr>
+          <w:p>
+            <w:pPr>
+              <w:spacing w:before="0" w:after="0" w:line="300" w:lineRule="exact"/>
+              <w:ind w:firstLineChars="0" w:left="0" w:firstLine="0"/>
+              <w:jc w:val="left"/>
+            </w:pPr>
+            <w:r/>
+            <w:r>
+              <w:rPr>
+                <w:rFonts w:ascii="Times New Roman" w:hAnsi="Times New Roman" w:eastAsia="方正仿宋_GBK" w:cs="Times New Roman"/>
+                <w:b w:val="0"/>
+                <w:sz w:val="21"/>
+              </w:rPr>
+              <w:t>[待填写]</w:t>
+            </w:r>
+          </w:p>
+        </w:tc>
+      </w:tr>
+      <w:tr>
+        <w:tc>
+          <w:tcPr>
+            <w:tcW w:type="dxa" w:w="1769"/>
+          </w:tcPr>
+          <w:p>
+            <w:pPr>
+              <w:spacing w:before="0" w:after="0" w:line="300" w:lineRule="exact"/>
+              <w:ind w:firstLine="0" w:firstLineChars="0" w:left="0"/>
+              <w:jc w:val="left"/>
+            </w:pPr>
+            <w:r/>
+            <w:r>
+              <w:rPr>
+                <w:rFonts w:ascii="Times New Roman" w:hAnsi="Times New Roman" w:eastAsia="方正仿宋_GBK" w:cs="Times New Roman"/>
+                <w:b/>
+                <w:sz w:val="21"/>
+              </w:rPr>
+              <w:t>成本/设备/使用条件</w:t>
+            </w:r>
+          </w:p>
+        </w:tc>
+        <w:tc>
+          <w:tcPr>
+            <w:tcW w:type="dxa" w:w="1769"/>
+          </w:tcPr>
+          <w:p>
+            <w:pPr>
+              <w:spacing w:before="0" w:after="0" w:line="300" w:lineRule="exact"/>
+              <w:ind w:firstLine="0" w:firstLineChars="0" w:left="0"/>
+              <w:jc w:val="left"/>
+            </w:pPr>
+            <w:r/>
+            <w:r>
+              <w:rPr>
+                <w:rFonts w:ascii="Times New Roman" w:hAnsi="Times New Roman" w:eastAsia="方正仿宋_GBK" w:cs="Times New Roman"/>
+                <w:b w:val="0"/>
+                <w:sz w:val="21"/>
+              </w:rPr>
+              <w:t>[待填写]</w:t>
+            </w:r>
+          </w:p>
+        </w:tc>
+        <w:tc>
+          <w:tcPr>
+            <w:tcW w:type="dxa" w:w="1769"/>
+          </w:tcPr>
+          <w:p>
+            <w:pPr>
+              <w:spacing w:before="0" w:after="0" w:line="300" w:lineRule="exact"/>
+              <w:ind w:firstLine="0" w:firstLineChars="0" w:left="0"/>
+              <w:jc w:val="left"/>
+            </w:pPr>
+            <w:r/>
+            <w:r>
+              <w:rPr>
+                <w:rFonts w:ascii="Times New Roman" w:hAnsi="Times New Roman" w:eastAsia="方正仿宋_GBK" w:cs="Times New Roman"/>
+                <w:b w:val="0"/>
+                <w:sz w:val="21"/>
+              </w:rPr>
+              <w:t>[待填写]</w:t>
+            </w:r>
+          </w:p>
+        </w:tc>
+        <w:tc>
+          <w:tcPr>
+            <w:tcW w:type="dxa" w:w="1769"/>
+          </w:tcPr>
+          <w:p>
+            <w:pPr>
+              <w:spacing w:before="0" w:after="0" w:line="300" w:lineRule="exact"/>
+              <w:ind w:firstLine="0" w:firstLineChars="0" w:left="0"/>
+              <w:jc w:val="left"/>
+            </w:pPr>
+            <w:r/>
+            <w:r>
+              <w:rPr>
+                <w:rFonts w:ascii="Times New Roman" w:hAnsi="Times New Roman" w:eastAsia="方正仿宋_GBK" w:cs="Times New Roman"/>
+                <w:b w:val="0"/>
+                <w:sz w:val="21"/>
+              </w:rPr>
+              <w:t>[待填写]</w:t>
+            </w:r>
+          </w:p>
+        </w:tc>
+        <w:tc>
+          <w:tcPr>
+            <w:tcW w:type="dxa" w:w="1769"/>
+          </w:tcPr>
+          <w:p>
+            <w:pPr>
+              <w:spacing w:before="0" w:after="0" w:line="300" w:lineRule="exact"/>
+              <w:ind w:firstLine="0" w:firstLineChars="0" w:left="0"/>
+              <w:jc w:val="left"/>
+            </w:pPr>
+            <w:r/>
+            <w:r>
+              <w:rPr>
+                <w:rFonts w:ascii="Times New Roman" w:hAnsi="Times New Roman" w:eastAsia="方正仿宋_GBK" w:cs="Times New Roman"/>
+                <w:b w:val="0"/>
+                <w:sz w:val="21"/>
+              </w:rPr>
+              <w:t>[待填写]</w:t>
+            </w:r>
+          </w:p>
+        </w:tc>
+      </w:tr>
+      <w:tr>
+        <w:tc>
+          <w:tcPr>
+            <w:tcW w:type="dxa" w:w="1769"/>
+          </w:tcPr>
+          <w:p>
+            <w:pPr>
+              <w:spacing w:before="0" w:after="0" w:line="300" w:lineRule="exact"/>
+              <w:ind w:firstLine="0" w:firstLineChars="0" w:left="0"/>
+              <w:jc w:val="left"/>
+            </w:pPr>
+            <w:r/>
+            <w:r>
+              <w:rPr>
+                <w:rFonts w:ascii="Times New Roman" w:hAnsi="Times New Roman" w:eastAsia="方正仿宋_GBK" w:cs="Times New Roman"/>
+                <w:b/>
+                <w:sz w:val="21"/>
+              </w:rPr>
+              <w:t>主要优势</w:t>
+            </w:r>
+          </w:p>
+        </w:tc>
+        <w:tc>
+          <w:tcPr>
+            <w:tcW w:type="dxa" w:w="1769"/>
+          </w:tcPr>
+          <w:p>
+            <w:pPr>
+              <w:spacing w:before="0" w:after="0" w:line="300" w:lineRule="exact"/>
+              <w:ind w:firstLine="0" w:firstLineChars="0" w:left="0"/>
+              <w:jc w:val="left"/>
+            </w:pPr>
+            <w:r/>
+            <w:r>
+              <w:rPr>
+                <w:rFonts w:ascii="Times New Roman" w:hAnsi="Times New Roman" w:eastAsia="方正仿宋_GBK" w:cs="Times New Roman"/>
+                <w:b w:val="0"/>
+                <w:sz w:val="21"/>
+              </w:rPr>
+              <w:t>[待填写]</w:t>
+            </w:r>
+          </w:p>
+        </w:tc>
+        <w:tc>
+          <w:tcPr>
+            <w:tcW w:type="dxa" w:w="1769"/>
+          </w:tcPr>
+          <w:p>
+            <w:pPr>
+              <w:spacing w:before="0" w:after="0" w:line="300" w:lineRule="exact"/>
+              <w:ind w:firstLine="0" w:firstLineChars="0" w:left="0"/>
+              <w:jc w:val="left"/>
+            </w:pPr>
+            <w:r/>
+            <w:r>
+              <w:rPr>
+                <w:rFonts w:ascii="Times New Roman" w:hAnsi="Times New Roman" w:eastAsia="方正仿宋_GBK" w:cs="Times New Roman"/>
+                <w:b w:val="0"/>
+                <w:sz w:val="21"/>
+              </w:rPr>
+              <w:t>[待填写]</w:t>
+            </w:r>
+          </w:p>
+        </w:tc>
+        <w:tc>
+          <w:tcPr>
+            <w:tcW w:type="dxa" w:w="1769"/>
+          </w:tcPr>
+          <w:p>
+            <w:pPr>
+              <w:spacing w:before="0" w:after="0" w:line="300" w:lineRule="exact"/>
+              <w:ind w:firstLine="0" w:firstLineChars="0" w:left="0"/>
+              <w:jc w:val="left"/>
+            </w:pPr>
+            <w:r/>
+            <w:r>
+              <w:rPr>
+                <w:rFonts w:ascii="Times New Roman" w:hAnsi="Times New Roman" w:eastAsia="方正仿宋_GBK" w:cs="Times New Roman"/>
+                <w:b w:val="0"/>
+                <w:sz w:val="21"/>
+              </w:rPr>
+              <w:t>[待填写]</w:t>
+            </w:r>
+          </w:p>
+        </w:tc>
+        <w:tc>
+          <w:tcPr>
+            <w:tcW w:type="dxa" w:w="1769"/>
+          </w:tcPr>
+          <w:p>
+            <w:pPr>
+              <w:spacing w:before="0" w:after="0" w:line="300" w:lineRule="exact"/>
+              <w:ind w:firstLineChars="0" w:left="0" w:firstLine="0"/>
+              <w:jc w:val="left"/>
+            </w:pPr>
+            <w:r/>
+            <w:r>
+              <w:rPr>
+                <w:rFonts w:ascii="Times New Roman" w:hAnsi="Times New Roman" w:eastAsia="方正仿宋_GBK" w:cs="Times New Roman"/>
+                <w:b w:val="0"/>
+                <w:sz w:val="21"/>
+              </w:rPr>
+              <w:t>[待填写]</w:t>
+            </w:r>
+          </w:p>
+        </w:tc>
+      </w:tr>
+      <w:tr>
+        <w:tc>
+          <w:tcPr>
+            <w:tcW w:type="dxa" w:w="1769"/>
+          </w:tcPr>
+          <w:p>
+            <w:pPr>
+              <w:spacing w:before="0" w:after="0" w:line="300" w:lineRule="exact"/>
+              <w:ind w:firstLine="0" w:firstLineChars="0" w:left="0"/>
+              <w:jc w:val="left"/>
+            </w:pPr>
+            <w:r/>
+            <w:r>
+              <w:rPr>
+                <w:rFonts w:ascii="Times New Roman" w:hAnsi="Times New Roman" w:eastAsia="方正仿宋_GBK" w:cs="Times New Roman"/>
+                <w:b/>
+                <w:sz w:val="21"/>
+              </w:rPr>
+              <w:t>主要局限</w:t>
+            </w:r>
+          </w:p>
+        </w:tc>
+        <w:tc>
+          <w:tcPr>
+            <w:tcW w:type="dxa" w:w="1769"/>
+          </w:tcPr>
+          <w:p>
+            <w:pPr>
+              <w:spacing w:before="0" w:after="0" w:line="300" w:lineRule="exact"/>
+              <w:ind w:firstLine="0" w:firstLineChars="0" w:left="0"/>
+              <w:jc w:val="left"/>
+            </w:pPr>
+            <w:r/>
+            <w:r>
+              <w:rPr>
+                <w:rFonts w:ascii="Times New Roman" w:hAnsi="Times New Roman" w:eastAsia="方正仿宋_GBK" w:cs="Times New Roman"/>
+                <w:b w:val="0"/>
+                <w:sz w:val="21"/>
+              </w:rPr>
+              <w:t>[待填写]</w:t>
+            </w:r>
+          </w:p>
+        </w:tc>
+        <w:tc>
+          <w:tcPr>
+            <w:tcW w:type="dxa" w:w="1769"/>
+          </w:tcPr>
+          <w:p>
+            <w:pPr>
+              <w:spacing w:before="0" w:after="0" w:line="300" w:lineRule="exact"/>
+              <w:ind w:firstLine="0" w:firstLineChars="0" w:left="0"/>
+              <w:jc w:val="left"/>
+            </w:pPr>
+            <w:r/>
+            <w:r>
+              <w:rPr>
+                <w:rFonts w:ascii="Times New Roman" w:hAnsi="Times New Roman" w:eastAsia="方正仿宋_GBK" w:cs="Times New Roman"/>
+                <w:b w:val="0"/>
+                <w:sz w:val="21"/>
+              </w:rPr>
+              <w:t>[待填写]</w:t>
+            </w:r>
+          </w:p>
+        </w:tc>
+        <w:tc>
+          <w:tcPr>
+            <w:tcW w:type="dxa" w:w="1769"/>
+          </w:tcPr>
+          <w:p>
+            <w:pPr>
+              <w:spacing w:before="0" w:after="0" w:line="300" w:lineRule="exact"/>
+              <w:ind w:firstLine="0" w:firstLineChars="0" w:left="0"/>
+              <w:jc w:val="left"/>
+            </w:pPr>
+            <w:r/>
+            <w:r>
+              <w:rPr>
+                <w:rFonts w:ascii="Times New Roman" w:hAnsi="Times New Roman" w:eastAsia="方正仿宋_GBK" w:cs="Times New Roman"/>
+                <w:b w:val="0"/>
+                <w:sz w:val="21"/>
+              </w:rPr>
+              <w:t>[待填写]</w:t>
+            </w:r>
+          </w:p>
+        </w:tc>
+        <w:tc>
+          <w:tcPr>
+            <w:tcW w:type="dxa" w:w="1769"/>
+          </w:tcPr>
+          <w:p>
+            <w:pPr>
+              <w:spacing w:before="0" w:after="0" w:line="300" w:lineRule="exact"/>
+              <w:ind w:firstLine="0" w:firstLineChars="0" w:left="0"/>
+              <w:jc w:val="left"/>
+            </w:pPr>
+            <w:r/>
+            <w:r>
+              <w:rPr>
+                <w:rFonts w:ascii="Times New Roman" w:hAnsi="Times New Roman" w:eastAsia="方正仿宋_GBK" w:cs="Times New Roman"/>
+                <w:b w:val="0"/>
+                <w:sz w:val="21"/>
+              </w:rPr>
+              <w:t>[待填写]</w:t>
+            </w:r>
+          </w:p>
+        </w:tc>
+      </w:tr>
+      <w:tr>
+        <w:tc>
+          <w:tcPr>
+            <w:tcW w:type="dxa" w:w="1769"/>
+          </w:tcPr>
+          <w:p>
+            <w:pPr>
+              <w:spacing w:before="0" w:after="0" w:line="300" w:lineRule="exact"/>
+              <w:ind w:firstLine="0" w:firstLineChars="0" w:left="0"/>
+              <w:jc w:val="left"/>
+            </w:pPr>
+            <w:r/>
+            <w:r>
+              <w:rPr>
+                <w:rFonts w:ascii="Times New Roman" w:hAnsi="Times New Roman" w:eastAsia="方正仿宋_GBK" w:cs="Times New Roman"/>
+                <w:b/>
+                <w:sz w:val="21"/>
+              </w:rPr>
+              <w:t>路线成熟度</w:t>
+            </w:r>
+          </w:p>
+        </w:tc>
+        <w:tc>
+          <w:tcPr>
+            <w:tcW w:type="dxa" w:w="1769"/>
+          </w:tcPr>
+          <w:p>
+            <w:pPr>
+              <w:spacing w:before="0" w:after="0" w:line="300" w:lineRule="exact"/>
+              <w:ind w:firstLine="0" w:firstLineChars="0" w:left="0"/>
+              <w:jc w:val="left"/>
+            </w:pPr>
+            <w:r/>
+            <w:r>
+              <w:rPr>
+                <w:rFonts w:ascii="Times New Roman" w:hAnsi="Times New Roman" w:eastAsia="方正仿宋_GBK" w:cs="Times New Roman"/>
+                <w:b w:val="0"/>
+                <w:sz w:val="21"/>
+              </w:rPr>
+              <w:t>[待填写]</w:t>
+            </w:r>
+          </w:p>
+        </w:tc>
+        <w:tc>
+          <w:tcPr>
+            <w:tcW w:type="dxa" w:w="1769"/>
+          </w:tcPr>
+          <w:p>
+            <w:pPr>
+              <w:spacing w:before="0" w:after="0" w:line="300" w:lineRule="exact"/>
+              <w:ind w:firstLine="0" w:firstLineChars="0" w:left="0"/>
+              <w:jc w:val="left"/>
+            </w:pPr>
+            <w:r/>
+            <w:r>
+              <w:rPr>
+                <w:rFonts w:ascii="Times New Roman" w:hAnsi="Times New Roman" w:eastAsia="方正仿宋_GBK" w:cs="Times New Roman"/>
+                <w:b w:val="0"/>
+                <w:sz w:val="21"/>
+              </w:rPr>
+              <w:t>[待填写]</w:t>
+            </w:r>
+          </w:p>
+        </w:tc>
+        <w:tc>
+          <w:tcPr>
+            <w:tcW w:type="dxa" w:w="1769"/>
+          </w:tcPr>
+          <w:p>
+            <w:pPr>
+              <w:spacing w:before="0" w:after="0" w:line="300" w:lineRule="exact"/>
+              <w:ind w:firstLine="0" w:firstLineChars="0" w:left="0"/>
+              <w:jc w:val="left"/>
+            </w:pPr>
+            <w:r/>
+            <w:r>
+              <w:rPr>
+                <w:rFonts w:ascii="Times New Roman" w:hAnsi="Times New Roman" w:eastAsia="方正仿宋_GBK" w:cs="Times New Roman"/>
+                <w:b w:val="0"/>
+                <w:sz w:val="21"/>
+              </w:rPr>
+              <w:t>[待填写]</w:t>
+            </w:r>
+          </w:p>
+        </w:tc>
+        <w:tc>
+          <w:tcPr>
+            <w:tcW w:type="dxa" w:w="1769"/>
+          </w:tcPr>
+          <w:p>
+            <w:pPr>
+              <w:spacing w:before="0" w:after="0" w:line="300" w:lineRule="exact"/>
+              <w:ind w:firstLineChars="0" w:left="0" w:firstLine="0"/>
+              <w:jc w:val="left"/>
+            </w:pPr>
+            <w:r/>
+            <w:r>
+              <w:rPr>
+                <w:rFonts w:ascii="Times New Roman" w:hAnsi="Times New Roman" w:eastAsia="方正仿宋_GBK" w:cs="Times New Roman"/>
+                <w:b w:val="0"/>
+                <w:sz w:val="21"/>
+              </w:rPr>
+              <w:t>[待填写]</w:t>
+            </w:r>
+          </w:p>
+        </w:tc>
+      </w:tr>
+      <w:tr>
+        <w:tc>
+          <w:tcPr>
+            <w:tcW w:type="dxa" w:w="1769"/>
+          </w:tcPr>
+          <w:p>
+            <w:pPr>
+              <w:spacing w:before="0" w:after="0" w:line="300" w:lineRule="exact"/>
+              <w:ind w:firstLine="0" w:firstLineChars="0" w:left="0"/>
+              <w:jc w:val="left"/>
+            </w:pPr>
+            <w:r/>
+            <w:r>
+              <w:rPr>
+                <w:rFonts w:ascii="Times New Roman" w:hAnsi="Times New Roman" w:eastAsia="方正仿宋_GBK" w:cs="Times New Roman"/>
+                <w:b/>
+                <w:sz w:val="21"/>
+              </w:rPr>
+              <w:t>路线拥挤度</w:t>
+            </w:r>
+          </w:p>
+        </w:tc>
+        <w:tc>
+          <w:tcPr>
+            <w:tcW w:type="dxa" w:w="1769"/>
+          </w:tcPr>
+          <w:p>
+            <w:pPr>
+              <w:spacing w:before="0" w:after="0" w:line="300" w:lineRule="exact"/>
+              <w:ind w:firstLine="0" w:firstLineChars="0" w:left="0"/>
+              <w:jc w:val="left"/>
+            </w:pPr>
+            <w:r/>
+            <w:r>
+              <w:rPr>
+                <w:rFonts w:ascii="Times New Roman" w:hAnsi="Times New Roman" w:eastAsia="方正仿宋_GBK" w:cs="Times New Roman"/>
+                <w:b w:val="0"/>
+                <w:sz w:val="21"/>
+              </w:rPr>
+              <w:t>[待填写]</w:t>
+            </w:r>
+          </w:p>
+        </w:tc>
+        <w:tc>
+          <w:tcPr>
+            <w:tcW w:type="dxa" w:w="1769"/>
+          </w:tcPr>
+          <w:p>
+            <w:pPr>
+              <w:spacing w:before="0" w:after="0" w:line="300" w:lineRule="exact"/>
+              <w:ind w:firstLine="0" w:firstLineChars="0" w:left="0"/>
+              <w:jc w:val="left"/>
+            </w:pPr>
+            <w:r/>
+            <w:r>
+              <w:rPr>
+                <w:rFonts w:ascii="Times New Roman" w:hAnsi="Times New Roman" w:eastAsia="方正仿宋_GBK" w:cs="Times New Roman"/>
+                <w:b w:val="0"/>
+                <w:sz w:val="21"/>
+              </w:rPr>
+              <w:t>[待填写]</w:t>
+            </w:r>
+          </w:p>
+        </w:tc>
+        <w:tc>
+          <w:tcPr>
+            <w:tcW w:type="dxa" w:w="1769"/>
+          </w:tcPr>
+          <w:p>
+            <w:pPr>
+              <w:spacing w:before="0" w:after="0" w:line="300" w:lineRule="exact"/>
+              <w:ind w:firstLine="0" w:firstLineChars="0" w:left="0"/>
+              <w:jc w:val="left"/>
+            </w:pPr>
+            <w:r/>
+            <w:r>
+              <w:rPr>
+                <w:rFonts w:ascii="Times New Roman" w:hAnsi="Times New Roman" w:eastAsia="方正仿宋_GBK" w:cs="Times New Roman"/>
+                <w:b w:val="0"/>
+                <w:sz w:val="21"/>
+              </w:rPr>
+              <w:t>[待填写]</w:t>
+            </w:r>
+          </w:p>
+        </w:tc>
+        <w:tc>
+          <w:tcPr>
+            <w:tcW w:type="dxa" w:w="1769"/>
+          </w:tcPr>
+          <w:p>
+            <w:pPr>
+              <w:spacing w:before="0" w:after="0" w:line="300" w:lineRule="exact"/>
+              <w:ind w:firstLine="0" w:firstLineChars="0" w:left="0"/>
+              <w:jc w:val="left"/>
+            </w:pPr>
+            <w:r/>
+            <w:r>
+              <w:rPr>
+                <w:rFonts w:ascii="Times New Roman" w:hAnsi="Times New Roman" w:eastAsia="方正仿宋_GBK" w:cs="Times New Roman"/>
+                <w:b w:val="0"/>
+                <w:sz w:val="21"/>
+              </w:rPr>
+              <w:t>[待填写]</w:t>
+            </w:r>
+          </w:p>
+        </w:tc>
+      </w:tr>
+      <w:tr>
+        <w:tc>
+          <w:tcPr>
+            <w:tcW w:type="dxa" w:w="1769"/>
+          </w:tcPr>
+          <w:p>
+            <w:pPr>
+              <w:spacing w:before="0" w:after="0" w:line="300" w:lineRule="exact"/>
+              <w:ind w:firstLine="0" w:firstLineChars="0" w:left="0"/>
+              <w:jc w:val="left"/>
+            </w:pPr>
+            <w:r/>
+            <w:r>
+              <w:rPr>
+                <w:rFonts w:ascii="Times New Roman" w:hAnsi="Times New Roman" w:eastAsia="方正仿宋_GBK" w:cs="Times New Roman"/>
+                <w:b/>
+                <w:sz w:val="21"/>
+              </w:rPr>
+              <w:t>与本项目关系</w:t>
+            </w:r>
+          </w:p>
+        </w:tc>
+        <w:tc>
+          <w:tcPr>
+            <w:tcW w:type="dxa" w:w="1769"/>
+          </w:tcPr>
+          <w:p>
+            <w:pPr>
+              <w:spacing w:before="0" w:after="0" w:line="300" w:lineRule="exact"/>
+              <w:ind w:firstLine="0" w:firstLineChars="0" w:left="0"/>
+              <w:jc w:val="left"/>
+            </w:pPr>
+            <w:r/>
+            <w:r>
+              <w:rPr>
+                <w:rFonts w:ascii="Times New Roman" w:hAnsi="Times New Roman" w:eastAsia="方正仿宋_GBK" w:cs="Times New Roman"/>
+                <w:b w:val="0"/>
+                <w:sz w:val="21"/>
+              </w:rPr>
+              <w:t>[待填写]</w:t>
+            </w:r>
+          </w:p>
+        </w:tc>
+        <w:tc>
+          <w:tcPr>
+            <w:tcW w:type="dxa" w:w="1769"/>
+          </w:tcPr>
+          <w:p>
+            <w:pPr>
+              <w:spacing w:before="0" w:after="0" w:line="300" w:lineRule="exact"/>
+              <w:ind w:firstLine="0" w:firstLineChars="0" w:left="0"/>
+              <w:jc w:val="left"/>
+            </w:pPr>
+            <w:r/>
+            <w:r>
+              <w:rPr>
+                <w:rFonts w:ascii="Times New Roman" w:hAnsi="Times New Roman" w:eastAsia="方正仿宋_GBK" w:cs="Times New Roman"/>
+                <w:b w:val="0"/>
+                <w:sz w:val="21"/>
+              </w:rPr>
+              <w:t>[待填写]</w:t>
+            </w:r>
+          </w:p>
+        </w:tc>
+        <w:tc>
+          <w:tcPr>
+            <w:tcW w:type="dxa" w:w="1769"/>
+          </w:tcPr>
+          <w:p>
+            <w:pPr>
+              <w:spacing w:before="0" w:after="0" w:line="300" w:lineRule="exact"/>
+              <w:ind w:firstLine="0" w:firstLineChars="0" w:left="0"/>
+              <w:jc w:val="left"/>
+            </w:pPr>
+            <w:r/>
+            <w:r>
+              <w:rPr>
+                <w:rFonts w:ascii="Times New Roman" w:hAnsi="Times New Roman" w:eastAsia="方正仿宋_GBK" w:cs="Times New Roman"/>
+                <w:b w:val="0"/>
+                <w:sz w:val="21"/>
+              </w:rPr>
+              <w:t>[待填写]</w:t>
+            </w:r>
+          </w:p>
+        </w:tc>
+        <w:tc>
+          <w:tcPr>
+            <w:tcW w:type="dxa" w:w="1769"/>
+          </w:tcPr>
+          <w:p>
+            <w:pPr>
+              <w:spacing w:before="0" w:after="0" w:line="300" w:lineRule="exact"/>
+              <w:ind w:firstLineChars="0" w:left="0" w:firstLine="0"/>
+              <w:jc w:val="left"/>
+            </w:pPr>
+            <w:r/>
+            <w:r>
+              <w:rPr>
+                <w:rFonts w:ascii="Times New Roman" w:hAnsi="Times New Roman" w:eastAsia="方正仿宋_GBK" w:cs="Times New Roman"/>
+                <w:b w:val="0"/>
+                <w:sz w:val="21"/>
+              </w:rPr>
+              <w:t>[待填写]</w:t>
+            </w:r>
+          </w:p>
+        </w:tc>
+      </w:tr>
+      <w:tr>
+        <w:tc>
+          <w:tcPr>
+            <w:tcW w:type="dxa" w:w="1769"/>
+          </w:tcPr>
+          <w:p>
+            <w:pPr>
+              <w:spacing w:before="0" w:after="0" w:line="300" w:lineRule="exact"/>
+              <w:ind w:firstLine="0" w:firstLineChars="0" w:left="0"/>
+              <w:jc w:val="left"/>
+            </w:pPr>
+            <w:r/>
+            <w:r>
+              <w:rPr>
+                <w:rFonts w:ascii="Times New Roman" w:hAnsi="Times New Roman" w:eastAsia="方正仿宋_GBK" w:cs="Times New Roman"/>
+                <w:b/>
+                <w:sz w:val="21"/>
+              </w:rPr>
+              <w:t>战略分类</w:t>
+            </w:r>
+          </w:p>
+        </w:tc>
+        <w:tc>
+          <w:tcPr>
+            <w:tcW w:type="dxa" w:w="1769"/>
+          </w:tcPr>
+          <w:p>
+            <w:pPr>
+              <w:spacing w:before="0" w:after="0" w:line="300" w:lineRule="exact"/>
+              <w:ind w:firstLine="0" w:firstLineChars="0" w:left="0"/>
+              <w:jc w:val="left"/>
+            </w:pPr>
+            <w:r/>
+            <w:r>
+              <w:rPr>
+                <w:rFonts w:ascii="Times New Roman" w:hAnsi="Times New Roman" w:eastAsia="方正仿宋_GBK" w:cs="Times New Roman"/>
+                <w:b w:val="0"/>
+                <w:sz w:val="21"/>
+              </w:rPr>
+              <w:t>[待填写]</w:t>
+            </w:r>
+          </w:p>
+        </w:tc>
+        <w:tc>
+          <w:tcPr>
+            <w:tcW w:type="dxa" w:w="1769"/>
+          </w:tcPr>
+          <w:p>
+            <w:pPr>
+              <w:spacing w:before="0" w:after="0" w:line="300" w:lineRule="exact"/>
+              <w:ind w:firstLine="0" w:firstLineChars="0" w:left="0"/>
+              <w:jc w:val="left"/>
+            </w:pPr>
+            <w:r/>
+            <w:r>
+              <w:rPr>
+                <w:rFonts w:ascii="Times New Roman" w:hAnsi="Times New Roman" w:eastAsia="方正仿宋_GBK" w:cs="Times New Roman"/>
+                <w:b w:val="0"/>
+                <w:sz w:val="21"/>
+              </w:rPr>
+              <w:t>[待填写]</w:t>
+            </w:r>
+          </w:p>
+        </w:tc>
+        <w:tc>
+          <w:tcPr>
+            <w:tcW w:type="dxa" w:w="1769"/>
+          </w:tcPr>
+          <w:p>
+            <w:pPr>
+              <w:spacing w:before="0" w:after="0" w:line="300" w:lineRule="exact"/>
+              <w:ind w:firstLine="0" w:firstLineChars="0" w:left="0"/>
+              <w:jc w:val="left"/>
+            </w:pPr>
+            <w:r/>
+            <w:r>
+              <w:rPr>
+                <w:rFonts w:ascii="Times New Roman" w:hAnsi="Times New Roman" w:eastAsia="方正仿宋_GBK" w:cs="Times New Roman"/>
+                <w:b w:val="0"/>
+                <w:sz w:val="21"/>
+              </w:rPr>
+              <w:t>[待填写]</w:t>
+            </w:r>
+          </w:p>
+        </w:tc>
+        <w:tc>
+          <w:tcPr>
+            <w:tcW w:type="dxa" w:w="1769"/>
+          </w:tcPr>
+          <w:p>
+            <w:pPr>
+              <w:spacing w:before="0" w:after="0" w:line="300" w:lineRule="exact"/>
+              <w:ind w:firstLine="0" w:firstLineChars="0" w:left="0"/>
+              <w:jc w:val="left"/>
+            </w:pPr>
+            <w:r/>
+            <w:r>
+              <w:rPr>
+                <w:rFonts w:ascii="Times New Roman" w:hAnsi="Times New Roman" w:eastAsia="方正仿宋_GBK" w:cs="Times New Roman"/>
+                <w:b w:val="0"/>
+                <w:sz w:val="21"/>
+              </w:rPr>
+              <w:t>[待填写]</w:t>
+            </w:r>
+          </w:p>
+        </w:tc>
+      </w:tr>
+      <w:tr>
+        <w:tc>
+          <w:tcPr>
+            <w:tcW w:type="dxa" w:w="1769"/>
+          </w:tcPr>
+          <w:p>
+            <w:pPr>
+              <w:spacing w:before="0" w:after="0" w:line="300" w:lineRule="exact"/>
+              <w:ind w:firstLine="0" w:firstLineChars="0" w:left="0"/>
+              <w:jc w:val="left"/>
+            </w:pPr>
+            <w:r/>
+            <w:r>
+              <w:rPr>
+                <w:rFonts w:ascii="Times New Roman" w:hAnsi="Times New Roman" w:eastAsia="方正仿宋_GBK" w:cs="Times New Roman"/>
+                <w:b/>
+                <w:sz w:val="21"/>
+              </w:rPr>
+              <w:t>证据边界/验证任务</w:t>
+            </w:r>
+          </w:p>
+        </w:tc>
+        <w:tc>
+          <w:tcPr>
+            <w:tcW w:type="dxa" w:w="1769"/>
+          </w:tcPr>
+          <w:p>
+            <w:pPr>
+              <w:spacing w:before="0" w:after="0" w:line="300" w:lineRule="exact"/>
+              <w:ind w:firstLine="0" w:firstLineChars="0" w:left="0"/>
+              <w:jc w:val="left"/>
+            </w:pPr>
+            <w:r/>
+            <w:r>
+              <w:rPr>
+                <w:rFonts w:ascii="Times New Roman" w:hAnsi="Times New Roman" w:eastAsia="方正仿宋_GBK" w:cs="Times New Roman"/>
+                <w:b w:val="0"/>
+                <w:sz w:val="21"/>
+              </w:rPr>
+              <w:t>[待填写]</w:t>
+            </w:r>
+          </w:p>
+        </w:tc>
+        <w:tc>
+          <w:tcPr>
+            <w:tcW w:type="dxa" w:w="1769"/>
+          </w:tcPr>
+          <w:p>
+            <w:pPr>
+              <w:spacing w:before="0" w:after="0" w:line="300" w:lineRule="exact"/>
+              <w:ind w:firstLine="0" w:firstLineChars="0" w:left="0"/>
+              <w:jc w:val="left"/>
+            </w:pPr>
+            <w:r/>
+            <w:r>
+              <w:rPr>
+                <w:rFonts w:ascii="Times New Roman" w:hAnsi="Times New Roman" w:eastAsia="方正仿宋_GBK" w:cs="Times New Roman"/>
+                <w:b w:val="0"/>
+                <w:sz w:val="21"/>
+              </w:rPr>
+              <w:t>[待填写]</w:t>
+            </w:r>
+          </w:p>
+        </w:tc>
+        <w:tc>
+          <w:tcPr>
+            <w:tcW w:type="dxa" w:w="1769"/>
+          </w:tcPr>
+          <w:p>
+            <w:pPr>
+              <w:spacing w:before="0" w:after="0" w:line="300" w:lineRule="exact"/>
+              <w:ind w:firstLine="0" w:firstLineChars="0" w:left="0"/>
+              <w:jc w:val="left"/>
+            </w:pPr>
+            <w:r/>
+            <w:r>
+              <w:rPr>
+                <w:rFonts w:ascii="Times New Roman" w:hAnsi="Times New Roman" w:eastAsia="方正仿宋_GBK" w:cs="Times New Roman"/>
+                <w:b w:val="0"/>
+                <w:sz w:val="21"/>
+              </w:rPr>
+              <w:t>[待填写]</w:t>
+            </w:r>
+          </w:p>
+        </w:tc>
+        <w:tc>
+          <w:tcPr>
+            <w:tcW w:type="dxa" w:w="1769"/>
+          </w:tcPr>
+          <w:p>
+            <w:pPr>
+              <w:spacing w:before="0" w:after="0" w:line="300" w:lineRule="exact"/>
+              <w:ind w:firstLineChars="0" w:left="0" w:firstLine="0"/>
+              <w:jc w:val="left"/>
+            </w:pPr>
+            <w:r/>
+            <w:r>
+              <w:rPr>
+                <w:rFonts w:ascii="Times New Roman" w:hAnsi="Times New Roman" w:eastAsia="方正仿宋_GBK" w:cs="Times New Roman"/>
+                <w:b w:val="0"/>
+                <w:sz w:val="21"/>
+              </w:rPr>
+              <w:t>[待填写]</w:t>
+            </w:r>
+          </w:p>
+        </w:tc>
       </w:tr>
     </w:tbl>
+    <w:p>
+      <w:pPr>
+        <w:pStyle w:val="SourceText"/>
+      </w:pPr>
+      <w:r>
+        <w:t>填表说明：不强制使用符号。二元功能可用“✓/×”并补充限制；数值指标填写数值、单位和必要条件；分类、阶段和状态使用简短文字；复杂限制使用文字说明。厂商自述标注“厂商披露，待独立核实”；信息缺口区分“未披露”“暂无可靠证据”“待核实”“不适用”。如使用符号，须在表下注明含义。</w:t>
+      </w:r>
+    </w:p>
     <w:p>
       <w:r>
         <w:t>路线拥挤度与战略筛选结论：[判断项目属于0到1原创突破、关键国产替代、有效差异化、跟随或局部改进、同质化拥挤中的哪一类，并说明对推进建议的影响。]</w:t>
@@ -3464,7 +5555,7 @@
           <w:p>
             <w:pPr>
               <w:spacing w:before="0" w:after="0" w:line="300" w:lineRule="exact"/>
-              <w:ind w:firstLine="0" w:firstLineChars="0" w:left="0"/>
+              <w:ind w:firstLineChars="0" w:left="0" w:firstLine="0"/>
               <w:jc w:val="center"/>
             </w:pPr>
             <w:r/>
@@ -3485,7 +5576,7 @@
           <w:p>
             <w:pPr>
               <w:spacing w:before="0" w:after="0" w:line="300" w:lineRule="exact"/>
-              <w:ind w:firstLine="0" w:firstLineChars="0" w:left="0"/>
+              <w:ind w:firstLineChars="0" w:left="0" w:firstLine="0"/>
               <w:jc w:val="center"/>
             </w:pPr>
             <w:r/>
@@ -3506,7 +5597,7 @@
           <w:p>
             <w:pPr>
               <w:spacing w:before="0" w:after="0" w:line="300" w:lineRule="exact"/>
-              <w:ind w:firstLine="0" w:firstLineChars="0" w:left="0"/>
+              <w:ind w:firstLineChars="0" w:left="0" w:firstLine="0"/>
               <w:jc w:val="center"/>
             </w:pPr>
             <w:r/>
@@ -4545,7 +6636,7 @@
           <w:p>
             <w:pPr>
               <w:spacing w:before="0" w:after="0" w:line="300" w:lineRule="exact"/>
-              <w:ind w:firstLineChars="0" w:left="0" w:firstLine="0"/>
+              <w:ind w:firstLine="0" w:firstLineChars="0" w:left="0"/>
               <w:jc w:val="center"/>
             </w:pPr>
             <w:r/>
@@ -4631,7 +6722,7 @@
           <w:p>
             <w:pPr>
               <w:spacing w:before="0" w:after="0" w:line="300" w:lineRule="exact"/>
-              <w:ind w:firstLineChars="0" w:left="0" w:firstLine="0"/>
+              <w:ind w:firstLine="0" w:firstLineChars="0" w:left="0"/>
               <w:jc w:val="left"/>
             </w:pPr>
             <w:r/>
@@ -5325,6 +7416,113 @@
           <w:p>
             <w:pPr>
               <w:spacing w:before="0" w:after="0" w:line="300" w:lineRule="exact"/>
+              <w:ind w:firstLine="0" w:firstLineChars="0" w:left="0"/>
+              <w:jc w:val="left"/>
+            </w:pPr>
+            <w:r/>
+            <w:r>
+              <w:rPr>
+                <w:rFonts w:ascii="Times New Roman" w:hAnsi="Times New Roman" w:eastAsia="方正仿宋_GBK" w:cs="Times New Roman"/>
+                <w:b w:val="0"/>
+                <w:sz w:val="21"/>
+              </w:rPr>
+              <w:t>[待填写]</w:t>
+            </w:r>
+          </w:p>
+        </w:tc>
+      </w:tr>
+      <w:tr>
+        <w:tc>
+          <w:tcPr>
+            <w:tcW w:type="dxa" w:w="1769"/>
+          </w:tcPr>
+          <w:p>
+            <w:pPr>
+              <w:spacing w:before="0" w:after="0" w:line="300" w:lineRule="exact"/>
+              <w:ind w:firstLine="0" w:firstLineChars="0" w:left="0"/>
+              <w:jc w:val="left"/>
+            </w:pPr>
+            <w:r/>
+            <w:r>
+              <w:rPr>
+                <w:rFonts w:ascii="Times New Roman" w:hAnsi="Times New Roman" w:eastAsia="方正仿宋_GBK" w:cs="Times New Roman"/>
+                <w:b w:val="0"/>
+                <w:sz w:val="21"/>
+              </w:rPr>
+              <w:t>[待填写]</w:t>
+            </w:r>
+          </w:p>
+        </w:tc>
+        <w:tc>
+          <w:tcPr>
+            <w:tcW w:type="dxa" w:w="1769"/>
+          </w:tcPr>
+          <w:p>
+            <w:pPr>
+              <w:spacing w:before="0" w:after="0" w:line="300" w:lineRule="exact"/>
+              <w:ind w:firstLine="0" w:firstLineChars="0" w:left="0"/>
+              <w:jc w:val="left"/>
+            </w:pPr>
+            <w:r/>
+            <w:r>
+              <w:rPr>
+                <w:rFonts w:ascii="Times New Roman" w:hAnsi="Times New Roman" w:eastAsia="方正仿宋_GBK" w:cs="Times New Roman"/>
+                <w:b w:val="0"/>
+                <w:sz w:val="21"/>
+              </w:rPr>
+              <w:t>[待填写]</w:t>
+            </w:r>
+          </w:p>
+        </w:tc>
+        <w:tc>
+          <w:tcPr>
+            <w:tcW w:type="dxa" w:w="1769"/>
+          </w:tcPr>
+          <w:p>
+            <w:pPr>
+              <w:spacing w:before="0" w:after="0" w:line="300" w:lineRule="exact"/>
+              <w:ind w:firstLine="0" w:firstLineChars="0" w:left="0"/>
+              <w:jc w:val="left"/>
+            </w:pPr>
+            <w:r/>
+            <w:r>
+              <w:rPr>
+                <w:rFonts w:ascii="Times New Roman" w:hAnsi="Times New Roman" w:eastAsia="方正仿宋_GBK" w:cs="Times New Roman"/>
+                <w:b w:val="0"/>
+                <w:sz w:val="21"/>
+              </w:rPr>
+              <w:t>[待填写]</w:t>
+            </w:r>
+          </w:p>
+        </w:tc>
+        <w:tc>
+          <w:tcPr>
+            <w:tcW w:type="dxa" w:w="1769"/>
+          </w:tcPr>
+          <w:p>
+            <w:pPr>
+              <w:spacing w:before="0" w:after="0" w:line="300" w:lineRule="exact"/>
+              <w:ind w:firstLine="0" w:firstLineChars="0" w:left="0"/>
+              <w:jc w:val="left"/>
+            </w:pPr>
+            <w:r/>
+            <w:r>
+              <w:rPr>
+                <w:rFonts w:ascii="Times New Roman" w:hAnsi="Times New Roman" w:eastAsia="方正仿宋_GBK" w:cs="Times New Roman"/>
+                <w:b w:val="0"/>
+                <w:sz w:val="21"/>
+              </w:rPr>
+              <w:t>[待填写]</w:t>
+            </w:r>
+          </w:p>
+        </w:tc>
+        <w:tc>
+          <w:tcPr>
+            <w:tcW w:type="dxa" w:w="1769"/>
+          </w:tcPr>
+          <w:p>
+            <w:pPr>
+              <w:spacing w:before="0" w:after="0" w:line="300" w:lineRule="exact"/>
               <w:ind w:firstLineChars="0" w:left="0" w:firstLine="0"/>
               <w:jc w:val="left"/>
             </w:pPr>
@@ -5433,113 +7631,6 @@
             <w:pPr>
               <w:spacing w:before="0" w:after="0" w:line="300" w:lineRule="exact"/>
               <w:ind w:firstLine="0" w:firstLineChars="0" w:left="0"/>
-              <w:jc w:val="left"/>
-            </w:pPr>
-            <w:r/>
-            <w:r>
-              <w:rPr>
-                <w:rFonts w:ascii="Times New Roman" w:hAnsi="Times New Roman" w:eastAsia="方正仿宋_GBK" w:cs="Times New Roman"/>
-                <w:b w:val="0"/>
-                <w:sz w:val="21"/>
-              </w:rPr>
-              <w:t>[待填写]</w:t>
-            </w:r>
-          </w:p>
-        </w:tc>
-      </w:tr>
-      <w:tr>
-        <w:tc>
-          <w:tcPr>
-            <w:tcW w:type="dxa" w:w="1769"/>
-          </w:tcPr>
-          <w:p>
-            <w:pPr>
-              <w:spacing w:before="0" w:after="0" w:line="300" w:lineRule="exact"/>
-              <w:ind w:firstLine="0" w:firstLineChars="0" w:left="0"/>
-              <w:jc w:val="left"/>
-            </w:pPr>
-            <w:r/>
-            <w:r>
-              <w:rPr>
-                <w:rFonts w:ascii="Times New Roman" w:hAnsi="Times New Roman" w:eastAsia="方正仿宋_GBK" w:cs="Times New Roman"/>
-                <w:b w:val="0"/>
-                <w:sz w:val="21"/>
-              </w:rPr>
-              <w:t>[待填写]</w:t>
-            </w:r>
-          </w:p>
-        </w:tc>
-        <w:tc>
-          <w:tcPr>
-            <w:tcW w:type="dxa" w:w="1769"/>
-          </w:tcPr>
-          <w:p>
-            <w:pPr>
-              <w:spacing w:before="0" w:after="0" w:line="300" w:lineRule="exact"/>
-              <w:ind w:firstLine="0" w:firstLineChars="0" w:left="0"/>
-              <w:jc w:val="left"/>
-            </w:pPr>
-            <w:r/>
-            <w:r>
-              <w:rPr>
-                <w:rFonts w:ascii="Times New Roman" w:hAnsi="Times New Roman" w:eastAsia="方正仿宋_GBK" w:cs="Times New Roman"/>
-                <w:b w:val="0"/>
-                <w:sz w:val="21"/>
-              </w:rPr>
-              <w:t>[待填写]</w:t>
-            </w:r>
-          </w:p>
-        </w:tc>
-        <w:tc>
-          <w:tcPr>
-            <w:tcW w:type="dxa" w:w="1769"/>
-          </w:tcPr>
-          <w:p>
-            <w:pPr>
-              <w:spacing w:before="0" w:after="0" w:line="300" w:lineRule="exact"/>
-              <w:ind w:firstLine="0" w:firstLineChars="0" w:left="0"/>
-              <w:jc w:val="left"/>
-            </w:pPr>
-            <w:r/>
-            <w:r>
-              <w:rPr>
-                <w:rFonts w:ascii="Times New Roman" w:hAnsi="Times New Roman" w:eastAsia="方正仿宋_GBK" w:cs="Times New Roman"/>
-                <w:b w:val="0"/>
-                <w:sz w:val="21"/>
-              </w:rPr>
-              <w:t>[待填写]</w:t>
-            </w:r>
-          </w:p>
-        </w:tc>
-        <w:tc>
-          <w:tcPr>
-            <w:tcW w:type="dxa" w:w="1769"/>
-          </w:tcPr>
-          <w:p>
-            <w:pPr>
-              <w:spacing w:before="0" w:after="0" w:line="300" w:lineRule="exact"/>
-              <w:ind w:firstLine="0" w:firstLineChars="0" w:left="0"/>
-              <w:jc w:val="left"/>
-            </w:pPr>
-            <w:r/>
-            <w:r>
-              <w:rPr>
-                <w:rFonts w:ascii="Times New Roman" w:hAnsi="Times New Roman" w:eastAsia="方正仿宋_GBK" w:cs="Times New Roman"/>
-                <w:b w:val="0"/>
-                <w:sz w:val="21"/>
-              </w:rPr>
-              <w:t>[待填写]</w:t>
-            </w:r>
-          </w:p>
-        </w:tc>
-        <w:tc>
-          <w:tcPr>
-            <w:tcW w:type="dxa" w:w="1769"/>
-          </w:tcPr>
-          <w:p>
-            <w:pPr>
-              <w:spacing w:before="0" w:after="0" w:line="300" w:lineRule="exact"/>
-              <w:ind w:firstLineChars="0" w:left="0" w:firstLine="0"/>
               <w:jc w:val="left"/>
             </w:pPr>
             <w:r/>
